--- a/templates/working/Договор_2_собств_общий.docx
+++ b/templates/working/Договор_2_собств_общий.docx
@@ -25,7 +25,31 @@
           <w:szCs w:val="24"/>
           <w:lang w:eastAsia="ru-RU"/>
         </w:rPr>
-        <w:t xml:space="preserve">ДОГОВОР №{{deal.contractNumber}}</w:t>
+        <w:t>ДОГОВОР №{{</w:t>
+      </w:r>
+      <w:proofErr w:type="spellStart"/>
+      <w:proofErr w:type="gramStart"/>
+      <w:r>
+        <w:rPr>
+          <w:rFonts w:ascii="Times New Roman" w:eastAsia="Times New Roman" w:hAnsi="Times New Roman"/>
+          <w:b/>
+          <w:sz w:val="24"/>
+          <w:szCs w:val="24"/>
+          <w:lang w:eastAsia="ru-RU"/>
+        </w:rPr>
+        <w:t>deal.contractNumber</w:t>
+      </w:r>
+      <w:proofErr w:type="spellEnd"/>
+      <w:proofErr w:type="gramEnd"/>
+      <w:r>
+        <w:rPr>
+          <w:rFonts w:ascii="Times New Roman" w:eastAsia="Times New Roman" w:hAnsi="Times New Roman"/>
+          <w:b/>
+          <w:sz w:val="24"/>
+          <w:szCs w:val="24"/>
+          <w:lang w:eastAsia="ru-RU"/>
+        </w:rPr>
+        <w:t>}}</w:t>
       </w:r>
     </w:p>
     <w:p>
@@ -93,14 +117,65 @@
           <w:lang w:eastAsia="ru-RU"/>
         </w:rPr>
       </w:pPr>
-      <w:r>
-        <w:rPr>
-          <w:rFonts w:ascii="Times New Roman" w:eastAsia="Times New Roman" w:hAnsi="Times New Roman"/>
-          <w:sz w:val="24"/>
-          <w:szCs w:val="24"/>
-          <w:lang w:eastAsia="ru-RU"/>
-        </w:rPr>
-        <w:t xml:space="preserve">г.Лида                                                                                                                                        {{deal.date}}г.</w:t>
+      <w:proofErr w:type="spellStart"/>
+      <w:r>
+        <w:rPr>
+          <w:rFonts w:ascii="Times New Roman" w:eastAsia="Times New Roman" w:hAnsi="Times New Roman"/>
+          <w:sz w:val="24"/>
+          <w:szCs w:val="24"/>
+          <w:lang w:eastAsia="ru-RU"/>
+        </w:rPr>
+        <w:t>г.Лида</w:t>
+      </w:r>
+      <w:proofErr w:type="spellEnd"/>
+      <w:r>
+        <w:rPr>
+          <w:rFonts w:ascii="Times New Roman" w:eastAsia="Times New Roman" w:hAnsi="Times New Roman"/>
+          <w:sz w:val="24"/>
+          <w:szCs w:val="24"/>
+          <w:lang w:eastAsia="ru-RU"/>
+        </w:rPr>
+        <w:t xml:space="preserve">                                                                                                                                     </w:t>
+      </w:r>
+      <w:proofErr w:type="gramStart"/>
+      <w:r>
+        <w:rPr>
+          <w:rFonts w:ascii="Times New Roman" w:eastAsia="Times New Roman" w:hAnsi="Times New Roman"/>
+          <w:sz w:val="24"/>
+          <w:szCs w:val="24"/>
+          <w:lang w:eastAsia="ru-RU"/>
+        </w:rPr>
+        <w:t xml:space="preserve">   {</w:t>
+      </w:r>
+      <w:proofErr w:type="gramEnd"/>
+      <w:r>
+        <w:rPr>
+          <w:rFonts w:ascii="Times New Roman" w:eastAsia="Times New Roman" w:hAnsi="Times New Roman"/>
+          <w:sz w:val="24"/>
+          <w:szCs w:val="24"/>
+          <w:lang w:eastAsia="ru-RU"/>
+        </w:rPr>
+        <w:t>{</w:t>
+      </w:r>
+      <w:proofErr w:type="spellStart"/>
+      <w:r>
+        <w:rPr>
+          <w:rFonts w:ascii="Times New Roman" w:eastAsia="Times New Roman" w:hAnsi="Times New Roman"/>
+          <w:sz w:val="24"/>
+          <w:szCs w:val="24"/>
+          <w:lang w:eastAsia="ru-RU"/>
+        </w:rPr>
+        <w:t>deal.date</w:t>
+      </w:r>
+      <w:proofErr w:type="spellEnd"/>
+      <w:r>
+        <w:rPr>
+          <w:rFonts w:ascii="Times New Roman" w:eastAsia="Times New Roman" w:hAnsi="Times New Roman"/>
+          <w:sz w:val="24"/>
+          <w:szCs w:val="24"/>
+          <w:lang w:eastAsia="ru-RU"/>
+        </w:rPr>
+        <w:t>}}г.</w:t>
       </w:r>
     </w:p>
     <w:p>
@@ -128,55 +203,28 @@
           <w:szCs w:val="24"/>
           <w:lang w:eastAsia="ru-RU"/>
         </w:rPr>
-        <w:t xml:space="preserve">{{seller.fullName}}, {{seller.birthDate}} г.р., паспорт {{seller.passport}}, выдан {{seller.passportIssuedBy}} {{seller.passportIssueDate}}, идентификационный номер {{seller.id}}, зарегистрированный(ая) по адресу: {{seller.address}},</w:t>
-      </w:r>
-    </w:p>
-    <w:p>
-      <w:pPr>
-        <w:tabs>
-          <w:tab w:val="left" w:pos="6237"/>
-          <w:tab w:val="left" w:pos="6379"/>
-        </w:tabs>
-        <w:autoSpaceDE w:val="0"/>
-        <w:autoSpaceDN w:val="0"/>
-        <w:adjustRightInd w:val="0"/>
-        <w:spacing w:after="0" w:line="240" w:lineRule="auto"/>
-        <w:jc w:val="both"/>
-        <w:rPr>
-          <w:rFonts w:ascii="Times New Roman" w:eastAsia="Times New Roman" w:hAnsi="Times New Roman"/>
-          <w:sz w:val="24"/>
-          <w:szCs w:val="24"/>
-          <w:lang w:eastAsia="ru-RU"/>
-        </w:rPr>
-      </w:pPr>
-      <w:r>
-        <w:rPr>
-          <w:rFonts w:ascii="Times New Roman" w:eastAsia="Times New Roman" w:hAnsi="Times New Roman"/>
-          <w:sz w:val="24"/>
-          <w:szCs w:val="24"/>
-          <w:lang w:eastAsia="ru-RU"/>
-        </w:rPr>
-        <w:t xml:space="preserve">{{owner1.fullName}}, {{owner1.birthDate}} г.р., паспорт {{owner1.passport}}, выдан {{owner1.passportIssuedBy}} {{owner1.passportIssueDate}}, идентификационный номер {{owner1.id}}, зарегистрированный(ая) по адресу: {{owner1.address}},</w:t>
-      </w:r>
-    </w:p>
-    <w:p>
-      <w:pPr>
-        <w:tabs>
-          <w:tab w:val="left" w:pos="6237"/>
-          <w:tab w:val="left" w:pos="6379"/>
-        </w:tabs>
-        <w:autoSpaceDE w:val="0"/>
-        <w:autoSpaceDN w:val="0"/>
-        <w:adjustRightInd w:val="0"/>
-        <w:spacing w:after="0" w:line="240" w:lineRule="auto"/>
-        <w:jc w:val="both"/>
-        <w:rPr>
-          <w:rFonts w:ascii="Times New Roman" w:eastAsia="Times New Roman" w:hAnsi="Times New Roman"/>
-          <w:sz w:val="24"/>
-          <w:szCs w:val="24"/>
-          <w:lang w:eastAsia="ru-RU"/>
-        </w:rPr>
-      </w:pPr>
+        <w:t>{{</w:t>
+      </w:r>
+      <w:proofErr w:type="spellStart"/>
+      <w:r>
+        <w:rPr>
+          <w:rFonts w:ascii="Times New Roman" w:eastAsia="Times New Roman" w:hAnsi="Times New Roman"/>
+          <w:sz w:val="24"/>
+          <w:szCs w:val="24"/>
+          <w:lang w:eastAsia="ru-RU"/>
+        </w:rPr>
+        <w:t>seller.fullName</w:t>
+      </w:r>
+      <w:proofErr w:type="spellEnd"/>
+      <w:r>
+        <w:rPr>
+          <w:rFonts w:ascii="Times New Roman" w:eastAsia="Times New Roman" w:hAnsi="Times New Roman"/>
+          <w:sz w:val="24"/>
+          <w:szCs w:val="24"/>
+          <w:lang w:eastAsia="ru-RU"/>
+        </w:rPr>
+        <w:t xml:space="preserve">}}, </w:t>
+      </w:r>
       <w:r>
         <w:rPr>
           <w:rFonts w:ascii="Times New Roman" w:eastAsia="Times New Roman" w:hAnsi="Times New Roman"/>
@@ -325,6 +373,7 @@
         </w:rPr>
         <w:t xml:space="preserve"> обязательного страхования ответственности за причинение вреда в связи с осуществлением риэлтерской деятельности с БРУСП «</w:t>
       </w:r>
+      <w:proofErr w:type="spellStart"/>
       <w:r>
         <w:rPr>
           <w:rFonts w:ascii="Times New Roman" w:eastAsia="Times New Roman" w:hAnsi="Times New Roman"/>
@@ -334,6 +383,7 @@
         </w:rPr>
         <w:t>Белгострах</w:t>
       </w:r>
+      <w:proofErr w:type="spellEnd"/>
       <w:r>
         <w:rPr>
           <w:rFonts w:ascii="Times New Roman" w:eastAsia="Times New Roman" w:hAnsi="Times New Roman"/>
@@ -458,7 +508,6 @@
         </w:rPr>
       </w:pPr>
     </w:p>
-    <w:bookmarkEnd w:id="0"/>
     <w:p>
       <w:pPr>
         <w:autoSpaceDE w:val="0"/>
@@ -483,156 +532,6 @@
           <w:lang w:eastAsia="ru-RU"/>
         </w:rPr>
         <w:t>1. ПРЕДМЕТ ДОГОВОРА</w:t>
-      </w:r>
-    </w:p>
-    <w:p>
-      <w:pPr>
-        <w:autoSpaceDE w:val="0"/>
-        <w:autoSpaceDN w:val="0"/>
-        <w:adjustRightInd w:val="0"/>
-        <w:spacing w:after="0" w:line="240" w:lineRule="auto"/>
-        <w:ind w:left="567" w:hanging="567"/>
-        <w:rPr>
-          <w:rFonts w:ascii="Times New Roman" w:eastAsia="Times New Roman" w:hAnsi="Times New Roman"/>
-          <w:sz w:val="24"/>
-          <w:szCs w:val="24"/>
-          <w:lang w:eastAsia="ru-RU"/>
-        </w:rPr>
-      </w:pPr>
-      <w:r>
-        <w:rPr>
-          <w:rFonts w:ascii="Times New Roman" w:eastAsia="Times New Roman" w:hAnsi="Times New Roman"/>
-          <w:sz w:val="24"/>
-          <w:szCs w:val="24"/>
-          <w:lang w:eastAsia="ru-RU"/>
-        </w:rPr>
-        <w:t xml:space="preserve">1.1.  Предметом настоящего договора является оказание Исполнителем Потребителям риэлтерских услуг по содействию в продаже принадлежащего Потребителям на праве собственности объекта недвижимого имущества (далее – риэлтерские услуги), представляющего собой – "{{property.type}}", расположенный по адресу {{property.address}}.</w:t>
-      </w:r>
-    </w:p>
-    <w:p>
-      <w:pPr>
-        <w:autoSpaceDE w:val="0"/>
-        <w:autoSpaceDN w:val="0"/>
-        <w:adjustRightInd w:val="0"/>
-        <w:spacing w:after="0" w:line="240" w:lineRule="auto"/>
-        <w:ind w:left="567" w:hanging="567"/>
-        <w:rPr>
-          <w:rFonts w:ascii="Times New Roman" w:hAnsi="Times New Roman"/>
-          <w:sz w:val="24"/>
-          <w:szCs w:val="24"/>
-        </w:rPr>
-      </w:pPr>
-      <w:r>
-        <w:rPr>
-          <w:rFonts w:ascii="Times New Roman" w:hAnsi="Times New Roman"/>
-          <w:sz w:val="24"/>
-          <w:szCs w:val="24"/>
-        </w:rPr>
-        <w:t>1</w:t>
-      </w:r>
-      <w:r>
-        <w:rPr>
-          <w:rFonts w:ascii="Times New Roman" w:hAnsi="Times New Roman"/>
-          <w:sz w:val="24"/>
-          <w:szCs w:val="24"/>
-        </w:rPr>
-        <w:t>.2. Описание Объекта:</w:t>
-      </w:r>
-    </w:p>
-    <w:p>
-      <w:pPr>
-        <w:spacing w:after="0"/>
-        <w:ind w:left="567" w:hanging="141"/>
-        <w:jc w:val="both"/>
-        <w:rPr>
-          <w:rFonts w:ascii="Times New Roman" w:hAnsi="Times New Roman"/>
-          <w:sz w:val="24"/>
-          <w:szCs w:val="24"/>
-        </w:rPr>
-      </w:pPr>
-      <w:r>
-        <w:rPr>
-          <w:rFonts w:ascii="Times New Roman" w:hAnsi="Times New Roman"/>
-          <w:sz w:val="24"/>
-          <w:szCs w:val="24"/>
-        </w:rPr>
-        <w:t xml:space="preserve">кол-во комнат: {{property.rooms}}; общая пл. {{property.areaTotal}} м²; жилая {{property.areaLiving}} м²; этаж/этажность: {{property.floor}}/{{property.floors}}, материал</w:t>
-      </w:r>
-    </w:p>
-    <w:p>
-      <w:pPr>
-        <w:spacing w:after="0"/>
-        <w:ind w:left="567" w:hanging="141"/>
-        <w:jc w:val="both"/>
-        <w:rPr>
-          <w:rFonts w:ascii="Times New Roman" w:hAnsi="Times New Roman"/>
-          <w:sz w:val="24"/>
-          <w:szCs w:val="24"/>
-        </w:rPr>
-      </w:pPr>
-      <w:r>
-        <w:rPr>
-          <w:rFonts w:ascii="Times New Roman" w:hAnsi="Times New Roman"/>
-          <w:sz w:val="24"/>
-          <w:szCs w:val="24"/>
-        </w:rPr>
-        <w:t xml:space="preserve">стен: {{property.wallMaterial}}, г.п. {{property.yearBuilt}}, инвентарный номер – {{property.inventoryNumber}}</w:t>
-      </w:r>
-    </w:p>
-    <w:p>
-      <w:pPr>
-        <w:spacing w:after="0" w:line="240" w:lineRule="auto"/>
-        <w:ind w:left="567" w:hanging="141"/>
-        <w:jc w:val="both"/>
-        <w:rPr>
-          <w:rFonts w:ascii="Times New Roman" w:hAnsi="Times New Roman"/>
-          <w:sz w:val="24"/>
-          <w:szCs w:val="24"/>
-        </w:rPr>
-      </w:pPr>
-      <w:r>
-        <w:rPr>
-          <w:rFonts w:ascii="Times New Roman" w:hAnsi="Times New Roman"/>
-          <w:sz w:val="24"/>
-          <w:szCs w:val="24"/>
-        </w:rPr>
-        <w:t>Дополнительная информация (сведения о земельном участке, и пр.) __________________________</w:t>
-      </w:r>
-      <w:r>
-        <w:rPr>
-          <w:rFonts w:ascii="Times New Roman" w:hAnsi="Times New Roman"/>
-          <w:sz w:val="24"/>
-          <w:szCs w:val="24"/>
-        </w:rPr>
-        <w:t>________________________________________</w:t>
-      </w:r>
-      <w:r>
-        <w:rPr>
-          <w:rFonts w:ascii="Times New Roman" w:hAnsi="Times New Roman"/>
-          <w:sz w:val="24"/>
-          <w:szCs w:val="24"/>
-        </w:rPr>
-        <w:t>___________________</w:t>
-      </w:r>
-    </w:p>
-    <w:p>
-      <w:pPr>
-        <w:spacing w:after="0" w:line="240" w:lineRule="auto"/>
-        <w:ind w:left="567" w:hanging="567"/>
-        <w:jc w:val="both"/>
-        <w:rPr>
-          <w:rFonts w:ascii="Times New Roman" w:hAnsi="Times New Roman"/>
-          <w:sz w:val="24"/>
-          <w:szCs w:val="24"/>
-        </w:rPr>
-      </w:pPr>
-      <w:r>
-        <w:rPr>
-          <w:rFonts w:ascii="Times New Roman" w:hAnsi="Times New Roman"/>
-          <w:sz w:val="24"/>
-          <w:szCs w:val="24"/>
-        </w:rPr>
-        <w:t>1.3. Исполнитель оказывает следующие риэлтерские услуги: консультационные услуги по сделкам с объектами недвижимости, услуги по предоставлению информации о спросе и предложении на объекты недвижимости, подбор вариантов сделки с объектом недвижимости, сделки с участием в строительстве объекта недвижимости, организация и проведение согласования условий предстоящей сделки, оказание помощи  в подготовке (оформлении) документов, связанных с совершением сделки с объектом недвижимости, сделки с участием в строительстве объекта недвижимости, регистрация недвижимого имущества, прав на него и сделок с ним.</w:t>
       </w:r>
     </w:p>
     <w:p>
@@ -657,32 +556,49 @@
           <w:szCs w:val="24"/>
           <w:lang w:eastAsia="ru-RU"/>
         </w:rPr>
-        <w:t xml:space="preserve">1.4. Ориентировочная стоимость {{property.priceBYN}} ({{property.priceWords}}</w:t>
-      </w:r>
-    </w:p>
-    <w:p>
-      <w:pPr>
-        <w:autoSpaceDE w:val="0"/>
-        <w:autoSpaceDN w:val="0"/>
-        <w:adjustRightInd w:val="0"/>
-        <w:spacing w:after="0" w:line="240" w:lineRule="auto"/>
-        <w:ind w:left="567"/>
-        <w:jc w:val="both"/>
-        <w:rPr>
-          <w:rFonts w:ascii="Times New Roman" w:eastAsia="Times New Roman" w:hAnsi="Times New Roman"/>
-          <w:sz w:val="24"/>
-          <w:szCs w:val="24"/>
-          <w:lang w:eastAsia="ru-RU"/>
-        </w:rPr>
-      </w:pPr>
-      <w:r>
-        <w:rPr>
-          <w:rFonts w:ascii="Times New Roman" w:eastAsia="Times New Roman" w:hAnsi="Times New Roman"/>
-          <w:sz w:val="24"/>
-          <w:szCs w:val="24"/>
-          <w:lang w:eastAsia="ru-RU"/>
-        </w:rPr>
-        <w:t xml:space="preserve">) белорусских рублей.</w:t>
+        <w:t>1.1.  Предметом настоящего договора является оказание Исполнителем Потребителям риэлтерских услуг по содействию в продаже принадлежащего Потребителям на праве собственности объекта недвижимого имущества (далее – риэлтерские услуги), представляющего собой – "{{</w:t>
+      </w:r>
+      <w:proofErr w:type="spellStart"/>
+      <w:proofErr w:type="gramStart"/>
+      <w:r>
+        <w:rPr>
+          <w:rFonts w:ascii="Times New Roman" w:eastAsia="Times New Roman" w:hAnsi="Times New Roman"/>
+          <w:sz w:val="24"/>
+          <w:szCs w:val="24"/>
+          <w:lang w:eastAsia="ru-RU"/>
+        </w:rPr>
+        <w:t>property.type</w:t>
+      </w:r>
+      <w:proofErr w:type="spellEnd"/>
+      <w:proofErr w:type="gramEnd"/>
+      <w:r>
+        <w:rPr>
+          <w:rFonts w:ascii="Times New Roman" w:eastAsia="Times New Roman" w:hAnsi="Times New Roman"/>
+          <w:sz w:val="24"/>
+          <w:szCs w:val="24"/>
+          <w:lang w:eastAsia="ru-RU"/>
+        </w:rPr>
+        <w:t>}}", расположенный по адресу {{</w:t>
+      </w:r>
+      <w:proofErr w:type="spellStart"/>
+      <w:r>
+        <w:rPr>
+          <w:rFonts w:ascii="Times New Roman" w:eastAsia="Times New Roman" w:hAnsi="Times New Roman"/>
+          <w:sz w:val="24"/>
+          <w:szCs w:val="24"/>
+          <w:lang w:eastAsia="ru-RU"/>
+        </w:rPr>
+        <w:t>property.address</w:t>
+      </w:r>
+      <w:proofErr w:type="spellEnd"/>
+      <w:r>
+        <w:rPr>
+          <w:rFonts w:ascii="Times New Roman" w:eastAsia="Times New Roman" w:hAnsi="Times New Roman"/>
+          <w:sz w:val="24"/>
+          <w:szCs w:val="24"/>
+          <w:lang w:eastAsia="ru-RU"/>
+        </w:rPr>
+        <w:t>}}.</w:t>
       </w:r>
     </w:p>
     <w:p>
@@ -694,183 +610,284 @@
         <w:ind w:left="567" w:hanging="567"/>
         <w:jc w:val="both"/>
         <w:rPr>
-          <w:rFonts w:ascii="Times New Roman" w:eastAsia="Times New Roman" w:hAnsi="Times New Roman"/>
-          <w:sz w:val="24"/>
-          <w:szCs w:val="24"/>
-          <w:lang w:eastAsia="ru-RU"/>
-        </w:rPr>
-      </w:pPr>
-    </w:p>
-    <w:p>
-      <w:pPr>
-        <w:autoSpaceDE w:val="0"/>
-        <w:autoSpaceDN w:val="0"/>
-        <w:adjustRightInd w:val="0"/>
+          <w:rFonts w:ascii="Times New Roman" w:hAnsi="Times New Roman"/>
+          <w:sz w:val="24"/>
+          <w:szCs w:val="24"/>
+        </w:rPr>
+      </w:pPr>
+      <w:r>
+        <w:rPr>
+          <w:rFonts w:ascii="Times New Roman" w:hAnsi="Times New Roman"/>
+          <w:sz w:val="24"/>
+          <w:szCs w:val="24"/>
+        </w:rPr>
+        <w:t>1</w:t>
+      </w:r>
+      <w:r>
+        <w:rPr>
+          <w:rFonts w:ascii="Times New Roman" w:hAnsi="Times New Roman"/>
+          <w:sz w:val="24"/>
+          <w:szCs w:val="24"/>
+        </w:rPr>
+        <w:t>.2. Описание Объекта:</w:t>
+      </w:r>
+      <w:r>
+        <w:rPr>
+          <w:rFonts w:ascii="Times New Roman" w:hAnsi="Times New Roman"/>
+          <w:sz w:val="24"/>
+          <w:szCs w:val="24"/>
+        </w:rPr>
+        <w:t xml:space="preserve"> </w:t>
+      </w:r>
+      <w:r>
+        <w:rPr>
+          <w:rFonts w:ascii="Times New Roman" w:hAnsi="Times New Roman"/>
+          <w:sz w:val="24"/>
+          <w:szCs w:val="24"/>
+        </w:rPr>
+        <w:t>кол-во комнат: {{</w:t>
+      </w:r>
+      <w:proofErr w:type="spellStart"/>
+      <w:proofErr w:type="gramStart"/>
+      <w:r>
+        <w:rPr>
+          <w:rFonts w:ascii="Times New Roman" w:hAnsi="Times New Roman"/>
+          <w:sz w:val="24"/>
+          <w:szCs w:val="24"/>
+        </w:rPr>
+        <w:t>property.rooms</w:t>
+      </w:r>
+      <w:proofErr w:type="spellEnd"/>
+      <w:proofErr w:type="gramEnd"/>
+      <w:r>
+        <w:rPr>
+          <w:rFonts w:ascii="Times New Roman" w:hAnsi="Times New Roman"/>
+          <w:sz w:val="24"/>
+          <w:szCs w:val="24"/>
+        </w:rPr>
+        <w:t>}}; общая пл. {{</w:t>
+      </w:r>
+      <w:proofErr w:type="spellStart"/>
+      <w:r>
+        <w:rPr>
+          <w:rFonts w:ascii="Times New Roman" w:hAnsi="Times New Roman"/>
+          <w:sz w:val="24"/>
+          <w:szCs w:val="24"/>
+        </w:rPr>
+        <w:t>property.areaTotal</w:t>
+      </w:r>
+      <w:proofErr w:type="spellEnd"/>
+      <w:r>
+        <w:rPr>
+          <w:rFonts w:ascii="Times New Roman" w:hAnsi="Times New Roman"/>
+          <w:sz w:val="24"/>
+          <w:szCs w:val="24"/>
+        </w:rPr>
+        <w:t>}} м²; жилая {{</w:t>
+      </w:r>
+      <w:proofErr w:type="spellStart"/>
+      <w:r>
+        <w:rPr>
+          <w:rFonts w:ascii="Times New Roman" w:hAnsi="Times New Roman"/>
+          <w:sz w:val="24"/>
+          <w:szCs w:val="24"/>
+        </w:rPr>
+        <w:t>property.areaLiving</w:t>
+      </w:r>
+      <w:proofErr w:type="spellEnd"/>
+      <w:r>
+        <w:rPr>
+          <w:rFonts w:ascii="Times New Roman" w:hAnsi="Times New Roman"/>
+          <w:sz w:val="24"/>
+          <w:szCs w:val="24"/>
+        </w:rPr>
+        <w:t>}} м²; этаж/этажность: {{</w:t>
+      </w:r>
+      <w:proofErr w:type="spellStart"/>
+      <w:r>
+        <w:rPr>
+          <w:rFonts w:ascii="Times New Roman" w:hAnsi="Times New Roman"/>
+          <w:sz w:val="24"/>
+          <w:szCs w:val="24"/>
+        </w:rPr>
+        <w:t>property.floor</w:t>
+      </w:r>
+      <w:proofErr w:type="spellEnd"/>
+      <w:r>
+        <w:rPr>
+          <w:rFonts w:ascii="Times New Roman" w:hAnsi="Times New Roman"/>
+          <w:sz w:val="24"/>
+          <w:szCs w:val="24"/>
+        </w:rPr>
+        <w:t>}}/{{</w:t>
+      </w:r>
+      <w:proofErr w:type="spellStart"/>
+      <w:r>
+        <w:rPr>
+          <w:rFonts w:ascii="Times New Roman" w:hAnsi="Times New Roman"/>
+          <w:sz w:val="24"/>
+          <w:szCs w:val="24"/>
+        </w:rPr>
+        <w:t>property.floors</w:t>
+      </w:r>
+      <w:proofErr w:type="spellEnd"/>
+      <w:r>
+        <w:rPr>
+          <w:rFonts w:ascii="Times New Roman" w:hAnsi="Times New Roman"/>
+          <w:sz w:val="24"/>
+          <w:szCs w:val="24"/>
+        </w:rPr>
+        <w:t>}}, материал</w:t>
+      </w:r>
+    </w:p>
+    <w:p>
+      <w:pPr>
+        <w:spacing w:after="0"/>
+        <w:ind w:left="567" w:hanging="141"/>
+        <w:jc w:val="both"/>
+        <w:rPr>
+          <w:rFonts w:ascii="Times New Roman" w:hAnsi="Times New Roman"/>
+          <w:sz w:val="24"/>
+          <w:szCs w:val="24"/>
+        </w:rPr>
+      </w:pPr>
+      <w:r>
+        <w:rPr>
+          <w:rFonts w:ascii="Times New Roman" w:hAnsi="Times New Roman"/>
+          <w:sz w:val="24"/>
+          <w:szCs w:val="24"/>
+        </w:rPr>
+        <w:t>стен: {{</w:t>
+      </w:r>
+      <w:proofErr w:type="spellStart"/>
+      <w:proofErr w:type="gramStart"/>
+      <w:r>
+        <w:rPr>
+          <w:rFonts w:ascii="Times New Roman" w:hAnsi="Times New Roman"/>
+          <w:sz w:val="24"/>
+          <w:szCs w:val="24"/>
+        </w:rPr>
+        <w:t>property.wallMaterial</w:t>
+      </w:r>
+      <w:proofErr w:type="spellEnd"/>
+      <w:proofErr w:type="gramEnd"/>
+      <w:r>
+        <w:rPr>
+          <w:rFonts w:ascii="Times New Roman" w:hAnsi="Times New Roman"/>
+          <w:sz w:val="24"/>
+          <w:szCs w:val="24"/>
+        </w:rPr>
+        <w:t xml:space="preserve">}}, </w:t>
+      </w:r>
+      <w:proofErr w:type="spellStart"/>
+      <w:r>
+        <w:rPr>
+          <w:rFonts w:ascii="Times New Roman" w:hAnsi="Times New Roman"/>
+          <w:sz w:val="24"/>
+          <w:szCs w:val="24"/>
+        </w:rPr>
+        <w:t>г.п</w:t>
+      </w:r>
+      <w:proofErr w:type="spellEnd"/>
+      <w:r>
+        <w:rPr>
+          <w:rFonts w:ascii="Times New Roman" w:hAnsi="Times New Roman"/>
+          <w:sz w:val="24"/>
+          <w:szCs w:val="24"/>
+        </w:rPr>
+        <w:t>. {{</w:t>
+      </w:r>
+      <w:proofErr w:type="spellStart"/>
+      <w:r>
+        <w:rPr>
+          <w:rFonts w:ascii="Times New Roman" w:hAnsi="Times New Roman"/>
+          <w:sz w:val="24"/>
+          <w:szCs w:val="24"/>
+        </w:rPr>
+        <w:t>property.yearBuilt</w:t>
+      </w:r>
+      <w:proofErr w:type="spellEnd"/>
+      <w:r>
+        <w:rPr>
+          <w:rFonts w:ascii="Times New Roman" w:hAnsi="Times New Roman"/>
+          <w:sz w:val="24"/>
+          <w:szCs w:val="24"/>
+        </w:rPr>
+        <w:t>}}, инвентарный номер – {{</w:t>
+      </w:r>
+      <w:proofErr w:type="spellStart"/>
+      <w:r>
+        <w:rPr>
+          <w:rFonts w:ascii="Times New Roman" w:hAnsi="Times New Roman"/>
+          <w:sz w:val="24"/>
+          <w:szCs w:val="24"/>
+        </w:rPr>
+        <w:t>property.inventoryNumber</w:t>
+      </w:r>
+      <w:proofErr w:type="spellEnd"/>
+      <w:r>
+        <w:rPr>
+          <w:rFonts w:ascii="Times New Roman" w:hAnsi="Times New Roman"/>
+          <w:sz w:val="24"/>
+          <w:szCs w:val="24"/>
+        </w:rPr>
+        <w:t>}}</w:t>
+      </w:r>
+    </w:p>
+    <w:p>
+      <w:pPr>
         <w:spacing w:after="0" w:line="240" w:lineRule="auto"/>
-        <w:jc w:val="center"/>
-        <w:rPr>
-          <w:rFonts w:ascii="Times New Roman" w:eastAsia="Times New Roman" w:hAnsi="Times New Roman"/>
-          <w:b/>
-          <w:sz w:val="24"/>
-          <w:szCs w:val="24"/>
-          <w:lang w:eastAsia="ru-RU"/>
-        </w:rPr>
-      </w:pPr>
-      <w:r>
-        <w:rPr>
-          <w:rFonts w:ascii="Times New Roman" w:eastAsia="Times New Roman" w:hAnsi="Times New Roman"/>
-          <w:b/>
-          <w:sz w:val="24"/>
-          <w:szCs w:val="24"/>
-          <w:lang w:eastAsia="ru-RU"/>
-        </w:rPr>
-        <w:t>2. ПОРЯДОК, РАЗМЕРЫ ОПЛАТЫ И ФОРМА РАСЧЕТОВ.</w:t>
-      </w:r>
-    </w:p>
-    <w:p>
-      <w:pPr>
-        <w:shd w:val="clear" w:color="auto" w:fill="FFFFFF" w:themeFill="background1"/>
+        <w:ind w:left="567" w:hanging="141"/>
+        <w:jc w:val="both"/>
+        <w:rPr>
+          <w:rFonts w:ascii="Times New Roman" w:hAnsi="Times New Roman"/>
+          <w:sz w:val="24"/>
+          <w:szCs w:val="24"/>
+        </w:rPr>
+      </w:pPr>
+      <w:r>
+        <w:rPr>
+          <w:rFonts w:ascii="Times New Roman" w:hAnsi="Times New Roman"/>
+          <w:sz w:val="24"/>
+          <w:szCs w:val="24"/>
+        </w:rPr>
+        <w:t>Дополнительная информация (сведения о земельном участке, и пр.) __________________________</w:t>
+      </w:r>
+      <w:r>
+        <w:rPr>
+          <w:rFonts w:ascii="Times New Roman" w:hAnsi="Times New Roman"/>
+          <w:sz w:val="24"/>
+          <w:szCs w:val="24"/>
+        </w:rPr>
+        <w:t>________________________________________</w:t>
+      </w:r>
+      <w:r>
+        <w:rPr>
+          <w:rFonts w:ascii="Times New Roman" w:hAnsi="Times New Roman"/>
+          <w:sz w:val="24"/>
+          <w:szCs w:val="24"/>
+        </w:rPr>
+        <w:t>___________________</w:t>
+      </w:r>
+    </w:p>
+    <w:p>
+      <w:pPr>
         <w:spacing w:after="0" w:line="240" w:lineRule="auto"/>
         <w:ind w:left="567" w:hanging="567"/>
         <w:jc w:val="both"/>
         <w:rPr>
           <w:rFonts w:ascii="Times New Roman" w:hAnsi="Times New Roman"/>
-          <w:noProof/>
-          <w:sz w:val="24"/>
-          <w:szCs w:val="24"/>
-          <w:lang w:eastAsia="ru-RU"/>
-        </w:rPr>
-      </w:pPr>
-      <w:r>
-        <w:rPr>
-          <w:rFonts w:ascii="Times New Roman" w:eastAsia="Times New Roman" w:hAnsi="Times New Roman"/>
-          <w:sz w:val="24"/>
-          <w:szCs w:val="24"/>
-          <w:lang w:eastAsia="ru-RU"/>
-        </w:rPr>
-        <w:t>2.1. Тарифы на риэлтерские услуги,</w:t>
-      </w:r>
-      <w:r>
-        <w:rPr>
-          <w:rFonts w:ascii="Times New Roman" w:hAnsi="Times New Roman"/>
-          <w:sz w:val="24"/>
-          <w:szCs w:val="24"/>
-        </w:rPr>
-        <w:t xml:space="preserve"> оказываемые физическим лицам (за исключением индивидуальных предпринимателей), </w:t>
-      </w:r>
-      <w:r>
-        <w:rPr>
-          <w:rFonts w:ascii="Times New Roman" w:eastAsia="Times New Roman" w:hAnsi="Times New Roman"/>
-          <w:sz w:val="24"/>
-          <w:szCs w:val="24"/>
-          <w:lang w:eastAsia="ru-RU"/>
-        </w:rPr>
-        <w:t>определяются Исполнителем в соответствии с постановлением Совета Министров Республики Беларусь от 1 ноября 2023 г. № 754 «О тарифах на риэлтерские услуги»</w:t>
-      </w:r>
-      <w:r>
-        <w:rPr>
-          <w:rFonts w:ascii="Times New Roman" w:eastAsia="Times New Roman" w:hAnsi="Times New Roman"/>
-          <w:sz w:val="24"/>
-          <w:szCs w:val="24"/>
-          <w:lang w:eastAsia="ru-RU"/>
-        </w:rPr>
-        <w:t xml:space="preserve"> </w:t>
-      </w:r>
-      <w:bookmarkStart w:id="1" w:name="_Hlk232524639"/>
-      <w:r>
-        <w:rPr>
-          <w:rFonts w:ascii="Times New Roman" w:eastAsia="Times New Roman" w:hAnsi="Times New Roman"/>
-          <w:sz w:val="24"/>
-          <w:szCs w:val="24"/>
-          <w:lang w:eastAsia="ru-RU"/>
-        </w:rPr>
-        <w:t xml:space="preserve">(в редакции </w:t>
-      </w:r>
-      <w:r>
-        <w:rPr>
-          <w:rFonts w:ascii="Times New Roman" w:eastAsia="Times New Roman" w:hAnsi="Times New Roman"/>
-          <w:sz w:val="24"/>
-          <w:szCs w:val="24"/>
-          <w:lang w:eastAsia="ru-RU"/>
-        </w:rPr>
-        <w:t>постановления Совета М</w:t>
-      </w:r>
-      <w:r>
-        <w:rPr>
-          <w:rFonts w:ascii="Times New Roman" w:eastAsia="Times New Roman" w:hAnsi="Times New Roman"/>
-          <w:sz w:val="24"/>
-          <w:szCs w:val="24"/>
-          <w:lang w:eastAsia="ru-RU"/>
-        </w:rPr>
-        <w:t>и</w:t>
-      </w:r>
-      <w:r>
-        <w:rPr>
-          <w:rFonts w:ascii="Times New Roman" w:eastAsia="Times New Roman" w:hAnsi="Times New Roman"/>
-          <w:sz w:val="24"/>
-          <w:szCs w:val="24"/>
-          <w:lang w:eastAsia="ru-RU"/>
-        </w:rPr>
-        <w:t>нистерства Республики Беларусь 02.04.2026 №157)</w:t>
-      </w:r>
-      <w:bookmarkEnd w:id="1"/>
-      <w:r>
-        <w:rPr>
-          <w:rFonts w:ascii="Times New Roman" w:eastAsia="Times New Roman" w:hAnsi="Times New Roman"/>
-          <w:sz w:val="24"/>
-          <w:szCs w:val="24"/>
-          <w:lang w:eastAsia="ru-RU"/>
-        </w:rPr>
-        <w:t xml:space="preserve">, приказом </w:t>
-      </w:r>
-      <w:r>
-        <w:rPr>
-          <w:rFonts w:ascii="Times New Roman" w:eastAsia="Times New Roman" w:hAnsi="Times New Roman"/>
-          <w:sz w:val="24"/>
-          <w:szCs w:val="24"/>
-          <w:lang w:eastAsia="ru-RU"/>
-        </w:rPr>
-        <w:t xml:space="preserve">директора ООО «ГермесГарант» </w:t>
-      </w:r>
-      <w:r>
-        <w:rPr>
-          <w:rFonts w:ascii="Times New Roman" w:hAnsi="Times New Roman"/>
-          <w:noProof/>
-          <w:sz w:val="24"/>
-          <w:szCs w:val="24"/>
-          <w:lang w:eastAsia="ru-RU"/>
-        </w:rPr>
-        <w:t xml:space="preserve">от </w:t>
-      </w:r>
-      <w:r>
-        <w:rPr>
-          <w:rFonts w:ascii="Times New Roman" w:hAnsi="Times New Roman"/>
-          <w:noProof/>
-          <w:sz w:val="24"/>
-          <w:szCs w:val="24"/>
-          <w:lang w:eastAsia="ru-RU"/>
-        </w:rPr>
-        <w:t>15</w:t>
-      </w:r>
-      <w:r>
-        <w:rPr>
-          <w:rFonts w:ascii="Times New Roman" w:hAnsi="Times New Roman"/>
-          <w:noProof/>
-          <w:sz w:val="24"/>
-          <w:szCs w:val="24"/>
-          <w:lang w:eastAsia="ru-RU"/>
-        </w:rPr>
-        <w:t xml:space="preserve">.06.2026 г. № </w:t>
-      </w:r>
-      <w:r>
-        <w:rPr>
-          <w:rFonts w:ascii="Times New Roman" w:hAnsi="Times New Roman"/>
-          <w:noProof/>
-          <w:sz w:val="24"/>
-          <w:szCs w:val="24"/>
-          <w:lang w:eastAsia="ru-RU"/>
-        </w:rPr>
-        <w:t>4</w:t>
+          <w:sz w:val="24"/>
+          <w:szCs w:val="24"/>
+        </w:rPr>
+      </w:pPr>
+      <w:r>
+        <w:rPr>
+          <w:rFonts w:ascii="Times New Roman" w:hAnsi="Times New Roman"/>
+          <w:sz w:val="24"/>
+          <w:szCs w:val="24"/>
+        </w:rPr>
+        <w:t>1.3. Исполнитель оказывает следующие риэлтерские услуги: консультационные услуги по сделкам с объектами недвижимости, услуги по предоставлению информации о спросе и предложении на объекты недвижимости, подбор вариантов сделки с объектом недвижимости, сделки с участием в строительстве объекта недвижимости, организация и проведение согласования условий предстоящей сделки, оказание помощи  в подготовке (оформлении) документов, связанных с совершением сделки с объектом недвижимости, сделки с участием в строительстве объекта недвижимости, регистрация недвижимого имущества, прав на него и сделок с ним.</w:t>
       </w:r>
     </w:p>
     <w:p>
@@ -895,7 +912,85 @@
           <w:szCs w:val="24"/>
           <w:lang w:eastAsia="ru-RU"/>
         </w:rPr>
-        <w:t xml:space="preserve">2.2. Стоимость риэлтерских услуг составляет {{commission.percent}} % от стоимости объекта недвижимого имущества, а именно {{commission.amountBYN}} ({{commission.amountWords}}) белорусских рублей, с включением в такую оплату затрат по риэлтерским услугам, указанным в абзацах втором — шестом пункта 1 статьи 16 Закона Республики Беларусь от 8 мая 2025 г. № 71-З «О риэлтерской деятельности».</w:t>
+        <w:t>1.4. Ориентировочная стоимость {{</w:t>
+      </w:r>
+      <w:proofErr w:type="spellStart"/>
+      <w:proofErr w:type="gramStart"/>
+      <w:r>
+        <w:rPr>
+          <w:rFonts w:ascii="Times New Roman" w:eastAsia="Times New Roman" w:hAnsi="Times New Roman"/>
+          <w:sz w:val="24"/>
+          <w:szCs w:val="24"/>
+          <w:lang w:eastAsia="ru-RU"/>
+        </w:rPr>
+        <w:t>property.priceBYN</w:t>
+      </w:r>
+      <w:proofErr w:type="spellEnd"/>
+      <w:proofErr w:type="gramEnd"/>
+      <w:r>
+        <w:rPr>
+          <w:rFonts w:ascii="Times New Roman" w:eastAsia="Times New Roman" w:hAnsi="Times New Roman"/>
+          <w:sz w:val="24"/>
+          <w:szCs w:val="24"/>
+          <w:lang w:eastAsia="ru-RU"/>
+        </w:rPr>
+        <w:t>}}</w:t>
+      </w:r>
+      <w:r>
+        <w:rPr>
+          <w:rFonts w:ascii="Times New Roman" w:eastAsia="Times New Roman" w:hAnsi="Times New Roman"/>
+          <w:sz w:val="24"/>
+          <w:szCs w:val="24"/>
+          <w:lang w:eastAsia="ru-RU"/>
+        </w:rPr>
+        <w:t xml:space="preserve"> </w:t>
+      </w:r>
+      <w:r>
+        <w:rPr>
+          <w:rFonts w:ascii="Times New Roman" w:eastAsia="Times New Roman" w:hAnsi="Times New Roman"/>
+          <w:sz w:val="24"/>
+          <w:szCs w:val="24"/>
+          <w:lang w:eastAsia="ru-RU"/>
+        </w:rPr>
+        <w:t>белорусских рублей</w:t>
+      </w:r>
+      <w:r>
+        <w:rPr>
+          <w:rFonts w:ascii="Times New Roman" w:eastAsia="Times New Roman" w:hAnsi="Times New Roman"/>
+          <w:sz w:val="24"/>
+          <w:szCs w:val="24"/>
+          <w:lang w:eastAsia="ru-RU"/>
+        </w:rPr>
+        <w:t xml:space="preserve"> ({{</w:t>
+      </w:r>
+      <w:proofErr w:type="spellStart"/>
+      <w:r>
+        <w:rPr>
+          <w:rFonts w:ascii="Times New Roman" w:eastAsia="Times New Roman" w:hAnsi="Times New Roman"/>
+          <w:sz w:val="24"/>
+          <w:szCs w:val="24"/>
+          <w:lang w:eastAsia="ru-RU"/>
+        </w:rPr>
+        <w:t>property.priceWords</w:t>
+      </w:r>
+      <w:proofErr w:type="spellEnd"/>
+      <w:r>
+        <w:rPr>
+          <w:rFonts w:ascii="Times New Roman" w:eastAsia="Times New Roman" w:hAnsi="Times New Roman"/>
+          <w:sz w:val="24"/>
+          <w:szCs w:val="24"/>
+          <w:lang w:eastAsia="ru-RU"/>
+        </w:rPr>
+        <w:t>}}</w:t>
+      </w:r>
+      <w:r>
+        <w:rPr>
+          <w:rFonts w:ascii="Times New Roman" w:eastAsia="Times New Roman" w:hAnsi="Times New Roman"/>
+          <w:sz w:val="24"/>
+          <w:szCs w:val="24"/>
+          <w:lang w:eastAsia="ru-RU"/>
+        </w:rPr>
+        <w:t>).</w:t>
       </w:r>
     </w:p>
     <w:p>
@@ -913,31 +1008,177 @@
           <w:lang w:eastAsia="ru-RU"/>
         </w:rPr>
       </w:pPr>
-      <w:r>
-        <w:rPr>
-          <w:rFonts w:ascii="Times New Roman" w:eastAsia="Times New Roman" w:hAnsi="Times New Roman"/>
-          <w:sz w:val="24"/>
-          <w:szCs w:val="24"/>
-          <w:lang w:eastAsia="ru-RU"/>
-        </w:rPr>
-        <w:t xml:space="preserve">2.3.  </w:t>
-      </w:r>
-      <w:r>
-        <w:rPr>
-          <w:rFonts w:ascii="Times New Roman" w:hAnsi="Times New Roman"/>
-          <w:sz w:val="24"/>
-          <w:szCs w:val="24"/>
-        </w:rPr>
-        <w:t xml:space="preserve">Указанная стоимость риэлтерских услуг не является окончательной, подлежит пересчету с учетом стоимости Объекта недвижимости, согласованной в договоре купли-продажи Потребителем и покупателем Объекта. </w:t>
-      </w:r>
-      <w:r>
-        <w:rPr>
-          <w:rFonts w:ascii="Times New Roman" w:eastAsia="Times New Roman" w:hAnsi="Times New Roman"/>
-          <w:sz w:val="24"/>
-          <w:szCs w:val="24"/>
-          <w:lang w:eastAsia="ru-RU"/>
-        </w:rPr>
-        <w:t>Стоимость риэлтерских услуг отражается в акте оказанных услуг с указанием перечня оказанных риэлтерских услуг и их стоимости (далее - акт).</w:t>
+    </w:p>
+    <w:p>
+      <w:pPr>
+        <w:autoSpaceDE w:val="0"/>
+        <w:autoSpaceDN w:val="0"/>
+        <w:adjustRightInd w:val="0"/>
+        <w:spacing w:after="0" w:line="240" w:lineRule="auto"/>
+        <w:jc w:val="center"/>
+        <w:rPr>
+          <w:rFonts w:ascii="Times New Roman" w:eastAsia="Times New Roman" w:hAnsi="Times New Roman"/>
+          <w:b/>
+          <w:sz w:val="24"/>
+          <w:szCs w:val="24"/>
+          <w:lang w:eastAsia="ru-RU"/>
+        </w:rPr>
+      </w:pPr>
+      <w:r>
+        <w:rPr>
+          <w:rFonts w:ascii="Times New Roman" w:eastAsia="Times New Roman" w:hAnsi="Times New Roman"/>
+          <w:b/>
+          <w:sz w:val="24"/>
+          <w:szCs w:val="24"/>
+          <w:lang w:eastAsia="ru-RU"/>
+        </w:rPr>
+        <w:t>2. ПОРЯДОК, РАЗМЕРЫ ОПЛАТЫ И ФОРМА РАСЧЕТОВ.</w:t>
+      </w:r>
+    </w:p>
+    <w:p>
+      <w:pPr>
+        <w:shd w:val="clear" w:color="auto" w:fill="FFFFFF" w:themeFill="background1"/>
+        <w:spacing w:after="0" w:line="240" w:lineRule="auto"/>
+        <w:ind w:left="567" w:hanging="567"/>
+        <w:jc w:val="both"/>
+        <w:rPr>
+          <w:rFonts w:ascii="Times New Roman" w:hAnsi="Times New Roman"/>
+          <w:noProof/>
+          <w:sz w:val="24"/>
+          <w:szCs w:val="24"/>
+          <w:lang w:eastAsia="ru-RU"/>
+        </w:rPr>
+      </w:pPr>
+      <w:r>
+        <w:rPr>
+          <w:rFonts w:ascii="Times New Roman" w:eastAsia="Times New Roman" w:hAnsi="Times New Roman"/>
+          <w:sz w:val="24"/>
+          <w:szCs w:val="24"/>
+          <w:lang w:eastAsia="ru-RU"/>
+        </w:rPr>
+        <w:t>2.1. Тарифы на риэлтерские услуги,</w:t>
+      </w:r>
+      <w:r>
+        <w:rPr>
+          <w:rFonts w:ascii="Times New Roman" w:hAnsi="Times New Roman"/>
+          <w:sz w:val="24"/>
+          <w:szCs w:val="24"/>
+        </w:rPr>
+        <w:t xml:space="preserve"> оказываемые физическим лицам (за исключением индивидуальных предпринимателей), </w:t>
+      </w:r>
+      <w:r>
+        <w:rPr>
+          <w:rFonts w:ascii="Times New Roman" w:eastAsia="Times New Roman" w:hAnsi="Times New Roman"/>
+          <w:sz w:val="24"/>
+          <w:szCs w:val="24"/>
+          <w:lang w:eastAsia="ru-RU"/>
+        </w:rPr>
+        <w:t>определяются Исполнителем в соответствии с постановлением Совета Министров Республики Беларусь от 1 ноября 2023 г. № 754 «О тарифах на риэлтерские услуги»</w:t>
+      </w:r>
+      <w:r>
+        <w:rPr>
+          <w:rFonts w:ascii="Times New Roman" w:eastAsia="Times New Roman" w:hAnsi="Times New Roman"/>
+          <w:sz w:val="24"/>
+          <w:szCs w:val="24"/>
+          <w:lang w:eastAsia="ru-RU"/>
+        </w:rPr>
+        <w:t xml:space="preserve"> </w:t>
+      </w:r>
+      <w:bookmarkStart w:id="0" w:name="_Hlk232524639"/>
+      <w:r>
+        <w:rPr>
+          <w:rFonts w:ascii="Times New Roman" w:eastAsia="Times New Roman" w:hAnsi="Times New Roman"/>
+          <w:sz w:val="24"/>
+          <w:szCs w:val="24"/>
+          <w:lang w:eastAsia="ru-RU"/>
+        </w:rPr>
+        <w:t xml:space="preserve">(в редакции </w:t>
+      </w:r>
+      <w:r>
+        <w:rPr>
+          <w:rFonts w:ascii="Times New Roman" w:eastAsia="Times New Roman" w:hAnsi="Times New Roman"/>
+          <w:sz w:val="24"/>
+          <w:szCs w:val="24"/>
+          <w:lang w:eastAsia="ru-RU"/>
+        </w:rPr>
+        <w:t>постановления Совета М</w:t>
+      </w:r>
+      <w:r>
+        <w:rPr>
+          <w:rFonts w:ascii="Times New Roman" w:eastAsia="Times New Roman" w:hAnsi="Times New Roman"/>
+          <w:sz w:val="24"/>
+          <w:szCs w:val="24"/>
+          <w:lang w:eastAsia="ru-RU"/>
+        </w:rPr>
+        <w:t>и</w:t>
+      </w:r>
+      <w:r>
+        <w:rPr>
+          <w:rFonts w:ascii="Times New Roman" w:eastAsia="Times New Roman" w:hAnsi="Times New Roman"/>
+          <w:sz w:val="24"/>
+          <w:szCs w:val="24"/>
+          <w:lang w:eastAsia="ru-RU"/>
+        </w:rPr>
+        <w:t>нистерства Республики Беларусь 02.04.2026 №157)</w:t>
+      </w:r>
+      <w:bookmarkEnd w:id="0"/>
+      <w:r>
+        <w:rPr>
+          <w:rFonts w:ascii="Times New Roman" w:eastAsia="Times New Roman" w:hAnsi="Times New Roman"/>
+          <w:sz w:val="24"/>
+          <w:szCs w:val="24"/>
+          <w:lang w:eastAsia="ru-RU"/>
+        </w:rPr>
+        <w:t xml:space="preserve">, приказом </w:t>
+      </w:r>
+      <w:r>
+        <w:rPr>
+          <w:rFonts w:ascii="Times New Roman" w:eastAsia="Times New Roman" w:hAnsi="Times New Roman"/>
+          <w:sz w:val="24"/>
+          <w:szCs w:val="24"/>
+          <w:lang w:eastAsia="ru-RU"/>
+        </w:rPr>
+        <w:t xml:space="preserve">директора ООО «ГермесГарант» </w:t>
+      </w:r>
+      <w:r>
+        <w:rPr>
+          <w:rFonts w:ascii="Times New Roman" w:hAnsi="Times New Roman"/>
+          <w:noProof/>
+          <w:sz w:val="24"/>
+          <w:szCs w:val="24"/>
+          <w:lang w:eastAsia="ru-RU"/>
+        </w:rPr>
+        <w:t xml:space="preserve">от </w:t>
+      </w:r>
+      <w:r>
+        <w:rPr>
+          <w:rFonts w:ascii="Times New Roman" w:hAnsi="Times New Roman"/>
+          <w:noProof/>
+          <w:sz w:val="24"/>
+          <w:szCs w:val="24"/>
+          <w:lang w:eastAsia="ru-RU"/>
+        </w:rPr>
+        <w:t>15</w:t>
+      </w:r>
+      <w:r>
+        <w:rPr>
+          <w:rFonts w:ascii="Times New Roman" w:hAnsi="Times New Roman"/>
+          <w:noProof/>
+          <w:sz w:val="24"/>
+          <w:szCs w:val="24"/>
+          <w:lang w:eastAsia="ru-RU"/>
+        </w:rPr>
+        <w:t xml:space="preserve">.06.2026 г. № </w:t>
+      </w:r>
+      <w:r>
+        <w:rPr>
+          <w:rFonts w:ascii="Times New Roman" w:hAnsi="Times New Roman"/>
+          <w:noProof/>
+          <w:sz w:val="24"/>
+          <w:szCs w:val="24"/>
+          <w:lang w:eastAsia="ru-RU"/>
+        </w:rPr>
+        <w:t>4</w:t>
       </w:r>
     </w:p>
     <w:p>
@@ -962,8 +1203,86 @@
           <w:szCs w:val="24"/>
           <w:lang w:eastAsia="ru-RU"/>
         </w:rPr>
-        <w:lastRenderedPageBreak/>
-        <w:t>2.4.  Потребитель обязуется оплатить услуги Исполнителя</w:t>
+        <w:t xml:space="preserve">2.2. Стоимость риэлтерских услуг составляет </w:t>
+      </w:r>
+      <w:r>
+        <w:rPr>
+          <w:rFonts w:ascii="Times New Roman" w:eastAsia="Times New Roman" w:hAnsi="Times New Roman"/>
+          <w:b/>
+          <w:bCs/>
+          <w:sz w:val="24"/>
+          <w:szCs w:val="24"/>
+          <w:lang w:eastAsia="ru-RU"/>
+        </w:rPr>
+        <w:t>{{</w:t>
+      </w:r>
+      <w:proofErr w:type="spellStart"/>
+      <w:r>
+        <w:rPr>
+          <w:rFonts w:ascii="Times New Roman" w:eastAsia="Times New Roman" w:hAnsi="Times New Roman"/>
+          <w:b/>
+          <w:bCs/>
+          <w:sz w:val="24"/>
+          <w:szCs w:val="24"/>
+          <w:lang w:eastAsia="ru-RU"/>
+        </w:rPr>
+        <w:t>commission.percent</w:t>
+      </w:r>
+      <w:proofErr w:type="spellEnd"/>
+      <w:r>
+        <w:rPr>
+          <w:rFonts w:ascii="Times New Roman" w:eastAsia="Times New Roman" w:hAnsi="Times New Roman"/>
+          <w:b/>
+          <w:bCs/>
+          <w:sz w:val="24"/>
+          <w:szCs w:val="24"/>
+          <w:lang w:eastAsia="ru-RU"/>
+        </w:rPr>
+        <w:t>}}</w:t>
+      </w:r>
+      <w:r>
+        <w:rPr>
+          <w:rFonts w:ascii="Times New Roman" w:eastAsia="Times New Roman" w:hAnsi="Times New Roman"/>
+          <w:sz w:val="24"/>
+          <w:szCs w:val="24"/>
+          <w:lang w:eastAsia="ru-RU"/>
+        </w:rPr>
+        <w:t xml:space="preserve"> % от стоимости объекта недвижимого имущества, а именно </w:t>
+      </w:r>
+      <w:r>
+        <w:rPr>
+          <w:rFonts w:ascii="Times New Roman" w:eastAsia="Times New Roman" w:hAnsi="Times New Roman"/>
+          <w:b/>
+          <w:bCs/>
+          <w:sz w:val="24"/>
+          <w:szCs w:val="24"/>
+          <w:lang w:eastAsia="ru-RU"/>
+        </w:rPr>
+        <w:t>{{</w:t>
+      </w:r>
+      <w:proofErr w:type="spellStart"/>
+      <w:r>
+        <w:rPr>
+          <w:rFonts w:ascii="Times New Roman" w:eastAsia="Times New Roman" w:hAnsi="Times New Roman"/>
+          <w:b/>
+          <w:bCs/>
+          <w:sz w:val="24"/>
+          <w:szCs w:val="24"/>
+          <w:lang w:eastAsia="ru-RU"/>
+        </w:rPr>
+        <w:t>commission.amountBYN</w:t>
+      </w:r>
+      <w:proofErr w:type="spellEnd"/>
+      <w:r>
+        <w:rPr>
+          <w:rFonts w:ascii="Times New Roman" w:eastAsia="Times New Roman" w:hAnsi="Times New Roman"/>
+          <w:b/>
+          <w:bCs/>
+          <w:sz w:val="24"/>
+          <w:szCs w:val="24"/>
+          <w:lang w:eastAsia="ru-RU"/>
+        </w:rPr>
+        <w:t>}}</w:t>
       </w:r>
       <w:r>
         <w:rPr>
@@ -981,7 +1300,7 @@
           <w:szCs w:val="24"/>
           <w:lang w:eastAsia="ru-RU"/>
         </w:rPr>
-        <w:t>в день подписания акта</w:t>
+        <w:t xml:space="preserve">белорусских рублей </w:t>
       </w:r>
       <w:r>
         <w:rPr>
@@ -999,259 +1318,27 @@
           <w:szCs w:val="24"/>
           <w:lang w:eastAsia="ru-RU"/>
         </w:rPr>
-        <w:t xml:space="preserve">при оплате </w:t>
-      </w:r>
-      <w:r>
-        <w:rPr>
-          <w:rFonts w:ascii="Times New Roman" w:eastAsia="Times New Roman" w:hAnsi="Times New Roman"/>
-          <w:sz w:val="24"/>
-          <w:szCs w:val="24"/>
-          <w:lang w:eastAsia="ru-RU"/>
-        </w:rPr>
-        <w:t>наличны</w:t>
-      </w:r>
-      <w:r>
-        <w:rPr>
-          <w:rFonts w:ascii="Times New Roman" w:eastAsia="Times New Roman" w:hAnsi="Times New Roman"/>
-          <w:sz w:val="24"/>
-          <w:szCs w:val="24"/>
-          <w:lang w:eastAsia="ru-RU"/>
-        </w:rPr>
-        <w:t xml:space="preserve">ми </w:t>
-      </w:r>
-      <w:r>
-        <w:rPr>
-          <w:rFonts w:ascii="Times New Roman" w:eastAsia="Times New Roman" w:hAnsi="Times New Roman"/>
-          <w:sz w:val="24"/>
-          <w:szCs w:val="24"/>
-          <w:lang w:eastAsia="ru-RU"/>
-        </w:rPr>
-        <w:t>денежны</w:t>
-      </w:r>
-      <w:r>
-        <w:rPr>
-          <w:rFonts w:ascii="Times New Roman" w:eastAsia="Times New Roman" w:hAnsi="Times New Roman"/>
-          <w:sz w:val="24"/>
-          <w:szCs w:val="24"/>
-          <w:lang w:eastAsia="ru-RU"/>
-        </w:rPr>
-        <w:t>ми</w:t>
-      </w:r>
-      <w:r>
-        <w:rPr>
-          <w:rFonts w:ascii="Times New Roman" w:eastAsia="Times New Roman" w:hAnsi="Times New Roman"/>
-          <w:sz w:val="24"/>
-          <w:szCs w:val="24"/>
-          <w:lang w:eastAsia="ru-RU"/>
-        </w:rPr>
-        <w:t xml:space="preserve"> средств</w:t>
-      </w:r>
-      <w:r>
-        <w:rPr>
-          <w:rFonts w:ascii="Times New Roman" w:eastAsia="Times New Roman" w:hAnsi="Times New Roman"/>
-          <w:sz w:val="24"/>
-          <w:szCs w:val="24"/>
-          <w:lang w:eastAsia="ru-RU"/>
-        </w:rPr>
-        <w:t>ами</w:t>
-      </w:r>
-      <w:r>
-        <w:rPr>
-          <w:rFonts w:ascii="Times New Roman" w:eastAsia="Times New Roman" w:hAnsi="Times New Roman"/>
-          <w:sz w:val="24"/>
-          <w:szCs w:val="24"/>
-          <w:lang w:eastAsia="ru-RU"/>
-        </w:rPr>
-        <w:t xml:space="preserve"> </w:t>
-      </w:r>
-      <w:r>
-        <w:rPr>
-          <w:rFonts w:ascii="Times New Roman" w:eastAsia="Times New Roman" w:hAnsi="Times New Roman"/>
-          <w:sz w:val="24"/>
-          <w:szCs w:val="24"/>
-          <w:lang w:eastAsia="ru-RU"/>
-        </w:rPr>
-        <w:t>и</w:t>
-      </w:r>
-      <w:r>
-        <w:rPr>
-          <w:rFonts w:ascii="Times New Roman" w:eastAsia="Times New Roman" w:hAnsi="Times New Roman"/>
-          <w:sz w:val="24"/>
-          <w:szCs w:val="24"/>
-          <w:lang w:eastAsia="ru-RU"/>
-        </w:rPr>
-        <w:t>ли</w:t>
-      </w:r>
-      <w:r>
-        <w:rPr>
-          <w:rFonts w:ascii="Times New Roman" w:eastAsia="Times New Roman" w:hAnsi="Times New Roman"/>
-          <w:sz w:val="24"/>
-          <w:szCs w:val="24"/>
-          <w:lang w:eastAsia="ru-RU"/>
-        </w:rPr>
-        <w:t xml:space="preserve"> банковской карточкой</w:t>
-      </w:r>
-      <w:r>
-        <w:rPr>
-          <w:rFonts w:ascii="Times New Roman" w:eastAsia="Times New Roman" w:hAnsi="Times New Roman"/>
-          <w:sz w:val="24"/>
-          <w:szCs w:val="24"/>
-          <w:lang w:eastAsia="ru-RU"/>
-        </w:rPr>
-        <w:t xml:space="preserve"> в кассу</w:t>
-      </w:r>
-      <w:r>
-        <w:rPr>
-          <w:rFonts w:ascii="Times New Roman" w:eastAsia="Times New Roman" w:hAnsi="Times New Roman"/>
-          <w:sz w:val="24"/>
-          <w:szCs w:val="24"/>
-          <w:lang w:eastAsia="ru-RU"/>
-        </w:rPr>
-        <w:t xml:space="preserve"> (терминал)</w:t>
-      </w:r>
-      <w:r>
-        <w:rPr>
-          <w:rFonts w:ascii="Times New Roman" w:eastAsia="Times New Roman" w:hAnsi="Times New Roman"/>
-          <w:sz w:val="24"/>
-          <w:szCs w:val="24"/>
-          <w:lang w:eastAsia="ru-RU"/>
-        </w:rPr>
-        <w:t xml:space="preserve">, </w:t>
-      </w:r>
-      <w:r>
-        <w:rPr>
-          <w:rFonts w:ascii="Times New Roman" w:eastAsia="Times New Roman" w:hAnsi="Times New Roman"/>
-          <w:sz w:val="24"/>
-          <w:szCs w:val="24"/>
-          <w:lang w:eastAsia="ru-RU"/>
-        </w:rPr>
-        <w:t xml:space="preserve">либо в </w:t>
-      </w:r>
-      <w:r>
-        <w:rPr>
-          <w:rFonts w:ascii="Times New Roman" w:eastAsia="Times New Roman" w:hAnsi="Times New Roman"/>
-          <w:sz w:val="24"/>
-          <w:szCs w:val="24"/>
-          <w:lang w:eastAsia="ru-RU"/>
-        </w:rPr>
-        <w:t>течение 2 (двух) календарных дней</w:t>
-      </w:r>
-      <w:r>
-        <w:rPr>
-          <w:rFonts w:ascii="Times New Roman" w:eastAsia="Times New Roman" w:hAnsi="Times New Roman"/>
-          <w:sz w:val="24"/>
-          <w:szCs w:val="24"/>
-          <w:lang w:eastAsia="ru-RU"/>
-        </w:rPr>
-        <w:t xml:space="preserve"> </w:t>
-      </w:r>
-      <w:r>
-        <w:rPr>
-          <w:rFonts w:ascii="Times New Roman" w:eastAsia="Times New Roman" w:hAnsi="Times New Roman"/>
-          <w:sz w:val="24"/>
-          <w:szCs w:val="24"/>
-          <w:lang w:eastAsia="ru-RU"/>
-        </w:rPr>
-        <w:t xml:space="preserve">путем </w:t>
-      </w:r>
-      <w:r>
-        <w:rPr>
-          <w:rFonts w:ascii="Times New Roman" w:eastAsia="Times New Roman" w:hAnsi="Times New Roman"/>
-          <w:sz w:val="24"/>
-          <w:szCs w:val="24"/>
-          <w:lang w:eastAsia="ru-RU"/>
-        </w:rPr>
-        <w:t>п</w:t>
-      </w:r>
-      <w:r>
-        <w:rPr>
-          <w:rFonts w:ascii="Times New Roman" w:eastAsia="Times New Roman" w:hAnsi="Times New Roman"/>
-          <w:sz w:val="24"/>
-          <w:szCs w:val="24"/>
-          <w:lang w:eastAsia="ru-RU"/>
-        </w:rPr>
-        <w:t>еречисления на текущий (расчетный) банковский счет Исполнителя</w:t>
-      </w:r>
-      <w:r>
-        <w:rPr>
-          <w:rFonts w:ascii="Times New Roman" w:eastAsia="Times New Roman" w:hAnsi="Times New Roman"/>
-          <w:sz w:val="24"/>
-          <w:szCs w:val="24"/>
-          <w:lang w:eastAsia="ru-RU"/>
-        </w:rPr>
-        <w:t>.</w:t>
-      </w:r>
-      <w:r>
-        <w:rPr>
-          <w:rFonts w:ascii="Times New Roman" w:eastAsia="Times New Roman" w:hAnsi="Times New Roman"/>
-          <w:sz w:val="24"/>
-          <w:szCs w:val="24"/>
-          <w:lang w:eastAsia="ru-RU"/>
-        </w:rPr>
-        <w:t xml:space="preserve"> </w:t>
-      </w:r>
-      <w:r>
-        <w:rPr>
-          <w:rFonts w:ascii="Times New Roman" w:eastAsia="Times New Roman" w:hAnsi="Times New Roman"/>
-          <w:sz w:val="24"/>
-          <w:szCs w:val="24"/>
-          <w:lang w:eastAsia="ru-RU"/>
-        </w:rPr>
-        <w:t xml:space="preserve">При условии внесения денежных средств в кассу Исполнителя Потребителю выдается кассовый чек. </w:t>
-      </w:r>
-    </w:p>
-    <w:p>
-      <w:pPr>
-        <w:spacing w:after="0"/>
-        <w:ind w:left="567"/>
-        <w:jc w:val="both"/>
-        <w:rPr>
-          <w:rFonts w:ascii="Times New Roman" w:hAnsi="Times New Roman"/>
-          <w:sz w:val="24"/>
-          <w:szCs w:val="24"/>
-        </w:rPr>
-      </w:pPr>
-      <w:r>
-        <w:rPr>
-          <w:rFonts w:ascii="Times New Roman" w:hAnsi="Times New Roman"/>
-          <w:sz w:val="24"/>
-          <w:szCs w:val="24"/>
-        </w:rPr>
-        <w:t xml:space="preserve">         </w:t>
-      </w:r>
-      <w:r>
-        <w:rPr>
-          <w:rFonts w:ascii="Times New Roman" w:hAnsi="Times New Roman"/>
-          <w:sz w:val="24"/>
-          <w:szCs w:val="24"/>
-        </w:rPr>
-        <w:t xml:space="preserve">Согласно пункту 5 Положения о порядке установления и применения тарифов на риэлтерские услуги, утвержденного Постановлением Совета Министров Республики Беларусь от 01.11.2023 № 754 «О тарифах на риэлтерские услуги» </w:t>
-      </w:r>
-      <w:r>
-        <w:rPr>
-          <w:rFonts w:ascii="Times New Roman" w:eastAsia="Times New Roman" w:hAnsi="Times New Roman"/>
-          <w:sz w:val="24"/>
-          <w:szCs w:val="24"/>
-          <w:lang w:eastAsia="ru-RU"/>
-        </w:rPr>
-        <w:t>(в редакции постановления Совета Министерства Республики Беларусь 02.04.2026 №157)</w:t>
-      </w:r>
-      <w:r>
-        <w:rPr>
-          <w:rFonts w:ascii="Times New Roman" w:eastAsia="Times New Roman" w:hAnsi="Times New Roman"/>
-          <w:sz w:val="24"/>
-          <w:szCs w:val="24"/>
-          <w:lang w:eastAsia="ru-RU"/>
-        </w:rPr>
-        <w:t xml:space="preserve"> </w:t>
-      </w:r>
-      <w:r>
-        <w:rPr>
-          <w:rFonts w:ascii="Times New Roman" w:hAnsi="Times New Roman"/>
-          <w:sz w:val="24"/>
-          <w:szCs w:val="24"/>
-        </w:rPr>
-        <w:t>в случае досрочного расторжения договора на оказание риэлтерских услуг, а также отказа потребителя от подписания акта оказанных услуг производится оплата фактически оказанных ему риэлтерских услуг по тарифам в базовых величинах.</w:t>
+        <w:t>({{</w:t>
+      </w:r>
+      <w:proofErr w:type="spellStart"/>
+      <w:r>
+        <w:rPr>
+          <w:rFonts w:ascii="Times New Roman" w:eastAsia="Times New Roman" w:hAnsi="Times New Roman"/>
+          <w:sz w:val="24"/>
+          <w:szCs w:val="24"/>
+          <w:lang w:eastAsia="ru-RU"/>
+        </w:rPr>
+        <w:t>commission.amountWords</w:t>
+      </w:r>
+      <w:proofErr w:type="spellEnd"/>
+      <w:r>
+        <w:rPr>
+          <w:rFonts w:ascii="Times New Roman" w:eastAsia="Times New Roman" w:hAnsi="Times New Roman"/>
+          <w:sz w:val="24"/>
+          <w:szCs w:val="24"/>
+          <w:lang w:eastAsia="ru-RU"/>
+        </w:rPr>
+        <w:t>}}), с включением в такую оплату затрат по риэлтерским услугам, указанным в абзацах втором — шестом пункта 1 статьи 16 Закона Республики Беларусь от 8 мая 2025 г. № 71-З «О риэлтерской деятельности».</w:t>
       </w:r>
     </w:p>
     <w:p>
@@ -1276,82 +1363,24 @@
           <w:szCs w:val="24"/>
           <w:lang w:eastAsia="ru-RU"/>
         </w:rPr>
-        <w:t>2.</w:t>
-      </w:r>
-      <w:r>
-        <w:rPr>
-          <w:rFonts w:ascii="Times New Roman" w:eastAsia="Times New Roman" w:hAnsi="Times New Roman"/>
-          <w:sz w:val="24"/>
-          <w:szCs w:val="24"/>
-          <w:lang w:eastAsia="ru-RU"/>
-        </w:rPr>
-        <w:t>5</w:t>
-      </w:r>
-      <w:r>
-        <w:rPr>
-          <w:rFonts w:ascii="Times New Roman" w:eastAsia="Times New Roman" w:hAnsi="Times New Roman"/>
-          <w:sz w:val="24"/>
-          <w:szCs w:val="24"/>
-          <w:lang w:eastAsia="ru-RU"/>
-        </w:rPr>
-        <w:t>.</w:t>
-      </w:r>
-      <w:r>
-        <w:rPr>
-          <w:rFonts w:ascii="Times New Roman" w:eastAsia="Times New Roman" w:hAnsi="Times New Roman"/>
-          <w:sz w:val="24"/>
-          <w:szCs w:val="24"/>
-          <w:lang w:eastAsia="ru-RU"/>
-        </w:rPr>
-        <w:t xml:space="preserve"> </w:t>
-      </w:r>
-      <w:r>
-        <w:rPr>
-          <w:rFonts w:ascii="Times New Roman" w:eastAsia="Times New Roman" w:hAnsi="Times New Roman"/>
-          <w:sz w:val="24"/>
-          <w:szCs w:val="24"/>
-          <w:lang w:eastAsia="ru-RU"/>
-        </w:rPr>
-        <w:t xml:space="preserve"> Расчеты между Потребителем и покупателем по приобретению в собственность объекта недвижимого имущества не регулируются настоящим договором.</w:t>
-      </w:r>
-    </w:p>
-    <w:p>
-      <w:pPr>
-        <w:spacing w:after="0" w:line="240" w:lineRule="auto"/>
-        <w:ind w:left="567" w:hanging="567"/>
-        <w:jc w:val="both"/>
-        <w:rPr>
-          <w:rFonts w:ascii="Times New Roman" w:eastAsia="Times New Roman" w:hAnsi="Times New Roman"/>
-          <w:sz w:val="24"/>
-          <w:szCs w:val="24"/>
-          <w:lang w:eastAsia="ru-RU"/>
-        </w:rPr>
-      </w:pPr>
-    </w:p>
-    <w:p>
-      <w:pPr>
-        <w:autoSpaceDE w:val="0"/>
-        <w:autoSpaceDN w:val="0"/>
-        <w:adjustRightInd w:val="0"/>
-        <w:spacing w:after="0" w:line="240" w:lineRule="auto"/>
-        <w:jc w:val="center"/>
-        <w:rPr>
-          <w:rFonts w:ascii="Times New Roman" w:eastAsia="Times New Roman" w:hAnsi="Times New Roman"/>
-          <w:b/>
-          <w:sz w:val="24"/>
-          <w:szCs w:val="24"/>
-          <w:lang w:eastAsia="ru-RU"/>
-        </w:rPr>
-      </w:pPr>
-      <w:r>
-        <w:rPr>
-          <w:rFonts w:ascii="Times New Roman" w:eastAsia="Times New Roman" w:hAnsi="Times New Roman"/>
-          <w:b/>
-          <w:sz w:val="24"/>
-          <w:szCs w:val="24"/>
-          <w:lang w:eastAsia="ru-RU"/>
-        </w:rPr>
-        <w:t>3. ПРАВА И ОБЯЗАННОСТИ СТОРОН</w:t>
+        <w:t xml:space="preserve">2.3.  </w:t>
+      </w:r>
+      <w:r>
+        <w:rPr>
+          <w:rFonts w:ascii="Times New Roman" w:hAnsi="Times New Roman"/>
+          <w:sz w:val="24"/>
+          <w:szCs w:val="24"/>
+        </w:rPr>
+        <w:t xml:space="preserve">Указанная стоимость риэлтерских услуг не является окончательной, подлежит пересчету с учетом стоимости Объекта недвижимости, согласованной в договоре купли-продажи Потребителем и покупателем Объекта. </w:t>
+      </w:r>
+      <w:r>
+        <w:rPr>
+          <w:rFonts w:ascii="Times New Roman" w:eastAsia="Times New Roman" w:hAnsi="Times New Roman"/>
+          <w:sz w:val="24"/>
+          <w:szCs w:val="24"/>
+          <w:lang w:eastAsia="ru-RU"/>
+        </w:rPr>
+        <w:t>Стоимость риэлтерских услуг отражается в акте оказанных услуг с указанием перечня оказанных риэлтерских услуг и их стоимости (далее - акт).</w:t>
       </w:r>
     </w:p>
     <w:p>
@@ -1376,6 +1405,429 @@
           <w:szCs w:val="24"/>
           <w:lang w:eastAsia="ru-RU"/>
         </w:rPr>
+        <w:t>2.4.  Потребитель обязуется оплатить услуги Исполнителя</w:t>
+      </w:r>
+      <w:r>
+        <w:rPr>
+          <w:rFonts w:ascii="Times New Roman" w:eastAsia="Times New Roman" w:hAnsi="Times New Roman"/>
+          <w:sz w:val="24"/>
+          <w:szCs w:val="24"/>
+          <w:lang w:eastAsia="ru-RU"/>
+        </w:rPr>
+        <w:t xml:space="preserve"> </w:t>
+      </w:r>
+      <w:r>
+        <w:rPr>
+          <w:rFonts w:ascii="Times New Roman" w:eastAsia="Times New Roman" w:hAnsi="Times New Roman"/>
+          <w:sz w:val="24"/>
+          <w:szCs w:val="24"/>
+          <w:lang w:eastAsia="ru-RU"/>
+        </w:rPr>
+        <w:t>в день подписания акта</w:t>
+      </w:r>
+      <w:r>
+        <w:rPr>
+          <w:rFonts w:ascii="Times New Roman" w:eastAsia="Times New Roman" w:hAnsi="Times New Roman"/>
+          <w:sz w:val="24"/>
+          <w:szCs w:val="24"/>
+          <w:lang w:eastAsia="ru-RU"/>
+        </w:rPr>
+        <w:t xml:space="preserve"> </w:t>
+      </w:r>
+      <w:r>
+        <w:rPr>
+          <w:rFonts w:ascii="Times New Roman" w:eastAsia="Times New Roman" w:hAnsi="Times New Roman"/>
+          <w:sz w:val="24"/>
+          <w:szCs w:val="24"/>
+          <w:lang w:eastAsia="ru-RU"/>
+        </w:rPr>
+        <w:t xml:space="preserve">при оплате </w:t>
+      </w:r>
+      <w:r>
+        <w:rPr>
+          <w:rFonts w:ascii="Times New Roman" w:eastAsia="Times New Roman" w:hAnsi="Times New Roman"/>
+          <w:sz w:val="24"/>
+          <w:szCs w:val="24"/>
+          <w:lang w:eastAsia="ru-RU"/>
+        </w:rPr>
+        <w:t>наличны</w:t>
+      </w:r>
+      <w:r>
+        <w:rPr>
+          <w:rFonts w:ascii="Times New Roman" w:eastAsia="Times New Roman" w:hAnsi="Times New Roman"/>
+          <w:sz w:val="24"/>
+          <w:szCs w:val="24"/>
+          <w:lang w:eastAsia="ru-RU"/>
+        </w:rPr>
+        <w:t xml:space="preserve">ми </w:t>
+      </w:r>
+      <w:r>
+        <w:rPr>
+          <w:rFonts w:ascii="Times New Roman" w:eastAsia="Times New Roman" w:hAnsi="Times New Roman"/>
+          <w:sz w:val="24"/>
+          <w:szCs w:val="24"/>
+          <w:lang w:eastAsia="ru-RU"/>
+        </w:rPr>
+        <w:t>денежны</w:t>
+      </w:r>
+      <w:r>
+        <w:rPr>
+          <w:rFonts w:ascii="Times New Roman" w:eastAsia="Times New Roman" w:hAnsi="Times New Roman"/>
+          <w:sz w:val="24"/>
+          <w:szCs w:val="24"/>
+          <w:lang w:eastAsia="ru-RU"/>
+        </w:rPr>
+        <w:t>ми</w:t>
+      </w:r>
+      <w:r>
+        <w:rPr>
+          <w:rFonts w:ascii="Times New Roman" w:eastAsia="Times New Roman" w:hAnsi="Times New Roman"/>
+          <w:sz w:val="24"/>
+          <w:szCs w:val="24"/>
+          <w:lang w:eastAsia="ru-RU"/>
+        </w:rPr>
+        <w:t xml:space="preserve"> средств</w:t>
+      </w:r>
+      <w:r>
+        <w:rPr>
+          <w:rFonts w:ascii="Times New Roman" w:eastAsia="Times New Roman" w:hAnsi="Times New Roman"/>
+          <w:sz w:val="24"/>
+          <w:szCs w:val="24"/>
+          <w:lang w:eastAsia="ru-RU"/>
+        </w:rPr>
+        <w:t>ами</w:t>
+      </w:r>
+      <w:r>
+        <w:rPr>
+          <w:rFonts w:ascii="Times New Roman" w:eastAsia="Times New Roman" w:hAnsi="Times New Roman"/>
+          <w:sz w:val="24"/>
+          <w:szCs w:val="24"/>
+          <w:lang w:eastAsia="ru-RU"/>
+        </w:rPr>
+        <w:t xml:space="preserve"> </w:t>
+      </w:r>
+      <w:r>
+        <w:rPr>
+          <w:rFonts w:ascii="Times New Roman" w:eastAsia="Times New Roman" w:hAnsi="Times New Roman"/>
+          <w:sz w:val="24"/>
+          <w:szCs w:val="24"/>
+          <w:lang w:eastAsia="ru-RU"/>
+        </w:rPr>
+        <w:t>и</w:t>
+      </w:r>
+      <w:r>
+        <w:rPr>
+          <w:rFonts w:ascii="Times New Roman" w:eastAsia="Times New Roman" w:hAnsi="Times New Roman"/>
+          <w:sz w:val="24"/>
+          <w:szCs w:val="24"/>
+          <w:lang w:eastAsia="ru-RU"/>
+        </w:rPr>
+        <w:t>ли</w:t>
+      </w:r>
+      <w:r>
+        <w:rPr>
+          <w:rFonts w:ascii="Times New Roman" w:eastAsia="Times New Roman" w:hAnsi="Times New Roman"/>
+          <w:sz w:val="24"/>
+          <w:szCs w:val="24"/>
+          <w:lang w:eastAsia="ru-RU"/>
+        </w:rPr>
+        <w:t xml:space="preserve"> банковской карточкой</w:t>
+      </w:r>
+      <w:r>
+        <w:rPr>
+          <w:rFonts w:ascii="Times New Roman" w:eastAsia="Times New Roman" w:hAnsi="Times New Roman"/>
+          <w:sz w:val="24"/>
+          <w:szCs w:val="24"/>
+          <w:lang w:eastAsia="ru-RU"/>
+        </w:rPr>
+        <w:t xml:space="preserve"> в кассу</w:t>
+      </w:r>
+      <w:r>
+        <w:rPr>
+          <w:rFonts w:ascii="Times New Roman" w:eastAsia="Times New Roman" w:hAnsi="Times New Roman"/>
+          <w:sz w:val="24"/>
+          <w:szCs w:val="24"/>
+          <w:lang w:eastAsia="ru-RU"/>
+        </w:rPr>
+        <w:t xml:space="preserve"> (терминал)</w:t>
+      </w:r>
+      <w:r>
+        <w:rPr>
+          <w:rFonts w:ascii="Times New Roman" w:eastAsia="Times New Roman" w:hAnsi="Times New Roman"/>
+          <w:sz w:val="24"/>
+          <w:szCs w:val="24"/>
+          <w:lang w:eastAsia="ru-RU"/>
+        </w:rPr>
+        <w:t xml:space="preserve">, </w:t>
+      </w:r>
+      <w:r>
+        <w:rPr>
+          <w:rFonts w:ascii="Times New Roman" w:eastAsia="Times New Roman" w:hAnsi="Times New Roman"/>
+          <w:sz w:val="24"/>
+          <w:szCs w:val="24"/>
+          <w:lang w:eastAsia="ru-RU"/>
+        </w:rPr>
+        <w:t xml:space="preserve">либо в </w:t>
+      </w:r>
+      <w:r>
+        <w:rPr>
+          <w:rFonts w:ascii="Times New Roman" w:eastAsia="Times New Roman" w:hAnsi="Times New Roman"/>
+          <w:sz w:val="24"/>
+          <w:szCs w:val="24"/>
+          <w:lang w:eastAsia="ru-RU"/>
+        </w:rPr>
+        <w:t xml:space="preserve">течение 2 (двух) </w:t>
+      </w:r>
+      <w:r>
+        <w:rPr>
+          <w:rFonts w:ascii="Times New Roman" w:eastAsia="Times New Roman" w:hAnsi="Times New Roman"/>
+          <w:sz w:val="24"/>
+          <w:szCs w:val="24"/>
+          <w:lang w:eastAsia="ru-RU"/>
+        </w:rPr>
+        <w:lastRenderedPageBreak/>
+        <w:t>календарных дней</w:t>
+      </w:r>
+      <w:r>
+        <w:rPr>
+          <w:rFonts w:ascii="Times New Roman" w:eastAsia="Times New Roman" w:hAnsi="Times New Roman"/>
+          <w:sz w:val="24"/>
+          <w:szCs w:val="24"/>
+          <w:lang w:eastAsia="ru-RU"/>
+        </w:rPr>
+        <w:t xml:space="preserve"> </w:t>
+      </w:r>
+      <w:r>
+        <w:rPr>
+          <w:rFonts w:ascii="Times New Roman" w:eastAsia="Times New Roman" w:hAnsi="Times New Roman"/>
+          <w:sz w:val="24"/>
+          <w:szCs w:val="24"/>
+          <w:lang w:eastAsia="ru-RU"/>
+        </w:rPr>
+        <w:t xml:space="preserve">путем </w:t>
+      </w:r>
+      <w:r>
+        <w:rPr>
+          <w:rFonts w:ascii="Times New Roman" w:eastAsia="Times New Roman" w:hAnsi="Times New Roman"/>
+          <w:sz w:val="24"/>
+          <w:szCs w:val="24"/>
+          <w:lang w:eastAsia="ru-RU"/>
+        </w:rPr>
+        <w:t>п</w:t>
+      </w:r>
+      <w:r>
+        <w:rPr>
+          <w:rFonts w:ascii="Times New Roman" w:eastAsia="Times New Roman" w:hAnsi="Times New Roman"/>
+          <w:sz w:val="24"/>
+          <w:szCs w:val="24"/>
+          <w:lang w:eastAsia="ru-RU"/>
+        </w:rPr>
+        <w:t>еречисления на текущий (расчетный) банковский счет Исполнителя</w:t>
+      </w:r>
+      <w:r>
+        <w:rPr>
+          <w:rFonts w:ascii="Times New Roman" w:eastAsia="Times New Roman" w:hAnsi="Times New Roman"/>
+          <w:sz w:val="24"/>
+          <w:szCs w:val="24"/>
+          <w:lang w:eastAsia="ru-RU"/>
+        </w:rPr>
+        <w:t>.</w:t>
+      </w:r>
+      <w:r>
+        <w:rPr>
+          <w:rFonts w:ascii="Times New Roman" w:eastAsia="Times New Roman" w:hAnsi="Times New Roman"/>
+          <w:sz w:val="24"/>
+          <w:szCs w:val="24"/>
+          <w:lang w:eastAsia="ru-RU"/>
+        </w:rPr>
+        <w:t xml:space="preserve"> </w:t>
+      </w:r>
+      <w:r>
+        <w:rPr>
+          <w:rFonts w:ascii="Times New Roman" w:eastAsia="Times New Roman" w:hAnsi="Times New Roman"/>
+          <w:sz w:val="24"/>
+          <w:szCs w:val="24"/>
+          <w:lang w:eastAsia="ru-RU"/>
+        </w:rPr>
+        <w:t xml:space="preserve">При условии внесения денежных средств в кассу Исполнителя Потребителю выдается кассовый чек. </w:t>
+      </w:r>
+    </w:p>
+    <w:p>
+      <w:pPr>
+        <w:spacing w:after="0"/>
+        <w:ind w:left="567"/>
+        <w:jc w:val="both"/>
+        <w:rPr>
+          <w:rFonts w:ascii="Times New Roman" w:hAnsi="Times New Roman"/>
+          <w:sz w:val="24"/>
+          <w:szCs w:val="24"/>
+        </w:rPr>
+      </w:pPr>
+      <w:r>
+        <w:rPr>
+          <w:rFonts w:ascii="Times New Roman" w:hAnsi="Times New Roman"/>
+          <w:sz w:val="24"/>
+          <w:szCs w:val="24"/>
+        </w:rPr>
+        <w:t xml:space="preserve">         </w:t>
+      </w:r>
+      <w:r>
+        <w:rPr>
+          <w:rFonts w:ascii="Times New Roman" w:hAnsi="Times New Roman"/>
+          <w:sz w:val="24"/>
+          <w:szCs w:val="24"/>
+        </w:rPr>
+        <w:t xml:space="preserve">Согласно пункту 5 Положения о порядке установления и применения тарифов на риэлтерские услуги, утвержденного Постановлением Совета Министров Республики Беларусь от 01.11.2023 № 754 «О тарифах на риэлтерские услуги» </w:t>
+      </w:r>
+      <w:r>
+        <w:rPr>
+          <w:rFonts w:ascii="Times New Roman" w:eastAsia="Times New Roman" w:hAnsi="Times New Roman"/>
+          <w:sz w:val="24"/>
+          <w:szCs w:val="24"/>
+          <w:lang w:eastAsia="ru-RU"/>
+        </w:rPr>
+        <w:t>(в редакции постановления Совета Министерства Республики Беларусь 02.04.2026 №157)</w:t>
+      </w:r>
+      <w:r>
+        <w:rPr>
+          <w:rFonts w:ascii="Times New Roman" w:eastAsia="Times New Roman" w:hAnsi="Times New Roman"/>
+          <w:sz w:val="24"/>
+          <w:szCs w:val="24"/>
+          <w:lang w:eastAsia="ru-RU"/>
+        </w:rPr>
+        <w:t xml:space="preserve"> </w:t>
+      </w:r>
+      <w:r>
+        <w:rPr>
+          <w:rFonts w:ascii="Times New Roman" w:hAnsi="Times New Roman"/>
+          <w:sz w:val="24"/>
+          <w:szCs w:val="24"/>
+        </w:rPr>
+        <w:t>в случае досрочного расторжения договора на оказание риэлтерских услуг, а также отказа потребителя от подписания акта оказанных услуг производится оплата фактически оказанных ему риэлтерских услуг по тарифам в базовых величинах.</w:t>
+      </w:r>
+    </w:p>
+    <w:p>
+      <w:pPr>
+        <w:autoSpaceDE w:val="0"/>
+        <w:autoSpaceDN w:val="0"/>
+        <w:adjustRightInd w:val="0"/>
+        <w:spacing w:after="0" w:line="240" w:lineRule="auto"/>
+        <w:ind w:left="567" w:hanging="567"/>
+        <w:jc w:val="both"/>
+        <w:rPr>
+          <w:rFonts w:ascii="Times New Roman" w:eastAsia="Times New Roman" w:hAnsi="Times New Roman"/>
+          <w:sz w:val="24"/>
+          <w:szCs w:val="24"/>
+          <w:lang w:eastAsia="ru-RU"/>
+        </w:rPr>
+      </w:pPr>
+      <w:r>
+        <w:rPr>
+          <w:rFonts w:ascii="Times New Roman" w:eastAsia="Times New Roman" w:hAnsi="Times New Roman"/>
+          <w:sz w:val="24"/>
+          <w:szCs w:val="24"/>
+          <w:lang w:eastAsia="ru-RU"/>
+        </w:rPr>
+        <w:t>2.</w:t>
+      </w:r>
+      <w:r>
+        <w:rPr>
+          <w:rFonts w:ascii="Times New Roman" w:eastAsia="Times New Roman" w:hAnsi="Times New Roman"/>
+          <w:sz w:val="24"/>
+          <w:szCs w:val="24"/>
+          <w:lang w:eastAsia="ru-RU"/>
+        </w:rPr>
+        <w:t>5</w:t>
+      </w:r>
+      <w:r>
+        <w:rPr>
+          <w:rFonts w:ascii="Times New Roman" w:eastAsia="Times New Roman" w:hAnsi="Times New Roman"/>
+          <w:sz w:val="24"/>
+          <w:szCs w:val="24"/>
+          <w:lang w:eastAsia="ru-RU"/>
+        </w:rPr>
+        <w:t>.</w:t>
+      </w:r>
+      <w:r>
+        <w:rPr>
+          <w:rFonts w:ascii="Times New Roman" w:eastAsia="Times New Roman" w:hAnsi="Times New Roman"/>
+          <w:sz w:val="24"/>
+          <w:szCs w:val="24"/>
+          <w:lang w:eastAsia="ru-RU"/>
+        </w:rPr>
+        <w:t xml:space="preserve"> </w:t>
+      </w:r>
+      <w:r>
+        <w:rPr>
+          <w:rFonts w:ascii="Times New Roman" w:eastAsia="Times New Roman" w:hAnsi="Times New Roman"/>
+          <w:sz w:val="24"/>
+          <w:szCs w:val="24"/>
+          <w:lang w:eastAsia="ru-RU"/>
+        </w:rPr>
+        <w:t xml:space="preserve"> Расчеты между Потребителем и покупателем по приобретению в собственность объекта недвижимого имущества не регулируются настоящим договором.</w:t>
+      </w:r>
+    </w:p>
+    <w:p>
+      <w:pPr>
+        <w:spacing w:after="0" w:line="240" w:lineRule="auto"/>
+        <w:ind w:left="567" w:hanging="567"/>
+        <w:jc w:val="both"/>
+        <w:rPr>
+          <w:rFonts w:ascii="Times New Roman" w:eastAsia="Times New Roman" w:hAnsi="Times New Roman"/>
+          <w:sz w:val="24"/>
+          <w:szCs w:val="24"/>
+          <w:lang w:eastAsia="ru-RU"/>
+        </w:rPr>
+      </w:pPr>
+    </w:p>
+    <w:p>
+      <w:pPr>
+        <w:autoSpaceDE w:val="0"/>
+        <w:autoSpaceDN w:val="0"/>
+        <w:adjustRightInd w:val="0"/>
+        <w:spacing w:after="0" w:line="240" w:lineRule="auto"/>
+        <w:jc w:val="center"/>
+        <w:rPr>
+          <w:rFonts w:ascii="Times New Roman" w:eastAsia="Times New Roman" w:hAnsi="Times New Roman"/>
+          <w:b/>
+          <w:sz w:val="24"/>
+          <w:szCs w:val="24"/>
+          <w:lang w:eastAsia="ru-RU"/>
+        </w:rPr>
+      </w:pPr>
+      <w:r>
+        <w:rPr>
+          <w:rFonts w:ascii="Times New Roman" w:eastAsia="Times New Roman" w:hAnsi="Times New Roman"/>
+          <w:b/>
+          <w:sz w:val="24"/>
+          <w:szCs w:val="24"/>
+          <w:lang w:eastAsia="ru-RU"/>
+        </w:rPr>
+        <w:t>3. ПРАВА И ОБЯЗАННОСТИ СТОРОН</w:t>
+      </w:r>
+    </w:p>
+    <w:p>
+      <w:pPr>
+        <w:autoSpaceDE w:val="0"/>
+        <w:autoSpaceDN w:val="0"/>
+        <w:adjustRightInd w:val="0"/>
+        <w:spacing w:after="0" w:line="240" w:lineRule="auto"/>
+        <w:ind w:left="567" w:hanging="567"/>
+        <w:jc w:val="both"/>
+        <w:rPr>
+          <w:rFonts w:ascii="Times New Roman" w:eastAsia="Times New Roman" w:hAnsi="Times New Roman"/>
+          <w:sz w:val="24"/>
+          <w:szCs w:val="24"/>
+          <w:lang w:eastAsia="ru-RU"/>
+        </w:rPr>
+      </w:pPr>
+      <w:r>
+        <w:rPr>
+          <w:rFonts w:ascii="Times New Roman" w:eastAsia="Times New Roman" w:hAnsi="Times New Roman"/>
+          <w:sz w:val="24"/>
+          <w:szCs w:val="24"/>
+          <w:lang w:eastAsia="ru-RU"/>
+        </w:rPr>
         <w:t>3.1. Исполнитель обязуется:</w:t>
       </w:r>
     </w:p>
@@ -1401,7 +1853,25 @@
           <w:sz w:val="24"/>
           <w:szCs w:val="24"/>
         </w:rPr>
-        <w:t xml:space="preserve">3.1.1.Предоставить    Потребителю    консультации   по   правовым, организационным    </w:t>
+        <w:t>3.1.1.</w:t>
+      </w:r>
+      <w:r>
+        <w:rPr>
+          <w:rFonts w:ascii="Times New Roman" w:hAnsi="Times New Roman"/>
+          <w:bCs/>
+          <w:sz w:val="24"/>
+          <w:szCs w:val="24"/>
+        </w:rPr>
+        <w:t xml:space="preserve"> </w:t>
+      </w:r>
+      <w:r>
+        <w:rPr>
+          <w:rFonts w:ascii="Times New Roman" w:hAnsi="Times New Roman"/>
+          <w:bCs/>
+          <w:sz w:val="24"/>
+          <w:szCs w:val="24"/>
+        </w:rPr>
+        <w:t xml:space="preserve">Предоставить    Потребителю    консультации   по   правовым, организационным    </w:t>
       </w:r>
       <w:r>
         <w:rPr>
@@ -1804,7 +2274,7 @@
           <w:lang w:eastAsia="ru-RU"/>
         </w:rPr>
       </w:pPr>
-      <w:bookmarkStart w:id="3" w:name="_Hlk220314601"/>
+      <w:bookmarkStart w:id="1" w:name="_Hlk220314601"/>
       <w:r>
         <w:rPr>
           <w:rFonts w:ascii="Times New Roman" w:eastAsia="Times New Roman" w:hAnsi="Times New Roman"/>
@@ -1831,6 +2301,15 @@
           <w:lang w:eastAsia="ru-RU"/>
         </w:rPr>
         <w:t>.</w:t>
+      </w:r>
+      <w:r>
+        <w:rPr>
+          <w:rFonts w:ascii="Times New Roman" w:eastAsia="Times New Roman" w:hAnsi="Times New Roman"/>
+          <w:sz w:val="24"/>
+          <w:szCs w:val="24"/>
+          <w:lang w:eastAsia="ru-RU"/>
+        </w:rPr>
+        <w:t xml:space="preserve"> </w:t>
       </w:r>
       <w:r>
         <w:rPr>
@@ -1903,7 +2382,7 @@
         </w:rPr>
         <w:t>.</w:t>
       </w:r>
-      <w:bookmarkEnd w:id="3"/>
+      <w:bookmarkEnd w:id="1"/>
       <w:r>
         <w:rPr>
           <w:rFonts w:ascii="Times New Roman" w:eastAsia="Times New Roman" w:hAnsi="Times New Roman"/>
@@ -2023,7 +2502,6 @@
           <w:sz w:val="24"/>
           <w:szCs w:val="24"/>
         </w:rPr>
-        <w:lastRenderedPageBreak/>
         <w:t>3.1.1</w:t>
       </w:r>
       <w:r>
@@ -2043,6 +2521,15 @@
           <w:szCs w:val="24"/>
         </w:rPr>
         <w:t>.</w:t>
+      </w:r>
+      <w:r>
+        <w:rPr>
+          <w:rFonts w:ascii="Times New Roman" w:hAnsi="Times New Roman"/>
+          <w:bCs/>
+          <w:sz w:val="24"/>
+          <w:szCs w:val="24"/>
+        </w:rPr>
+        <w:t xml:space="preserve"> </w:t>
       </w:r>
       <w:r>
         <w:rPr>
@@ -2128,7 +2615,8 @@
           <w:sz w:val="24"/>
           <w:szCs w:val="24"/>
         </w:rPr>
-        <w:t>3.1.1</w:t>
+        <w:lastRenderedPageBreak/>
+        <w:t>3.1.</w:t>
       </w:r>
       <w:r>
         <w:rPr>
@@ -2137,6 +2625,15 @@
           <w:sz w:val="24"/>
           <w:szCs w:val="24"/>
         </w:rPr>
+        <w:t>1</w:t>
+      </w:r>
+      <w:r>
+        <w:rPr>
+          <w:rFonts w:ascii="Times New Roman" w:hAnsi="Times New Roman"/>
+          <w:bCs/>
+          <w:sz w:val="24"/>
+          <w:szCs w:val="24"/>
+        </w:rPr>
         <w:t>2</w:t>
       </w:r>
       <w:r>
@@ -2155,16 +2652,16 @@
           <w:szCs w:val="24"/>
           <w:lang w:eastAsia="ru-RU"/>
         </w:rPr>
-        <w:t>о</w:t>
-      </w:r>
-      <w:r>
-        <w:rPr>
-          <w:rFonts w:ascii="Times New Roman" w:eastAsia="Times New Roman" w:hAnsi="Times New Roman"/>
-          <w:sz w:val="24"/>
-          <w:szCs w:val="24"/>
-          <w:lang w:eastAsia="ru-RU"/>
-        </w:rPr>
-        <w:t>рганизовать сбор документов, необходимых для удостоверения сделки с объектом недвижимого имущества, государственной регистрации недвижимого имущества, прав на него и сделок с ним, обеспечения государственной регистрации, а также нотариального удостоверения сделки либо удостоверения регистратором документа, являющегося основанием для государственной регистрации сделки с недвижимым имуществом;</w:t>
+        <w:t xml:space="preserve"> организовать</w:t>
+      </w:r>
+      <w:r>
+        <w:rPr>
+          <w:rFonts w:ascii="Times New Roman" w:eastAsia="Times New Roman" w:hAnsi="Times New Roman"/>
+          <w:sz w:val="24"/>
+          <w:szCs w:val="24"/>
+          <w:lang w:eastAsia="ru-RU"/>
+        </w:rPr>
+        <w:t xml:space="preserve"> сбор документов, необходимых для удостоверения сделки с объектом недвижимого имущества, государственной регистрации недвижимого имущества, прав на него и сделок с ним, обеспечения государственной регистрации, а также нотариального удостоверения сделки либо удостоверения регистратором документа, являющегося основанием для государственной регистрации сделки с недвижимым имуществом;</w:t>
       </w:r>
     </w:p>
     <w:p>
@@ -2863,7 +3360,16 @@
           <w:szCs w:val="24"/>
           <w:lang w:eastAsia="ru-RU"/>
         </w:rPr>
-        <w:t>оплатить   услуги Исполнителя в соответствии с условиями настоящего договора,</w:t>
+        <w:t xml:space="preserve"> оплатить</w:t>
+      </w:r>
+      <w:r>
+        <w:rPr>
+          <w:rFonts w:ascii="Times New Roman" w:eastAsia="Times New Roman" w:hAnsi="Times New Roman"/>
+          <w:sz w:val="24"/>
+          <w:szCs w:val="24"/>
+          <w:lang w:eastAsia="ru-RU"/>
+        </w:rPr>
+        <w:t xml:space="preserve">   услуги Исполнителя в соответствии с условиями настоящего договора,</w:t>
       </w:r>
       <w:r>
         <w:rPr>
@@ -2910,7 +3416,7 @@
           <w:szCs w:val="24"/>
         </w:rPr>
       </w:pPr>
-      <w:bookmarkStart w:id="4" w:name="_Hlk19711933"/>
+      <w:bookmarkStart w:id="2" w:name="_Hlk19711933"/>
       <w:r>
         <w:rPr>
           <w:rFonts w:ascii="Times New Roman" w:hAnsi="Times New Roman"/>
@@ -2933,23 +3439,15 @@
           <w:sz w:val="24"/>
           <w:szCs w:val="24"/>
         </w:rPr>
-        <w:t>.</w:t>
-      </w:r>
-      <w:r>
-        <w:rPr>
-          <w:rFonts w:ascii="Times New Roman" w:hAnsi="Times New Roman"/>
-          <w:sz w:val="24"/>
-          <w:szCs w:val="24"/>
-        </w:rPr>
-        <w:t>о</w:t>
-      </w:r>
-      <w:r>
-        <w:rPr>
-          <w:rFonts w:ascii="Times New Roman" w:hAnsi="Times New Roman"/>
-          <w:sz w:val="24"/>
-          <w:szCs w:val="24"/>
-        </w:rPr>
-        <w:t xml:space="preserve">плата госпошлины и платежей, связанных с составлением и удостоверением договора с Объектом, с регистрацией договора и перехода права собственности, с внесением изменений в сведения Единого государственного регистра недвижимого имущества, прав на него и сделок с ним, </w:t>
+        <w:t>. оплата</w:t>
+      </w:r>
+      <w:r>
+        <w:rPr>
+          <w:rFonts w:ascii="Times New Roman" w:hAnsi="Times New Roman"/>
+          <w:sz w:val="24"/>
+          <w:szCs w:val="24"/>
+        </w:rPr>
+        <w:t xml:space="preserve"> госпошлины и платежей, связанных с составлением и удостоверением договора с Объектом, с регистрацией договора и перехода права собственности, с внесением изменений в сведения Единого государственного регистра недвижимого имущества, прав на него и сделок с ним, </w:t>
       </w:r>
       <w:r>
         <w:rPr>
@@ -2991,7 +3489,7 @@
         </w:rPr>
         <w:t>не входит в стоимость риэлтерских услуг и осуществляется</w:t>
       </w:r>
-      <w:bookmarkEnd w:id="4"/>
+      <w:bookmarkEnd w:id="2"/>
       <w:r>
         <w:rPr>
           <w:rFonts w:ascii="Times New Roman" w:hAnsi="Times New Roman"/>
@@ -3056,7 +3554,7 @@
         </w:rPr>
         <w:t>3.3.</w:t>
       </w:r>
-      <w:bookmarkStart w:id="5" w:name="_Hlk19713492"/>
+      <w:bookmarkStart w:id="3" w:name="_Hlk19713492"/>
       <w:r>
         <w:rPr>
           <w:rFonts w:ascii="Times New Roman" w:hAnsi="Times New Roman"/>
@@ -3073,35 +3571,7 @@
         </w:rPr>
         <w:t xml:space="preserve"> разглашать сведения конфиденциального характера по Договору и сделке с Объектом, кроме случаев, предусмотренных законодательством.</w:t>
       </w:r>
-      <w:bookmarkEnd w:id="5"/>
-    </w:p>
-    <w:p>
-      <w:pPr>
-        <w:rPr>
-          <w:lang w:eastAsia="ru-RU"/>
-        </w:rPr>
-      </w:pPr>
-    </w:p>
-    <w:p>
-      <w:pPr>
-        <w:rPr>
-          <w:lang w:eastAsia="ru-RU"/>
-        </w:rPr>
-      </w:pPr>
-    </w:p>
-    <w:p>
-      <w:pPr>
-        <w:rPr>
-          <w:lang w:eastAsia="ru-RU"/>
-        </w:rPr>
-      </w:pPr>
-    </w:p>
-    <w:p>
-      <w:pPr>
-        <w:rPr>
-          <w:lang w:eastAsia="ru-RU"/>
-        </w:rPr>
-      </w:pPr>
+      <w:bookmarkEnd w:id="3"/>
     </w:p>
     <w:p>
       <w:pPr>
@@ -3133,7 +3603,6 @@
           <w:szCs w:val="24"/>
           <w:lang w:eastAsia="ru-RU"/>
         </w:rPr>
-        <w:lastRenderedPageBreak/>
         <w:t>4. СРОК ДЕЙСТВИЯ ДОГОВОРА.</w:t>
       </w:r>
     </w:p>
@@ -3193,43 +3662,65 @@
           <w:szCs w:val="24"/>
           <w:lang w:eastAsia="ru-RU"/>
         </w:rPr>
-        <w:t xml:space="preserve"> «___</w:t>
-      </w:r>
-      <w:r>
-        <w:rPr>
-          <w:rFonts w:ascii="Times New Roman" w:eastAsia="Times New Roman" w:hAnsi="Times New Roman"/>
-          <w:sz w:val="24"/>
-          <w:szCs w:val="24"/>
-          <w:lang w:eastAsia="ru-RU"/>
-        </w:rPr>
-        <w:t>_» _</w:t>
-      </w:r>
-      <w:r>
-        <w:rPr>
-          <w:rFonts w:ascii="Times New Roman" w:eastAsia="Times New Roman" w:hAnsi="Times New Roman"/>
-          <w:sz w:val="24"/>
-          <w:szCs w:val="24"/>
-          <w:lang w:eastAsia="ru-RU"/>
-        </w:rPr>
-        <w:t>________________202</w:t>
-      </w:r>
-      <w:r>
-        <w:rPr>
-          <w:rFonts w:ascii="Times New Roman" w:eastAsia="Times New Roman" w:hAnsi="Times New Roman"/>
-          <w:sz w:val="24"/>
-          <w:szCs w:val="24"/>
-          <w:lang w:eastAsia="ru-RU"/>
-        </w:rPr>
-        <w:t>__</w:t>
-      </w:r>
-      <w:r>
-        <w:rPr>
-          <w:rFonts w:ascii="Times New Roman" w:eastAsia="Times New Roman" w:hAnsi="Times New Roman"/>
-          <w:sz w:val="24"/>
-          <w:szCs w:val="24"/>
-          <w:lang w:eastAsia="ru-RU"/>
-        </w:rPr>
-        <w:t xml:space="preserve">_ </w:t>
+        <w:t xml:space="preserve"> </w:t>
+      </w:r>
+      <w:r>
+        <w:rPr>
+          <w:rFonts w:ascii="Times New Roman" w:eastAsia="Times New Roman" w:hAnsi="Times New Roman"/>
+          <w:sz w:val="24"/>
+          <w:szCs w:val="24"/>
+          <w:lang w:eastAsia="ru-RU"/>
+        </w:rPr>
+        <w:t>{{</w:t>
+      </w:r>
+      <w:proofErr w:type="gramStart"/>
+      <w:r>
+        <w:rPr>
+          <w:rFonts w:ascii="Times New Roman" w:eastAsia="Times New Roman" w:hAnsi="Times New Roman"/>
+          <w:sz w:val="24"/>
+          <w:szCs w:val="24"/>
+          <w:lang w:val="en-US" w:eastAsia="ru-RU"/>
+        </w:rPr>
+        <w:t>deal</w:t>
+      </w:r>
+      <w:r>
+        <w:rPr>
+          <w:rFonts w:ascii="Times New Roman" w:eastAsia="Times New Roman" w:hAnsi="Times New Roman"/>
+          <w:sz w:val="24"/>
+          <w:szCs w:val="24"/>
+          <w:lang w:eastAsia="ru-RU"/>
+        </w:rPr>
+        <w:t>.</w:t>
+      </w:r>
+      <w:proofErr w:type="spellStart"/>
+      <w:r>
+        <w:rPr>
+          <w:rFonts w:ascii="Times New Roman" w:eastAsia="Times New Roman" w:hAnsi="Times New Roman"/>
+          <w:sz w:val="24"/>
+          <w:szCs w:val="24"/>
+          <w:lang w:val="en-US" w:eastAsia="ru-RU"/>
+        </w:rPr>
+        <w:t>endDateText</w:t>
+      </w:r>
+      <w:proofErr w:type="spellEnd"/>
+      <w:proofErr w:type="gramEnd"/>
+      <w:r>
+        <w:rPr>
+          <w:rFonts w:ascii="Times New Roman" w:eastAsia="Times New Roman" w:hAnsi="Times New Roman"/>
+          <w:sz w:val="24"/>
+          <w:szCs w:val="24"/>
+          <w:lang w:eastAsia="ru-RU"/>
+        </w:rPr>
+        <w:t>}}</w:t>
+      </w:r>
+      <w:r>
+        <w:rPr>
+          <w:rFonts w:ascii="Times New Roman" w:eastAsia="Times New Roman" w:hAnsi="Times New Roman"/>
+          <w:sz w:val="24"/>
+          <w:szCs w:val="24"/>
+          <w:lang w:eastAsia="ru-RU"/>
+        </w:rPr>
+        <w:t xml:space="preserve"> </w:t>
       </w:r>
       <w:r>
         <w:rPr>
@@ -3239,6 +3730,15 @@
           <w:lang w:eastAsia="ru-RU"/>
         </w:rPr>
         <w:t>г</w:t>
+      </w:r>
+      <w:r>
+        <w:rPr>
+          <w:rFonts w:ascii="Times New Roman" w:eastAsia="Times New Roman" w:hAnsi="Times New Roman"/>
+          <w:sz w:val="24"/>
+          <w:szCs w:val="24"/>
+          <w:lang w:eastAsia="ru-RU"/>
+        </w:rPr>
+        <w:t>.</w:t>
       </w:r>
     </w:p>
     <w:p>
@@ -3281,7 +3781,7 @@
           <w:lang w:eastAsia="ru-RU"/>
         </w:rPr>
       </w:pPr>
-      <w:bookmarkStart w:id="6" w:name="_Hlk231834685"/>
+      <w:bookmarkStart w:id="4" w:name="_Hlk231834685"/>
       <w:r>
         <w:rPr>
           <w:rFonts w:ascii="Times New Roman" w:eastAsia="Times New Roman" w:hAnsi="Times New Roman"/>
@@ -3309,15 +3809,25 @@
         </w:rPr>
         <w:t xml:space="preserve"> получения акта обязан подписать его или дать письменный отказ от подписания с изложением обоснованных причин отказа</w:t>
       </w:r>
-      <w:bookmarkEnd w:id="6"/>
-      <w:r>
-        <w:rPr>
-          <w:rFonts w:ascii="Times New Roman" w:eastAsia="Times New Roman" w:hAnsi="Times New Roman"/>
-          <w:sz w:val="24"/>
-          <w:szCs w:val="24"/>
-          <w:lang w:eastAsia="ru-RU"/>
-        </w:rPr>
-        <w:t xml:space="preserve">. В случае если в течение указанного срока Потребитель не подпишет акт и не предоставит Исполнителю письменного отказа от подписания акта с изложением причин, </w:t>
+      <w:bookmarkEnd w:id="4"/>
+      <w:r>
+        <w:rPr>
+          <w:rFonts w:ascii="Times New Roman" w:eastAsia="Times New Roman" w:hAnsi="Times New Roman"/>
+          <w:sz w:val="24"/>
+          <w:szCs w:val="24"/>
+          <w:lang w:eastAsia="ru-RU"/>
+        </w:rPr>
+        <w:t xml:space="preserve">. В случае если в течение указанного срока Потребитель </w:t>
+      </w:r>
+      <w:r>
+        <w:rPr>
+          <w:rFonts w:ascii="Times New Roman" w:eastAsia="Times New Roman" w:hAnsi="Times New Roman"/>
+          <w:sz w:val="24"/>
+          <w:szCs w:val="24"/>
+          <w:lang w:eastAsia="ru-RU"/>
+        </w:rPr>
+        <w:lastRenderedPageBreak/>
+        <w:t xml:space="preserve">не подпишет акт и не предоставит Исполнителю письменного отказа от подписания акта с изложением причин, </w:t>
       </w:r>
       <w:r>
         <w:rPr>
@@ -3445,16 +3955,25 @@
           <w:szCs w:val="24"/>
           <w:lang w:eastAsia="ru-RU"/>
         </w:rPr>
-        <w:t>4.4.1.</w:t>
-      </w:r>
-      <w:r>
-        <w:rPr>
-          <w:rFonts w:ascii="Times New Roman" w:eastAsia="Times New Roman" w:hAnsi="Times New Roman"/>
-          <w:sz w:val="24"/>
-          <w:szCs w:val="24"/>
-          <w:lang w:eastAsia="ru-RU"/>
-        </w:rPr>
-        <w:t xml:space="preserve">неисполнения и (или) ненадлежащего исполнения Потребителем обязательств </w:t>
+        <w:t>4.4.</w:t>
+      </w:r>
+      <w:r>
+        <w:rPr>
+          <w:rFonts w:ascii="Times New Roman" w:eastAsia="Times New Roman" w:hAnsi="Times New Roman"/>
+          <w:sz w:val="24"/>
+          <w:szCs w:val="24"/>
+          <w:lang w:eastAsia="ru-RU"/>
+        </w:rPr>
+        <w:t>1. неисполнения</w:t>
+      </w:r>
+      <w:r>
+        <w:rPr>
+          <w:rFonts w:ascii="Times New Roman" w:eastAsia="Times New Roman" w:hAnsi="Times New Roman"/>
+          <w:sz w:val="24"/>
+          <w:szCs w:val="24"/>
+          <w:lang w:eastAsia="ru-RU"/>
+        </w:rPr>
+        <w:t xml:space="preserve"> и (или) ненадлежащего исполнения Потребителем обязательств </w:t>
       </w:r>
       <w:r>
         <w:rPr>
@@ -3999,7 +4518,25 @@
           <w:szCs w:val="24"/>
           <w:lang w:eastAsia="ru-RU"/>
         </w:rPr>
-        <w:t xml:space="preserve">5.5.Стороны   освобождаются от ответственности при неисполнении обязательств  </w:t>
+        <w:t>5.</w:t>
+      </w:r>
+      <w:r>
+        <w:rPr>
+          <w:rFonts w:ascii="Times New Roman" w:eastAsia="Times New Roman" w:hAnsi="Times New Roman"/>
+          <w:sz w:val="24"/>
+          <w:szCs w:val="24"/>
+          <w:lang w:eastAsia="ru-RU"/>
+        </w:rPr>
+        <w:t>5. Стороны</w:t>
+      </w:r>
+      <w:r>
+        <w:rPr>
+          <w:rFonts w:ascii="Times New Roman" w:eastAsia="Times New Roman" w:hAnsi="Times New Roman"/>
+          <w:sz w:val="24"/>
+          <w:szCs w:val="24"/>
+          <w:lang w:eastAsia="ru-RU"/>
+        </w:rPr>
+        <w:t xml:space="preserve">   освобождаются от ответственности при неисполнении обязательств  </w:t>
       </w:r>
       <w:r>
         <w:rPr>
@@ -4224,7 +4761,17 @@
           <w:szCs w:val="24"/>
           <w:lang w:eastAsia="ru-RU"/>
         </w:rPr>
-        <w:t>порядок оплаты риэлтерских услуг, проектом договора оказания риэлтерских услуг, договором обязательного страхования, ему оказаны необходимые консультационные услуги и представлена информация о спросе и предложении на объекты недвижимого имущества.</w:t>
+        <w:t xml:space="preserve">порядок оплаты риэлтерских услуг, проектом договора оказания риэлтерских услуг, договором </w:t>
+      </w:r>
+      <w:r>
+        <w:rPr>
+          <w:rFonts w:ascii="Times New Roman" w:eastAsia="Times New Roman" w:hAnsi="Times New Roman"/>
+          <w:sz w:val="24"/>
+          <w:szCs w:val="24"/>
+          <w:lang w:eastAsia="ru-RU"/>
+        </w:rPr>
+        <w:lastRenderedPageBreak/>
+        <w:t>обязательного страхования, ему оказаны необходимые консультационные услуги и представлена информация о спросе и предложении на объекты недвижимого имущества.</w:t>
       </w:r>
     </w:p>
     <w:p>
@@ -4249,7 +4796,25 @@
           <w:szCs w:val="24"/>
           <w:lang w:eastAsia="ru-RU"/>
         </w:rPr>
-        <w:t xml:space="preserve"> 6.3.Потребитель гарантирует, что отчуждаемый объект недвижимого имущества свободен </w:t>
+        <w:t xml:space="preserve"> 6.</w:t>
+      </w:r>
+      <w:r>
+        <w:rPr>
+          <w:rFonts w:ascii="Times New Roman" w:eastAsia="Times New Roman" w:hAnsi="Times New Roman"/>
+          <w:sz w:val="24"/>
+          <w:szCs w:val="24"/>
+          <w:lang w:eastAsia="ru-RU"/>
+        </w:rPr>
+        <w:t>3. Потребитель</w:t>
+      </w:r>
+      <w:r>
+        <w:rPr>
+          <w:rFonts w:ascii="Times New Roman" w:eastAsia="Times New Roman" w:hAnsi="Times New Roman"/>
+          <w:sz w:val="24"/>
+          <w:szCs w:val="24"/>
+          <w:lang w:eastAsia="ru-RU"/>
+        </w:rPr>
+        <w:t xml:space="preserve"> гарантирует, что отчуждаемый объект недвижимого имущества свободен </w:t>
       </w:r>
       <w:r>
         <w:rPr>
@@ -4344,7 +4909,97 @@
           <w:szCs w:val="24"/>
           <w:lang w:eastAsia="ru-RU"/>
         </w:rPr>
-        <w:t xml:space="preserve"> «О  валютном регулировании и валютном контроле», в соответствии с которой  запрещается  использование  иностранной  валюты,  ценных  бумаг  в иностранной  валюте  и  (или) платежных документов в иностранной валюте при проведении   валютных  операций  между  физическими  лицами  -  резидентами Республики  Беларусь  при  расчетах по договорам купли-продажи, в том числе договорам купли-продажи объекта недвижимого имущества.</w:t>
+        <w:t xml:space="preserve"> «</w:t>
+      </w:r>
+      <w:r>
+        <w:rPr>
+          <w:rFonts w:ascii="Times New Roman" w:eastAsia="Times New Roman" w:hAnsi="Times New Roman"/>
+          <w:sz w:val="24"/>
+          <w:szCs w:val="24"/>
+          <w:lang w:eastAsia="ru-RU"/>
+        </w:rPr>
+        <w:t>О валютном</w:t>
+      </w:r>
+      <w:r>
+        <w:rPr>
+          <w:rFonts w:ascii="Times New Roman" w:eastAsia="Times New Roman" w:hAnsi="Times New Roman"/>
+          <w:sz w:val="24"/>
+          <w:szCs w:val="24"/>
+          <w:lang w:eastAsia="ru-RU"/>
+        </w:rPr>
+        <w:t xml:space="preserve"> регулировании и валютном контроле», в соответствии с </w:t>
+      </w:r>
+      <w:r>
+        <w:rPr>
+          <w:rFonts w:ascii="Times New Roman" w:eastAsia="Times New Roman" w:hAnsi="Times New Roman"/>
+          <w:sz w:val="24"/>
+          <w:szCs w:val="24"/>
+          <w:lang w:eastAsia="ru-RU"/>
+        </w:rPr>
+        <w:t>которой запрещается использование иностранной валюты, ценных бумаг в</w:t>
+      </w:r>
+      <w:r>
+        <w:rPr>
+          <w:rFonts w:ascii="Times New Roman" w:eastAsia="Times New Roman" w:hAnsi="Times New Roman"/>
+          <w:sz w:val="24"/>
+          <w:szCs w:val="24"/>
+          <w:lang w:eastAsia="ru-RU"/>
+        </w:rPr>
+        <w:t xml:space="preserve"> </w:t>
+      </w:r>
+      <w:r>
+        <w:rPr>
+          <w:rFonts w:ascii="Times New Roman" w:eastAsia="Times New Roman" w:hAnsi="Times New Roman"/>
+          <w:sz w:val="24"/>
+          <w:szCs w:val="24"/>
+          <w:lang w:eastAsia="ru-RU"/>
+        </w:rPr>
+        <w:t>иностранной валюте и (</w:t>
+      </w:r>
+      <w:r>
+        <w:rPr>
+          <w:rFonts w:ascii="Times New Roman" w:eastAsia="Times New Roman" w:hAnsi="Times New Roman"/>
+          <w:sz w:val="24"/>
+          <w:szCs w:val="24"/>
+          <w:lang w:eastAsia="ru-RU"/>
+        </w:rPr>
+        <w:t xml:space="preserve">или) платежных документов в иностранной валюте при проведении   </w:t>
+      </w:r>
+      <w:r>
+        <w:rPr>
+          <w:rFonts w:ascii="Times New Roman" w:eastAsia="Times New Roman" w:hAnsi="Times New Roman"/>
+          <w:sz w:val="24"/>
+          <w:szCs w:val="24"/>
+          <w:lang w:eastAsia="ru-RU"/>
+        </w:rPr>
+        <w:t>валютных операций между физическими лицами - резидентами</w:t>
+      </w:r>
+      <w:r>
+        <w:rPr>
+          <w:rFonts w:ascii="Times New Roman" w:eastAsia="Times New Roman" w:hAnsi="Times New Roman"/>
+          <w:sz w:val="24"/>
+          <w:szCs w:val="24"/>
+          <w:lang w:eastAsia="ru-RU"/>
+        </w:rPr>
+        <w:t xml:space="preserve"> </w:t>
+      </w:r>
+      <w:r>
+        <w:rPr>
+          <w:rFonts w:ascii="Times New Roman" w:eastAsia="Times New Roman" w:hAnsi="Times New Roman"/>
+          <w:sz w:val="24"/>
+          <w:szCs w:val="24"/>
+          <w:lang w:eastAsia="ru-RU"/>
+        </w:rPr>
+        <w:t>Республики Беларусь при расчетах</w:t>
+      </w:r>
+      <w:r>
+        <w:rPr>
+          <w:rFonts w:ascii="Times New Roman" w:eastAsia="Times New Roman" w:hAnsi="Times New Roman"/>
+          <w:sz w:val="24"/>
+          <w:szCs w:val="24"/>
+          <w:lang w:eastAsia="ru-RU"/>
+        </w:rPr>
+        <w:t xml:space="preserve"> по договорам купли-продажи, в том числе договорам купли-продажи объекта недвижимого имущества.</w:t>
       </w:r>
     </w:p>
     <w:p>
@@ -4378,7 +5033,7 @@
           <w:szCs w:val="24"/>
           <w:lang w:eastAsia="ru-RU"/>
         </w:rPr>
-        <w:t>5.Стороны</w:t>
+        <w:t>5. Стороны</w:t>
       </w:r>
       <w:r>
         <w:rPr>
@@ -4420,7 +5075,7 @@
         </w:rPr>
         <w:t>6.</w:t>
       </w:r>
-      <w:bookmarkStart w:id="7" w:name="_Hlk19713369"/>
+      <w:bookmarkStart w:id="5" w:name="_Hlk19713369"/>
       <w:r>
         <w:rPr>
           <w:rFonts w:ascii="Times New Roman" w:eastAsia="Times New Roman" w:hAnsi="Times New Roman"/>
@@ -4446,7 +5101,7 @@
         </w:rPr>
         <w:t xml:space="preserve"> Потребителя по вопросам налогообложения в рамках владения, пользования и распоряжения Объектом не входит в предмет Договора</w:t>
       </w:r>
-      <w:bookmarkEnd w:id="7"/>
+      <w:bookmarkEnd w:id="5"/>
       <w:r>
         <w:rPr>
           <w:rFonts w:ascii="Times New Roman" w:hAnsi="Times New Roman"/>
@@ -4467,7 +5122,7 @@
           <w:szCs w:val="24"/>
         </w:rPr>
       </w:pPr>
-      <w:bookmarkStart w:id="8" w:name="_Hlk19713166"/>
+      <w:bookmarkStart w:id="6" w:name="_Hlk19713166"/>
       <w:r>
         <w:rPr>
           <w:rFonts w:ascii="Times New Roman" w:hAnsi="Times New Roman"/>
@@ -4498,7 +5153,23 @@
           <w:sz w:val="24"/>
           <w:szCs w:val="24"/>
         </w:rPr>
-        <w:t xml:space="preserve"> всем, что не оговорено условиями Договора, Стороны руководствуются действующим законодательством Республики Беларусь. Потребитель, подписывая настоящий договор, подтверждает, что ознакомлен с Политикой об обработке персональных данных, действующей у Исполнителя и соглашается с ее содержанием в полном объеме без каких-либо исключений. Потребитель своей подписью в настоящем договоре выражает согласие на обработку персональных данных согласно перечню, указанному в уголке потребителя по месту нахождения Исполнителя, с которым Потребитель ознакомлен).</w:t>
+        <w:t xml:space="preserve"> всем, что не оговорено условиями Договора, Стороны руководствуются действующим законодательством Республики Беларусь. Потребитель, подписывая настоящий договор, подтверждает, что ознакомлен с Политикой об обработке персональных данных, действующей </w:t>
+      </w:r>
+      <w:r>
+        <w:rPr>
+          <w:rFonts w:ascii="Times New Roman" w:hAnsi="Times New Roman"/>
+          <w:sz w:val="24"/>
+          <w:szCs w:val="24"/>
+        </w:rPr>
+        <w:t>у Исполнителя,</w:t>
+      </w:r>
+      <w:r>
+        <w:rPr>
+          <w:rFonts w:ascii="Times New Roman" w:hAnsi="Times New Roman"/>
+          <w:sz w:val="24"/>
+          <w:szCs w:val="24"/>
+        </w:rPr>
+        <w:t xml:space="preserve"> и соглашается с ее содержанием в полном объеме без каких-либо исключений. Потребитель своей подписью в настоящем договоре выражает согласие на обработку персональных данных согласно перечню, указанному в уголке потребителя по месту нахождения Исполнителя, с которым Потребитель ознакомлен).</w:t>
       </w:r>
     </w:p>
     <w:p>
@@ -4584,7 +5255,7 @@
           <w:szCs w:val="24"/>
         </w:rPr>
       </w:pPr>
-      <w:bookmarkStart w:id="9" w:name="_Hlk232533006"/>
+      <w:bookmarkStart w:id="7" w:name="_Hlk232533006"/>
       <w:r>
         <w:rPr>
           <w:rFonts w:ascii="Times New Roman" w:hAnsi="Times New Roman"/>
@@ -4634,6 +5305,7 @@
         <w:t>__________________________________________________________________________________________</w:t>
       </w:r>
     </w:p>
+    <w:bookmarkEnd w:id="7"/>
     <w:p>
       <w:pPr>
         <w:spacing w:after="0"/>
@@ -4651,27 +5323,6 @@
           <w:sz w:val="24"/>
           <w:szCs w:val="24"/>
         </w:rPr>
-        <w:t>__________________________________________________________________________________________</w:t>
-      </w:r>
-    </w:p>
-    <w:bookmarkEnd w:id="9"/>
-    <w:p>
-      <w:pPr>
-        <w:spacing w:after="0"/>
-        <w:ind w:left="567" w:hanging="567"/>
-        <w:jc w:val="both"/>
-        <w:rPr>
-          <w:rFonts w:ascii="Times New Roman" w:hAnsi="Times New Roman"/>
-          <w:sz w:val="24"/>
-          <w:szCs w:val="24"/>
-        </w:rPr>
-      </w:pPr>
-      <w:r>
-        <w:rPr>
-          <w:rFonts w:ascii="Times New Roman" w:hAnsi="Times New Roman"/>
-          <w:sz w:val="24"/>
-          <w:szCs w:val="24"/>
-        </w:rPr>
         <w:t>6.</w:t>
       </w:r>
       <w:r>
@@ -4699,7 +5350,7 @@
         <w:t>________________________________________________________________________</w:t>
       </w:r>
     </w:p>
-    <w:bookmarkEnd w:id="8"/>
+    <w:bookmarkEnd w:id="6"/>
     <w:p>
       <w:pPr>
         <w:autoSpaceDE w:val="0"/>
@@ -4722,7 +5373,31 @@
           <w:szCs w:val="20"/>
           <w:lang w:eastAsia="ru-RU"/>
         </w:rPr>
-        <w:t xml:space="preserve">Ответственный риэлтер по настоящему договору {{agent.initials}}</w:t>
+        <w:t>Ответственный риэлтер по настоящему договору {{</w:t>
+      </w:r>
+      <w:proofErr w:type="spellStart"/>
+      <w:proofErr w:type="gramStart"/>
+      <w:r>
+        <w:rPr>
+          <w:rFonts w:ascii="Times New Roman" w:eastAsia="Times New Roman" w:hAnsi="Times New Roman"/>
+          <w:i/>
+          <w:sz w:val="20"/>
+          <w:szCs w:val="20"/>
+          <w:lang w:eastAsia="ru-RU"/>
+        </w:rPr>
+        <w:t>agent.initials</w:t>
+      </w:r>
+      <w:proofErr w:type="spellEnd"/>
+      <w:proofErr w:type="gramEnd"/>
+      <w:r>
+        <w:rPr>
+          <w:rFonts w:ascii="Times New Roman" w:eastAsia="Times New Roman" w:hAnsi="Times New Roman"/>
+          <w:i/>
+          <w:sz w:val="20"/>
+          <w:szCs w:val="20"/>
+          <w:lang w:eastAsia="ru-RU"/>
+        </w:rPr>
+        <w:t>}}</w:t>
       </w:r>
     </w:p>
     <w:p>
@@ -4782,7 +5457,75 @@
           <w:szCs w:val="20"/>
           <w:lang w:eastAsia="ru-RU"/>
         </w:rPr>
-        <w:t xml:space="preserve">№ {{agent.attestationNumber}}от {{agent.attestationDate}}г, действует до {{agent.attestationExpiry}}г</w:t>
+        <w:t>№ {{</w:t>
+      </w:r>
+      <w:proofErr w:type="spellStart"/>
+      <w:proofErr w:type="gramStart"/>
+      <w:r>
+        <w:rPr>
+          <w:rFonts w:ascii="Times New Roman" w:eastAsia="Times New Roman" w:hAnsi="Times New Roman"/>
+          <w:i/>
+          <w:sz w:val="20"/>
+          <w:szCs w:val="20"/>
+          <w:lang w:eastAsia="ru-RU"/>
+        </w:rPr>
+        <w:t>agent.attestationNumber</w:t>
+      </w:r>
+      <w:proofErr w:type="spellEnd"/>
+      <w:proofErr w:type="gramEnd"/>
+      <w:r>
+        <w:rPr>
+          <w:rFonts w:ascii="Times New Roman" w:eastAsia="Times New Roman" w:hAnsi="Times New Roman"/>
+          <w:i/>
+          <w:sz w:val="20"/>
+          <w:szCs w:val="20"/>
+          <w:lang w:eastAsia="ru-RU"/>
+        </w:rPr>
+        <w:t>}}от {{</w:t>
+      </w:r>
+      <w:proofErr w:type="spellStart"/>
+      <w:r>
+        <w:rPr>
+          <w:rFonts w:ascii="Times New Roman" w:eastAsia="Times New Roman" w:hAnsi="Times New Roman"/>
+          <w:i/>
+          <w:sz w:val="20"/>
+          <w:szCs w:val="20"/>
+          <w:lang w:eastAsia="ru-RU"/>
+        </w:rPr>
+        <w:t>agent.attestationDate</w:t>
+      </w:r>
+      <w:proofErr w:type="spellEnd"/>
+      <w:r>
+        <w:rPr>
+          <w:rFonts w:ascii="Times New Roman" w:eastAsia="Times New Roman" w:hAnsi="Times New Roman"/>
+          <w:i/>
+          <w:sz w:val="20"/>
+          <w:szCs w:val="20"/>
+          <w:lang w:eastAsia="ru-RU"/>
+        </w:rPr>
+        <w:t>}}г, действует до {{</w:t>
+      </w:r>
+      <w:proofErr w:type="spellStart"/>
+      <w:r>
+        <w:rPr>
+          <w:rFonts w:ascii="Times New Roman" w:eastAsia="Times New Roman" w:hAnsi="Times New Roman"/>
+          <w:i/>
+          <w:sz w:val="20"/>
+          <w:szCs w:val="20"/>
+          <w:lang w:eastAsia="ru-RU"/>
+        </w:rPr>
+        <w:t>agent.attestationExpiry</w:t>
+      </w:r>
+      <w:proofErr w:type="spellEnd"/>
+      <w:r>
+        <w:rPr>
+          <w:rFonts w:ascii="Times New Roman" w:eastAsia="Times New Roman" w:hAnsi="Times New Roman"/>
+          <w:i/>
+          <w:sz w:val="20"/>
+          <w:szCs w:val="20"/>
+          <w:lang w:eastAsia="ru-RU"/>
+        </w:rPr>
+        <w:t>}}г</w:t>
       </w:r>
     </w:p>
     <w:p>
@@ -4793,7 +5536,7 @@
         <w:spacing w:after="0" w:line="240" w:lineRule="auto"/>
         <w:rPr>
           <w:rFonts w:ascii="Times New Roman" w:eastAsia="Times New Roman" w:hAnsi="Times New Roman"/>
-          <w:b/>
+          <w:bCs/>
           <w:sz w:val="20"/>
           <w:szCs w:val="20"/>
           <w:lang w:eastAsia="ru-RU"/>
@@ -4802,12 +5545,36 @@
       <w:r>
         <w:rPr>
           <w:rFonts w:ascii="Times New Roman" w:eastAsia="Times New Roman" w:hAnsi="Times New Roman"/>
-          <w:b/>
+          <w:bCs/>
           <w:sz w:val="20"/>
           <w:szCs w:val="20"/>
           <w:lang w:eastAsia="ru-RU"/>
         </w:rPr>
-        <w:t xml:space="preserve">Идентификационная пластиковая карточка {{agent.cardNumber}}</w:t>
+        <w:t>Идентификационная пластиковая карточка {{</w:t>
+      </w:r>
+      <w:proofErr w:type="spellStart"/>
+      <w:proofErr w:type="gramStart"/>
+      <w:r>
+        <w:rPr>
+          <w:rFonts w:ascii="Times New Roman" w:eastAsia="Times New Roman" w:hAnsi="Times New Roman"/>
+          <w:bCs/>
+          <w:sz w:val="20"/>
+          <w:szCs w:val="20"/>
+          <w:lang w:eastAsia="ru-RU"/>
+        </w:rPr>
+        <w:t>agent.cardNumber</w:t>
+      </w:r>
+      <w:proofErr w:type="spellEnd"/>
+      <w:proofErr w:type="gramEnd"/>
+      <w:r>
+        <w:rPr>
+          <w:rFonts w:ascii="Times New Roman" w:eastAsia="Times New Roman" w:hAnsi="Times New Roman"/>
+          <w:bCs/>
+          <w:sz w:val="20"/>
+          <w:szCs w:val="20"/>
+          <w:lang w:eastAsia="ru-RU"/>
+        </w:rPr>
+        <w:t>}}</w:t>
       </w:r>
     </w:p>
     <w:p>
@@ -4852,166 +5619,21 @@
         <w:rPr>
           <w:rFonts w:ascii="Times New Roman" w:eastAsia="Times New Roman" w:hAnsi="Times New Roman"/>
           <w:b/>
-          <w:sz w:val="20"/>
-          <w:szCs w:val="20"/>
-          <w:lang w:eastAsia="ru-RU"/>
-        </w:rPr>
-      </w:pPr>
-    </w:p>
-    <w:p>
-      <w:pPr>
-        <w:autoSpaceDE w:val="0"/>
-        <w:autoSpaceDN w:val="0"/>
-        <w:adjustRightInd w:val="0"/>
-        <w:spacing w:after="0" w:line="240" w:lineRule="auto"/>
-        <w:jc w:val="center"/>
+          <w:sz w:val="24"/>
+          <w:szCs w:val="24"/>
+          <w:lang w:eastAsia="ru-RU"/>
+        </w:rPr>
+      </w:pPr>
+      <w:r>
         <w:rPr>
           <w:rFonts w:ascii="Times New Roman" w:eastAsia="Times New Roman" w:hAnsi="Times New Roman"/>
           <w:b/>
-          <w:sz w:val="20"/>
-          <w:szCs w:val="20"/>
-          <w:lang w:eastAsia="ru-RU"/>
-        </w:rPr>
-      </w:pPr>
-    </w:p>
-    <w:p>
-      <w:pPr>
-        <w:autoSpaceDE w:val="0"/>
-        <w:autoSpaceDN w:val="0"/>
-        <w:adjustRightInd w:val="0"/>
-        <w:spacing w:after="0" w:line="240" w:lineRule="auto"/>
-        <w:jc w:val="center"/>
-        <w:rPr>
-          <w:rFonts w:ascii="Times New Roman" w:eastAsia="Times New Roman" w:hAnsi="Times New Roman"/>
-          <w:b/>
-          <w:sz w:val="20"/>
-          <w:szCs w:val="20"/>
-          <w:lang w:eastAsia="ru-RU"/>
-        </w:rPr>
-      </w:pPr>
-    </w:p>
-    <w:p>
-      <w:pPr>
-        <w:autoSpaceDE w:val="0"/>
-        <w:autoSpaceDN w:val="0"/>
-        <w:adjustRightInd w:val="0"/>
-        <w:spacing w:after="0" w:line="240" w:lineRule="auto"/>
-        <w:jc w:val="center"/>
-        <w:rPr>
-          <w:rFonts w:ascii="Times New Roman" w:eastAsia="Times New Roman" w:hAnsi="Times New Roman"/>
-          <w:b/>
-          <w:sz w:val="20"/>
-          <w:szCs w:val="20"/>
-          <w:lang w:eastAsia="ru-RU"/>
-        </w:rPr>
-      </w:pPr>
-    </w:p>
-    <w:p>
-      <w:pPr>
-        <w:autoSpaceDE w:val="0"/>
-        <w:autoSpaceDN w:val="0"/>
-        <w:adjustRightInd w:val="0"/>
-        <w:spacing w:after="0" w:line="240" w:lineRule="auto"/>
-        <w:jc w:val="center"/>
-        <w:rPr>
-          <w:rFonts w:ascii="Times New Roman" w:eastAsia="Times New Roman" w:hAnsi="Times New Roman"/>
-          <w:b/>
-          <w:sz w:val="20"/>
-          <w:szCs w:val="20"/>
-          <w:lang w:eastAsia="ru-RU"/>
-        </w:rPr>
-      </w:pPr>
-    </w:p>
-    <w:p>
-      <w:pPr>
-        <w:autoSpaceDE w:val="0"/>
-        <w:autoSpaceDN w:val="0"/>
-        <w:adjustRightInd w:val="0"/>
-        <w:spacing w:after="0" w:line="240" w:lineRule="auto"/>
-        <w:jc w:val="center"/>
-        <w:rPr>
-          <w:rFonts w:ascii="Times New Roman" w:eastAsia="Times New Roman" w:hAnsi="Times New Roman"/>
-          <w:b/>
-          <w:sz w:val="20"/>
-          <w:szCs w:val="20"/>
-          <w:lang w:eastAsia="ru-RU"/>
-        </w:rPr>
-      </w:pPr>
-    </w:p>
-    <w:p>
-      <w:pPr>
-        <w:autoSpaceDE w:val="0"/>
-        <w:autoSpaceDN w:val="0"/>
-        <w:adjustRightInd w:val="0"/>
-        <w:spacing w:after="0" w:line="240" w:lineRule="auto"/>
-        <w:jc w:val="center"/>
-        <w:rPr>
-          <w:rFonts w:ascii="Times New Roman" w:eastAsia="Times New Roman" w:hAnsi="Times New Roman"/>
-          <w:b/>
-          <w:sz w:val="20"/>
-          <w:szCs w:val="20"/>
-          <w:lang w:eastAsia="ru-RU"/>
-        </w:rPr>
-      </w:pPr>
-    </w:p>
-    <w:p>
-      <w:pPr>
-        <w:autoSpaceDE w:val="0"/>
-        <w:autoSpaceDN w:val="0"/>
-        <w:adjustRightInd w:val="0"/>
-        <w:spacing w:after="0" w:line="240" w:lineRule="auto"/>
-        <w:jc w:val="center"/>
-        <w:rPr>
-          <w:rFonts w:ascii="Times New Roman" w:eastAsia="Times New Roman" w:hAnsi="Times New Roman"/>
-          <w:b/>
-          <w:sz w:val="20"/>
-          <w:szCs w:val="20"/>
-          <w:lang w:eastAsia="ru-RU"/>
-        </w:rPr>
-      </w:pPr>
-    </w:p>
-    <w:p>
-      <w:pPr>
-        <w:autoSpaceDE w:val="0"/>
-        <w:autoSpaceDN w:val="0"/>
-        <w:adjustRightInd w:val="0"/>
-        <w:spacing w:after="0" w:line="240" w:lineRule="auto"/>
-        <w:jc w:val="center"/>
-        <w:rPr>
-          <w:rFonts w:ascii="Times New Roman" w:eastAsia="Times New Roman" w:hAnsi="Times New Roman"/>
-          <w:b/>
-          <w:sz w:val="24"/>
-          <w:szCs w:val="24"/>
-          <w:lang w:eastAsia="ru-RU"/>
-        </w:rPr>
-      </w:pPr>
-      <w:r>
-        <w:rPr>
-          <w:rFonts w:ascii="Times New Roman" w:eastAsia="Times New Roman" w:hAnsi="Times New Roman"/>
-          <w:b/>
-          <w:sz w:val="24"/>
-          <w:szCs w:val="24"/>
-          <w:lang w:eastAsia="ru-RU"/>
-        </w:rPr>
-        <w:lastRenderedPageBreak/>
+          <w:sz w:val="24"/>
+          <w:szCs w:val="24"/>
+          <w:lang w:eastAsia="ru-RU"/>
+        </w:rPr>
         <w:t>7. РЕКВИЗИТЫ И ПОДПИСИ СТОРОН</w:t>
       </w:r>
-    </w:p>
-    <w:p>
-      <w:pPr>
-        <w:autoSpaceDE w:val="0"/>
-        <w:autoSpaceDN w:val="0"/>
-        <w:adjustRightInd w:val="0"/>
-        <w:spacing w:after="0" w:line="240" w:lineRule="auto"/>
-        <w:jc w:val="center"/>
-        <w:rPr>
-          <w:rFonts w:ascii="Times New Roman" w:eastAsia="Times New Roman" w:hAnsi="Times New Roman"/>
-          <w:b/>
-          <w:sz w:val="24"/>
-          <w:szCs w:val="24"/>
-          <w:lang w:eastAsia="ru-RU"/>
-        </w:rPr>
-      </w:pPr>
     </w:p>
     <w:tbl>
       <w:tblPr>
@@ -5030,13 +5652,8 @@
           </w:tcPr>
           <w:p>
             <w:pPr>
-              <w:autoSpaceDE w:val="0"/>
-              <w:autoSpaceDN w:val="0"/>
-              <w:adjustRightInd w:val="0"/>
-              <w:spacing w:line="360" w:lineRule="auto"/>
-              <w:ind w:right="43"/>
-              <w:rPr>
-                <w:rFonts w:ascii="Times New Roman" w:eastAsia="Times New Roman" w:hAnsi="Times New Roman"/>
+              <w:rPr>
+                <w:rFonts w:ascii="Times New Roman" w:hAnsi="Times New Roman"/>
                 <w:sz w:val="20"/>
                 <w:szCs w:val="20"/>
                 <w:lang w:eastAsia="ru-RU"/>
@@ -5044,12 +5661,323 @@
             </w:pPr>
             <w:r>
               <w:rPr>
-                <w:rFonts w:ascii="Times New Roman" w:eastAsia="Times New Roman" w:hAnsi="Times New Roman"/>
+                <w:rFonts w:ascii="Times New Roman" w:hAnsi="Times New Roman"/>
                 <w:sz w:val="20"/>
                 <w:szCs w:val="20"/>
                 <w:lang w:eastAsia="ru-RU"/>
               </w:rPr>
-              <w:t xml:space="preserve">ФИО: {{seller.fullName}}</w:t>
+              <w:t>ФИО: {{</w:t>
+            </w:r>
+            <w:proofErr w:type="spellStart"/>
+            <w:proofErr w:type="gramStart"/>
+            <w:r>
+              <w:rPr>
+                <w:rFonts w:ascii="Times New Roman" w:hAnsi="Times New Roman"/>
+                <w:sz w:val="20"/>
+                <w:szCs w:val="20"/>
+                <w:lang w:eastAsia="ru-RU"/>
+              </w:rPr>
+              <w:t>seller.fullName</w:t>
+            </w:r>
+            <w:proofErr w:type="spellEnd"/>
+            <w:proofErr w:type="gramEnd"/>
+            <w:r>
+              <w:rPr>
+                <w:rFonts w:ascii="Times New Roman" w:hAnsi="Times New Roman"/>
+                <w:sz w:val="20"/>
+                <w:szCs w:val="20"/>
+                <w:lang w:eastAsia="ru-RU"/>
+              </w:rPr>
+              <w:t>}}</w:t>
+            </w:r>
+          </w:p>
+          <w:p>
+            <w:pPr>
+              <w:rPr>
+                <w:rFonts w:ascii="Times New Roman" w:hAnsi="Times New Roman"/>
+                <w:sz w:val="20"/>
+                <w:szCs w:val="20"/>
+                <w:lang w:eastAsia="ru-RU"/>
+              </w:rPr>
+            </w:pPr>
+            <w:r>
+              <w:rPr>
+                <w:rFonts w:ascii="Times New Roman" w:hAnsi="Times New Roman"/>
+                <w:sz w:val="20"/>
+                <w:szCs w:val="20"/>
+                <w:lang w:eastAsia="ru-RU"/>
+              </w:rPr>
+              <w:t>{{</w:t>
+            </w:r>
+            <w:proofErr w:type="spellStart"/>
+            <w:proofErr w:type="gramStart"/>
+            <w:r>
+              <w:rPr>
+                <w:rFonts w:ascii="Times New Roman" w:hAnsi="Times New Roman"/>
+                <w:sz w:val="20"/>
+                <w:szCs w:val="20"/>
+                <w:lang w:eastAsia="ru-RU"/>
+              </w:rPr>
+              <w:t>seller.birthDate</w:t>
+            </w:r>
+            <w:proofErr w:type="spellEnd"/>
+            <w:proofErr w:type="gramEnd"/>
+            <w:r>
+              <w:rPr>
+                <w:rFonts w:ascii="Times New Roman" w:hAnsi="Times New Roman"/>
+                <w:sz w:val="20"/>
+                <w:szCs w:val="20"/>
+                <w:lang w:eastAsia="ru-RU"/>
+              </w:rPr>
+              <w:t>}} г.р.</w:t>
+            </w:r>
+          </w:p>
+          <w:p>
+            <w:pPr>
+              <w:rPr>
+                <w:rFonts w:ascii="Times New Roman" w:hAnsi="Times New Roman"/>
+                <w:sz w:val="20"/>
+                <w:szCs w:val="20"/>
+                <w:lang w:eastAsia="ru-RU"/>
+              </w:rPr>
+            </w:pPr>
+            <w:r>
+              <w:rPr>
+                <w:rFonts w:ascii="Times New Roman" w:hAnsi="Times New Roman"/>
+                <w:sz w:val="20"/>
+                <w:szCs w:val="20"/>
+                <w:lang w:eastAsia="ru-RU"/>
+              </w:rPr>
+              <w:t>Регистрация: {{</w:t>
+            </w:r>
+            <w:proofErr w:type="spellStart"/>
+            <w:proofErr w:type="gramStart"/>
+            <w:r>
+              <w:rPr>
+                <w:rFonts w:ascii="Times New Roman" w:hAnsi="Times New Roman"/>
+                <w:sz w:val="20"/>
+                <w:szCs w:val="20"/>
+                <w:lang w:eastAsia="ru-RU"/>
+              </w:rPr>
+              <w:t>seller.address</w:t>
+            </w:r>
+            <w:proofErr w:type="spellEnd"/>
+            <w:proofErr w:type="gramEnd"/>
+            <w:r>
+              <w:rPr>
+                <w:rFonts w:ascii="Times New Roman" w:hAnsi="Times New Roman"/>
+                <w:sz w:val="20"/>
+                <w:szCs w:val="20"/>
+                <w:lang w:eastAsia="ru-RU"/>
+              </w:rPr>
+              <w:t>}}</w:t>
+            </w:r>
+          </w:p>
+          <w:p>
+            <w:pPr>
+              <w:rPr>
+                <w:rFonts w:ascii="Times New Roman" w:hAnsi="Times New Roman"/>
+                <w:sz w:val="20"/>
+                <w:szCs w:val="20"/>
+                <w:lang w:eastAsia="ru-RU"/>
+              </w:rPr>
+            </w:pPr>
+            <w:r>
+              <w:rPr>
+                <w:rFonts w:ascii="Times New Roman" w:hAnsi="Times New Roman"/>
+                <w:sz w:val="20"/>
+                <w:szCs w:val="20"/>
+                <w:lang w:eastAsia="ru-RU"/>
+              </w:rPr>
+              <w:t>Паспорт: {{</w:t>
+            </w:r>
+            <w:proofErr w:type="spellStart"/>
+            <w:proofErr w:type="gramStart"/>
+            <w:r>
+              <w:rPr>
+                <w:rFonts w:ascii="Times New Roman" w:hAnsi="Times New Roman"/>
+                <w:sz w:val="20"/>
+                <w:szCs w:val="20"/>
+                <w:lang w:eastAsia="ru-RU"/>
+              </w:rPr>
+              <w:t>seller.passport</w:t>
+            </w:r>
+            <w:proofErr w:type="spellEnd"/>
+            <w:proofErr w:type="gramEnd"/>
+            <w:r>
+              <w:rPr>
+                <w:rFonts w:ascii="Times New Roman" w:hAnsi="Times New Roman"/>
+                <w:sz w:val="20"/>
+                <w:szCs w:val="20"/>
+                <w:lang w:eastAsia="ru-RU"/>
+              </w:rPr>
+              <w:t>}}</w:t>
+            </w:r>
+          </w:p>
+          <w:p>
+            <w:pPr>
+              <w:rPr>
+                <w:rFonts w:ascii="Times New Roman" w:hAnsi="Times New Roman"/>
+                <w:sz w:val="20"/>
+                <w:szCs w:val="20"/>
+                <w:lang w:val="en-US" w:eastAsia="ru-RU"/>
+              </w:rPr>
+            </w:pPr>
+            <w:r>
+              <w:rPr>
+                <w:rFonts w:ascii="Times New Roman" w:hAnsi="Times New Roman"/>
+                <w:sz w:val="20"/>
+                <w:szCs w:val="20"/>
+                <w:lang w:eastAsia="ru-RU"/>
+              </w:rPr>
+              <w:t>Выдан</w:t>
+            </w:r>
+            <w:r>
+              <w:rPr>
+                <w:rFonts w:ascii="Times New Roman" w:hAnsi="Times New Roman"/>
+                <w:sz w:val="20"/>
+                <w:szCs w:val="20"/>
+                <w:lang w:val="en-US" w:eastAsia="ru-RU"/>
+              </w:rPr>
+              <w:t xml:space="preserve"> {{</w:t>
+            </w:r>
+            <w:proofErr w:type="spellStart"/>
+            <w:proofErr w:type="gramStart"/>
+            <w:r>
+              <w:rPr>
+                <w:rFonts w:ascii="Times New Roman" w:hAnsi="Times New Roman"/>
+                <w:sz w:val="20"/>
+                <w:szCs w:val="20"/>
+                <w:lang w:val="en-US" w:eastAsia="ru-RU"/>
+              </w:rPr>
+              <w:t>seller.passportIssuedByInstrumental</w:t>
+            </w:r>
+            <w:proofErr w:type="spellEnd"/>
+            <w:proofErr w:type="gramEnd"/>
+            <w:r>
+              <w:rPr>
+                <w:rFonts w:ascii="Times New Roman" w:hAnsi="Times New Roman"/>
+                <w:sz w:val="20"/>
+                <w:szCs w:val="20"/>
+                <w:lang w:val="en-US" w:eastAsia="ru-RU"/>
+              </w:rPr>
+              <w:t>}} {{</w:t>
+            </w:r>
+            <w:proofErr w:type="spellStart"/>
+            <w:r>
+              <w:rPr>
+                <w:rFonts w:ascii="Times New Roman" w:hAnsi="Times New Roman"/>
+                <w:sz w:val="20"/>
+                <w:szCs w:val="20"/>
+                <w:lang w:val="en-US" w:eastAsia="ru-RU"/>
+              </w:rPr>
+              <w:t>seller.passportIssueDate</w:t>
+            </w:r>
+            <w:proofErr w:type="spellEnd"/>
+            <w:r>
+              <w:rPr>
+                <w:rFonts w:ascii="Times New Roman" w:hAnsi="Times New Roman"/>
+                <w:sz w:val="20"/>
+                <w:szCs w:val="20"/>
+                <w:lang w:val="en-US" w:eastAsia="ru-RU"/>
+              </w:rPr>
+              <w:t>}}</w:t>
+            </w:r>
+          </w:p>
+          <w:p>
+            <w:pPr>
+              <w:rPr>
+                <w:rFonts w:ascii="Times New Roman" w:hAnsi="Times New Roman"/>
+                <w:sz w:val="20"/>
+                <w:szCs w:val="20"/>
+                <w:lang w:val="en-US" w:eastAsia="ru-RU"/>
+              </w:rPr>
+            </w:pPr>
+            <w:r>
+              <w:rPr>
+                <w:rFonts w:ascii="Times New Roman" w:hAnsi="Times New Roman"/>
+                <w:sz w:val="20"/>
+                <w:szCs w:val="20"/>
+                <w:lang w:eastAsia="ru-RU"/>
+              </w:rPr>
+              <w:t>Идентификационный</w:t>
+            </w:r>
+            <w:r>
+              <w:rPr>
+                <w:rFonts w:ascii="Times New Roman" w:hAnsi="Times New Roman"/>
+                <w:sz w:val="20"/>
+                <w:szCs w:val="20"/>
+                <w:lang w:val="en-US" w:eastAsia="ru-RU"/>
+              </w:rPr>
+              <w:t xml:space="preserve"> </w:t>
+            </w:r>
+            <w:r>
+              <w:rPr>
+                <w:rFonts w:ascii="Times New Roman" w:hAnsi="Times New Roman"/>
+                <w:sz w:val="20"/>
+                <w:szCs w:val="20"/>
+                <w:lang w:eastAsia="ru-RU"/>
+              </w:rPr>
+              <w:t>номер</w:t>
+            </w:r>
+            <w:r>
+              <w:rPr>
+                <w:rFonts w:ascii="Times New Roman" w:hAnsi="Times New Roman"/>
+                <w:sz w:val="20"/>
+                <w:szCs w:val="20"/>
+                <w:lang w:val="en-US" w:eastAsia="ru-RU"/>
+              </w:rPr>
+              <w:t>: {{seller.id}}</w:t>
+            </w:r>
+          </w:p>
+          <w:p>
+            <w:pPr>
+              <w:rPr>
+                <w:rFonts w:ascii="Times New Roman" w:hAnsi="Times New Roman"/>
+                <w:sz w:val="20"/>
+                <w:szCs w:val="20"/>
+                <w:lang w:val="en-US" w:eastAsia="ru-RU"/>
+              </w:rPr>
+            </w:pPr>
+            <w:r>
+              <w:rPr>
+                <w:rFonts w:ascii="Times New Roman" w:hAnsi="Times New Roman"/>
+                <w:sz w:val="20"/>
+                <w:szCs w:val="20"/>
+                <w:lang w:eastAsia="ru-RU"/>
+              </w:rPr>
+              <w:t>Тел</w:t>
+            </w:r>
+            <w:r>
+              <w:rPr>
+                <w:rFonts w:ascii="Times New Roman" w:hAnsi="Times New Roman"/>
+                <w:sz w:val="20"/>
+                <w:szCs w:val="20"/>
+                <w:lang w:val="en-US" w:eastAsia="ru-RU"/>
+              </w:rPr>
+              <w:t>: {{</w:t>
+            </w:r>
+            <w:proofErr w:type="spellStart"/>
+            <w:proofErr w:type="gramStart"/>
+            <w:r>
+              <w:rPr>
+                <w:rFonts w:ascii="Times New Roman" w:hAnsi="Times New Roman"/>
+                <w:sz w:val="20"/>
+                <w:szCs w:val="20"/>
+                <w:lang w:val="en-US" w:eastAsia="ru-RU"/>
+              </w:rPr>
+              <w:t>seller.phone</w:t>
+            </w:r>
+            <w:proofErr w:type="spellEnd"/>
+            <w:proofErr w:type="gramEnd"/>
+            <w:r>
+              <w:rPr>
+                <w:rFonts w:ascii="Times New Roman" w:hAnsi="Times New Roman"/>
+                <w:sz w:val="20"/>
+                <w:szCs w:val="20"/>
+                <w:lang w:val="en-US" w:eastAsia="ru-RU"/>
+              </w:rPr>
+              <w:t>}}</w:t>
             </w:r>
           </w:p>
           <w:p>
@@ -5061,148 +5989,13 @@
               <w:ind w:right="43"/>
               <w:rPr>
                 <w:rFonts w:ascii="Times New Roman" w:eastAsia="Times New Roman" w:hAnsi="Times New Roman"/>
-                <w:sz w:val="20"/>
-                <w:szCs w:val="20"/>
-                <w:lang w:eastAsia="ru-RU"/>
+                <w:b/>
+                <w:sz w:val="20"/>
+                <w:szCs w:val="20"/>
+                <w:lang w:val="en-US" w:eastAsia="ru-RU"/>
               </w:rPr>
             </w:pPr>
             <w:r>
-              <w:rPr>
-                <w:rFonts w:ascii="Times New Roman" w:eastAsia="Times New Roman" w:hAnsi="Times New Roman"/>
-                <w:sz w:val="20"/>
-                <w:szCs w:val="20"/>
-                <w:lang w:eastAsia="ru-RU"/>
-              </w:rPr>
-              <w:t xml:space="preserve">{{seller.birthDate}} г.р.</w:t>
-            </w:r>
-          </w:p>
-          <w:p>
-            <w:pPr>
-              <w:autoSpaceDE w:val="0"/>
-              <w:autoSpaceDN w:val="0"/>
-              <w:adjustRightInd w:val="0"/>
-              <w:spacing w:line="276" w:lineRule="auto"/>
-              <w:ind w:right="43"/>
-              <w:rPr>
-                <w:rFonts w:ascii="Times New Roman" w:eastAsia="Times New Roman" w:hAnsi="Times New Roman"/>
-                <w:sz w:val="20"/>
-                <w:szCs w:val="20"/>
-                <w:lang w:eastAsia="ru-RU"/>
-              </w:rPr>
-            </w:pPr>
-            <w:r>
-              <w:rPr>
-                <w:rFonts w:ascii="Times New Roman" w:eastAsia="Times New Roman" w:hAnsi="Times New Roman"/>
-                <w:sz w:val="20"/>
-                <w:szCs w:val="20"/>
-                <w:lang w:eastAsia="ru-RU"/>
-              </w:rPr>
-              <w:t xml:space="preserve">Регистрация: {{seller.address}}</w:t>
-            </w:r>
-          </w:p>
-          <w:p>
-            <w:pPr>
-              <w:autoSpaceDE w:val="0"/>
-              <w:autoSpaceDN w:val="0"/>
-              <w:adjustRightInd w:val="0"/>
-              <w:spacing w:line="276" w:lineRule="auto"/>
-              <w:ind w:right="43"/>
-              <w:rPr>
-                <w:rFonts w:ascii="Times New Roman" w:eastAsia="Times New Roman" w:hAnsi="Times New Roman"/>
-                <w:sz w:val="20"/>
-                <w:szCs w:val="20"/>
-                <w:lang w:eastAsia="ru-RU"/>
-              </w:rPr>
-            </w:pPr>
-            <w:r>
-              <w:rPr>
-                <w:rFonts w:ascii="Times New Roman" w:eastAsia="Times New Roman" w:hAnsi="Times New Roman"/>
-                <w:sz w:val="20"/>
-                <w:szCs w:val="20"/>
-                <w:lang w:eastAsia="ru-RU"/>
-              </w:rPr>
-              <w:t xml:space="preserve">Паспорт: {{seller.passport}}</w:t>
-            </w:r>
-          </w:p>
-          <w:p>
-            <w:pPr>
-              <w:autoSpaceDE w:val="0"/>
-              <w:autoSpaceDN w:val="0"/>
-              <w:adjustRightInd w:val="0"/>
-              <w:spacing w:line="276" w:lineRule="auto"/>
-              <w:ind w:right="43"/>
-              <w:rPr>
-                <w:rFonts w:ascii="Times New Roman" w:eastAsia="Times New Roman" w:hAnsi="Times New Roman"/>
-                <w:sz w:val="20"/>
-                <w:szCs w:val="20"/>
-                <w:lang w:eastAsia="ru-RU"/>
-              </w:rPr>
-            </w:pPr>
-            <w:r>
-              <w:rPr>
-                <w:rFonts w:ascii="Times New Roman" w:eastAsia="Times New Roman" w:hAnsi="Times New Roman"/>
-                <w:sz w:val="20"/>
-                <w:szCs w:val="20"/>
-                <w:lang w:eastAsia="ru-RU"/>
-              </w:rPr>
-              <w:t xml:space="preserve">Выдан {{seller.passportIssuedByInstrumental}} {{seller.passportIssueDate}}</w:t>
-            </w:r>
-          </w:p>
-          <w:p>
-            <w:pPr>
-              <w:autoSpaceDE w:val="0"/>
-              <w:autoSpaceDN w:val="0"/>
-              <w:adjustRightInd w:val="0"/>
-              <w:spacing w:line="276" w:lineRule="auto"/>
-              <w:ind w:right="43"/>
-              <w:rPr>
-                <w:rFonts w:ascii="Times New Roman" w:eastAsia="Times New Roman" w:hAnsi="Times New Roman"/>
-                <w:sz w:val="20"/>
-                <w:szCs w:val="20"/>
-                <w:lang w:eastAsia="ru-RU"/>
-              </w:rPr>
-            </w:pPr>
-            <w:r>
-              <w:rPr>
-                <w:rFonts w:ascii="Times New Roman" w:eastAsia="Times New Roman" w:hAnsi="Times New Roman"/>
-                <w:sz w:val="20"/>
-                <w:szCs w:val="20"/>
-                <w:lang w:eastAsia="ru-RU"/>
-              </w:rPr>
-              <w:t xml:space="preserve">Идентификационный номер: {{seller.id}}</w:t>
-            </w:r>
-          </w:p>
-          <w:p>
-            <w:pPr>
-              <w:autoSpaceDE w:val="0"/>
-              <w:autoSpaceDN w:val="0"/>
-              <w:adjustRightInd w:val="0"/>
-              <w:spacing w:line="276" w:lineRule="auto"/>
-              <w:ind w:right="43"/>
-              <w:rPr>
-                <w:rFonts w:ascii="Times New Roman" w:eastAsia="Times New Roman" w:hAnsi="Times New Roman"/>
-                <w:sz w:val="20"/>
-                <w:szCs w:val="20"/>
-                <w:lang w:eastAsia="ru-RU"/>
-              </w:rPr>
-            </w:pPr>
-            <w:r>
-              <w:rPr>
-                <w:rFonts w:ascii="Times New Roman" w:eastAsia="Times New Roman" w:hAnsi="Times New Roman"/>
-                <w:sz w:val="20"/>
-                <w:szCs w:val="20"/>
-                <w:lang w:eastAsia="ru-RU"/>
-              </w:rPr>
-              <w:t xml:space="preserve">Тел: {{seller.phone}}</w:t>
-            </w:r>
-          </w:p>
-          <w:p>
-            <w:pPr>
-              <w:autoSpaceDE w:val="0"/>
-              <w:autoSpaceDN w:val="0"/>
-              <w:adjustRightInd w:val="0"/>
-              <w:spacing w:line="360" w:lineRule="auto"/>
-              <w:ind w:right="43"/>
               <w:rPr>
                 <w:rFonts w:ascii="Times New Roman" w:eastAsia="Times New Roman" w:hAnsi="Times New Roman"/>
                 <w:b/>
@@ -5210,16 +6003,41 @@
                 <w:szCs w:val="20"/>
                 <w:lang w:eastAsia="ru-RU"/>
               </w:rPr>
-            </w:pPr>
+              <w:t>Потребитель</w:t>
+            </w:r>
             <w:r>
               <w:rPr>
                 <w:rFonts w:ascii="Times New Roman" w:eastAsia="Times New Roman" w:hAnsi="Times New Roman"/>
                 <w:b/>
                 <w:sz w:val="20"/>
                 <w:szCs w:val="20"/>
-                <w:lang w:eastAsia="ru-RU"/>
-              </w:rPr>
-              <w:t xml:space="preserve">Потребитель_______________________{{seller.initials}}</w:t>
+                <w:lang w:val="en-US" w:eastAsia="ru-RU"/>
+              </w:rPr>
+              <w:t>_______________________{{</w:t>
+            </w:r>
+            <w:proofErr w:type="spellStart"/>
+            <w:proofErr w:type="gramStart"/>
+            <w:r>
+              <w:rPr>
+                <w:rFonts w:ascii="Times New Roman" w:eastAsia="Times New Roman" w:hAnsi="Times New Roman"/>
+                <w:b/>
+                <w:sz w:val="20"/>
+                <w:szCs w:val="20"/>
+                <w:lang w:val="en-US" w:eastAsia="ru-RU"/>
+              </w:rPr>
+              <w:t>seller.initials</w:t>
+            </w:r>
+            <w:proofErr w:type="spellEnd"/>
+            <w:proofErr w:type="gramEnd"/>
+            <w:r>
+              <w:rPr>
+                <w:rFonts w:ascii="Times New Roman" w:eastAsia="Times New Roman" w:hAnsi="Times New Roman"/>
+                <w:b/>
+                <w:sz w:val="20"/>
+                <w:szCs w:val="20"/>
+                <w:lang w:val="en-US" w:eastAsia="ru-RU"/>
+              </w:rPr>
+              <w:t>}}</w:t>
             </w:r>
           </w:p>
         </w:tc>
@@ -5264,6 +6082,7 @@
               </w:rPr>
               <w:t xml:space="preserve">231300 г. Лида, б-р князя </w:t>
             </w:r>
+            <w:proofErr w:type="spellStart"/>
             <w:r>
               <w:rPr>
                 <w:rFonts w:ascii="Times New Roman" w:eastAsia="Times New Roman" w:hAnsi="Times New Roman"/>
@@ -5273,6 +6092,7 @@
               </w:rPr>
               <w:t>Гедимина</w:t>
             </w:r>
+            <w:proofErr w:type="spellEnd"/>
             <w:r>
               <w:rPr>
                 <w:rFonts w:ascii="Times New Roman" w:eastAsia="Times New Roman" w:hAnsi="Times New Roman"/>
@@ -5362,6 +6182,7 @@
               </w:rPr>
               <w:t xml:space="preserve"> BY28 ALFA 3012 2J91 2500 1027 </w:t>
             </w:r>
+            <w:proofErr w:type="gramStart"/>
             <w:r>
               <w:rPr>
                 <w:rFonts w:ascii="Times New Roman" w:eastAsia="Times New Roman" w:hAnsi="Times New Roman"/>
@@ -5381,6 +6202,7 @@
               </w:rPr>
               <w:t>БИК</w:t>
             </w:r>
+            <w:proofErr w:type="gramEnd"/>
             <w:r>
               <w:rPr>
                 <w:rFonts w:ascii="Times New Roman" w:eastAsia="Times New Roman" w:hAnsi="Times New Roman"/>
@@ -5422,6 +6244,7 @@
               </w:rPr>
               <w:t xml:space="preserve">ЗАО «Альфа-Банк»,220007, </w:t>
             </w:r>
+            <w:proofErr w:type="spellStart"/>
             <w:r>
               <w:rPr>
                 <w:rFonts w:ascii="Times New Roman" w:eastAsia="Times New Roman" w:hAnsi="Times New Roman"/>
@@ -5431,6 +6254,7 @@
               </w:rPr>
               <w:t>г.Минск</w:t>
             </w:r>
+            <w:proofErr w:type="spellEnd"/>
             <w:r>
               <w:rPr>
                 <w:rFonts w:ascii="Times New Roman" w:eastAsia="Times New Roman" w:hAnsi="Times New Roman"/>
@@ -5537,6 +6361,7 @@
                 </w:rPr>
                 <w:t>://</w:t>
               </w:r>
+              <w:proofErr w:type="spellStart"/>
               <w:r>
                 <w:rPr>
                   <w:rStyle w:val="a6"/>
@@ -5547,6 +6372,7 @@
                 </w:rPr>
                 <w:t>germesgarant</w:t>
               </w:r>
+              <w:proofErr w:type="spellEnd"/>
               <w:r>
                 <w:rPr>
                   <w:rStyle w:val="a6"/>
@@ -5578,6 +6404,7 @@
                 <w:lang w:eastAsia="ru-RU"/>
               </w:rPr>
             </w:pPr>
+            <w:proofErr w:type="spellStart"/>
             <w:r>
               <w:rPr>
                 <w:rFonts w:ascii="Times New Roman" w:eastAsia="Times New Roman" w:hAnsi="Times New Roman"/>
@@ -5606,6 +6433,7 @@
               </w:rPr>
               <w:t>Турко</w:t>
             </w:r>
+            <w:proofErr w:type="spellEnd"/>
             <w:r>
               <w:rPr>
                 <w:rFonts w:ascii="Times New Roman" w:eastAsia="Times New Roman" w:hAnsi="Times New Roman"/>
@@ -5629,196 +6457,284 @@
           </w:tcPr>
           <w:p>
             <w:pPr>
-              <w:autoSpaceDE w:val="0"/>
-              <w:autoSpaceDN w:val="0"/>
-              <w:adjustRightInd w:val="0"/>
-              <w:spacing w:line="360" w:lineRule="auto"/>
-              <w:ind w:right="43"/>
-              <w:rPr>
-                <w:rFonts w:ascii="Times New Roman" w:eastAsia="Times New Roman" w:hAnsi="Times New Roman"/>
+              <w:rPr>
+                <w:rFonts w:ascii="Times New Roman" w:hAnsi="Times New Roman"/>
+                <w:sz w:val="20"/>
+                <w:szCs w:val="20"/>
+                <w:lang w:val="en-US" w:eastAsia="ru-RU"/>
+              </w:rPr>
+            </w:pPr>
+            <w:r>
+              <w:rPr>
+                <w:rFonts w:ascii="Times New Roman" w:hAnsi="Times New Roman"/>
                 <w:sz w:val="20"/>
                 <w:szCs w:val="20"/>
                 <w:lang w:eastAsia="ru-RU"/>
               </w:rPr>
-            </w:pPr>
-            <w:r>
-              <w:rPr>
-                <w:rFonts w:ascii="Times New Roman" w:eastAsia="Times New Roman" w:hAnsi="Times New Roman"/>
-                <w:sz w:val="20"/>
-                <w:szCs w:val="20"/>
-                <w:lang w:eastAsia="ru-RU"/>
-              </w:rPr>
-              <w:t xml:space="preserve">ФИО: {{owner1.fullName}}</w:t>
+              <w:t>ФИО</w:t>
+            </w:r>
+            <w:r>
+              <w:rPr>
+                <w:rFonts w:ascii="Times New Roman" w:hAnsi="Times New Roman"/>
+                <w:sz w:val="20"/>
+                <w:szCs w:val="20"/>
+                <w:lang w:val="en-US" w:eastAsia="ru-RU"/>
+              </w:rPr>
+              <w:t>: {{owner1.fullName}}</w:t>
             </w:r>
           </w:p>
           <w:p>
             <w:pPr>
-              <w:autoSpaceDE w:val="0"/>
-              <w:autoSpaceDN w:val="0"/>
-              <w:adjustRightInd w:val="0"/>
-              <w:spacing w:line="360" w:lineRule="auto"/>
-              <w:ind w:right="43"/>
-              <w:rPr>
-                <w:rFonts w:ascii="Times New Roman" w:eastAsia="Times New Roman" w:hAnsi="Times New Roman"/>
+              <w:rPr>
+                <w:rFonts w:ascii="Times New Roman" w:hAnsi="Times New Roman"/>
+                <w:sz w:val="20"/>
+                <w:szCs w:val="20"/>
+                <w:lang w:val="en-US" w:eastAsia="ru-RU"/>
+              </w:rPr>
+            </w:pPr>
+            <w:r>
+              <w:rPr>
+                <w:rFonts w:ascii="Times New Roman" w:hAnsi="Times New Roman"/>
+                <w:sz w:val="20"/>
+                <w:szCs w:val="20"/>
+                <w:lang w:val="en-US" w:eastAsia="ru-RU"/>
+              </w:rPr>
+              <w:t xml:space="preserve">{{owner1.birthDate}} </w:t>
+            </w:r>
+            <w:r>
+              <w:rPr>
+                <w:rFonts w:ascii="Times New Roman" w:hAnsi="Times New Roman"/>
                 <w:sz w:val="20"/>
                 <w:szCs w:val="20"/>
                 <w:lang w:eastAsia="ru-RU"/>
               </w:rPr>
-            </w:pPr>
-            <w:r>
-              <w:rPr>
-                <w:rFonts w:ascii="Times New Roman" w:eastAsia="Times New Roman" w:hAnsi="Times New Roman"/>
+              <w:t>г</w:t>
+            </w:r>
+            <w:r>
+              <w:rPr>
+                <w:rFonts w:ascii="Times New Roman" w:hAnsi="Times New Roman"/>
+                <w:sz w:val="20"/>
+                <w:szCs w:val="20"/>
+                <w:lang w:val="en-US" w:eastAsia="ru-RU"/>
+              </w:rPr>
+              <w:t>.</w:t>
+            </w:r>
+            <w:r>
+              <w:rPr>
+                <w:rFonts w:ascii="Times New Roman" w:hAnsi="Times New Roman"/>
                 <w:sz w:val="20"/>
                 <w:szCs w:val="20"/>
                 <w:lang w:eastAsia="ru-RU"/>
               </w:rPr>
-              <w:t xml:space="preserve">{{owner1.birthDate}} г.р.</w:t>
+              <w:t>р</w:t>
+            </w:r>
+            <w:r>
+              <w:rPr>
+                <w:rFonts w:ascii="Times New Roman" w:hAnsi="Times New Roman"/>
+                <w:sz w:val="20"/>
+                <w:szCs w:val="20"/>
+                <w:lang w:val="en-US" w:eastAsia="ru-RU"/>
+              </w:rPr>
+              <w:t>.</w:t>
             </w:r>
           </w:p>
           <w:p>
             <w:pPr>
-              <w:autoSpaceDE w:val="0"/>
-              <w:autoSpaceDN w:val="0"/>
-              <w:adjustRightInd w:val="0"/>
-              <w:spacing w:line="276" w:lineRule="auto"/>
-              <w:ind w:right="43"/>
-              <w:rPr>
-                <w:rFonts w:ascii="Times New Roman" w:eastAsia="Times New Roman" w:hAnsi="Times New Roman"/>
+              <w:rPr>
+                <w:rFonts w:ascii="Times New Roman" w:hAnsi="Times New Roman"/>
+                <w:sz w:val="20"/>
+                <w:szCs w:val="20"/>
+                <w:lang w:val="en-US" w:eastAsia="ru-RU"/>
+              </w:rPr>
+            </w:pPr>
+            <w:r>
+              <w:rPr>
+                <w:rFonts w:ascii="Times New Roman" w:hAnsi="Times New Roman"/>
                 <w:sz w:val="20"/>
                 <w:szCs w:val="20"/>
                 <w:lang w:eastAsia="ru-RU"/>
               </w:rPr>
-            </w:pPr>
-            <w:r>
-              <w:rPr>
-                <w:rFonts w:ascii="Times New Roman" w:eastAsia="Times New Roman" w:hAnsi="Times New Roman"/>
-                <w:sz w:val="20"/>
-                <w:szCs w:val="20"/>
-                <w:lang w:eastAsia="ru-RU"/>
-              </w:rPr>
-              <w:t xml:space="preserve">Регистрация: {{owner1.address}}</w:t>
+              <w:t>Регистрация</w:t>
+            </w:r>
+            <w:r>
+              <w:rPr>
+                <w:rFonts w:ascii="Times New Roman" w:hAnsi="Times New Roman"/>
+                <w:sz w:val="20"/>
+                <w:szCs w:val="20"/>
+                <w:lang w:val="en-US" w:eastAsia="ru-RU"/>
+              </w:rPr>
+              <w:t>: {{owner1.address}}</w:t>
             </w:r>
           </w:p>
           <w:p>
             <w:pPr>
-              <w:autoSpaceDE w:val="0"/>
-              <w:autoSpaceDN w:val="0"/>
-              <w:adjustRightInd w:val="0"/>
-              <w:spacing w:line="276" w:lineRule="auto"/>
-              <w:ind w:right="43"/>
-              <w:rPr>
-                <w:rFonts w:ascii="Times New Roman" w:eastAsia="Times New Roman" w:hAnsi="Times New Roman"/>
+              <w:rPr>
+                <w:rFonts w:ascii="Times New Roman" w:hAnsi="Times New Roman"/>
+                <w:sz w:val="20"/>
+                <w:szCs w:val="20"/>
+                <w:lang w:val="en-US" w:eastAsia="ru-RU"/>
+              </w:rPr>
+            </w:pPr>
+            <w:r>
+              <w:rPr>
+                <w:rFonts w:ascii="Times New Roman" w:hAnsi="Times New Roman"/>
                 <w:sz w:val="20"/>
                 <w:szCs w:val="20"/>
                 <w:lang w:eastAsia="ru-RU"/>
               </w:rPr>
-            </w:pPr>
-            <w:r>
-              <w:rPr>
-                <w:rFonts w:ascii="Times New Roman" w:eastAsia="Times New Roman" w:hAnsi="Times New Roman"/>
-                <w:sz w:val="20"/>
-                <w:szCs w:val="20"/>
-                <w:lang w:eastAsia="ru-RU"/>
-              </w:rPr>
-              <w:t xml:space="preserve">Паспорт: {{owner1.passport}}</w:t>
+              <w:t>Паспорт</w:t>
+            </w:r>
+            <w:r>
+              <w:rPr>
+                <w:rFonts w:ascii="Times New Roman" w:hAnsi="Times New Roman"/>
+                <w:sz w:val="20"/>
+                <w:szCs w:val="20"/>
+                <w:lang w:val="en-US" w:eastAsia="ru-RU"/>
+              </w:rPr>
+              <w:t>: {{owner1.passport}}</w:t>
             </w:r>
           </w:p>
           <w:p>
             <w:pPr>
-              <w:autoSpaceDE w:val="0"/>
-              <w:autoSpaceDN w:val="0"/>
-              <w:adjustRightInd w:val="0"/>
-              <w:spacing w:line="276" w:lineRule="auto"/>
-              <w:ind w:right="43"/>
-              <w:rPr>
-                <w:rFonts w:ascii="Times New Roman" w:eastAsia="Times New Roman" w:hAnsi="Times New Roman"/>
+              <w:rPr>
+                <w:rFonts w:ascii="Times New Roman" w:hAnsi="Times New Roman"/>
+                <w:sz w:val="20"/>
+                <w:szCs w:val="20"/>
+                <w:lang w:val="en-US" w:eastAsia="ru-RU"/>
+              </w:rPr>
+            </w:pPr>
+            <w:r>
+              <w:rPr>
+                <w:rFonts w:ascii="Times New Roman" w:hAnsi="Times New Roman"/>
                 <w:sz w:val="20"/>
                 <w:szCs w:val="20"/>
                 <w:lang w:eastAsia="ru-RU"/>
               </w:rPr>
-            </w:pPr>
-            <w:r>
-              <w:rPr>
-                <w:rFonts w:ascii="Times New Roman" w:eastAsia="Times New Roman" w:hAnsi="Times New Roman"/>
-                <w:sz w:val="20"/>
-                <w:szCs w:val="20"/>
-                <w:lang w:eastAsia="ru-RU"/>
-              </w:rPr>
-              <w:t xml:space="preserve">Выдан {{owner1.passportIssuedByInstrumental}} {{owner1.passportIssueDate}}</w:t>
+              <w:t>Выдан</w:t>
+            </w:r>
+            <w:r>
+              <w:rPr>
+                <w:rFonts w:ascii="Times New Roman" w:hAnsi="Times New Roman"/>
+                <w:sz w:val="20"/>
+                <w:szCs w:val="20"/>
+                <w:lang w:val="en-US" w:eastAsia="ru-RU"/>
+              </w:rPr>
+              <w:t xml:space="preserve"> {{owner1.passportIssuedByInstrumental}} {{owner1.passportIssueDate}}</w:t>
             </w:r>
           </w:p>
           <w:p>
             <w:pPr>
-              <w:autoSpaceDE w:val="0"/>
-              <w:autoSpaceDN w:val="0"/>
-              <w:adjustRightInd w:val="0"/>
-              <w:spacing w:line="276" w:lineRule="auto"/>
-              <w:ind w:right="43"/>
-              <w:rPr>
-                <w:rFonts w:ascii="Times New Roman" w:eastAsia="Times New Roman" w:hAnsi="Times New Roman"/>
+              <w:rPr>
+                <w:rFonts w:ascii="Times New Roman" w:hAnsi="Times New Roman"/>
+                <w:sz w:val="20"/>
+                <w:szCs w:val="20"/>
+                <w:lang w:val="en-US" w:eastAsia="ru-RU"/>
+              </w:rPr>
+            </w:pPr>
+            <w:r>
+              <w:rPr>
+                <w:rFonts w:ascii="Times New Roman" w:hAnsi="Times New Roman"/>
                 <w:sz w:val="20"/>
                 <w:szCs w:val="20"/>
                 <w:lang w:eastAsia="ru-RU"/>
               </w:rPr>
-            </w:pPr>
-            <w:r>
-              <w:rPr>
-                <w:rFonts w:ascii="Times New Roman" w:eastAsia="Times New Roman" w:hAnsi="Times New Roman"/>
+              <w:t>Идентификационный</w:t>
+            </w:r>
+            <w:r>
+              <w:rPr>
+                <w:rFonts w:ascii="Times New Roman" w:hAnsi="Times New Roman"/>
+                <w:sz w:val="20"/>
+                <w:szCs w:val="20"/>
+                <w:lang w:val="en-US" w:eastAsia="ru-RU"/>
+              </w:rPr>
+              <w:t xml:space="preserve"> </w:t>
+            </w:r>
+            <w:r>
+              <w:rPr>
+                <w:rFonts w:ascii="Times New Roman" w:hAnsi="Times New Roman"/>
                 <w:sz w:val="20"/>
                 <w:szCs w:val="20"/>
                 <w:lang w:eastAsia="ru-RU"/>
               </w:rPr>
-              <w:t xml:space="preserve">Идентификационный номер: {{owner1.id}}</w:t>
+              <w:t>номер</w:t>
+            </w:r>
+            <w:r>
+              <w:rPr>
+                <w:rFonts w:ascii="Times New Roman" w:hAnsi="Times New Roman"/>
+                <w:sz w:val="20"/>
+                <w:szCs w:val="20"/>
+                <w:lang w:val="en-US" w:eastAsia="ru-RU"/>
+              </w:rPr>
+              <w:t>: {{owner1.id}}</w:t>
             </w:r>
           </w:p>
           <w:p>
             <w:pPr>
-              <w:autoSpaceDE w:val="0"/>
-              <w:autoSpaceDN w:val="0"/>
-              <w:adjustRightInd w:val="0"/>
-              <w:spacing w:line="276" w:lineRule="auto"/>
-              <w:ind w:right="43"/>
-              <w:rPr>
-                <w:rFonts w:ascii="Times New Roman" w:eastAsia="Times New Roman" w:hAnsi="Times New Roman"/>
+              <w:rPr>
+                <w:rFonts w:ascii="Times New Roman" w:hAnsi="Times New Roman"/>
+                <w:sz w:val="20"/>
+                <w:szCs w:val="20"/>
+                <w:lang w:val="en-US" w:eastAsia="ru-RU"/>
+              </w:rPr>
+            </w:pPr>
+            <w:r>
+              <w:rPr>
+                <w:rFonts w:ascii="Times New Roman" w:hAnsi="Times New Roman"/>
                 <w:sz w:val="20"/>
                 <w:szCs w:val="20"/>
                 <w:lang w:eastAsia="ru-RU"/>
               </w:rPr>
-            </w:pPr>
-            <w:r>
-              <w:rPr>
-                <w:rFonts w:ascii="Times New Roman" w:eastAsia="Times New Roman" w:hAnsi="Times New Roman"/>
-                <w:sz w:val="20"/>
-                <w:szCs w:val="20"/>
-                <w:lang w:eastAsia="ru-RU"/>
-              </w:rPr>
-              <w:t xml:space="preserve">Тел: {{owner1.phone}}</w:t>
+              <w:lastRenderedPageBreak/>
+              <w:t>Тел</w:t>
+            </w:r>
+            <w:r>
+              <w:rPr>
+                <w:rFonts w:ascii="Times New Roman" w:hAnsi="Times New Roman"/>
+                <w:sz w:val="20"/>
+                <w:szCs w:val="20"/>
+                <w:lang w:val="en-US" w:eastAsia="ru-RU"/>
+              </w:rPr>
+              <w:t>: {{owner1.phone}}</w:t>
             </w:r>
           </w:p>
           <w:p>
             <w:pPr>
-              <w:autoSpaceDE w:val="0"/>
-              <w:autoSpaceDN w:val="0"/>
-              <w:adjustRightInd w:val="0"/>
-              <w:spacing w:line="360" w:lineRule="auto"/>
-              <w:ind w:right="43"/>
-              <w:rPr>
-                <w:rFonts w:ascii="Times New Roman" w:eastAsia="Times New Roman" w:hAnsi="Times New Roman"/>
+              <w:rPr>
                 <w:b/>
-                <w:sz w:val="20"/>
-                <w:szCs w:val="20"/>
                 <w:lang w:eastAsia="ru-RU"/>
               </w:rPr>
             </w:pPr>
             <w:r>
               <w:rPr>
-                <w:rFonts w:ascii="Times New Roman" w:eastAsia="Times New Roman" w:hAnsi="Times New Roman"/>
+                <w:rFonts w:ascii="Times New Roman" w:hAnsi="Times New Roman"/>
                 <w:b/>
                 <w:sz w:val="20"/>
                 <w:szCs w:val="20"/>
                 <w:lang w:eastAsia="ru-RU"/>
               </w:rPr>
-              <w:t xml:space="preserve">Потребитель_______________________{{owner1.initials}}</w:t>
+              <w:t>Потребитель______________________</w:t>
+            </w:r>
+            <w:proofErr w:type="gramStart"/>
+            <w:r>
+              <w:rPr>
+                <w:rFonts w:ascii="Times New Roman" w:hAnsi="Times New Roman"/>
+                <w:b/>
+                <w:sz w:val="20"/>
+                <w:szCs w:val="20"/>
+                <w:lang w:eastAsia="ru-RU"/>
+              </w:rPr>
+              <w:t>_{</w:t>
+            </w:r>
+            <w:proofErr w:type="gramEnd"/>
+            <w:r>
+              <w:rPr>
+                <w:rFonts w:ascii="Times New Roman" w:hAnsi="Times New Roman"/>
+                <w:b/>
+                <w:sz w:val="20"/>
+                <w:szCs w:val="20"/>
+                <w:lang w:eastAsia="ru-RU"/>
+              </w:rPr>
+              <w:t>{owner1.initials}}</w:t>
             </w:r>
           </w:p>
         </w:tc>
@@ -5919,485 +6835,78 @@
           <w:szCs w:val="16"/>
         </w:rPr>
       </w:pPr>
+      <w:r>
+        <w:rPr>
+          <w:rFonts w:ascii="Times New Roman" w:hAnsi="Times New Roman"/>
+          <w:sz w:val="16"/>
+          <w:szCs w:val="16"/>
+        </w:rPr>
+        <w:t>П</w:t>
+      </w:r>
+      <w:r>
+        <w:rPr>
+          <w:rFonts w:ascii="Times New Roman" w:hAnsi="Times New Roman"/>
+          <w:sz w:val="16"/>
+          <w:szCs w:val="16"/>
+        </w:rPr>
+        <w:t>риложение 1</w:t>
+      </w:r>
     </w:p>
     <w:p>
       <w:pPr>
         <w:spacing w:after="0"/>
         <w:ind w:left="7938"/>
-        <w:jc w:val="both"/>
         <w:rPr>
           <w:rFonts w:ascii="Times New Roman" w:hAnsi="Times New Roman"/>
           <w:sz w:val="16"/>
           <w:szCs w:val="16"/>
         </w:rPr>
       </w:pPr>
-    </w:p>
-    <w:p>
-      <w:pPr>
-        <w:spacing w:after="0"/>
-        <w:ind w:left="7938"/>
-        <w:jc w:val="both"/>
+      <w:r>
         <w:rPr>
           <w:rFonts w:ascii="Times New Roman" w:hAnsi="Times New Roman"/>
           <w:sz w:val="16"/>
           <w:szCs w:val="16"/>
         </w:rPr>
-      </w:pPr>
-    </w:p>
-    <w:p>
-      <w:pPr>
-        <w:spacing w:after="0"/>
-        <w:ind w:left="7938"/>
-        <w:jc w:val="both"/>
+        <w:t>к договору оказания риэлтерских услуг по содействию в продаже объектов недвижимого имущества №{{</w:t>
+      </w:r>
+      <w:proofErr w:type="spellStart"/>
+      <w:proofErr w:type="gramStart"/>
+      <w:r>
         <w:rPr>
           <w:rFonts w:ascii="Times New Roman" w:hAnsi="Times New Roman"/>
           <w:sz w:val="16"/>
           <w:szCs w:val="16"/>
         </w:rPr>
-      </w:pPr>
-    </w:p>
-    <w:p>
-      <w:pPr>
-        <w:spacing w:after="0"/>
-        <w:ind w:left="7938"/>
-        <w:jc w:val="both"/>
+        <w:t>deal.contractNumber</w:t>
+      </w:r>
+      <w:proofErr w:type="spellEnd"/>
+      <w:proofErr w:type="gramEnd"/>
+      <w:r>
         <w:rPr>
           <w:rFonts w:ascii="Times New Roman" w:hAnsi="Times New Roman"/>
           <w:sz w:val="16"/>
           <w:szCs w:val="16"/>
         </w:rPr>
-      </w:pPr>
-    </w:p>
-    <w:p>
-      <w:pPr>
-        <w:spacing w:after="0"/>
-        <w:ind w:left="7938"/>
-        <w:jc w:val="both"/>
+        <w:t>}} от {{</w:t>
+      </w:r>
+      <w:proofErr w:type="spellStart"/>
+      <w:r>
         <w:rPr>
           <w:rFonts w:ascii="Times New Roman" w:hAnsi="Times New Roman"/>
           <w:sz w:val="16"/>
           <w:szCs w:val="16"/>
         </w:rPr>
-      </w:pPr>
-    </w:p>
-    <w:p>
-      <w:pPr>
-        <w:spacing w:after="0"/>
-        <w:ind w:left="7938"/>
-        <w:jc w:val="both"/>
+        <w:t>deal.date</w:t>
+      </w:r>
+      <w:proofErr w:type="spellEnd"/>
+      <w:r>
         <w:rPr>
           <w:rFonts w:ascii="Times New Roman" w:hAnsi="Times New Roman"/>
           <w:sz w:val="16"/>
           <w:szCs w:val="16"/>
         </w:rPr>
-      </w:pPr>
-    </w:p>
-    <w:p>
-      <w:pPr>
-        <w:spacing w:after="0"/>
-        <w:ind w:left="7938"/>
-        <w:jc w:val="both"/>
-        <w:rPr>
-          <w:rFonts w:ascii="Times New Roman" w:hAnsi="Times New Roman"/>
-          <w:sz w:val="16"/>
-          <w:szCs w:val="16"/>
-        </w:rPr>
-      </w:pPr>
-    </w:p>
-    <w:p>
-      <w:pPr>
-        <w:spacing w:after="0"/>
-        <w:ind w:left="7938"/>
-        <w:jc w:val="both"/>
-        <w:rPr>
-          <w:rFonts w:ascii="Times New Roman" w:hAnsi="Times New Roman"/>
-          <w:sz w:val="16"/>
-          <w:szCs w:val="16"/>
-        </w:rPr>
-      </w:pPr>
-    </w:p>
-    <w:p>
-      <w:pPr>
-        <w:spacing w:after="0"/>
-        <w:ind w:left="7938"/>
-        <w:jc w:val="both"/>
-        <w:rPr>
-          <w:rFonts w:ascii="Times New Roman" w:hAnsi="Times New Roman"/>
-          <w:sz w:val="16"/>
-          <w:szCs w:val="16"/>
-        </w:rPr>
-      </w:pPr>
-    </w:p>
-    <w:p>
-      <w:pPr>
-        <w:spacing w:after="0"/>
-        <w:ind w:left="7938"/>
-        <w:jc w:val="both"/>
-        <w:rPr>
-          <w:rFonts w:ascii="Times New Roman" w:hAnsi="Times New Roman"/>
-          <w:sz w:val="16"/>
-          <w:szCs w:val="16"/>
-        </w:rPr>
-      </w:pPr>
-    </w:p>
-    <w:p>
-      <w:pPr>
-        <w:spacing w:after="0"/>
-        <w:ind w:left="7938"/>
-        <w:jc w:val="both"/>
-        <w:rPr>
-          <w:rFonts w:ascii="Times New Roman" w:hAnsi="Times New Roman"/>
-          <w:sz w:val="16"/>
-          <w:szCs w:val="16"/>
-        </w:rPr>
-      </w:pPr>
-    </w:p>
-    <w:p>
-      <w:pPr>
-        <w:spacing w:after="0"/>
-        <w:ind w:left="7938"/>
-        <w:jc w:val="both"/>
-        <w:rPr>
-          <w:rFonts w:ascii="Times New Roman" w:hAnsi="Times New Roman"/>
-          <w:sz w:val="16"/>
-          <w:szCs w:val="16"/>
-        </w:rPr>
-      </w:pPr>
-    </w:p>
-    <w:p>
-      <w:pPr>
-        <w:spacing w:after="0"/>
-        <w:ind w:left="7938"/>
-        <w:jc w:val="both"/>
-        <w:rPr>
-          <w:rFonts w:ascii="Times New Roman" w:hAnsi="Times New Roman"/>
-          <w:sz w:val="16"/>
-          <w:szCs w:val="16"/>
-        </w:rPr>
-      </w:pPr>
-    </w:p>
-    <w:p>
-      <w:pPr>
-        <w:spacing w:after="0"/>
-        <w:ind w:left="7938"/>
-        <w:jc w:val="both"/>
-        <w:rPr>
-          <w:rFonts w:ascii="Times New Roman" w:hAnsi="Times New Roman"/>
-          <w:sz w:val="16"/>
-          <w:szCs w:val="16"/>
-        </w:rPr>
-      </w:pPr>
-    </w:p>
-    <w:p>
-      <w:pPr>
-        <w:spacing w:after="0"/>
-        <w:ind w:left="7938"/>
-        <w:jc w:val="both"/>
-        <w:rPr>
-          <w:rFonts w:ascii="Times New Roman" w:hAnsi="Times New Roman"/>
-          <w:sz w:val="16"/>
-          <w:szCs w:val="16"/>
-        </w:rPr>
-      </w:pPr>
-    </w:p>
-    <w:p>
-      <w:pPr>
-        <w:spacing w:after="0"/>
-        <w:ind w:left="7938"/>
-        <w:jc w:val="both"/>
-        <w:rPr>
-          <w:rFonts w:ascii="Times New Roman" w:hAnsi="Times New Roman"/>
-          <w:sz w:val="16"/>
-          <w:szCs w:val="16"/>
-        </w:rPr>
-      </w:pPr>
-    </w:p>
-    <w:p>
-      <w:pPr>
-        <w:spacing w:after="0"/>
-        <w:ind w:left="7938"/>
-        <w:jc w:val="both"/>
-        <w:rPr>
-          <w:rFonts w:ascii="Times New Roman" w:hAnsi="Times New Roman"/>
-          <w:sz w:val="16"/>
-          <w:szCs w:val="16"/>
-        </w:rPr>
-      </w:pPr>
-    </w:p>
-    <w:p>
-      <w:pPr>
-        <w:spacing w:after="0"/>
-        <w:ind w:left="7938"/>
-        <w:jc w:val="both"/>
-        <w:rPr>
-          <w:rFonts w:ascii="Times New Roman" w:hAnsi="Times New Roman"/>
-          <w:sz w:val="16"/>
-          <w:szCs w:val="16"/>
-        </w:rPr>
-      </w:pPr>
-    </w:p>
-    <w:p>
-      <w:pPr>
-        <w:spacing w:after="0"/>
-        <w:ind w:left="7938"/>
-        <w:jc w:val="both"/>
-        <w:rPr>
-          <w:rFonts w:ascii="Times New Roman" w:hAnsi="Times New Roman"/>
-          <w:sz w:val="16"/>
-          <w:szCs w:val="16"/>
-        </w:rPr>
-      </w:pPr>
-    </w:p>
-    <w:p>
-      <w:pPr>
-        <w:spacing w:after="0"/>
-        <w:ind w:left="7938"/>
-        <w:jc w:val="both"/>
-        <w:rPr>
-          <w:rFonts w:ascii="Times New Roman" w:hAnsi="Times New Roman"/>
-          <w:sz w:val="16"/>
-          <w:szCs w:val="16"/>
-        </w:rPr>
-      </w:pPr>
-    </w:p>
-    <w:p>
-      <w:pPr>
-        <w:spacing w:after="0"/>
-        <w:ind w:left="7938"/>
-        <w:jc w:val="both"/>
-        <w:rPr>
-          <w:rFonts w:ascii="Times New Roman" w:hAnsi="Times New Roman"/>
-          <w:sz w:val="16"/>
-          <w:szCs w:val="16"/>
-        </w:rPr>
-      </w:pPr>
-    </w:p>
-    <w:p>
-      <w:pPr>
-        <w:spacing w:after="0"/>
-        <w:ind w:left="7938"/>
-        <w:jc w:val="both"/>
-        <w:rPr>
-          <w:rFonts w:ascii="Times New Roman" w:hAnsi="Times New Roman"/>
-          <w:sz w:val="16"/>
-          <w:szCs w:val="16"/>
-        </w:rPr>
-      </w:pPr>
-    </w:p>
-    <w:p>
-      <w:pPr>
-        <w:spacing w:after="0"/>
-        <w:ind w:left="7938"/>
-        <w:jc w:val="both"/>
-        <w:rPr>
-          <w:rFonts w:ascii="Times New Roman" w:hAnsi="Times New Roman"/>
-          <w:sz w:val="16"/>
-          <w:szCs w:val="16"/>
-        </w:rPr>
-      </w:pPr>
-    </w:p>
-    <w:p>
-      <w:pPr>
-        <w:spacing w:after="0"/>
-        <w:ind w:left="7938"/>
-        <w:jc w:val="both"/>
-        <w:rPr>
-          <w:rFonts w:ascii="Times New Roman" w:hAnsi="Times New Roman"/>
-          <w:sz w:val="16"/>
-          <w:szCs w:val="16"/>
-        </w:rPr>
-      </w:pPr>
-    </w:p>
-    <w:p>
-      <w:pPr>
-        <w:spacing w:after="0"/>
-        <w:ind w:left="7938"/>
-        <w:jc w:val="both"/>
-        <w:rPr>
-          <w:rFonts w:ascii="Times New Roman" w:hAnsi="Times New Roman"/>
-          <w:sz w:val="16"/>
-          <w:szCs w:val="16"/>
-        </w:rPr>
-      </w:pPr>
-    </w:p>
-    <w:p>
-      <w:pPr>
-        <w:spacing w:after="0"/>
-        <w:ind w:left="7938"/>
-        <w:jc w:val="both"/>
-        <w:rPr>
-          <w:rFonts w:ascii="Times New Roman" w:hAnsi="Times New Roman"/>
-          <w:sz w:val="16"/>
-          <w:szCs w:val="16"/>
-        </w:rPr>
-      </w:pPr>
-    </w:p>
-    <w:p>
-      <w:pPr>
-        <w:spacing w:after="0"/>
-        <w:ind w:left="7938"/>
-        <w:jc w:val="both"/>
-        <w:rPr>
-          <w:rFonts w:ascii="Times New Roman" w:hAnsi="Times New Roman"/>
-          <w:sz w:val="16"/>
-          <w:szCs w:val="16"/>
-        </w:rPr>
-      </w:pPr>
-    </w:p>
-    <w:p>
-      <w:pPr>
-        <w:spacing w:after="0"/>
-        <w:ind w:left="7938"/>
-        <w:jc w:val="both"/>
-        <w:rPr>
-          <w:rFonts w:ascii="Times New Roman" w:hAnsi="Times New Roman"/>
-          <w:sz w:val="16"/>
-          <w:szCs w:val="16"/>
-        </w:rPr>
-      </w:pPr>
-    </w:p>
-    <w:p>
-      <w:pPr>
-        <w:spacing w:after="0"/>
-        <w:ind w:left="7938"/>
-        <w:jc w:val="both"/>
-        <w:rPr>
-          <w:rFonts w:ascii="Times New Roman" w:hAnsi="Times New Roman"/>
-          <w:sz w:val="16"/>
-          <w:szCs w:val="16"/>
-        </w:rPr>
-      </w:pPr>
-    </w:p>
-    <w:p>
-      <w:pPr>
-        <w:spacing w:after="0"/>
-        <w:ind w:left="7938"/>
-        <w:jc w:val="both"/>
-        <w:rPr>
-          <w:rFonts w:ascii="Times New Roman" w:hAnsi="Times New Roman"/>
-          <w:sz w:val="16"/>
-          <w:szCs w:val="16"/>
-        </w:rPr>
-      </w:pPr>
-    </w:p>
-    <w:p>
-      <w:pPr>
-        <w:spacing w:after="0"/>
-        <w:ind w:left="7938"/>
-        <w:jc w:val="both"/>
-        <w:rPr>
-          <w:rFonts w:ascii="Times New Roman" w:hAnsi="Times New Roman"/>
-          <w:sz w:val="16"/>
-          <w:szCs w:val="16"/>
-        </w:rPr>
-      </w:pPr>
-    </w:p>
-    <w:p>
-      <w:pPr>
-        <w:spacing w:after="0"/>
-        <w:ind w:left="7938"/>
-        <w:jc w:val="both"/>
-        <w:rPr>
-          <w:rFonts w:ascii="Times New Roman" w:hAnsi="Times New Roman"/>
-          <w:sz w:val="16"/>
-          <w:szCs w:val="16"/>
-        </w:rPr>
-      </w:pPr>
-    </w:p>
-    <w:p>
-      <w:pPr>
-        <w:spacing w:after="0"/>
-        <w:ind w:left="7938"/>
-        <w:jc w:val="both"/>
-        <w:rPr>
-          <w:rFonts w:ascii="Times New Roman" w:hAnsi="Times New Roman"/>
-          <w:sz w:val="16"/>
-          <w:szCs w:val="16"/>
-        </w:rPr>
-      </w:pPr>
-    </w:p>
-    <w:p>
-      <w:pPr>
-        <w:spacing w:after="0"/>
-        <w:ind w:left="7938"/>
-        <w:jc w:val="both"/>
-        <w:rPr>
-          <w:rFonts w:ascii="Times New Roman" w:hAnsi="Times New Roman"/>
-          <w:sz w:val="16"/>
-          <w:szCs w:val="16"/>
-        </w:rPr>
-      </w:pPr>
-    </w:p>
-    <w:p>
-      <w:pPr>
-        <w:spacing w:after="0"/>
-        <w:ind w:left="7938"/>
-        <w:jc w:val="both"/>
-        <w:rPr>
-          <w:rFonts w:ascii="Times New Roman" w:hAnsi="Times New Roman"/>
-          <w:sz w:val="16"/>
-          <w:szCs w:val="16"/>
-        </w:rPr>
-      </w:pPr>
-    </w:p>
-    <w:p>
-      <w:pPr>
-        <w:spacing w:after="0"/>
-        <w:ind w:left="7938"/>
-        <w:jc w:val="both"/>
-        <w:rPr>
-          <w:rFonts w:ascii="Times New Roman" w:hAnsi="Times New Roman"/>
-          <w:sz w:val="16"/>
-          <w:szCs w:val="16"/>
-        </w:rPr>
-      </w:pPr>
-    </w:p>
-    <w:p>
-      <w:pPr>
-        <w:spacing w:after="0"/>
-        <w:ind w:left="7938"/>
-        <w:jc w:val="both"/>
-        <w:rPr>
-          <w:rFonts w:ascii="Times New Roman" w:hAnsi="Times New Roman"/>
-          <w:sz w:val="16"/>
-          <w:szCs w:val="16"/>
-        </w:rPr>
-      </w:pPr>
-      <w:r>
-        <w:rPr>
-          <w:rFonts w:ascii="Times New Roman" w:hAnsi="Times New Roman"/>
-          <w:sz w:val="16"/>
-          <w:szCs w:val="16"/>
-        </w:rPr>
-        <w:lastRenderedPageBreak/>
-        <w:t>П</w:t>
-      </w:r>
-      <w:r>
-        <w:rPr>
-          <w:rFonts w:ascii="Times New Roman" w:hAnsi="Times New Roman"/>
-          <w:sz w:val="16"/>
-          <w:szCs w:val="16"/>
-        </w:rPr>
-        <w:t>риложение 1</w:t>
-      </w:r>
-    </w:p>
-    <w:p>
-      <w:pPr>
-        <w:spacing w:after="0"/>
-        <w:ind w:left="7938"/>
-        <w:rPr>
-          <w:rFonts w:ascii="Times New Roman" w:hAnsi="Times New Roman"/>
-          <w:sz w:val="16"/>
-          <w:szCs w:val="16"/>
-        </w:rPr>
-      </w:pPr>
-      <w:r>
-        <w:rPr>
-          <w:rFonts w:ascii="Times New Roman" w:hAnsi="Times New Roman"/>
-          <w:sz w:val="16"/>
-          <w:szCs w:val="16"/>
-        </w:rPr>
-        <w:t xml:space="preserve">к договору оказания риэлтерских услуг по содействию в продаже объектов недвижимого имущества №{{deal.contractNumber}} от {{deal.date}}</w:t>
+        <w:t>}}</w:t>
       </w:r>
     </w:p>
     <w:p>
@@ -6493,73 +7002,84 @@
         </w:tabs>
         <w:spacing w:line="240" w:lineRule="auto"/>
         <w:rPr>
+          <w:lang w:val="ru-RU"/>
+        </w:rPr>
+      </w:pPr>
+      <w:r>
+        <w:rPr>
           <w:sz w:val="20"/>
           <w:lang w:val="ru-RU"/>
         </w:rPr>
-      </w:pPr>
+        <w:t>Гр. {{</w:t>
+      </w:r>
+      <w:proofErr w:type="spellStart"/>
       <w:r>
         <w:rPr>
           <w:sz w:val="20"/>
           <w:lang w:val="ru-RU"/>
         </w:rPr>
-        <w:t xml:space="preserve">Гр. {{seller.fullName}},</w:t>
-      </w:r>
-    </w:p>
-    <w:p>
-      <w:pPr>
-        <w:pStyle w:val="2"/>
-        <w:tabs>
-          <w:tab w:val="left" w:pos="756"/>
-        </w:tabs>
-        <w:spacing w:line="240" w:lineRule="auto"/>
+        <w:t>seller.fullName</w:t>
+      </w:r>
+      <w:proofErr w:type="spellEnd"/>
+      <w:r>
         <w:rPr>
           <w:sz w:val="20"/>
           <w:lang w:val="ru-RU"/>
         </w:rPr>
-      </w:pPr>
-    </w:p>
-    <w:p>
-      <w:pPr>
-        <w:pStyle w:val="2"/>
-        <w:tabs>
-          <w:tab w:val="left" w:pos="756"/>
-        </w:tabs>
-        <w:spacing w:line="240" w:lineRule="auto"/>
-        <w:rPr>
-          <w:sz w:val="20"/>
-          <w:lang w:val="ru-RU"/>
-        </w:rPr>
-      </w:pPr>
-      <w:r>
-        <w:rPr>
-          <w:sz w:val="20"/>
-          <w:lang w:val="ru-RU"/>
-        </w:rPr>
-        <w:t xml:space="preserve">{{seller.address}}, паспорт {{seller.passport}}, идентификационный номер {{seller.id}},</w:t>
-      </w:r>
-    </w:p>
-    <w:p>
-      <w:pPr>
-        <w:pStyle w:val="2"/>
-        <w:tabs>
-          <w:tab w:val="left" w:pos="756"/>
-        </w:tabs>
-        <w:spacing w:line="240" w:lineRule="auto"/>
-        <w:ind w:firstLine="720"/>
-        <w:jc w:val="center"/>
+        <w:t>}},</w:t>
+      </w:r>
+      <w:r>
         <w:rPr>
           <w:sz w:val="20"/>
           <w:vertAlign w:val="superscript"/>
           <w:lang w:val="ru-RU"/>
         </w:rPr>
-      </w:pPr>
-      <w:r>
-        <w:rPr>
-          <w:sz w:val="20"/>
-          <w:vertAlign w:val="superscript"/>
+        <w:t xml:space="preserve"> </w:t>
+      </w:r>
+      <w:r>
+        <w:rPr>
           <w:lang w:val="ru-RU"/>
         </w:rPr>
-        <w:t xml:space="preserve"> (фамилия, собственное имя, отчество)</w:t>
+        <w:t xml:space="preserve">в дальнейшем именуемый </w:t>
+      </w:r>
+      <w:r>
+        <w:rPr>
+          <w:b/>
+          <w:lang w:val="ru-RU"/>
+        </w:rPr>
+        <w:t>«Потребитель»</w:t>
+      </w:r>
+      <w:r>
+        <w:rPr>
+          <w:lang w:val="ru-RU"/>
+        </w:rPr>
+        <w:t>, в соответствии с пунктом 2 статьи 3</w:t>
+      </w:r>
+      <w:r>
+        <w:rPr>
+          <w:lang w:val="ru-RU"/>
+        </w:rPr>
+        <w:t>0</w:t>
+      </w:r>
+      <w:r>
+        <w:rPr>
+          <w:lang w:val="ru-RU"/>
+        </w:rPr>
+        <w:t xml:space="preserve"> Закона Республики Беларусь №71-З «О риэлтерской деятельности», до заключения договора на оказание риэлтерских услуг ознакомлен с  предельными максимальными тарифами на риэлтерские услуги, оказываемые физическим лицам (за исключением индивидуальных предпринимателей) в соответствии с постановлением </w:t>
+      </w:r>
+      <w:bookmarkStart w:id="8" w:name="_Hlk230023813"/>
+      <w:r>
+        <w:rPr>
+          <w:lang w:val="ru-RU"/>
+        </w:rPr>
+        <w:t xml:space="preserve">Совета Министров Республики Беларусь от </w:t>
+      </w:r>
+      <w:bookmarkEnd w:id="8"/>
+      <w:r>
+        <w:rPr>
+          <w:lang w:val="ru-RU"/>
+        </w:rPr>
+        <w:t xml:space="preserve">1 ноября 2023 г. № 754 «О тарифах на риэлтерские услуги» (в редакции постановления Совета Министров Республики Беларусь от 02.04.2026 №157 О мерах по реализации Закона Республики Беларусь от 8 мая 2025г №71-З «О риэлтерской деятельности»). </w:t>
       </w:r>
     </w:p>
     <w:p>
@@ -6573,61 +7093,10 @@
         <w:jc w:val="both"/>
         <w:rPr>
           <w:rFonts w:ascii="Times New Roman" w:hAnsi="Times New Roman"/>
-          <w:lang w:val="ru-RU"/>
-        </w:rPr>
-      </w:pPr>
-      <w:r>
-        <w:rPr>
-          <w:rFonts w:ascii="Times New Roman" w:hAnsi="Times New Roman"/>
-          <w:lang w:val="ru-RU"/>
-        </w:rPr>
-        <w:t xml:space="preserve">в дальнейшем именуемый </w:t>
-      </w:r>
-      <w:r>
-        <w:rPr>
-          <w:rFonts w:ascii="Times New Roman" w:hAnsi="Times New Roman"/>
           <w:b/>
           <w:lang w:val="ru-RU"/>
         </w:rPr>
-        <w:t>«Потребитель»</w:t>
-      </w:r>
-      <w:r>
-        <w:rPr>
-          <w:rFonts w:ascii="Times New Roman" w:hAnsi="Times New Roman"/>
-          <w:lang w:val="ru-RU"/>
-        </w:rPr>
-        <w:t>, в соответствии с пунктом 2 статьи 3</w:t>
-      </w:r>
-      <w:r>
-        <w:rPr>
-          <w:rFonts w:ascii="Times New Roman" w:hAnsi="Times New Roman"/>
-          <w:lang w:val="ru-RU"/>
-        </w:rPr>
-        <w:t>0</w:t>
-      </w:r>
-      <w:r>
-        <w:rPr>
-          <w:rFonts w:ascii="Times New Roman" w:hAnsi="Times New Roman"/>
-          <w:lang w:val="ru-RU"/>
-        </w:rPr>
-        <w:t xml:space="preserve"> Закона Республики Беларусь №71-З «О риэлтерской деятельности», до заключения договора на оказание риэлтерских услуг ознакомлен с  предельными максимальными тарифами на риэлтерские услуги, оказываемые физическим лицам (за исключением индивидуальных предпринимателей) в соответствии с постановлением </w:t>
-      </w:r>
-      <w:bookmarkStart w:id="11" w:name="_Hlk230023813"/>
-      <w:r>
-        <w:rPr>
-          <w:rFonts w:ascii="Times New Roman" w:hAnsi="Times New Roman"/>
-          <w:lang w:val="ru-RU"/>
-        </w:rPr>
-        <w:t xml:space="preserve">Совета Министров Республики Беларусь от </w:t>
-      </w:r>
-      <w:bookmarkEnd w:id="11"/>
-      <w:r>
-        <w:rPr>
-          <w:rFonts w:ascii="Times New Roman" w:hAnsi="Times New Roman"/>
-          <w:lang w:val="ru-RU"/>
-        </w:rPr>
-        <w:t xml:space="preserve">1 ноября 2023 г. № 754 «О тарифах на риэлтерские услуги» (в редакции постановления Совета Министров Республики Беларусь от 02.04.2026 №157 О мерах по реализации Закона Республики Беларусь от 8 мая 2025г №71-З «О риэлтерской деятельности»). </w:t>
-      </w:r>
+      </w:pPr>
     </w:p>
     <w:p>
       <w:pPr>
@@ -6644,22 +7113,6 @@
           <w:lang w:val="ru-RU"/>
         </w:rPr>
       </w:pPr>
-    </w:p>
-    <w:p>
-      <w:pPr>
-        <w:pStyle w:val="ConsPlusNormal"/>
-        <w:widowControl/>
-        <w:tabs>
-          <w:tab w:val="left" w:pos="756"/>
-        </w:tabs>
-        <w:ind w:left="360" w:firstLine="0"/>
-        <w:jc w:val="both"/>
-        <w:rPr>
-          <w:rFonts w:ascii="Times New Roman" w:hAnsi="Times New Roman"/>
-          <w:b/>
-          <w:lang w:val="ru-RU"/>
-        </w:rPr>
-      </w:pPr>
       <w:r>
         <w:rPr>
           <w:rFonts w:ascii="Times New Roman" w:hAnsi="Times New Roman"/>
@@ -6736,8 +7189,8 @@
         </w:rPr>
         <w:t xml:space="preserve"> </w:t>
       </w:r>
-      <w:bookmarkStart w:id="12" w:name="38"/>
-      <w:bookmarkEnd w:id="12"/>
+      <w:bookmarkStart w:id="9" w:name="38"/>
+      <w:bookmarkEnd w:id="9"/>
     </w:p>
     <w:tbl>
       <w:tblPr>
@@ -6868,6 +7321,7 @@
               </w:rPr>
               <w:t>Предельный максимальный тариф</w:t>
             </w:r>
+            <w:proofErr w:type="gramStart"/>
             <w:r>
               <w:rPr>
                 <w:rFonts w:ascii="Times New Roman" w:hAnsi="Times New Roman"/>
@@ -6883,7 +7337,16 @@
                 <w:sz w:val="20"/>
                 <w:szCs w:val="20"/>
               </w:rPr>
-              <w:t xml:space="preserve">  (процент от стоимости объекта недвижимо</w:t>
+              <w:t xml:space="preserve">  (</w:t>
+            </w:r>
+            <w:proofErr w:type="gramEnd"/>
+            <w:r>
+              <w:rPr>
+                <w:rFonts w:ascii="Times New Roman" w:hAnsi="Times New Roman"/>
+                <w:sz w:val="20"/>
+                <w:szCs w:val="20"/>
+              </w:rPr>
+              <w:t>процент от стоимости объекта недвижимо</w:t>
             </w:r>
             <w:r>
               <w:rPr>
@@ -8605,12 +9068,12 @@
           <w:szCs w:val="12"/>
         </w:rPr>
       </w:pPr>
-      <w:bookmarkStart w:id="13" w:name="40"/>
-      <w:bookmarkStart w:id="14" w:name="41"/>
-      <w:bookmarkStart w:id="15" w:name="42"/>
-      <w:bookmarkEnd w:id="13"/>
-      <w:bookmarkEnd w:id="14"/>
-      <w:bookmarkEnd w:id="15"/>
+      <w:bookmarkStart w:id="10" w:name="40"/>
+      <w:bookmarkStart w:id="11" w:name="41"/>
+      <w:bookmarkStart w:id="12" w:name="42"/>
+      <w:bookmarkEnd w:id="10"/>
+      <w:bookmarkEnd w:id="11"/>
+      <w:bookmarkEnd w:id="12"/>
       <w:r>
         <w:rPr>
           <w:rFonts w:ascii="Times New Roman" w:hAnsi="Times New Roman"/>
@@ -8800,8 +9263,38 @@
           <w:sz w:val="20"/>
           <w:szCs w:val="20"/>
         </w:rPr>
-        <w:t xml:space="preserve">Потребитель: _______________ /{{seller.initials}}                                                                Исполнитель: _________________________О.Р.Турко</w:t>
-      </w:r>
+        <w:t>Потребитель: _______________ /{{</w:t>
+      </w:r>
+      <w:proofErr w:type="spellStart"/>
+      <w:proofErr w:type="gramStart"/>
+      <w:r>
+        <w:rPr>
+          <w:rFonts w:ascii="Times New Roman" w:hAnsi="Times New Roman"/>
+          <w:sz w:val="20"/>
+          <w:szCs w:val="20"/>
+        </w:rPr>
+        <w:t>seller.initials</w:t>
+      </w:r>
+      <w:proofErr w:type="spellEnd"/>
+      <w:proofErr w:type="gramEnd"/>
+      <w:r>
+        <w:rPr>
+          <w:rFonts w:ascii="Times New Roman" w:hAnsi="Times New Roman"/>
+          <w:sz w:val="20"/>
+          <w:szCs w:val="20"/>
+        </w:rPr>
+        <w:t>}}                                          Исполнитель: _________________________</w:t>
+      </w:r>
+      <w:proofErr w:type="spellStart"/>
+      <w:r>
+        <w:rPr>
+          <w:rFonts w:ascii="Times New Roman" w:hAnsi="Times New Roman"/>
+          <w:sz w:val="20"/>
+          <w:szCs w:val="20"/>
+        </w:rPr>
+        <w:t>О.Р.Турко</w:t>
+      </w:r>
+      <w:proofErr w:type="spellEnd"/>
     </w:p>
     <w:p>
       <w:pPr>
@@ -8830,7 +9323,6 @@
           <w:rFonts w:ascii="Times New Roman" w:hAnsi="Times New Roman"/>
           <w:sz w:val="20"/>
           <w:szCs w:val="20"/>
-          <w:vertAlign w:val="superscript"/>
         </w:rPr>
       </w:pPr>
       <w:r>
@@ -8838,9 +9330,24 @@
           <w:rFonts w:ascii="Times New Roman" w:hAnsi="Times New Roman"/>
           <w:sz w:val="20"/>
           <w:szCs w:val="20"/>
-          <w:vertAlign w:val="superscript"/>
-        </w:rPr>
-        <w:t xml:space="preserve">Потребитель: _______________ /{{owner1.initials}}</w:t>
+        </w:rPr>
+        <w:t xml:space="preserve">Потребитель: _______________ </w:t>
+      </w:r>
+      <w:r>
+        <w:rPr>
+          <w:rFonts w:ascii="Times New Roman" w:hAnsi="Times New Roman"/>
+          <w:sz w:val="20"/>
+          <w:szCs w:val="20"/>
+        </w:rPr>
+        <w:t>/ {</w:t>
+      </w:r>
+      <w:r>
+        <w:rPr>
+          <w:rFonts w:ascii="Times New Roman" w:hAnsi="Times New Roman"/>
+          <w:sz w:val="20"/>
+          <w:szCs w:val="20"/>
+        </w:rPr>
+        <w:t>{owner1.initials}}</w:t>
       </w:r>
     </w:p>
     <w:sectPr>
@@ -9310,6 +9817,7 @@
     <w:lsdException w:name="HTML Sample" w:semiHidden="1" w:unhideWhenUsed="1"/>
     <w:lsdException w:name="HTML Typewriter" w:semiHidden="1" w:unhideWhenUsed="1"/>
     <w:lsdException w:name="HTML Variable" w:semiHidden="1" w:unhideWhenUsed="1"/>
+    <w:lsdException w:name="Normal Table" w:semiHidden="1" w:unhideWhenUsed="1"/>
     <w:lsdException w:name="annotation subject" w:semiHidden="1" w:unhideWhenUsed="1"/>
     <w:lsdException w:name="No List" w:semiHidden="1" w:unhideWhenUsed="1"/>
     <w:lsdException w:name="Outline List 1" w:semiHidden="1" w:unhideWhenUsed="1"/>
@@ -9352,8 +9860,11 @@
     <w:lsdException w:name="Table Contemporary" w:semiHidden="1" w:unhideWhenUsed="1"/>
     <w:lsdException w:name="Table Elegant" w:semiHidden="1" w:unhideWhenUsed="1"/>
     <w:lsdException w:name="Table Professional" w:semiHidden="1" w:unhideWhenUsed="1"/>
+    <w:lsdException w:name="Table Subtle 1" w:semiHidden="1" w:unhideWhenUsed="1"/>
     <w:lsdException w:name="Table Subtle 2" w:semiHidden="1" w:unhideWhenUsed="1"/>
     <w:lsdException w:name="Table Web 1" w:semiHidden="1" w:unhideWhenUsed="1"/>
+    <w:lsdException w:name="Table Web 2" w:semiHidden="1" w:unhideWhenUsed="1"/>
+    <w:lsdException w:name="Table Web 3" w:semiHidden="1" w:unhideWhenUsed="1"/>
     <w:lsdException w:name="Balloon Text" w:semiHidden="1" w:unhideWhenUsed="1"/>
     <w:lsdException w:name="Table Grid" w:uiPriority="0"/>
     <w:lsdException w:name="Table Theme" w:semiHidden="1" w:unhideWhenUsed="1"/>
@@ -9671,7 +10182,6 @@
     <w:name w:val="Body Text 2"/>
     <w:basedOn w:val="a"/>
     <w:link w:val="20"/>
-    <w:semiHidden/>
     <w:unhideWhenUsed/>
     <w:rsid w:val="00AA2E80"/>
     <w:pPr>
@@ -9689,7 +10199,6 @@
     <w:name w:val="Основной текст 2 Знак"/>
     <w:basedOn w:val="a0"/>
     <w:link w:val="2"/>
-    <w:semiHidden/>
     <w:rsid w:val="00AA2E80"/>
     <w:rPr>
       <w:rFonts w:ascii="Times New Roman" w:eastAsia="Times New Roman" w:hAnsi="Times New Roman" w:cs="Times New Roman"/>

--- a/templates/working/Договор_2_собств_общий.docx
+++ b/templates/working/Договор_2_собств_общий.docx
@@ -1,6 +1,6 @@
 
 <file path=word/document.xml><?xml version="1.0" encoding="utf-8"?>
-<w:document xmlns:wpc="http://schemas.microsoft.com/office/word/2010/wordprocessingCanvas" xmlns:cx="http://schemas.microsoft.com/office/drawing/2014/chartex" xmlns:cx1="http://schemas.microsoft.com/office/drawing/2015/9/8/chartex" xmlns:cx2="http://schemas.microsoft.com/office/drawing/2015/10/21/chartex" xmlns:cx3="http://schemas.microsoft.com/office/drawing/2016/5/9/chartex" xmlns:cx4="http://schemas.microsoft.com/office/drawing/2016/5/10/chartex" xmlns:cx5="http://schemas.microsoft.com/office/drawing/2016/5/11/chartex" xmlns:cx6="http://schemas.microsoft.com/office/drawing/2016/5/12/chartex" xmlns:cx7="http://schemas.microsoft.com/office/drawing/2016/5/13/chartex" xmlns:cx8="http://schemas.microsoft.com/office/drawing/2016/5/14/chartex" xmlns:mc="http://schemas.openxmlformats.org/markup-compatibility/2006" xmlns:aink="http://schemas.microsoft.com/office/drawing/2016/ink" xmlns:am3d="http://schemas.microsoft.com/office/drawing/2017/model3d" xmlns:o="urn:schemas-microsoft-com:office:office" xmlns:r="http://schemas.openxmlformats.org/officeDocument/2006/relationships" xmlns:m="http://schemas.openxmlformats.org/officeDocument/2006/math" xmlns:v="urn:schemas-microsoft-com:vml" xmlns:wp14="http://schemas.microsoft.com/office/word/2010/wordprocessingDrawing" xmlns:wp="http://schemas.openxmlformats.org/drawingml/2006/wordprocessingDrawing" xmlns:w10="urn:schemas-microsoft-com:office:word" xmlns:w="http://schemas.openxmlformats.org/wordprocessingml/2006/main" xmlns:w14="http://schemas.microsoft.com/office/word/2010/wordml" xmlns:w15="http://schemas.microsoft.com/office/word/2012/wordml" xmlns:w16cex="http://schemas.microsoft.com/office/word/2018/wordml/cex" xmlns:w16cid="http://schemas.microsoft.com/office/word/2016/wordml/cid" xmlns:w16="http://schemas.microsoft.com/office/word/2018/wordml" xmlns:w16sdtdh="http://schemas.microsoft.com/office/word/2020/wordml/sdtdatahash" xmlns:w16se="http://schemas.microsoft.com/office/word/2015/wordml/symex" xmlns:wpg="http://schemas.microsoft.com/office/word/2010/wordprocessingGroup" xmlns:wpi="http://schemas.microsoft.com/office/word/2010/wordprocessingInk" xmlns:wne="http://schemas.microsoft.com/office/word/2006/wordml" xmlns:wps="http://schemas.microsoft.com/office/word/2010/wordprocessingShape" mc:Ignorable="w14 w15 w16se w16cid w16 w16cex w16sdtdh wp14">
+<w:document xmlns:wpc="http://schemas.microsoft.com/office/word/2010/wordprocessingCanvas" xmlns:cx="http://schemas.microsoft.com/office/drawing/2014/chartex" xmlns:cx1="http://schemas.microsoft.com/office/drawing/2015/9/8/chartex" xmlns:cx2="http://schemas.microsoft.com/office/drawing/2015/10/21/chartex" xmlns:cx3="http://schemas.microsoft.com/office/drawing/2016/5/9/chartex" xmlns:cx4="http://schemas.microsoft.com/office/drawing/2016/5/10/chartex" xmlns:cx5="http://schemas.microsoft.com/office/drawing/2016/5/11/chartex" xmlns:cx6="http://schemas.microsoft.com/office/drawing/2016/5/12/chartex" xmlns:cx7="http://schemas.microsoft.com/office/drawing/2016/5/13/chartex" xmlns:cx8="http://schemas.microsoft.com/office/drawing/2016/5/14/chartex" xmlns:mc="http://schemas.openxmlformats.org/markup-compatibility/2006" xmlns:aink="http://schemas.microsoft.com/office/drawing/2016/ink" xmlns:am3d="http://schemas.microsoft.com/office/drawing/2017/model3d" xmlns:o="urn:schemas-microsoft-com:office:office" xmlns:oel="http://schemas.microsoft.com/office/2019/extlst" xmlns:r="http://schemas.openxmlformats.org/officeDocument/2006/relationships" xmlns:m="http://schemas.openxmlformats.org/officeDocument/2006/math" xmlns:v="urn:schemas-microsoft-com:vml" xmlns:wp14="http://schemas.microsoft.com/office/word/2010/wordprocessingDrawing" xmlns:wp="http://schemas.openxmlformats.org/drawingml/2006/wordprocessingDrawing" xmlns:w10="urn:schemas-microsoft-com:office:word" xmlns:w="http://schemas.openxmlformats.org/wordprocessingml/2006/main" xmlns:w14="http://schemas.microsoft.com/office/word/2010/wordml" xmlns:w15="http://schemas.microsoft.com/office/word/2012/wordml" xmlns:w16cex="http://schemas.microsoft.com/office/word/2018/wordml/cex" xmlns:w16cid="http://schemas.microsoft.com/office/word/2016/wordml/cid" xmlns:w16="http://schemas.microsoft.com/office/word/2018/wordml" xmlns:w16du="http://schemas.microsoft.com/office/word/2023/wordml/word16du" xmlns:w16sdtdh="http://schemas.microsoft.com/office/word/2020/wordml/sdtdatahash" xmlns:w16sdtfl="http://schemas.microsoft.com/office/word/2024/wordml/sdtformatlock" xmlns:w16se="http://schemas.microsoft.com/office/word/2015/wordml/symex" xmlns:wpg="http://schemas.microsoft.com/office/word/2010/wordprocessingGroup" xmlns:wpi="http://schemas.microsoft.com/office/word/2010/wordprocessingInk" xmlns:wne="http://schemas.microsoft.com/office/word/2006/wordml" xmlns:wps="http://schemas.microsoft.com/office/word/2010/wordprocessingShape" mc:Ignorable="w14 w15 w16se w16cid w16 w16cex w16sdtdh w16sdtfl w16du wp14">
   <w:body>
     <w:p>
       <w:pPr>
@@ -25,31 +25,7 @@
           <w:szCs w:val="24"/>
           <w:lang w:eastAsia="ru-RU"/>
         </w:rPr>
-        <w:t>ДОГОВОР №{{</w:t>
-      </w:r>
-      <w:proofErr w:type="spellStart"/>
-      <w:proofErr w:type="gramStart"/>
-      <w:r>
-        <w:rPr>
-          <w:rFonts w:ascii="Times New Roman" w:eastAsia="Times New Roman" w:hAnsi="Times New Roman"/>
-          <w:b/>
-          <w:sz w:val="24"/>
-          <w:szCs w:val="24"/>
-          <w:lang w:eastAsia="ru-RU"/>
-        </w:rPr>
-        <w:t>deal.contractNumber</w:t>
-      </w:r>
-      <w:proofErr w:type="spellEnd"/>
-      <w:proofErr w:type="gramEnd"/>
-      <w:r>
-        <w:rPr>
-          <w:rFonts w:ascii="Times New Roman" w:eastAsia="Times New Roman" w:hAnsi="Times New Roman"/>
-          <w:b/>
-          <w:sz w:val="24"/>
-          <w:szCs w:val="24"/>
-          <w:lang w:eastAsia="ru-RU"/>
-        </w:rPr>
-        <w:t>}}</w:t>
+        <w:t>ДОГОВОР №{{deal.contractNumber}}</w:t>
       </w:r>
     </w:p>
     <w:p>
@@ -117,65 +93,14 @@
           <w:lang w:eastAsia="ru-RU"/>
         </w:rPr>
       </w:pPr>
-      <w:proofErr w:type="spellStart"/>
-      <w:r>
-        <w:rPr>
-          <w:rFonts w:ascii="Times New Roman" w:eastAsia="Times New Roman" w:hAnsi="Times New Roman"/>
-          <w:sz w:val="24"/>
-          <w:szCs w:val="24"/>
-          <w:lang w:eastAsia="ru-RU"/>
-        </w:rPr>
-        <w:t>г.Лида</w:t>
-      </w:r>
-      <w:proofErr w:type="spellEnd"/>
-      <w:r>
-        <w:rPr>
-          <w:rFonts w:ascii="Times New Roman" w:eastAsia="Times New Roman" w:hAnsi="Times New Roman"/>
-          <w:sz w:val="24"/>
-          <w:szCs w:val="24"/>
-          <w:lang w:eastAsia="ru-RU"/>
-        </w:rPr>
-        <w:t xml:space="preserve">                                                                                                                                     </w:t>
-      </w:r>
-      <w:proofErr w:type="gramStart"/>
-      <w:r>
-        <w:rPr>
-          <w:rFonts w:ascii="Times New Roman" w:eastAsia="Times New Roman" w:hAnsi="Times New Roman"/>
-          <w:sz w:val="24"/>
-          <w:szCs w:val="24"/>
-          <w:lang w:eastAsia="ru-RU"/>
-        </w:rPr>
-        <w:t xml:space="preserve">   {</w:t>
-      </w:r>
-      <w:proofErr w:type="gramEnd"/>
-      <w:r>
-        <w:rPr>
-          <w:rFonts w:ascii="Times New Roman" w:eastAsia="Times New Roman" w:hAnsi="Times New Roman"/>
-          <w:sz w:val="24"/>
-          <w:szCs w:val="24"/>
-          <w:lang w:eastAsia="ru-RU"/>
-        </w:rPr>
-        <w:t>{</w:t>
-      </w:r>
-      <w:proofErr w:type="spellStart"/>
-      <w:r>
-        <w:rPr>
-          <w:rFonts w:ascii="Times New Roman" w:eastAsia="Times New Roman" w:hAnsi="Times New Roman"/>
-          <w:sz w:val="24"/>
-          <w:szCs w:val="24"/>
-          <w:lang w:eastAsia="ru-RU"/>
-        </w:rPr>
-        <w:t>deal.date</w:t>
-      </w:r>
-      <w:proofErr w:type="spellEnd"/>
-      <w:r>
-        <w:rPr>
-          <w:rFonts w:ascii="Times New Roman" w:eastAsia="Times New Roman" w:hAnsi="Times New Roman"/>
-          <w:sz w:val="24"/>
-          <w:szCs w:val="24"/>
-          <w:lang w:eastAsia="ru-RU"/>
-        </w:rPr>
-        <w:t>}}г.</w:t>
+      <w:r>
+        <w:rPr>
+          <w:rFonts w:ascii="Times New Roman" w:eastAsia="Times New Roman" w:hAnsi="Times New Roman"/>
+          <w:sz w:val="24"/>
+          <w:szCs w:val="24"/>
+          <w:lang w:eastAsia="ru-RU"/>
+        </w:rPr>
+        <w:t>г.Лида                                                                                                                                        {{deal.date}}г.</w:t>
       </w:r>
     </w:p>
     <w:p>
@@ -199,31 +124,22 @@
       <w:r>
         <w:rPr>
           <w:rFonts w:ascii="Times New Roman" w:eastAsia="Times New Roman" w:hAnsi="Times New Roman"/>
-          <w:sz w:val="24"/>
-          <w:szCs w:val="24"/>
-          <w:lang w:eastAsia="ru-RU"/>
-        </w:rPr>
-        <w:t>{{</w:t>
-      </w:r>
-      <w:proofErr w:type="spellStart"/>
-      <w:r>
-        <w:rPr>
-          <w:rFonts w:ascii="Times New Roman" w:eastAsia="Times New Roman" w:hAnsi="Times New Roman"/>
-          <w:sz w:val="24"/>
-          <w:szCs w:val="24"/>
-          <w:lang w:eastAsia="ru-RU"/>
-        </w:rPr>
-        <w:t>seller.fullName</w:t>
-      </w:r>
-      <w:proofErr w:type="spellEnd"/>
-      <w:r>
-        <w:rPr>
-          <w:rFonts w:ascii="Times New Roman" w:eastAsia="Times New Roman" w:hAnsi="Times New Roman"/>
-          <w:sz w:val="24"/>
-          <w:szCs w:val="24"/>
-          <w:lang w:eastAsia="ru-RU"/>
-        </w:rPr>
-        <w:t xml:space="preserve">}}, </w:t>
+          <w:b/>
+          <w:bCs/>
+          <w:sz w:val="24"/>
+          <w:szCs w:val="24"/>
+          <w:lang w:eastAsia="ru-RU"/>
+        </w:rPr>
+        <w:t>{{seller.fullName}}</w:t>
+      </w:r>
+      <w:r>
+        <w:rPr>
+          <w:rFonts w:ascii="Times New Roman" w:eastAsia="Times New Roman" w:hAnsi="Times New Roman"/>
+          <w:sz w:val="24"/>
+          <w:szCs w:val="24"/>
+          <w:lang w:eastAsia="ru-RU"/>
+        </w:rPr>
+        <w:t xml:space="preserve">, </w:t>
       </w:r>
       <w:r>
         <w:rPr>
@@ -371,27 +287,25 @@
           <w:szCs w:val="24"/>
           <w:lang w:eastAsia="ru-RU"/>
         </w:rPr>
-        <w:t xml:space="preserve"> обязательного страхования ответственности за причинение вреда в связи с осуществлением риэлтерской деятельности с БРУСП «</w:t>
-      </w:r>
-      <w:proofErr w:type="spellStart"/>
-      <w:r>
-        <w:rPr>
-          <w:rFonts w:ascii="Times New Roman" w:eastAsia="Times New Roman" w:hAnsi="Times New Roman"/>
-          <w:sz w:val="24"/>
-          <w:szCs w:val="24"/>
-          <w:lang w:eastAsia="ru-RU"/>
-        </w:rPr>
-        <w:t>Белгострах</w:t>
-      </w:r>
-      <w:proofErr w:type="spellEnd"/>
-      <w:r>
-        <w:rPr>
-          <w:rFonts w:ascii="Times New Roman" w:eastAsia="Times New Roman" w:hAnsi="Times New Roman"/>
-          <w:sz w:val="24"/>
-          <w:szCs w:val="24"/>
-          <w:lang w:eastAsia="ru-RU"/>
-        </w:rPr>
-        <w:t>» от 26.05.2026г. до 25.05.202</w:t>
+        <w:t xml:space="preserve"> обязательного страхования ответственности за причинение вреда в связи с осуществлением риэлтерской деятельности с БРУСП «Белгос</w:t>
+      </w:r>
+      <w:r>
+        <w:rPr>
+          <w:rFonts w:ascii="Times New Roman" w:eastAsia="Times New Roman" w:hAnsi="Times New Roman"/>
+          <w:sz w:val="24"/>
+          <w:szCs w:val="24"/>
+          <w:lang w:val="en-US" w:eastAsia="ru-RU"/>
+        </w:rPr>
+        <w:t>c</w:t>
+      </w:r>
+      <w:r>
+        <w:rPr>
+          <w:rFonts w:ascii="Times New Roman" w:eastAsia="Times New Roman" w:hAnsi="Times New Roman"/>
+          <w:sz w:val="24"/>
+          <w:szCs w:val="24"/>
+          <w:lang w:eastAsia="ru-RU"/>
+        </w:rPr>
+        <w:t>трах» от 26.05.2026г. до 25.05.202</w:t>
       </w:r>
       <w:r>
         <w:rPr>
@@ -556,49 +470,7 @@
           <w:szCs w:val="24"/>
           <w:lang w:eastAsia="ru-RU"/>
         </w:rPr>
-        <w:t>1.1.  Предметом настоящего договора является оказание Исполнителем Потребителям риэлтерских услуг по содействию в продаже принадлежащего Потребителям на праве собственности объекта недвижимого имущества (далее – риэлтерские услуги), представляющего собой – "{{</w:t>
-      </w:r>
-      <w:proofErr w:type="spellStart"/>
-      <w:proofErr w:type="gramStart"/>
-      <w:r>
-        <w:rPr>
-          <w:rFonts w:ascii="Times New Roman" w:eastAsia="Times New Roman" w:hAnsi="Times New Roman"/>
-          <w:sz w:val="24"/>
-          <w:szCs w:val="24"/>
-          <w:lang w:eastAsia="ru-RU"/>
-        </w:rPr>
-        <w:t>property.type</w:t>
-      </w:r>
-      <w:proofErr w:type="spellEnd"/>
-      <w:proofErr w:type="gramEnd"/>
-      <w:r>
-        <w:rPr>
-          <w:rFonts w:ascii="Times New Roman" w:eastAsia="Times New Roman" w:hAnsi="Times New Roman"/>
-          <w:sz w:val="24"/>
-          <w:szCs w:val="24"/>
-          <w:lang w:eastAsia="ru-RU"/>
-        </w:rPr>
-        <w:t>}}", расположенный по адресу {{</w:t>
-      </w:r>
-      <w:proofErr w:type="spellStart"/>
-      <w:r>
-        <w:rPr>
-          <w:rFonts w:ascii="Times New Roman" w:eastAsia="Times New Roman" w:hAnsi="Times New Roman"/>
-          <w:sz w:val="24"/>
-          <w:szCs w:val="24"/>
-          <w:lang w:eastAsia="ru-RU"/>
-        </w:rPr>
-        <w:t>property.address</w:t>
-      </w:r>
-      <w:proofErr w:type="spellEnd"/>
-      <w:r>
-        <w:rPr>
-          <w:rFonts w:ascii="Times New Roman" w:eastAsia="Times New Roman" w:hAnsi="Times New Roman"/>
-          <w:sz w:val="24"/>
-          <w:szCs w:val="24"/>
-          <w:lang w:eastAsia="ru-RU"/>
-        </w:rPr>
-        <w:t>}}.</w:t>
+        <w:t>1.1.  Предметом настоящего договора является оказание Исполнителем Потребителям риэлтерских услуг по содействию в продаже принадлежащего Потребителям на праве собственности объекта недвижимого имущества (далее – риэлтерские услуги), представляющего собой – "{{property.type}}", расположенный по адресу {{property.address}}.</w:t>
       </w:r>
     </w:p>
     <w:p>
@@ -645,193 +517,191 @@
           <w:sz w:val="24"/>
           <w:szCs w:val="24"/>
         </w:rPr>
-        <w:t>кол-во комнат: {{</w:t>
-      </w:r>
-      <w:proofErr w:type="spellStart"/>
-      <w:proofErr w:type="gramStart"/>
-      <w:r>
-        <w:rPr>
-          <w:rFonts w:ascii="Times New Roman" w:hAnsi="Times New Roman"/>
-          <w:sz w:val="24"/>
-          <w:szCs w:val="24"/>
-        </w:rPr>
-        <w:t>property.rooms</w:t>
-      </w:r>
-      <w:proofErr w:type="spellEnd"/>
-      <w:proofErr w:type="gramEnd"/>
-      <w:r>
-        <w:rPr>
-          <w:rFonts w:ascii="Times New Roman" w:hAnsi="Times New Roman"/>
-          <w:sz w:val="24"/>
-          <w:szCs w:val="24"/>
-        </w:rPr>
-        <w:t>}}; общая пл. {{</w:t>
-      </w:r>
-      <w:proofErr w:type="spellStart"/>
-      <w:r>
-        <w:rPr>
-          <w:rFonts w:ascii="Times New Roman" w:hAnsi="Times New Roman"/>
-          <w:sz w:val="24"/>
-          <w:szCs w:val="24"/>
-        </w:rPr>
-        <w:t>property.areaTotal</w:t>
-      </w:r>
-      <w:proofErr w:type="spellEnd"/>
-      <w:r>
-        <w:rPr>
-          <w:rFonts w:ascii="Times New Roman" w:hAnsi="Times New Roman"/>
-          <w:sz w:val="24"/>
-          <w:szCs w:val="24"/>
-        </w:rPr>
-        <w:t>}} м²; жилая {{</w:t>
-      </w:r>
-      <w:proofErr w:type="spellStart"/>
-      <w:r>
-        <w:rPr>
-          <w:rFonts w:ascii="Times New Roman" w:hAnsi="Times New Roman"/>
-          <w:sz w:val="24"/>
-          <w:szCs w:val="24"/>
-        </w:rPr>
-        <w:t>property.areaLiving</w:t>
-      </w:r>
-      <w:proofErr w:type="spellEnd"/>
-      <w:r>
-        <w:rPr>
-          <w:rFonts w:ascii="Times New Roman" w:hAnsi="Times New Roman"/>
-          <w:sz w:val="24"/>
-          <w:szCs w:val="24"/>
-        </w:rPr>
-        <w:t>}} м²; этаж/этажность: {{</w:t>
-      </w:r>
-      <w:proofErr w:type="spellStart"/>
-      <w:r>
-        <w:rPr>
-          <w:rFonts w:ascii="Times New Roman" w:hAnsi="Times New Roman"/>
-          <w:sz w:val="24"/>
-          <w:szCs w:val="24"/>
-        </w:rPr>
-        <w:t>property.floor</w:t>
-      </w:r>
-      <w:proofErr w:type="spellEnd"/>
-      <w:r>
-        <w:rPr>
-          <w:rFonts w:ascii="Times New Roman" w:hAnsi="Times New Roman"/>
-          <w:sz w:val="24"/>
-          <w:szCs w:val="24"/>
-        </w:rPr>
-        <w:t>}}/{{</w:t>
-      </w:r>
-      <w:proofErr w:type="spellStart"/>
-      <w:r>
-        <w:rPr>
-          <w:rFonts w:ascii="Times New Roman" w:hAnsi="Times New Roman"/>
-          <w:sz w:val="24"/>
-          <w:szCs w:val="24"/>
-        </w:rPr>
-        <w:t>property.floors</w:t>
-      </w:r>
-      <w:proofErr w:type="spellEnd"/>
-      <w:r>
-        <w:rPr>
-          <w:rFonts w:ascii="Times New Roman" w:hAnsi="Times New Roman"/>
-          <w:sz w:val="24"/>
-          <w:szCs w:val="24"/>
-        </w:rPr>
-        <w:t>}}, материал</w:t>
-      </w:r>
-    </w:p>
-    <w:p>
-      <w:pPr>
-        <w:spacing w:after="0"/>
-        <w:ind w:left="567" w:hanging="141"/>
-        <w:jc w:val="both"/>
-        <w:rPr>
-          <w:rFonts w:ascii="Times New Roman" w:hAnsi="Times New Roman"/>
-          <w:sz w:val="24"/>
-          <w:szCs w:val="24"/>
-        </w:rPr>
-      </w:pPr>
-      <w:r>
-        <w:rPr>
-          <w:rFonts w:ascii="Times New Roman" w:hAnsi="Times New Roman"/>
-          <w:sz w:val="24"/>
-          <w:szCs w:val="24"/>
-        </w:rPr>
-        <w:t>стен: {{</w:t>
-      </w:r>
-      <w:proofErr w:type="spellStart"/>
-      <w:proofErr w:type="gramStart"/>
-      <w:r>
-        <w:rPr>
-          <w:rFonts w:ascii="Times New Roman" w:hAnsi="Times New Roman"/>
-          <w:sz w:val="24"/>
-          <w:szCs w:val="24"/>
-        </w:rPr>
-        <w:t>property.wallMaterial</w:t>
-      </w:r>
-      <w:proofErr w:type="spellEnd"/>
-      <w:proofErr w:type="gramEnd"/>
-      <w:r>
-        <w:rPr>
-          <w:rFonts w:ascii="Times New Roman" w:hAnsi="Times New Roman"/>
-          <w:sz w:val="24"/>
-          <w:szCs w:val="24"/>
-        </w:rPr>
-        <w:t xml:space="preserve">}}, </w:t>
-      </w:r>
-      <w:proofErr w:type="spellStart"/>
-      <w:r>
-        <w:rPr>
-          <w:rFonts w:ascii="Times New Roman" w:hAnsi="Times New Roman"/>
-          <w:sz w:val="24"/>
-          <w:szCs w:val="24"/>
-        </w:rPr>
-        <w:t>г.п</w:t>
-      </w:r>
-      <w:proofErr w:type="spellEnd"/>
-      <w:r>
-        <w:rPr>
-          <w:rFonts w:ascii="Times New Roman" w:hAnsi="Times New Roman"/>
-          <w:sz w:val="24"/>
-          <w:szCs w:val="24"/>
-        </w:rPr>
-        <w:t>. {{</w:t>
-      </w:r>
-      <w:proofErr w:type="spellStart"/>
-      <w:r>
-        <w:rPr>
-          <w:rFonts w:ascii="Times New Roman" w:hAnsi="Times New Roman"/>
-          <w:sz w:val="24"/>
-          <w:szCs w:val="24"/>
-        </w:rPr>
-        <w:t>property.yearBuilt</w:t>
-      </w:r>
-      <w:proofErr w:type="spellEnd"/>
-      <w:r>
-        <w:rPr>
-          <w:rFonts w:ascii="Times New Roman" w:hAnsi="Times New Roman"/>
-          <w:sz w:val="24"/>
-          <w:szCs w:val="24"/>
-        </w:rPr>
-        <w:t>}}, инвентарный номер – {{</w:t>
-      </w:r>
-      <w:proofErr w:type="spellStart"/>
-      <w:r>
-        <w:rPr>
-          <w:rFonts w:ascii="Times New Roman" w:hAnsi="Times New Roman"/>
-          <w:sz w:val="24"/>
-          <w:szCs w:val="24"/>
-        </w:rPr>
-        <w:t>property.inventoryNumber</w:t>
-      </w:r>
-      <w:proofErr w:type="spellEnd"/>
-      <w:r>
-        <w:rPr>
-          <w:rFonts w:ascii="Times New Roman" w:hAnsi="Times New Roman"/>
-          <w:sz w:val="24"/>
-          <w:szCs w:val="24"/>
-        </w:rPr>
-        <w:t>}}</w:t>
+        <w:t>кол-во комнат</w:t>
+      </w:r>
+      <w:r>
+        <w:rPr>
+          <w:rFonts w:ascii="Times New Roman" w:hAnsi="Times New Roman"/>
+          <w:sz w:val="24"/>
+          <w:szCs w:val="24"/>
+        </w:rPr>
+        <w:t xml:space="preserve"> -</w:t>
+      </w:r>
+      <w:r>
+        <w:rPr>
+          <w:rFonts w:ascii="Times New Roman" w:hAnsi="Times New Roman"/>
+          <w:sz w:val="24"/>
+          <w:szCs w:val="24"/>
+        </w:rPr>
+        <w:t xml:space="preserve"> {{property.rooms}}; общая пл</w:t>
+      </w:r>
+      <w:r>
+        <w:rPr>
+          <w:rFonts w:ascii="Times New Roman" w:hAnsi="Times New Roman"/>
+          <w:sz w:val="24"/>
+          <w:szCs w:val="24"/>
+        </w:rPr>
+        <w:t xml:space="preserve">ощадь - </w:t>
+      </w:r>
+      <w:r>
+        <w:rPr>
+          <w:rFonts w:ascii="Times New Roman" w:hAnsi="Times New Roman"/>
+          <w:sz w:val="24"/>
+          <w:szCs w:val="24"/>
+        </w:rPr>
+        <w:t>{{property.areaTotal}} м²; жилая</w:t>
+      </w:r>
+      <w:r>
+        <w:rPr>
+          <w:rFonts w:ascii="Times New Roman" w:hAnsi="Times New Roman"/>
+          <w:sz w:val="24"/>
+          <w:szCs w:val="24"/>
+        </w:rPr>
+        <w:t xml:space="preserve"> площадь - </w:t>
+      </w:r>
+      <w:r>
+        <w:rPr>
+          <w:rFonts w:ascii="Times New Roman" w:hAnsi="Times New Roman"/>
+          <w:sz w:val="24"/>
+          <w:szCs w:val="24"/>
+        </w:rPr>
+        <w:t>{{property.areaLiving}} м²; этаж/этажность: {{property.floor}}/{{property.floors}}</w:t>
+      </w:r>
+      <w:r>
+        <w:rPr>
+          <w:rFonts w:ascii="Times New Roman" w:hAnsi="Times New Roman"/>
+          <w:sz w:val="24"/>
+          <w:szCs w:val="24"/>
+        </w:rPr>
+        <w:t>;</w:t>
+      </w:r>
+      <w:r>
+        <w:rPr>
+          <w:rFonts w:ascii="Times New Roman" w:hAnsi="Times New Roman"/>
+          <w:sz w:val="24"/>
+          <w:szCs w:val="24"/>
+        </w:rPr>
+        <w:t xml:space="preserve"> материал</w:t>
+      </w:r>
+      <w:r>
+        <w:rPr>
+          <w:rFonts w:ascii="Times New Roman" w:hAnsi="Times New Roman"/>
+          <w:sz w:val="24"/>
+          <w:szCs w:val="24"/>
+        </w:rPr>
+        <w:t xml:space="preserve"> </w:t>
+      </w:r>
+      <w:r>
+        <w:rPr>
+          <w:rFonts w:ascii="Times New Roman" w:hAnsi="Times New Roman"/>
+          <w:sz w:val="24"/>
+          <w:szCs w:val="24"/>
+        </w:rPr>
+        <w:t>стен</w:t>
+      </w:r>
+      <w:r>
+        <w:rPr>
+          <w:rFonts w:ascii="Times New Roman" w:hAnsi="Times New Roman"/>
+          <w:sz w:val="24"/>
+          <w:szCs w:val="24"/>
+        </w:rPr>
+        <w:t xml:space="preserve"> - </w:t>
+      </w:r>
+      <w:r>
+        <w:rPr>
+          <w:rFonts w:ascii="Times New Roman" w:hAnsi="Times New Roman"/>
+          <w:sz w:val="24"/>
+          <w:szCs w:val="24"/>
+        </w:rPr>
+        <w:t>{{property.wallMaterial}}</w:t>
+      </w:r>
+      <w:r>
+        <w:rPr>
+          <w:rFonts w:ascii="Times New Roman" w:hAnsi="Times New Roman"/>
+          <w:sz w:val="24"/>
+          <w:szCs w:val="24"/>
+        </w:rPr>
+        <w:t>;</w:t>
+      </w:r>
+      <w:r>
+        <w:rPr>
+          <w:rFonts w:ascii="Times New Roman" w:hAnsi="Times New Roman"/>
+          <w:sz w:val="24"/>
+          <w:szCs w:val="24"/>
+        </w:rPr>
+        <w:t xml:space="preserve"> г</w:t>
+      </w:r>
+      <w:r>
+        <w:rPr>
+          <w:rFonts w:ascii="Times New Roman" w:hAnsi="Times New Roman"/>
+          <w:sz w:val="24"/>
+          <w:szCs w:val="24"/>
+        </w:rPr>
+        <w:t>од</w:t>
+      </w:r>
+      <w:r>
+        <w:rPr>
+          <w:rFonts w:ascii="Times New Roman" w:hAnsi="Times New Roman"/>
+          <w:sz w:val="24"/>
+          <w:szCs w:val="24"/>
+        </w:rPr>
+        <w:t xml:space="preserve"> </w:t>
+      </w:r>
+      <w:r>
+        <w:rPr>
+          <w:rFonts w:ascii="Times New Roman" w:hAnsi="Times New Roman"/>
+          <w:sz w:val="24"/>
+          <w:szCs w:val="24"/>
+        </w:rPr>
+        <w:t>постройки</w:t>
+      </w:r>
+      <w:r>
+        <w:rPr>
+          <w:rFonts w:ascii="Times New Roman" w:hAnsi="Times New Roman"/>
+          <w:sz w:val="24"/>
+          <w:szCs w:val="24"/>
+        </w:rPr>
+        <w:t xml:space="preserve"> </w:t>
+      </w:r>
+      <w:r>
+        <w:rPr>
+          <w:rFonts w:ascii="Times New Roman" w:hAnsi="Times New Roman"/>
+          <w:sz w:val="24"/>
+          <w:szCs w:val="24"/>
+        </w:rPr>
+        <w:t xml:space="preserve">- </w:t>
+      </w:r>
+      <w:r>
+        <w:rPr>
+          <w:rFonts w:ascii="Times New Roman" w:hAnsi="Times New Roman"/>
+          <w:sz w:val="24"/>
+          <w:szCs w:val="24"/>
+        </w:rPr>
+        <w:t>{{property.yearBuilt}}</w:t>
+      </w:r>
+      <w:r>
+        <w:rPr>
+          <w:rFonts w:ascii="Times New Roman" w:hAnsi="Times New Roman"/>
+          <w:sz w:val="24"/>
+          <w:szCs w:val="24"/>
+        </w:rPr>
+        <w:t>;</w:t>
+      </w:r>
+      <w:r>
+        <w:rPr>
+          <w:rFonts w:ascii="Times New Roman" w:hAnsi="Times New Roman"/>
+          <w:sz w:val="24"/>
+          <w:szCs w:val="24"/>
+        </w:rPr>
+        <w:t xml:space="preserve"> инвентарный номер – {{property.inventoryNumber}}</w:t>
+      </w:r>
+      <w:r>
+        <w:rPr>
+          <w:rFonts w:ascii="Times New Roman" w:hAnsi="Times New Roman"/>
+          <w:sz w:val="24"/>
+          <w:szCs w:val="24"/>
+        </w:rPr>
+        <w:t>.</w:t>
       </w:r>
     </w:p>
     <w:p>
@@ -912,29 +782,7 @@
           <w:szCs w:val="24"/>
           <w:lang w:eastAsia="ru-RU"/>
         </w:rPr>
-        <w:t>1.4. Ориентировочная стоимость {{</w:t>
-      </w:r>
-      <w:proofErr w:type="spellStart"/>
-      <w:proofErr w:type="gramStart"/>
-      <w:r>
-        <w:rPr>
-          <w:rFonts w:ascii="Times New Roman" w:eastAsia="Times New Roman" w:hAnsi="Times New Roman"/>
-          <w:sz w:val="24"/>
-          <w:szCs w:val="24"/>
-          <w:lang w:eastAsia="ru-RU"/>
-        </w:rPr>
-        <w:t>property.priceBYN</w:t>
-      </w:r>
-      <w:proofErr w:type="spellEnd"/>
-      <w:proofErr w:type="gramEnd"/>
-      <w:r>
-        <w:rPr>
-          <w:rFonts w:ascii="Times New Roman" w:eastAsia="Times New Roman" w:hAnsi="Times New Roman"/>
-          <w:sz w:val="24"/>
-          <w:szCs w:val="24"/>
-          <w:lang w:eastAsia="ru-RU"/>
-        </w:rPr>
-        <w:t>}}</w:t>
+        <w:t>1.4. Ориентировочная стоимость {{property.priceBYN}}</w:t>
       </w:r>
       <w:r>
         <w:rPr>
@@ -961,27 +809,7 @@
           <w:szCs w:val="24"/>
           <w:lang w:eastAsia="ru-RU"/>
         </w:rPr>
-        <w:t xml:space="preserve"> ({{</w:t>
-      </w:r>
-      <w:proofErr w:type="spellStart"/>
-      <w:r>
-        <w:rPr>
-          <w:rFonts w:ascii="Times New Roman" w:eastAsia="Times New Roman" w:hAnsi="Times New Roman"/>
-          <w:sz w:val="24"/>
-          <w:szCs w:val="24"/>
-          <w:lang w:eastAsia="ru-RU"/>
-        </w:rPr>
-        <w:t>property.priceWords</w:t>
-      </w:r>
-      <w:proofErr w:type="spellEnd"/>
-      <w:r>
-        <w:rPr>
-          <w:rFonts w:ascii="Times New Roman" w:eastAsia="Times New Roman" w:hAnsi="Times New Roman"/>
-          <w:sz w:val="24"/>
-          <w:szCs w:val="24"/>
-          <w:lang w:eastAsia="ru-RU"/>
-        </w:rPr>
-        <w:t>}}</w:t>
+        <w:t xml:space="preserve"> ({{property.priceWords}}</w:t>
       </w:r>
       <w:r>
         <w:rPr>
@@ -1056,7 +884,25 @@
           <w:szCs w:val="24"/>
           <w:lang w:eastAsia="ru-RU"/>
         </w:rPr>
-        <w:t>2.1. Тарифы на риэлтерские услуги,</w:t>
+        <w:t xml:space="preserve">2.1. </w:t>
+      </w:r>
+      <w:r>
+        <w:rPr>
+          <w:rFonts w:ascii="Times New Roman" w:eastAsia="Times New Roman" w:hAnsi="Times New Roman"/>
+          <w:sz w:val="24"/>
+          <w:szCs w:val="24"/>
+          <w:lang w:eastAsia="ru-RU"/>
+        </w:rPr>
+        <w:tab/>
+      </w:r>
+      <w:r>
+        <w:rPr>
+          <w:rFonts w:ascii="Times New Roman" w:eastAsia="Times New Roman" w:hAnsi="Times New Roman"/>
+          <w:sz w:val="24"/>
+          <w:szCs w:val="24"/>
+          <w:lang w:eastAsia="ru-RU"/>
+        </w:rPr>
+        <w:t>Тарифы на риэлтерские услуги,</w:t>
       </w:r>
       <w:r>
         <w:rPr>
@@ -1214,9 +1060,17 @@
           <w:szCs w:val="24"/>
           <w:lang w:eastAsia="ru-RU"/>
         </w:rPr>
-        <w:t>{{</w:t>
-      </w:r>
-      <w:proofErr w:type="spellStart"/>
+        <w:t>{{commission.percent}}</w:t>
+      </w:r>
+      <w:r>
+        <w:rPr>
+          <w:rFonts w:ascii="Times New Roman" w:eastAsia="Times New Roman" w:hAnsi="Times New Roman"/>
+          <w:sz w:val="24"/>
+          <w:szCs w:val="24"/>
+          <w:lang w:eastAsia="ru-RU"/>
+        </w:rPr>
+        <w:t xml:space="preserve"> % от стоимости объекта недвижимого имущества, а именно </w:t>
+      </w:r>
       <w:r>
         <w:rPr>
           <w:rFonts w:ascii="Times New Roman" w:eastAsia="Times New Roman" w:hAnsi="Times New Roman"/>
@@ -1226,63 +1080,7 @@
           <w:szCs w:val="24"/>
           <w:lang w:eastAsia="ru-RU"/>
         </w:rPr>
-        <w:t>commission.percent</w:t>
-      </w:r>
-      <w:proofErr w:type="spellEnd"/>
-      <w:r>
-        <w:rPr>
-          <w:rFonts w:ascii="Times New Roman" w:eastAsia="Times New Roman" w:hAnsi="Times New Roman"/>
-          <w:b/>
-          <w:bCs/>
-          <w:sz w:val="24"/>
-          <w:szCs w:val="24"/>
-          <w:lang w:eastAsia="ru-RU"/>
-        </w:rPr>
-        <w:t>}}</w:t>
-      </w:r>
-      <w:r>
-        <w:rPr>
-          <w:rFonts w:ascii="Times New Roman" w:eastAsia="Times New Roman" w:hAnsi="Times New Roman"/>
-          <w:sz w:val="24"/>
-          <w:szCs w:val="24"/>
-          <w:lang w:eastAsia="ru-RU"/>
-        </w:rPr>
-        <w:t xml:space="preserve"> % от стоимости объекта недвижимого имущества, а именно </w:t>
-      </w:r>
-      <w:r>
-        <w:rPr>
-          <w:rFonts w:ascii="Times New Roman" w:eastAsia="Times New Roman" w:hAnsi="Times New Roman"/>
-          <w:b/>
-          <w:bCs/>
-          <w:sz w:val="24"/>
-          <w:szCs w:val="24"/>
-          <w:lang w:eastAsia="ru-RU"/>
-        </w:rPr>
-        <w:t>{{</w:t>
-      </w:r>
-      <w:proofErr w:type="spellStart"/>
-      <w:r>
-        <w:rPr>
-          <w:rFonts w:ascii="Times New Roman" w:eastAsia="Times New Roman" w:hAnsi="Times New Roman"/>
-          <w:b/>
-          <w:bCs/>
-          <w:sz w:val="24"/>
-          <w:szCs w:val="24"/>
-          <w:lang w:eastAsia="ru-RU"/>
-        </w:rPr>
-        <w:t>commission.amountBYN</w:t>
-      </w:r>
-      <w:proofErr w:type="spellEnd"/>
-      <w:r>
-        <w:rPr>
-          <w:rFonts w:ascii="Times New Roman" w:eastAsia="Times New Roman" w:hAnsi="Times New Roman"/>
-          <w:b/>
-          <w:bCs/>
-          <w:sz w:val="24"/>
-          <w:szCs w:val="24"/>
-          <w:lang w:eastAsia="ru-RU"/>
-        </w:rPr>
-        <w:t>}}</w:t>
+        <w:t>{{commission.amountBYN}}</w:t>
       </w:r>
       <w:r>
         <w:rPr>
@@ -1318,27 +1116,7 @@
           <w:szCs w:val="24"/>
           <w:lang w:eastAsia="ru-RU"/>
         </w:rPr>
-        <w:t>({{</w:t>
-      </w:r>
-      <w:proofErr w:type="spellStart"/>
-      <w:r>
-        <w:rPr>
-          <w:rFonts w:ascii="Times New Roman" w:eastAsia="Times New Roman" w:hAnsi="Times New Roman"/>
-          <w:sz w:val="24"/>
-          <w:szCs w:val="24"/>
-          <w:lang w:eastAsia="ru-RU"/>
-        </w:rPr>
-        <w:t>commission.amountWords</w:t>
-      </w:r>
-      <w:proofErr w:type="spellEnd"/>
-      <w:r>
-        <w:rPr>
-          <w:rFonts w:ascii="Times New Roman" w:eastAsia="Times New Roman" w:hAnsi="Times New Roman"/>
-          <w:sz w:val="24"/>
-          <w:szCs w:val="24"/>
-          <w:lang w:eastAsia="ru-RU"/>
-        </w:rPr>
-        <w:t>}}), с включением в такую оплату затрат по риэлтерским услугам, указанным в абзацах втором — шестом пункта 1 статьи 16 Закона Республики Беларусь от 8 мая 2025 г. № 71-З «О риэлтерской деятельности».</w:t>
+        <w:t>({{commission.amountWords}}), с включением в такую оплату затрат по риэлтерским услугам, указанным в абзацах втором — шестом пункта 1 статьи 16 Закона Республики Беларусь от 8 мая 2025 г. № 71-З «О риэлтерской деятельности».</w:t>
       </w:r>
     </w:p>
     <w:p>
@@ -2383,6 +2161,15 @@
         <w:t>.</w:t>
       </w:r>
       <w:bookmarkEnd w:id="1"/>
+      <w:r>
+        <w:rPr>
+          <w:rFonts w:ascii="Times New Roman" w:eastAsia="Times New Roman" w:hAnsi="Times New Roman"/>
+          <w:sz w:val="24"/>
+          <w:szCs w:val="24"/>
+          <w:lang w:eastAsia="ru-RU"/>
+        </w:rPr>
+        <w:t xml:space="preserve"> </w:t>
+      </w:r>
       <w:r>
         <w:rPr>
           <w:rFonts w:ascii="Times New Roman" w:eastAsia="Times New Roman" w:hAnsi="Times New Roman"/>
@@ -3673,7 +3460,6 @@
         </w:rPr>
         <w:t>{{</w:t>
       </w:r>
-      <w:proofErr w:type="gramStart"/>
       <w:r>
         <w:rPr>
           <w:rFonts w:ascii="Times New Roman" w:eastAsia="Times New Roman" w:hAnsi="Times New Roman"/>
@@ -3692,7 +3478,6 @@
         </w:rPr>
         <w:t>.</w:t>
       </w:r>
-      <w:proofErr w:type="spellStart"/>
       <w:r>
         <w:rPr>
           <w:rFonts w:ascii="Times New Roman" w:eastAsia="Times New Roman" w:hAnsi="Times New Roman"/>
@@ -3702,8 +3487,6 @@
         </w:rPr>
         <w:t>endDateText</w:t>
       </w:r>
-      <w:proofErr w:type="spellEnd"/>
-      <w:proofErr w:type="gramEnd"/>
       <w:r>
         <w:rPr>
           <w:rFonts w:ascii="Times New Roman" w:eastAsia="Times New Roman" w:hAnsi="Times New Roman"/>
@@ -3712,15 +3495,6 @@
           <w:lang w:eastAsia="ru-RU"/>
         </w:rPr>
         <w:t>}}</w:t>
-      </w:r>
-      <w:r>
-        <w:rPr>
-          <w:rFonts w:ascii="Times New Roman" w:eastAsia="Times New Roman" w:hAnsi="Times New Roman"/>
-          <w:sz w:val="24"/>
-          <w:szCs w:val="24"/>
-          <w:lang w:eastAsia="ru-RU"/>
-        </w:rPr>
-        <w:t xml:space="preserve"> </w:t>
       </w:r>
       <w:r>
         <w:rPr>
@@ -5373,31 +5147,7 @@
           <w:szCs w:val="20"/>
           <w:lang w:eastAsia="ru-RU"/>
         </w:rPr>
-        <w:t>Ответственный риэлтер по настоящему договору {{</w:t>
-      </w:r>
-      <w:proofErr w:type="spellStart"/>
-      <w:proofErr w:type="gramStart"/>
-      <w:r>
-        <w:rPr>
-          <w:rFonts w:ascii="Times New Roman" w:eastAsia="Times New Roman" w:hAnsi="Times New Roman"/>
-          <w:i/>
-          <w:sz w:val="20"/>
-          <w:szCs w:val="20"/>
-          <w:lang w:eastAsia="ru-RU"/>
-        </w:rPr>
-        <w:t>agent.initials</w:t>
-      </w:r>
-      <w:proofErr w:type="spellEnd"/>
-      <w:proofErr w:type="gramEnd"/>
-      <w:r>
-        <w:rPr>
-          <w:rFonts w:ascii="Times New Roman" w:eastAsia="Times New Roman" w:hAnsi="Times New Roman"/>
-          <w:i/>
-          <w:sz w:val="20"/>
-          <w:szCs w:val="20"/>
-          <w:lang w:eastAsia="ru-RU"/>
-        </w:rPr>
-        <w:t>}}</w:t>
+        <w:t>Ответственный риэлтер по настоящему договору {{agent.initials}}</w:t>
       </w:r>
     </w:p>
     <w:p>
@@ -5457,10 +5207,8 @@
           <w:szCs w:val="20"/>
           <w:lang w:eastAsia="ru-RU"/>
         </w:rPr>
-        <w:t>№ {{</w:t>
-      </w:r>
-      <w:proofErr w:type="spellStart"/>
-      <w:proofErr w:type="gramStart"/>
+        <w:t>№ {{agent.attestationNumber}}</w:t>
+      </w:r>
       <w:r>
         <w:rPr>
           <w:rFonts w:ascii="Times New Roman" w:eastAsia="Times New Roman" w:hAnsi="Times New Roman"/>
@@ -5469,10 +5217,8 @@
           <w:szCs w:val="20"/>
           <w:lang w:eastAsia="ru-RU"/>
         </w:rPr>
-        <w:t>agent.attestationNumber</w:t>
-      </w:r>
-      <w:proofErr w:type="spellEnd"/>
-      <w:proofErr w:type="gramEnd"/>
+        <w:t xml:space="preserve"> </w:t>
+      </w:r>
       <w:r>
         <w:rPr>
           <w:rFonts w:ascii="Times New Roman" w:eastAsia="Times New Roman" w:hAnsi="Times New Roman"/>
@@ -5481,51 +5227,7 @@
           <w:szCs w:val="20"/>
           <w:lang w:eastAsia="ru-RU"/>
         </w:rPr>
-        <w:t>}}от {{</w:t>
-      </w:r>
-      <w:proofErr w:type="spellStart"/>
-      <w:r>
-        <w:rPr>
-          <w:rFonts w:ascii="Times New Roman" w:eastAsia="Times New Roman" w:hAnsi="Times New Roman"/>
-          <w:i/>
-          <w:sz w:val="20"/>
-          <w:szCs w:val="20"/>
-          <w:lang w:eastAsia="ru-RU"/>
-        </w:rPr>
-        <w:t>agent.attestationDate</w:t>
-      </w:r>
-      <w:proofErr w:type="spellEnd"/>
-      <w:r>
-        <w:rPr>
-          <w:rFonts w:ascii="Times New Roman" w:eastAsia="Times New Roman" w:hAnsi="Times New Roman"/>
-          <w:i/>
-          <w:sz w:val="20"/>
-          <w:szCs w:val="20"/>
-          <w:lang w:eastAsia="ru-RU"/>
-        </w:rPr>
-        <w:t>}}г, действует до {{</w:t>
-      </w:r>
-      <w:proofErr w:type="spellStart"/>
-      <w:r>
-        <w:rPr>
-          <w:rFonts w:ascii="Times New Roman" w:eastAsia="Times New Roman" w:hAnsi="Times New Roman"/>
-          <w:i/>
-          <w:sz w:val="20"/>
-          <w:szCs w:val="20"/>
-          <w:lang w:eastAsia="ru-RU"/>
-        </w:rPr>
-        <w:t>agent.attestationExpiry</w:t>
-      </w:r>
-      <w:proofErr w:type="spellEnd"/>
-      <w:r>
-        <w:rPr>
-          <w:rFonts w:ascii="Times New Roman" w:eastAsia="Times New Roman" w:hAnsi="Times New Roman"/>
-          <w:i/>
-          <w:sz w:val="20"/>
-          <w:szCs w:val="20"/>
-          <w:lang w:eastAsia="ru-RU"/>
-        </w:rPr>
-        <w:t>}}г</w:t>
+        <w:t>от {{agent.attestationDate}}г, действует до {{agent.attestationExpiry}}г</w:t>
       </w:r>
     </w:p>
     <w:p>
@@ -5550,31 +5252,7 @@
           <w:szCs w:val="20"/>
           <w:lang w:eastAsia="ru-RU"/>
         </w:rPr>
-        <w:t>Идентификационная пластиковая карточка {{</w:t>
-      </w:r>
-      <w:proofErr w:type="spellStart"/>
-      <w:proofErr w:type="gramStart"/>
-      <w:r>
-        <w:rPr>
-          <w:rFonts w:ascii="Times New Roman" w:eastAsia="Times New Roman" w:hAnsi="Times New Roman"/>
-          <w:bCs/>
-          <w:sz w:val="20"/>
-          <w:szCs w:val="20"/>
-          <w:lang w:eastAsia="ru-RU"/>
-        </w:rPr>
-        <w:t>agent.cardNumber</w:t>
-      </w:r>
-      <w:proofErr w:type="spellEnd"/>
-      <w:proofErr w:type="gramEnd"/>
-      <w:r>
-        <w:rPr>
-          <w:rFonts w:ascii="Times New Roman" w:eastAsia="Times New Roman" w:hAnsi="Times New Roman"/>
-          <w:bCs/>
-          <w:sz w:val="20"/>
-          <w:szCs w:val="20"/>
-          <w:lang w:eastAsia="ru-RU"/>
-        </w:rPr>
-        <w:t>}}</w:t>
+        <w:t>Идентификационная пластиковая карточка {{agent.cardNumber}}</w:t>
       </w:r>
     </w:p>
     <w:p>
@@ -5666,29 +5344,7 @@
                 <w:szCs w:val="20"/>
                 <w:lang w:eastAsia="ru-RU"/>
               </w:rPr>
-              <w:t>ФИО: {{</w:t>
-            </w:r>
-            <w:proofErr w:type="spellStart"/>
-            <w:proofErr w:type="gramStart"/>
-            <w:r>
-              <w:rPr>
-                <w:rFonts w:ascii="Times New Roman" w:hAnsi="Times New Roman"/>
-                <w:sz w:val="20"/>
-                <w:szCs w:val="20"/>
-                <w:lang w:eastAsia="ru-RU"/>
-              </w:rPr>
-              <w:t>seller.fullName</w:t>
-            </w:r>
-            <w:proofErr w:type="spellEnd"/>
-            <w:proofErr w:type="gramEnd"/>
-            <w:r>
-              <w:rPr>
-                <w:rFonts w:ascii="Times New Roman" w:hAnsi="Times New Roman"/>
-                <w:sz w:val="20"/>
-                <w:szCs w:val="20"/>
-                <w:lang w:eastAsia="ru-RU"/>
-              </w:rPr>
-              <w:t>}}</w:t>
+              <w:t>ФИО: {{seller.fullName}}</w:t>
             </w:r>
           </w:p>
           <w:p>
@@ -5707,29 +5363,7 @@
                 <w:szCs w:val="20"/>
                 <w:lang w:eastAsia="ru-RU"/>
               </w:rPr>
-              <w:t>{{</w:t>
-            </w:r>
-            <w:proofErr w:type="spellStart"/>
-            <w:proofErr w:type="gramStart"/>
-            <w:r>
-              <w:rPr>
-                <w:rFonts w:ascii="Times New Roman" w:hAnsi="Times New Roman"/>
-                <w:sz w:val="20"/>
-                <w:szCs w:val="20"/>
-                <w:lang w:eastAsia="ru-RU"/>
-              </w:rPr>
-              <w:t>seller.birthDate</w:t>
-            </w:r>
-            <w:proofErr w:type="spellEnd"/>
-            <w:proofErr w:type="gramEnd"/>
-            <w:r>
-              <w:rPr>
-                <w:rFonts w:ascii="Times New Roman" w:hAnsi="Times New Roman"/>
-                <w:sz w:val="20"/>
-                <w:szCs w:val="20"/>
-                <w:lang w:eastAsia="ru-RU"/>
-              </w:rPr>
-              <w:t>}} г.р.</w:t>
+              <w:t>{{seller.birthDate}} г.р.</w:t>
             </w:r>
           </w:p>
           <w:p>
@@ -5748,10 +5382,8 @@
                 <w:szCs w:val="20"/>
                 <w:lang w:eastAsia="ru-RU"/>
               </w:rPr>
-              <w:t>Регистрация: {{</w:t>
-            </w:r>
-            <w:proofErr w:type="spellStart"/>
-            <w:proofErr w:type="gramStart"/>
+              <w:t>Адрес регистрации</w:t>
+            </w:r>
             <w:r>
               <w:rPr>
                 <w:rFonts w:ascii="Times New Roman" w:hAnsi="Times New Roman"/>
@@ -5759,18 +5391,7 @@
                 <w:szCs w:val="20"/>
                 <w:lang w:eastAsia="ru-RU"/>
               </w:rPr>
-              <w:t>seller.address</w:t>
-            </w:r>
-            <w:proofErr w:type="spellEnd"/>
-            <w:proofErr w:type="gramEnd"/>
-            <w:r>
-              <w:rPr>
-                <w:rFonts w:ascii="Times New Roman" w:hAnsi="Times New Roman"/>
-                <w:sz w:val="20"/>
-                <w:szCs w:val="20"/>
-                <w:lang w:eastAsia="ru-RU"/>
-              </w:rPr>
-              <w:t>}}</w:t>
+              <w:t>: {{seller.address}}</w:t>
             </w:r>
           </w:p>
           <w:p>
@@ -5789,29 +5410,7 @@
                 <w:szCs w:val="20"/>
                 <w:lang w:eastAsia="ru-RU"/>
               </w:rPr>
-              <w:t>Паспорт: {{</w:t>
-            </w:r>
-            <w:proofErr w:type="spellStart"/>
-            <w:proofErr w:type="gramStart"/>
-            <w:r>
-              <w:rPr>
-                <w:rFonts w:ascii="Times New Roman" w:hAnsi="Times New Roman"/>
-                <w:sz w:val="20"/>
-                <w:szCs w:val="20"/>
-                <w:lang w:eastAsia="ru-RU"/>
-              </w:rPr>
-              <w:t>seller.passport</w:t>
-            </w:r>
-            <w:proofErr w:type="spellEnd"/>
-            <w:proofErr w:type="gramEnd"/>
-            <w:r>
-              <w:rPr>
-                <w:rFonts w:ascii="Times New Roman" w:hAnsi="Times New Roman"/>
-                <w:sz w:val="20"/>
-                <w:szCs w:val="20"/>
-                <w:lang w:eastAsia="ru-RU"/>
-              </w:rPr>
-              <w:t>}}</w:t>
+              <w:t>Паспорт: {{seller.passport}}</w:t>
             </w:r>
           </w:p>
           <w:p>
@@ -5839,49 +5438,7 @@
                 <w:szCs w:val="20"/>
                 <w:lang w:val="en-US" w:eastAsia="ru-RU"/>
               </w:rPr>
-              <w:t xml:space="preserve"> {{</w:t>
-            </w:r>
-            <w:proofErr w:type="spellStart"/>
-            <w:proofErr w:type="gramStart"/>
-            <w:r>
-              <w:rPr>
-                <w:rFonts w:ascii="Times New Roman" w:hAnsi="Times New Roman"/>
-                <w:sz w:val="20"/>
-                <w:szCs w:val="20"/>
-                <w:lang w:val="en-US" w:eastAsia="ru-RU"/>
-              </w:rPr>
-              <w:t>seller.passportIssuedByInstrumental</w:t>
-            </w:r>
-            <w:proofErr w:type="spellEnd"/>
-            <w:proofErr w:type="gramEnd"/>
-            <w:r>
-              <w:rPr>
-                <w:rFonts w:ascii="Times New Roman" w:hAnsi="Times New Roman"/>
-                <w:sz w:val="20"/>
-                <w:szCs w:val="20"/>
-                <w:lang w:val="en-US" w:eastAsia="ru-RU"/>
-              </w:rPr>
-              <w:t>}} {{</w:t>
-            </w:r>
-            <w:proofErr w:type="spellStart"/>
-            <w:r>
-              <w:rPr>
-                <w:rFonts w:ascii="Times New Roman" w:hAnsi="Times New Roman"/>
-                <w:sz w:val="20"/>
-                <w:szCs w:val="20"/>
-                <w:lang w:val="en-US" w:eastAsia="ru-RU"/>
-              </w:rPr>
-              <w:t>seller.passportIssueDate</w:t>
-            </w:r>
-            <w:proofErr w:type="spellEnd"/>
-            <w:r>
-              <w:rPr>
-                <w:rFonts w:ascii="Times New Roman" w:hAnsi="Times New Roman"/>
-                <w:sz w:val="20"/>
-                <w:szCs w:val="20"/>
-                <w:lang w:val="en-US" w:eastAsia="ru-RU"/>
-              </w:rPr>
-              <w:t>}}</w:t>
+              <w:t xml:space="preserve"> {{seller.passportIssuedByInstrumental}} {{seller.passportIssueDate}}</w:t>
             </w:r>
           </w:p>
           <w:p>
@@ -5955,29 +5512,7 @@
                 <w:szCs w:val="20"/>
                 <w:lang w:val="en-US" w:eastAsia="ru-RU"/>
               </w:rPr>
-              <w:t>: {{</w:t>
-            </w:r>
-            <w:proofErr w:type="spellStart"/>
-            <w:proofErr w:type="gramStart"/>
-            <w:r>
-              <w:rPr>
-                <w:rFonts w:ascii="Times New Roman" w:hAnsi="Times New Roman"/>
-                <w:sz w:val="20"/>
-                <w:szCs w:val="20"/>
-                <w:lang w:val="en-US" w:eastAsia="ru-RU"/>
-              </w:rPr>
-              <w:t>seller.phone</w:t>
-            </w:r>
-            <w:proofErr w:type="spellEnd"/>
-            <w:proofErr w:type="gramEnd"/>
-            <w:r>
-              <w:rPr>
-                <w:rFonts w:ascii="Times New Roman" w:hAnsi="Times New Roman"/>
-                <w:sz w:val="20"/>
-                <w:szCs w:val="20"/>
-                <w:lang w:val="en-US" w:eastAsia="ru-RU"/>
-              </w:rPr>
-              <w:t>}}</w:t>
+              <w:t>: {{seller.phone}}</w:t>
             </w:r>
           </w:p>
           <w:p>
@@ -6013,31 +5548,7 @@
                 <w:szCs w:val="20"/>
                 <w:lang w:val="en-US" w:eastAsia="ru-RU"/>
               </w:rPr>
-              <w:t>_______________________{{</w:t>
-            </w:r>
-            <w:proofErr w:type="spellStart"/>
-            <w:proofErr w:type="gramStart"/>
-            <w:r>
-              <w:rPr>
-                <w:rFonts w:ascii="Times New Roman" w:eastAsia="Times New Roman" w:hAnsi="Times New Roman"/>
-                <w:b/>
-                <w:sz w:val="20"/>
-                <w:szCs w:val="20"/>
-                <w:lang w:val="en-US" w:eastAsia="ru-RU"/>
-              </w:rPr>
-              <w:t>seller.initials</w:t>
-            </w:r>
-            <w:proofErr w:type="spellEnd"/>
-            <w:proofErr w:type="gramEnd"/>
-            <w:r>
-              <w:rPr>
-                <w:rFonts w:ascii="Times New Roman" w:eastAsia="Times New Roman" w:hAnsi="Times New Roman"/>
-                <w:b/>
-                <w:sz w:val="20"/>
-                <w:szCs w:val="20"/>
-                <w:lang w:val="en-US" w:eastAsia="ru-RU"/>
-              </w:rPr>
-              <w:t>}}</w:t>
+              <w:t>_______________________{{seller.initials}}</w:t>
             </w:r>
           </w:p>
         </w:tc>
@@ -6080,27 +5591,7 @@
                 <w:sz w:val="20"/>
                 <w:szCs w:val="20"/>
               </w:rPr>
-              <w:t xml:space="preserve">231300 г. Лида, б-р князя </w:t>
-            </w:r>
-            <w:proofErr w:type="spellStart"/>
-            <w:r>
-              <w:rPr>
-                <w:rFonts w:ascii="Times New Roman" w:eastAsia="Times New Roman" w:hAnsi="Times New Roman"/>
-                <w:color w:val="000000"/>
-                <w:sz w:val="20"/>
-                <w:szCs w:val="20"/>
-              </w:rPr>
-              <w:t>Гедимина</w:t>
-            </w:r>
-            <w:proofErr w:type="spellEnd"/>
-            <w:r>
-              <w:rPr>
-                <w:rFonts w:ascii="Times New Roman" w:eastAsia="Times New Roman" w:hAnsi="Times New Roman"/>
-                <w:color w:val="000000"/>
-                <w:sz w:val="20"/>
-                <w:szCs w:val="20"/>
-              </w:rPr>
-              <w:t xml:space="preserve">, д.12 пом.9; </w:t>
+              <w:t xml:space="preserve">231300 г. Лида, б-р князя Гедимина, д.12 пом.9; </w:t>
             </w:r>
           </w:p>
           <w:p>
@@ -6180,29 +5671,17 @@
                 <w:szCs w:val="20"/>
                 <w:lang w:val="en-US"/>
               </w:rPr>
-              <w:t xml:space="preserve"> BY28 ALFA 3012 2J91 2500 1027 </w:t>
-            </w:r>
-            <w:proofErr w:type="gramStart"/>
+              <w:t xml:space="preserve"> BY28 ALFA 3012 2J91 2500 1027 0000  </w:t>
+            </w:r>
             <w:r>
               <w:rPr>
                 <w:rFonts w:ascii="Times New Roman" w:eastAsia="Times New Roman" w:hAnsi="Times New Roman"/>
                 <w:color w:val="000000"/>
                 <w:sz w:val="20"/>
                 <w:szCs w:val="20"/>
-                <w:lang w:val="en-US"/>
-              </w:rPr>
-              <w:t xml:space="preserve">0000  </w:t>
-            </w:r>
-            <w:r>
-              <w:rPr>
-                <w:rFonts w:ascii="Times New Roman" w:eastAsia="Times New Roman" w:hAnsi="Times New Roman"/>
-                <w:color w:val="000000"/>
-                <w:sz w:val="20"/>
-                <w:szCs w:val="20"/>
               </w:rPr>
               <w:t>БИК</w:t>
             </w:r>
-            <w:proofErr w:type="gramEnd"/>
             <w:r>
               <w:rPr>
                 <w:rFonts w:ascii="Times New Roman" w:eastAsia="Times New Roman" w:hAnsi="Times New Roman"/>
@@ -6242,27 +5721,7 @@
                 <w:sz w:val="20"/>
                 <w:szCs w:val="20"/>
               </w:rPr>
-              <w:t xml:space="preserve">ЗАО «Альфа-Банк»,220007, </w:t>
-            </w:r>
-            <w:proofErr w:type="spellStart"/>
-            <w:r>
-              <w:rPr>
-                <w:rFonts w:ascii="Times New Roman" w:eastAsia="Times New Roman" w:hAnsi="Times New Roman"/>
-                <w:color w:val="000000"/>
-                <w:sz w:val="20"/>
-                <w:szCs w:val="20"/>
-              </w:rPr>
-              <w:t>г.Минск</w:t>
-            </w:r>
-            <w:proofErr w:type="spellEnd"/>
-            <w:r>
-              <w:rPr>
-                <w:rFonts w:ascii="Times New Roman" w:eastAsia="Times New Roman" w:hAnsi="Times New Roman"/>
-                <w:color w:val="000000"/>
-                <w:sz w:val="20"/>
-                <w:szCs w:val="20"/>
-              </w:rPr>
-              <w:t>, ул.Сурганова,43-47 УНП 101541947</w:t>
+              <w:t>ЗАО «Альфа-Банк»,220007, г.Минск, ул.Сурганова,43-47 УНП 101541947</w:t>
             </w:r>
           </w:p>
           <w:p>
@@ -6361,7 +5820,6 @@
                 </w:rPr>
                 <w:t>://</w:t>
               </w:r>
-              <w:proofErr w:type="spellStart"/>
               <w:r>
                 <w:rPr>
                   <w:rStyle w:val="a6"/>
@@ -6372,7 +5830,6 @@
                 </w:rPr>
                 <w:t>germesgarant</w:t>
               </w:r>
-              <w:proofErr w:type="spellEnd"/>
               <w:r>
                 <w:rPr>
                   <w:rStyle w:val="a6"/>
@@ -6404,7 +5861,6 @@
                 <w:lang w:eastAsia="ru-RU"/>
               </w:rPr>
             </w:pPr>
-            <w:proofErr w:type="spellStart"/>
             <w:r>
               <w:rPr>
                 <w:rFonts w:ascii="Times New Roman" w:eastAsia="Times New Roman" w:hAnsi="Times New Roman"/>
@@ -6431,17 +5887,7 @@
                 <w:szCs w:val="20"/>
                 <w:lang w:eastAsia="ru-RU"/>
               </w:rPr>
-              <w:t>Турко</w:t>
-            </w:r>
-            <w:proofErr w:type="spellEnd"/>
-            <w:r>
-              <w:rPr>
-                <w:rFonts w:ascii="Times New Roman" w:eastAsia="Times New Roman" w:hAnsi="Times New Roman"/>
-                <w:sz w:val="20"/>
-                <w:szCs w:val="20"/>
-                <w:lang w:eastAsia="ru-RU"/>
-              </w:rPr>
-              <w:t xml:space="preserve"> О.Р.</w:t>
+              <w:t>Турко О.Р.</w:t>
             </w:r>
           </w:p>
         </w:tc>
@@ -6554,7 +6000,25 @@
                 <w:szCs w:val="20"/>
                 <w:lang w:eastAsia="ru-RU"/>
               </w:rPr>
-              <w:t>Регистрация</w:t>
+              <w:t>Адрес</w:t>
+            </w:r>
+            <w:r>
+              <w:rPr>
+                <w:rFonts w:ascii="Times New Roman" w:hAnsi="Times New Roman"/>
+                <w:sz w:val="20"/>
+                <w:szCs w:val="20"/>
+                <w:lang w:val="en-US" w:eastAsia="ru-RU"/>
+              </w:rPr>
+              <w:t xml:space="preserve"> </w:t>
+            </w:r>
+            <w:r>
+              <w:rPr>
+                <w:rFonts w:ascii="Times New Roman" w:hAnsi="Times New Roman"/>
+                <w:sz w:val="20"/>
+                <w:szCs w:val="20"/>
+                <w:lang w:eastAsia="ru-RU"/>
+              </w:rPr>
+              <w:t>регистрации</w:t>
             </w:r>
             <w:r>
               <w:rPr>
@@ -6712,29 +6176,7 @@
                 <w:szCs w:val="20"/>
                 <w:lang w:eastAsia="ru-RU"/>
               </w:rPr>
-              <w:t>Потребитель______________________</w:t>
-            </w:r>
-            <w:proofErr w:type="gramStart"/>
-            <w:r>
-              <w:rPr>
-                <w:rFonts w:ascii="Times New Roman" w:hAnsi="Times New Roman"/>
-                <w:b/>
-                <w:sz w:val="20"/>
-                <w:szCs w:val="20"/>
-                <w:lang w:eastAsia="ru-RU"/>
-              </w:rPr>
-              <w:t>_{</w:t>
-            </w:r>
-            <w:proofErr w:type="gramEnd"/>
-            <w:r>
-              <w:rPr>
-                <w:rFonts w:ascii="Times New Roman" w:hAnsi="Times New Roman"/>
-                <w:b/>
-                <w:sz w:val="20"/>
-                <w:szCs w:val="20"/>
-                <w:lang w:eastAsia="ru-RU"/>
-              </w:rPr>
-              <w:t>{owner1.initials}}</w:t>
+              <w:t>Потребитель_______________________{{owner1.initials}}</w:t>
             </w:r>
           </w:p>
         </w:tc>
@@ -6868,45 +6310,7 @@
           <w:sz w:val="16"/>
           <w:szCs w:val="16"/>
         </w:rPr>
-        <w:t>к договору оказания риэлтерских услуг по содействию в продаже объектов недвижимого имущества №{{</w:t>
-      </w:r>
-      <w:proofErr w:type="spellStart"/>
-      <w:proofErr w:type="gramStart"/>
-      <w:r>
-        <w:rPr>
-          <w:rFonts w:ascii="Times New Roman" w:hAnsi="Times New Roman"/>
-          <w:sz w:val="16"/>
-          <w:szCs w:val="16"/>
-        </w:rPr>
-        <w:t>deal.contractNumber</w:t>
-      </w:r>
-      <w:proofErr w:type="spellEnd"/>
-      <w:proofErr w:type="gramEnd"/>
-      <w:r>
-        <w:rPr>
-          <w:rFonts w:ascii="Times New Roman" w:hAnsi="Times New Roman"/>
-          <w:sz w:val="16"/>
-          <w:szCs w:val="16"/>
-        </w:rPr>
-        <w:t>}} от {{</w:t>
-      </w:r>
-      <w:proofErr w:type="spellStart"/>
-      <w:r>
-        <w:rPr>
-          <w:rFonts w:ascii="Times New Roman" w:hAnsi="Times New Roman"/>
-          <w:sz w:val="16"/>
-          <w:szCs w:val="16"/>
-        </w:rPr>
-        <w:t>deal.date</w:t>
-      </w:r>
-      <w:proofErr w:type="spellEnd"/>
-      <w:r>
-        <w:rPr>
-          <w:rFonts w:ascii="Times New Roman" w:hAnsi="Times New Roman"/>
-          <w:sz w:val="16"/>
-          <w:szCs w:val="16"/>
-        </w:rPr>
-        <w:t>}}</w:t>
+        <w:t>к договору оказания риэлтерских услуг по содействию в продаже объектов недвижимого имущества №{{deal.contractNumber}} от {{deal.date}}</w:t>
       </w:r>
     </w:p>
     <w:p>
@@ -7010,23 +6414,7 @@
           <w:sz w:val="20"/>
           <w:lang w:val="ru-RU"/>
         </w:rPr>
-        <w:t>Гр. {{</w:t>
-      </w:r>
-      <w:proofErr w:type="spellStart"/>
-      <w:r>
-        <w:rPr>
-          <w:sz w:val="20"/>
-          <w:lang w:val="ru-RU"/>
-        </w:rPr>
-        <w:t>seller.fullName</w:t>
-      </w:r>
-      <w:proofErr w:type="spellEnd"/>
-      <w:r>
-        <w:rPr>
-          <w:sz w:val="20"/>
-          <w:lang w:val="ru-RU"/>
-        </w:rPr>
-        <w:t>}},</w:t>
+        <w:t>Гр. {{seller.fullName}},</w:t>
       </w:r>
       <w:r>
         <w:rPr>
@@ -7321,7 +6709,6 @@
               </w:rPr>
               <w:t>Предельный максимальный тариф</w:t>
             </w:r>
-            <w:proofErr w:type="gramStart"/>
             <w:r>
               <w:rPr>
                 <w:rFonts w:ascii="Times New Roman" w:hAnsi="Times New Roman"/>
@@ -7337,16 +6724,7 @@
                 <w:sz w:val="20"/>
                 <w:szCs w:val="20"/>
               </w:rPr>
-              <w:t xml:space="preserve">  (</w:t>
-            </w:r>
-            <w:proofErr w:type="gramEnd"/>
-            <w:r>
-              <w:rPr>
-                <w:rFonts w:ascii="Times New Roman" w:hAnsi="Times New Roman"/>
-                <w:sz w:val="20"/>
-                <w:szCs w:val="20"/>
-              </w:rPr>
-              <w:t>процент от стоимости объекта недвижимо</w:t>
+              <w:t xml:space="preserve">  (процент от стоимости объекта недвижимо</w:t>
             </w:r>
             <w:r>
               <w:rPr>
@@ -9263,38 +8641,24 @@
           <w:sz w:val="20"/>
           <w:szCs w:val="20"/>
         </w:rPr>
-        <w:t>Потребитель: _______________ /{{</w:t>
-      </w:r>
-      <w:proofErr w:type="spellStart"/>
-      <w:proofErr w:type="gramStart"/>
+        <w:t>Потребитель: _______________ /</w:t>
+      </w:r>
       <w:r>
         <w:rPr>
           <w:rFonts w:ascii="Times New Roman" w:hAnsi="Times New Roman"/>
           <w:sz w:val="20"/>
           <w:szCs w:val="20"/>
         </w:rPr>
-        <w:t>seller.initials</w:t>
-      </w:r>
-      <w:proofErr w:type="spellEnd"/>
-      <w:proofErr w:type="gramEnd"/>
+        <w:t xml:space="preserve"> </w:t>
+      </w:r>
       <w:r>
         <w:rPr>
           <w:rFonts w:ascii="Times New Roman" w:hAnsi="Times New Roman"/>
           <w:sz w:val="20"/>
           <w:szCs w:val="20"/>
         </w:rPr>
-        <w:t>}}                                          Исполнитель: _________________________</w:t>
-      </w:r>
-      <w:proofErr w:type="spellStart"/>
-      <w:r>
-        <w:rPr>
-          <w:rFonts w:ascii="Times New Roman" w:hAnsi="Times New Roman"/>
-          <w:sz w:val="20"/>
-          <w:szCs w:val="20"/>
-        </w:rPr>
-        <w:t>О.Р.Турко</w:t>
-      </w:r>
-      <w:proofErr w:type="spellEnd"/>
+        <w:t>{{seller.initials}}                                          Исполнитель: _________________________О.Р.Турко</w:t>
+      </w:r>
     </w:p>
     <w:p>
       <w:pPr>
@@ -9362,7 +8726,7 @@
 </file>
 
 <file path=word/endnotes.xml><?xml version="1.0" encoding="utf-8"?>
-<w:endnotes xmlns:wpc="http://schemas.microsoft.com/office/word/2010/wordprocessingCanvas" xmlns:cx="http://schemas.microsoft.com/office/drawing/2014/chartex" xmlns:cx1="http://schemas.microsoft.com/office/drawing/2015/9/8/chartex" xmlns:cx2="http://schemas.microsoft.com/office/drawing/2015/10/21/chartex" xmlns:cx3="http://schemas.microsoft.com/office/drawing/2016/5/9/chartex" xmlns:cx4="http://schemas.microsoft.com/office/drawing/2016/5/10/chartex" xmlns:cx5="http://schemas.microsoft.com/office/drawing/2016/5/11/chartex" xmlns:cx6="http://schemas.microsoft.com/office/drawing/2016/5/12/chartex" xmlns:cx7="http://schemas.microsoft.com/office/drawing/2016/5/13/chartex" xmlns:cx8="http://schemas.microsoft.com/office/drawing/2016/5/14/chartex" xmlns:mc="http://schemas.openxmlformats.org/markup-compatibility/2006" xmlns:aink="http://schemas.microsoft.com/office/drawing/2016/ink" xmlns:am3d="http://schemas.microsoft.com/office/drawing/2017/model3d" xmlns:o="urn:schemas-microsoft-com:office:office" xmlns:r="http://schemas.openxmlformats.org/officeDocument/2006/relationships" xmlns:m="http://schemas.openxmlformats.org/officeDocument/2006/math" xmlns:v="urn:schemas-microsoft-com:vml" xmlns:wp14="http://schemas.microsoft.com/office/word/2010/wordprocessingDrawing" xmlns:wp="http://schemas.openxmlformats.org/drawingml/2006/wordprocessingDrawing" xmlns:w10="urn:schemas-microsoft-com:office:word" xmlns:w="http://schemas.openxmlformats.org/wordprocessingml/2006/main" xmlns:w14="http://schemas.microsoft.com/office/word/2010/wordml" xmlns:w15="http://schemas.microsoft.com/office/word/2012/wordml" xmlns:w16cex="http://schemas.microsoft.com/office/word/2018/wordml/cex" xmlns:w16cid="http://schemas.microsoft.com/office/word/2016/wordml/cid" xmlns:w16="http://schemas.microsoft.com/office/word/2018/wordml" xmlns:w16sdtdh="http://schemas.microsoft.com/office/word/2020/wordml/sdtdatahash" xmlns:w16se="http://schemas.microsoft.com/office/word/2015/wordml/symex" xmlns:wpg="http://schemas.microsoft.com/office/word/2010/wordprocessingGroup" xmlns:wpi="http://schemas.microsoft.com/office/word/2010/wordprocessingInk" xmlns:wne="http://schemas.microsoft.com/office/word/2006/wordml" xmlns:wps="http://schemas.microsoft.com/office/word/2010/wordprocessingShape" mc:Ignorable="w14 w15 w16se w16cid w16 w16cex w16sdtdh wp14">
+<w:endnotes xmlns:wpc="http://schemas.microsoft.com/office/word/2010/wordprocessingCanvas" xmlns:cx="http://schemas.microsoft.com/office/drawing/2014/chartex" xmlns:cx1="http://schemas.microsoft.com/office/drawing/2015/9/8/chartex" xmlns:cx2="http://schemas.microsoft.com/office/drawing/2015/10/21/chartex" xmlns:cx3="http://schemas.microsoft.com/office/drawing/2016/5/9/chartex" xmlns:cx4="http://schemas.microsoft.com/office/drawing/2016/5/10/chartex" xmlns:cx5="http://schemas.microsoft.com/office/drawing/2016/5/11/chartex" xmlns:cx6="http://schemas.microsoft.com/office/drawing/2016/5/12/chartex" xmlns:cx7="http://schemas.microsoft.com/office/drawing/2016/5/13/chartex" xmlns:cx8="http://schemas.microsoft.com/office/drawing/2016/5/14/chartex" xmlns:mc="http://schemas.openxmlformats.org/markup-compatibility/2006" xmlns:aink="http://schemas.microsoft.com/office/drawing/2016/ink" xmlns:am3d="http://schemas.microsoft.com/office/drawing/2017/model3d" xmlns:o="urn:schemas-microsoft-com:office:office" xmlns:oel="http://schemas.microsoft.com/office/2019/extlst" xmlns:r="http://schemas.openxmlformats.org/officeDocument/2006/relationships" xmlns:m="http://schemas.openxmlformats.org/officeDocument/2006/math" xmlns:v="urn:schemas-microsoft-com:vml" xmlns:wp14="http://schemas.microsoft.com/office/word/2010/wordprocessingDrawing" xmlns:wp="http://schemas.openxmlformats.org/drawingml/2006/wordprocessingDrawing" xmlns:w10="urn:schemas-microsoft-com:office:word" xmlns:w="http://schemas.openxmlformats.org/wordprocessingml/2006/main" xmlns:w14="http://schemas.microsoft.com/office/word/2010/wordml" xmlns:w15="http://schemas.microsoft.com/office/word/2012/wordml" xmlns:w16cex="http://schemas.microsoft.com/office/word/2018/wordml/cex" xmlns:w16cid="http://schemas.microsoft.com/office/word/2016/wordml/cid" xmlns:w16="http://schemas.microsoft.com/office/word/2018/wordml" xmlns:w16du="http://schemas.microsoft.com/office/word/2023/wordml/word16du" xmlns:w16sdtdh="http://schemas.microsoft.com/office/word/2020/wordml/sdtdatahash" xmlns:w16sdtfl="http://schemas.microsoft.com/office/word/2024/wordml/sdtformatlock" xmlns:w16se="http://schemas.microsoft.com/office/word/2015/wordml/symex" xmlns:wpg="http://schemas.microsoft.com/office/word/2010/wordprocessingGroup" xmlns:wpi="http://schemas.microsoft.com/office/word/2010/wordprocessingInk" xmlns:wne="http://schemas.microsoft.com/office/word/2006/wordml" xmlns:wps="http://schemas.microsoft.com/office/word/2010/wordprocessingShape" mc:Ignorable="w14 w15 w16se w16cid w16 w16cex w16sdtdh w16sdtfl w16du wp14">
   <w:endnote w:type="separator" w:id="-1">
     <w:p>
       <w:pPr>
@@ -9387,7 +8751,7 @@
 </file>
 
 <file path=word/footnotes.xml><?xml version="1.0" encoding="utf-8"?>
-<w:footnotes xmlns:wpc="http://schemas.microsoft.com/office/word/2010/wordprocessingCanvas" xmlns:cx="http://schemas.microsoft.com/office/drawing/2014/chartex" xmlns:cx1="http://schemas.microsoft.com/office/drawing/2015/9/8/chartex" xmlns:cx2="http://schemas.microsoft.com/office/drawing/2015/10/21/chartex" xmlns:cx3="http://schemas.microsoft.com/office/drawing/2016/5/9/chartex" xmlns:cx4="http://schemas.microsoft.com/office/drawing/2016/5/10/chartex" xmlns:cx5="http://schemas.microsoft.com/office/drawing/2016/5/11/chartex" xmlns:cx6="http://schemas.microsoft.com/office/drawing/2016/5/12/chartex" xmlns:cx7="http://schemas.microsoft.com/office/drawing/2016/5/13/chartex" xmlns:cx8="http://schemas.microsoft.com/office/drawing/2016/5/14/chartex" xmlns:mc="http://schemas.openxmlformats.org/markup-compatibility/2006" xmlns:aink="http://schemas.microsoft.com/office/drawing/2016/ink" xmlns:am3d="http://schemas.microsoft.com/office/drawing/2017/model3d" xmlns:o="urn:schemas-microsoft-com:office:office" xmlns:r="http://schemas.openxmlformats.org/officeDocument/2006/relationships" xmlns:m="http://schemas.openxmlformats.org/officeDocument/2006/math" xmlns:v="urn:schemas-microsoft-com:vml" xmlns:wp14="http://schemas.microsoft.com/office/word/2010/wordprocessingDrawing" xmlns:wp="http://schemas.openxmlformats.org/drawingml/2006/wordprocessingDrawing" xmlns:w10="urn:schemas-microsoft-com:office:word" xmlns:w="http://schemas.openxmlformats.org/wordprocessingml/2006/main" xmlns:w14="http://schemas.microsoft.com/office/word/2010/wordml" xmlns:w15="http://schemas.microsoft.com/office/word/2012/wordml" xmlns:w16cex="http://schemas.microsoft.com/office/word/2018/wordml/cex" xmlns:w16cid="http://schemas.microsoft.com/office/word/2016/wordml/cid" xmlns:w16="http://schemas.microsoft.com/office/word/2018/wordml" xmlns:w16sdtdh="http://schemas.microsoft.com/office/word/2020/wordml/sdtdatahash" xmlns:w16se="http://schemas.microsoft.com/office/word/2015/wordml/symex" xmlns:wpg="http://schemas.microsoft.com/office/word/2010/wordprocessingGroup" xmlns:wpi="http://schemas.microsoft.com/office/word/2010/wordprocessingInk" xmlns:wne="http://schemas.microsoft.com/office/word/2006/wordml" xmlns:wps="http://schemas.microsoft.com/office/word/2010/wordprocessingShape" mc:Ignorable="w14 w15 w16se w16cid w16 w16cex w16sdtdh wp14">
+<w:footnotes xmlns:wpc="http://schemas.microsoft.com/office/word/2010/wordprocessingCanvas" xmlns:cx="http://schemas.microsoft.com/office/drawing/2014/chartex" xmlns:cx1="http://schemas.microsoft.com/office/drawing/2015/9/8/chartex" xmlns:cx2="http://schemas.microsoft.com/office/drawing/2015/10/21/chartex" xmlns:cx3="http://schemas.microsoft.com/office/drawing/2016/5/9/chartex" xmlns:cx4="http://schemas.microsoft.com/office/drawing/2016/5/10/chartex" xmlns:cx5="http://schemas.microsoft.com/office/drawing/2016/5/11/chartex" xmlns:cx6="http://schemas.microsoft.com/office/drawing/2016/5/12/chartex" xmlns:cx7="http://schemas.microsoft.com/office/drawing/2016/5/13/chartex" xmlns:cx8="http://schemas.microsoft.com/office/drawing/2016/5/14/chartex" xmlns:mc="http://schemas.openxmlformats.org/markup-compatibility/2006" xmlns:aink="http://schemas.microsoft.com/office/drawing/2016/ink" xmlns:am3d="http://schemas.microsoft.com/office/drawing/2017/model3d" xmlns:o="urn:schemas-microsoft-com:office:office" xmlns:oel="http://schemas.microsoft.com/office/2019/extlst" xmlns:r="http://schemas.openxmlformats.org/officeDocument/2006/relationships" xmlns:m="http://schemas.openxmlformats.org/officeDocument/2006/math" xmlns:v="urn:schemas-microsoft-com:vml" xmlns:wp14="http://schemas.microsoft.com/office/word/2010/wordprocessingDrawing" xmlns:wp="http://schemas.openxmlformats.org/drawingml/2006/wordprocessingDrawing" xmlns:w10="urn:schemas-microsoft-com:office:word" xmlns:w="http://schemas.openxmlformats.org/wordprocessingml/2006/main" xmlns:w14="http://schemas.microsoft.com/office/word/2010/wordml" xmlns:w15="http://schemas.microsoft.com/office/word/2012/wordml" xmlns:w16cex="http://schemas.microsoft.com/office/word/2018/wordml/cex" xmlns:w16cid="http://schemas.microsoft.com/office/word/2016/wordml/cid" xmlns:w16="http://schemas.microsoft.com/office/word/2018/wordml" xmlns:w16du="http://schemas.microsoft.com/office/word/2023/wordml/word16du" xmlns:w16sdtdh="http://schemas.microsoft.com/office/word/2020/wordml/sdtdatahash" xmlns:w16sdtfl="http://schemas.microsoft.com/office/word/2024/wordml/sdtformatlock" xmlns:w16se="http://schemas.microsoft.com/office/word/2015/wordml/symex" xmlns:wpg="http://schemas.microsoft.com/office/word/2010/wordprocessingGroup" xmlns:wpi="http://schemas.microsoft.com/office/word/2010/wordprocessingInk" xmlns:wne="http://schemas.microsoft.com/office/word/2006/wordml" xmlns:wps="http://schemas.microsoft.com/office/word/2010/wordprocessingShape" mc:Ignorable="w14 w15 w16se w16cid w16 w16cex w16sdtdh w16sdtfl w16du wp14">
   <w:footnote w:type="separator" w:id="-1">
     <w:p>
       <w:pPr>
@@ -9412,7 +8776,7 @@
 </file>
 
 <file path=word/header1.xml><?xml version="1.0" encoding="utf-8"?>
-<w:hdr xmlns:wpc="http://schemas.microsoft.com/office/word/2010/wordprocessingCanvas" xmlns:cx="http://schemas.microsoft.com/office/drawing/2014/chartex" xmlns:cx1="http://schemas.microsoft.com/office/drawing/2015/9/8/chartex" xmlns:cx2="http://schemas.microsoft.com/office/drawing/2015/10/21/chartex" xmlns:cx3="http://schemas.microsoft.com/office/drawing/2016/5/9/chartex" xmlns:cx4="http://schemas.microsoft.com/office/drawing/2016/5/10/chartex" xmlns:cx5="http://schemas.microsoft.com/office/drawing/2016/5/11/chartex" xmlns:cx6="http://schemas.microsoft.com/office/drawing/2016/5/12/chartex" xmlns:cx7="http://schemas.microsoft.com/office/drawing/2016/5/13/chartex" xmlns:cx8="http://schemas.microsoft.com/office/drawing/2016/5/14/chartex" xmlns:mc="http://schemas.openxmlformats.org/markup-compatibility/2006" xmlns:aink="http://schemas.microsoft.com/office/drawing/2016/ink" xmlns:am3d="http://schemas.microsoft.com/office/drawing/2017/model3d" xmlns:o="urn:schemas-microsoft-com:office:office" xmlns:r="http://schemas.openxmlformats.org/officeDocument/2006/relationships" xmlns:m="http://schemas.openxmlformats.org/officeDocument/2006/math" xmlns:v="urn:schemas-microsoft-com:vml" xmlns:wp14="http://schemas.microsoft.com/office/word/2010/wordprocessingDrawing" xmlns:wp="http://schemas.openxmlformats.org/drawingml/2006/wordprocessingDrawing" xmlns:w10="urn:schemas-microsoft-com:office:word" xmlns:w="http://schemas.openxmlformats.org/wordprocessingml/2006/main" xmlns:w14="http://schemas.microsoft.com/office/word/2010/wordml" xmlns:w15="http://schemas.microsoft.com/office/word/2012/wordml" xmlns:w16cex="http://schemas.microsoft.com/office/word/2018/wordml/cex" xmlns:w16cid="http://schemas.microsoft.com/office/word/2016/wordml/cid" xmlns:w16="http://schemas.microsoft.com/office/word/2018/wordml" xmlns:w16sdtdh="http://schemas.microsoft.com/office/word/2020/wordml/sdtdatahash" xmlns:w16se="http://schemas.microsoft.com/office/word/2015/wordml/symex" xmlns:wpg="http://schemas.microsoft.com/office/word/2010/wordprocessingGroup" xmlns:wpi="http://schemas.microsoft.com/office/word/2010/wordprocessingInk" xmlns:wne="http://schemas.microsoft.com/office/word/2006/wordml" xmlns:wps="http://schemas.microsoft.com/office/word/2010/wordprocessingShape" mc:Ignorable="w14 w15 w16se w16cid w16 w16cex w16sdtdh wp14">
+<w:hdr xmlns:wpc="http://schemas.microsoft.com/office/word/2010/wordprocessingCanvas" xmlns:cx="http://schemas.microsoft.com/office/drawing/2014/chartex" xmlns:cx1="http://schemas.microsoft.com/office/drawing/2015/9/8/chartex" xmlns:cx2="http://schemas.microsoft.com/office/drawing/2015/10/21/chartex" xmlns:cx3="http://schemas.microsoft.com/office/drawing/2016/5/9/chartex" xmlns:cx4="http://schemas.microsoft.com/office/drawing/2016/5/10/chartex" xmlns:cx5="http://schemas.microsoft.com/office/drawing/2016/5/11/chartex" xmlns:cx6="http://schemas.microsoft.com/office/drawing/2016/5/12/chartex" xmlns:cx7="http://schemas.microsoft.com/office/drawing/2016/5/13/chartex" xmlns:cx8="http://schemas.microsoft.com/office/drawing/2016/5/14/chartex" xmlns:mc="http://schemas.openxmlformats.org/markup-compatibility/2006" xmlns:aink="http://schemas.microsoft.com/office/drawing/2016/ink" xmlns:am3d="http://schemas.microsoft.com/office/drawing/2017/model3d" xmlns:o="urn:schemas-microsoft-com:office:office" xmlns:oel="http://schemas.microsoft.com/office/2019/extlst" xmlns:r="http://schemas.openxmlformats.org/officeDocument/2006/relationships" xmlns:m="http://schemas.openxmlformats.org/officeDocument/2006/math" xmlns:v="urn:schemas-microsoft-com:vml" xmlns:wp14="http://schemas.microsoft.com/office/word/2010/wordprocessingDrawing" xmlns:wp="http://schemas.openxmlformats.org/drawingml/2006/wordprocessingDrawing" xmlns:w10="urn:schemas-microsoft-com:office:word" xmlns:w="http://schemas.openxmlformats.org/wordprocessingml/2006/main" xmlns:w14="http://schemas.microsoft.com/office/word/2010/wordml" xmlns:w15="http://schemas.microsoft.com/office/word/2012/wordml" xmlns:w16cex="http://schemas.microsoft.com/office/word/2018/wordml/cex" xmlns:w16cid="http://schemas.microsoft.com/office/word/2016/wordml/cid" xmlns:w16="http://schemas.microsoft.com/office/word/2018/wordml" xmlns:w16du="http://schemas.microsoft.com/office/word/2023/wordml/word16du" xmlns:w16sdtdh="http://schemas.microsoft.com/office/word/2020/wordml/sdtdatahash" xmlns:w16sdtfl="http://schemas.microsoft.com/office/word/2024/wordml/sdtformatlock" xmlns:w16se="http://schemas.microsoft.com/office/word/2015/wordml/symex" xmlns:wpg="http://schemas.microsoft.com/office/word/2010/wordprocessingGroup" xmlns:wpi="http://schemas.microsoft.com/office/word/2010/wordprocessingInk" xmlns:wne="http://schemas.microsoft.com/office/word/2006/wordml" xmlns:wps="http://schemas.microsoft.com/office/word/2010/wordprocessingShape" mc:Ignorable="w14 w15 w16se w16cid w16 w16cex w16sdtdh w16sdtfl w16du wp14">
   <w:p>
     <w:pPr>
       <w:pStyle w:val="ab"/>
@@ -9422,7 +8786,7 @@
 </file>
 
 <file path=word/numbering.xml><?xml version="1.0" encoding="utf-8"?>
-<w:numbering xmlns:wpc="http://schemas.microsoft.com/office/word/2010/wordprocessingCanvas" xmlns:cx="http://schemas.microsoft.com/office/drawing/2014/chartex" xmlns:cx1="http://schemas.microsoft.com/office/drawing/2015/9/8/chartex" xmlns:cx2="http://schemas.microsoft.com/office/drawing/2015/10/21/chartex" xmlns:cx3="http://schemas.microsoft.com/office/drawing/2016/5/9/chartex" xmlns:cx4="http://schemas.microsoft.com/office/drawing/2016/5/10/chartex" xmlns:cx5="http://schemas.microsoft.com/office/drawing/2016/5/11/chartex" xmlns:cx6="http://schemas.microsoft.com/office/drawing/2016/5/12/chartex" xmlns:cx7="http://schemas.microsoft.com/office/drawing/2016/5/13/chartex" xmlns:cx8="http://schemas.microsoft.com/office/drawing/2016/5/14/chartex" xmlns:mc="http://schemas.openxmlformats.org/markup-compatibility/2006" xmlns:aink="http://schemas.microsoft.com/office/drawing/2016/ink" xmlns:am3d="http://schemas.microsoft.com/office/drawing/2017/model3d" xmlns:o="urn:schemas-microsoft-com:office:office" xmlns:r="http://schemas.openxmlformats.org/officeDocument/2006/relationships" xmlns:m="http://schemas.openxmlformats.org/officeDocument/2006/math" xmlns:v="urn:schemas-microsoft-com:vml" xmlns:wp14="http://schemas.microsoft.com/office/word/2010/wordprocessingDrawing" xmlns:wp="http://schemas.openxmlformats.org/drawingml/2006/wordprocessingDrawing" xmlns:w10="urn:schemas-microsoft-com:office:word" xmlns:w="http://schemas.openxmlformats.org/wordprocessingml/2006/main" xmlns:w14="http://schemas.microsoft.com/office/word/2010/wordml" xmlns:w15="http://schemas.microsoft.com/office/word/2012/wordml" xmlns:w16cex="http://schemas.microsoft.com/office/word/2018/wordml/cex" xmlns:w16cid="http://schemas.microsoft.com/office/word/2016/wordml/cid" xmlns:w16="http://schemas.microsoft.com/office/word/2018/wordml" xmlns:w16sdtdh="http://schemas.microsoft.com/office/word/2020/wordml/sdtdatahash" xmlns:w16se="http://schemas.microsoft.com/office/word/2015/wordml/symex" xmlns:wpg="http://schemas.microsoft.com/office/word/2010/wordprocessingGroup" xmlns:wpi="http://schemas.microsoft.com/office/word/2010/wordprocessingInk" xmlns:wne="http://schemas.microsoft.com/office/word/2006/wordml" xmlns:wps="http://schemas.microsoft.com/office/word/2010/wordprocessingShape" mc:Ignorable="w14 w15 w16se w16cid w16 w16cex w16sdtdh wp14">
+<w:numbering xmlns:wpc="http://schemas.microsoft.com/office/word/2010/wordprocessingCanvas" xmlns:cx="http://schemas.microsoft.com/office/drawing/2014/chartex" xmlns:cx1="http://schemas.microsoft.com/office/drawing/2015/9/8/chartex" xmlns:cx2="http://schemas.microsoft.com/office/drawing/2015/10/21/chartex" xmlns:cx3="http://schemas.microsoft.com/office/drawing/2016/5/9/chartex" xmlns:cx4="http://schemas.microsoft.com/office/drawing/2016/5/10/chartex" xmlns:cx5="http://schemas.microsoft.com/office/drawing/2016/5/11/chartex" xmlns:cx6="http://schemas.microsoft.com/office/drawing/2016/5/12/chartex" xmlns:cx7="http://schemas.microsoft.com/office/drawing/2016/5/13/chartex" xmlns:cx8="http://schemas.microsoft.com/office/drawing/2016/5/14/chartex" xmlns:mc="http://schemas.openxmlformats.org/markup-compatibility/2006" xmlns:aink="http://schemas.microsoft.com/office/drawing/2016/ink" xmlns:am3d="http://schemas.microsoft.com/office/drawing/2017/model3d" xmlns:o="urn:schemas-microsoft-com:office:office" xmlns:oel="http://schemas.microsoft.com/office/2019/extlst" xmlns:r="http://schemas.openxmlformats.org/officeDocument/2006/relationships" xmlns:m="http://schemas.openxmlformats.org/officeDocument/2006/math" xmlns:v="urn:schemas-microsoft-com:vml" xmlns:wp14="http://schemas.microsoft.com/office/word/2010/wordprocessingDrawing" xmlns:wp="http://schemas.openxmlformats.org/drawingml/2006/wordprocessingDrawing" xmlns:w10="urn:schemas-microsoft-com:office:word" xmlns:w="http://schemas.openxmlformats.org/wordprocessingml/2006/main" xmlns:w14="http://schemas.microsoft.com/office/word/2010/wordml" xmlns:w15="http://schemas.microsoft.com/office/word/2012/wordml" xmlns:w16cex="http://schemas.microsoft.com/office/word/2018/wordml/cex" xmlns:w16cid="http://schemas.microsoft.com/office/word/2016/wordml/cid" xmlns:w16="http://schemas.microsoft.com/office/word/2018/wordml" xmlns:w16du="http://schemas.microsoft.com/office/word/2023/wordml/word16du" xmlns:w16sdtdh="http://schemas.microsoft.com/office/word/2020/wordml/sdtdatahash" xmlns:w16sdtfl="http://schemas.microsoft.com/office/word/2024/wordml/sdtformatlock" xmlns:w16se="http://schemas.microsoft.com/office/word/2015/wordml/symex" xmlns:wpg="http://schemas.microsoft.com/office/word/2010/wordprocessingGroup" xmlns:wpi="http://schemas.microsoft.com/office/word/2010/wordprocessingInk" xmlns:wne="http://schemas.microsoft.com/office/word/2006/wordml" xmlns:wps="http://schemas.microsoft.com/office/word/2010/wordprocessingShape" mc:Ignorable="w14 w15 w16se w16cid w16 w16cex w16sdtdh w16sdtfl w16du wp14">
   <w:abstractNum w:abstractNumId="0" w15:restartNumberingAfterBreak="0">
     <w:nsid w:val="1ED918AF"/>
     <w:multiLevelType w:val="multilevel"/>
@@ -9685,17 +9049,17 @@
       </w:rPr>
     </w:lvl>
   </w:abstractNum>
-  <w:num w:numId="1">
+  <w:num w:numId="1" w16cid:durableId="172109004">
     <w:abstractNumId w:val="0"/>
   </w:num>
-  <w:num w:numId="2">
+  <w:num w:numId="2" w16cid:durableId="843974948">
     <w:abstractNumId w:val="1"/>
   </w:num>
 </w:numbering>
 </file>
 
 <file path=word/styles.xml><?xml version="1.0" encoding="utf-8"?>
-<w:styles xmlns:mc="http://schemas.openxmlformats.org/markup-compatibility/2006" xmlns:r="http://schemas.openxmlformats.org/officeDocument/2006/relationships" xmlns:w="http://schemas.openxmlformats.org/wordprocessingml/2006/main" xmlns:w14="http://schemas.microsoft.com/office/word/2010/wordml" xmlns:w15="http://schemas.microsoft.com/office/word/2012/wordml" xmlns:w16cex="http://schemas.microsoft.com/office/word/2018/wordml/cex" xmlns:w16cid="http://schemas.microsoft.com/office/word/2016/wordml/cid" xmlns:w16="http://schemas.microsoft.com/office/word/2018/wordml" xmlns:w16sdtdh="http://schemas.microsoft.com/office/word/2020/wordml/sdtdatahash" xmlns:w16se="http://schemas.microsoft.com/office/word/2015/wordml/symex" mc:Ignorable="w14 w15 w16se w16cid w16 w16cex w16sdtdh">
+<w:styles xmlns:mc="http://schemas.openxmlformats.org/markup-compatibility/2006" xmlns:r="http://schemas.openxmlformats.org/officeDocument/2006/relationships" xmlns:w="http://schemas.openxmlformats.org/wordprocessingml/2006/main" xmlns:w14="http://schemas.microsoft.com/office/word/2010/wordml" xmlns:w15="http://schemas.microsoft.com/office/word/2012/wordml" xmlns:w16cex="http://schemas.microsoft.com/office/word/2018/wordml/cex" xmlns:w16cid="http://schemas.microsoft.com/office/word/2016/wordml/cid" xmlns:w16="http://schemas.microsoft.com/office/word/2018/wordml" xmlns:w16du="http://schemas.microsoft.com/office/word/2023/wordml/word16du" xmlns:w16sdtdh="http://schemas.microsoft.com/office/word/2020/wordml/sdtdatahash" xmlns:w16sdtfl="http://schemas.microsoft.com/office/word/2024/wordml/sdtformatlock" xmlns:w16se="http://schemas.microsoft.com/office/word/2015/wordml/symex" mc:Ignorable="w14 w15 w16se w16cid w16 w16cex w16sdtdh w16sdtfl w16du">
   <w:docDefaults>
     <w:rPrDefault>
       <w:rPr>

--- a/templates/working/Договор_2_собств_общий.docx
+++ b/templates/working/Договор_2_собств_общий.docx
@@ -100,7 +100,25 @@
           <w:szCs w:val="24"/>
           <w:lang w:eastAsia="ru-RU"/>
         </w:rPr>
-        <w:t>г.Лида                                                                                                                                        {{deal.date}}г.</w:t>
+        <w:t>г.</w:t>
+      </w:r>
+      <w:r>
+        <w:rPr>
+          <w:rFonts w:ascii="Times New Roman" w:eastAsia="Times New Roman" w:hAnsi="Times New Roman"/>
+          <w:sz w:val="24"/>
+          <w:szCs w:val="24"/>
+          <w:lang w:eastAsia="ru-RU"/>
+        </w:rPr>
+        <w:t xml:space="preserve"> </w:t>
+      </w:r>
+      <w:r>
+        <w:rPr>
+          <w:rFonts w:ascii="Times New Roman" w:eastAsia="Times New Roman" w:hAnsi="Times New Roman"/>
+          <w:sz w:val="24"/>
+          <w:szCs w:val="24"/>
+          <w:lang w:eastAsia="ru-RU"/>
+        </w:rPr>
+        <w:t>Лида                                                                                                                                        {{deal.date}}г.</w:t>
       </w:r>
     </w:p>
     <w:p>
@@ -475,6 +493,350 @@
     </w:p>
     <w:p>
       <w:pPr>
+        <w:spacing w:after="0" w:line="240" w:lineRule="auto"/>
+        <w:ind w:left="567" w:hanging="567"/>
+        <w:jc w:val="both"/>
+        <w:rPr>
+          <w:rFonts w:ascii="Times New Roman" w:hAnsi="Times New Roman"/>
+          <w:sz w:val="24"/>
+          <w:szCs w:val="24"/>
+        </w:rPr>
+      </w:pPr>
+      <w:r>
+        <w:rPr>
+          <w:rFonts w:ascii="Times New Roman" w:hAnsi="Times New Roman"/>
+          <w:sz w:val="24"/>
+          <w:szCs w:val="24"/>
+        </w:rPr>
+        <w:t>1.2. Описание Объекта: количеств комнат - {{property.rooms}}; общая площадь - {{</w:t>
+      </w:r>
+      <w:r>
+        <w:rPr>
+          <w:rFonts w:ascii="Times New Roman" w:hAnsi="Times New Roman"/>
+          <w:sz w:val="24"/>
+          <w:szCs w:val="24"/>
+          <w:lang w:val="en-US"/>
+        </w:rPr>
+        <w:t>property</w:t>
+      </w:r>
+      <w:r>
+        <w:rPr>
+          <w:rFonts w:ascii="Times New Roman" w:hAnsi="Times New Roman"/>
+          <w:sz w:val="24"/>
+          <w:szCs w:val="24"/>
+        </w:rPr>
+        <w:t>.</w:t>
+      </w:r>
+      <w:r>
+        <w:rPr>
+          <w:rFonts w:ascii="Times New Roman" w:hAnsi="Times New Roman"/>
+          <w:sz w:val="24"/>
+          <w:szCs w:val="24"/>
+          <w:lang w:val="en-US"/>
+        </w:rPr>
+        <w:t>areaTotal</w:t>
+      </w:r>
+      <w:r>
+        <w:rPr>
+          <w:rFonts w:ascii="Times New Roman" w:hAnsi="Times New Roman"/>
+          <w:sz w:val="24"/>
+          <w:szCs w:val="24"/>
+        </w:rPr>
+        <w:t>}} м²; жилая площадь - {{</w:t>
+      </w:r>
+      <w:r>
+        <w:rPr>
+          <w:rFonts w:ascii="Times New Roman" w:hAnsi="Times New Roman"/>
+          <w:sz w:val="24"/>
+          <w:szCs w:val="24"/>
+          <w:lang w:val="en-US"/>
+        </w:rPr>
+        <w:t>property</w:t>
+      </w:r>
+      <w:r>
+        <w:rPr>
+          <w:rFonts w:ascii="Times New Roman" w:hAnsi="Times New Roman"/>
+          <w:sz w:val="24"/>
+          <w:szCs w:val="24"/>
+        </w:rPr>
+        <w:t>.areaLiving}} м², этаж/этажность - {{</w:t>
+      </w:r>
+      <w:r>
+        <w:rPr>
+          <w:rFonts w:ascii="Times New Roman" w:hAnsi="Times New Roman"/>
+          <w:sz w:val="24"/>
+          <w:szCs w:val="24"/>
+          <w:lang w:val="en-US"/>
+        </w:rPr>
+        <w:t>property</w:t>
+      </w:r>
+      <w:r>
+        <w:rPr>
+          <w:rFonts w:ascii="Times New Roman" w:hAnsi="Times New Roman"/>
+          <w:sz w:val="24"/>
+          <w:szCs w:val="24"/>
+        </w:rPr>
+        <w:t>.floor}}/{{</w:t>
+      </w:r>
+      <w:r>
+        <w:rPr>
+          <w:rFonts w:ascii="Times New Roman" w:hAnsi="Times New Roman"/>
+          <w:sz w:val="24"/>
+          <w:szCs w:val="24"/>
+          <w:lang w:val="en-US"/>
+        </w:rPr>
+        <w:t>property</w:t>
+      </w:r>
+      <w:r>
+        <w:rPr>
+          <w:rFonts w:ascii="Times New Roman" w:hAnsi="Times New Roman"/>
+          <w:sz w:val="24"/>
+          <w:szCs w:val="24"/>
+        </w:rPr>
+        <w:t>.floors}}; материал стен - {{</w:t>
+      </w:r>
+      <w:r>
+        <w:rPr>
+          <w:rFonts w:ascii="Times New Roman" w:hAnsi="Times New Roman"/>
+          <w:sz w:val="24"/>
+          <w:szCs w:val="24"/>
+          <w:lang w:val="en-US"/>
+        </w:rPr>
+        <w:t>property</w:t>
+      </w:r>
+      <w:r>
+        <w:rPr>
+          <w:rFonts w:ascii="Times New Roman" w:hAnsi="Times New Roman"/>
+          <w:sz w:val="24"/>
+          <w:szCs w:val="24"/>
+        </w:rPr>
+        <w:t>.wallMaterial}}; год постройки - {{</w:t>
+      </w:r>
+      <w:r>
+        <w:rPr>
+          <w:rFonts w:ascii="Times New Roman" w:hAnsi="Times New Roman"/>
+          <w:sz w:val="24"/>
+          <w:szCs w:val="24"/>
+          <w:lang w:val="en-US"/>
+        </w:rPr>
+        <w:t>property</w:t>
+      </w:r>
+      <w:r>
+        <w:rPr>
+          <w:rFonts w:ascii="Times New Roman" w:hAnsi="Times New Roman"/>
+          <w:sz w:val="24"/>
+          <w:szCs w:val="24"/>
+        </w:rPr>
+        <w:t>.yearBuilt}}; {{#property.isApartment}}инвентарный номер - {{</w:t>
+      </w:r>
+      <w:r>
+        <w:rPr>
+          <w:rFonts w:ascii="Times New Roman" w:hAnsi="Times New Roman"/>
+          <w:sz w:val="24"/>
+          <w:szCs w:val="24"/>
+          <w:lang w:val="en-US"/>
+        </w:rPr>
+        <w:t>property</w:t>
+      </w:r>
+      <w:r>
+        <w:rPr>
+          <w:rFonts w:ascii="Times New Roman" w:hAnsi="Times New Roman"/>
+          <w:sz w:val="24"/>
+          <w:szCs w:val="24"/>
+        </w:rPr>
+        <w:t>.</w:t>
+      </w:r>
+      <w:r>
+        <w:rPr>
+          <w:rFonts w:ascii="Times New Roman" w:hAnsi="Times New Roman"/>
+          <w:sz w:val="24"/>
+          <w:szCs w:val="24"/>
+          <w:lang w:val="en-US"/>
+        </w:rPr>
+        <w:t>inventoryNumber</w:t>
+      </w:r>
+      <w:r>
+        <w:rPr>
+          <w:rFonts w:ascii="Times New Roman" w:hAnsi="Times New Roman"/>
+          <w:sz w:val="24"/>
+          <w:szCs w:val="24"/>
+        </w:rPr>
+        <w:t>}} {{/property.isApartment}}{</w:t>
+      </w:r>
+      <w:r>
+        <w:rPr>
+          <w:rFonts w:ascii="Times New Roman" w:hAnsi="Times New Roman"/>
+          <w:sz w:val="24"/>
+          <w:szCs w:val="24"/>
+          <w:lang w:val="ru-BY"/>
+        </w:rPr>
+        <w:t xml:space="preserve">{#property.isHouse}}кадастровый </w:t>
+      </w:r>
+      <w:r>
+        <w:rPr>
+          <w:rFonts w:ascii="Times New Roman" w:hAnsi="Times New Roman"/>
+          <w:sz w:val="24"/>
+          <w:szCs w:val="24"/>
+        </w:rPr>
+        <w:t>номер – {{</w:t>
+      </w:r>
+      <w:r>
+        <w:rPr>
+          <w:rFonts w:ascii="Times New Roman" w:hAnsi="Times New Roman"/>
+          <w:sz w:val="24"/>
+          <w:szCs w:val="24"/>
+          <w:lang w:val="en-US"/>
+        </w:rPr>
+        <w:t>property</w:t>
+      </w:r>
+      <w:r>
+        <w:rPr>
+          <w:rFonts w:ascii="Times New Roman" w:hAnsi="Times New Roman"/>
+          <w:sz w:val="24"/>
+          <w:szCs w:val="24"/>
+        </w:rPr>
+        <w:t>.cadastre}}; площадь земельного участка – {{</w:t>
+      </w:r>
+      <w:r>
+        <w:rPr>
+          <w:rFonts w:ascii="Times New Roman" w:hAnsi="Times New Roman"/>
+          <w:sz w:val="24"/>
+          <w:szCs w:val="24"/>
+          <w:lang w:val="en-US"/>
+        </w:rPr>
+        <w:t>property</w:t>
+      </w:r>
+      <w:r>
+        <w:rPr>
+          <w:rFonts w:ascii="Times New Roman" w:hAnsi="Times New Roman"/>
+          <w:sz w:val="24"/>
+          <w:szCs w:val="24"/>
+        </w:rPr>
+        <w:t>.</w:t>
+      </w:r>
+      <w:r>
+        <w:rPr>
+          <w:rFonts w:ascii="Times New Roman" w:hAnsi="Times New Roman"/>
+          <w:sz w:val="24"/>
+          <w:szCs w:val="24"/>
+          <w:lang w:val="en-US"/>
+        </w:rPr>
+        <w:t>l</w:t>
+      </w:r>
+      <w:r>
+        <w:rPr>
+          <w:rFonts w:ascii="Times New Roman" w:hAnsi="Times New Roman"/>
+          <w:sz w:val="24"/>
+          <w:szCs w:val="24"/>
+        </w:rPr>
+        <w:t>andArea}} га; форма собственности – {{</w:t>
+      </w:r>
+      <w:r>
+        <w:rPr>
+          <w:rFonts w:ascii="Times New Roman" w:hAnsi="Times New Roman"/>
+          <w:sz w:val="24"/>
+          <w:szCs w:val="24"/>
+          <w:lang w:val="en-US"/>
+        </w:rPr>
+        <w:t>property</w:t>
+      </w:r>
+      <w:r>
+        <w:rPr>
+          <w:rFonts w:ascii="Times New Roman" w:hAnsi="Times New Roman"/>
+          <w:sz w:val="24"/>
+          <w:szCs w:val="24"/>
+        </w:rPr>
+        <w:t>.</w:t>
+      </w:r>
+      <w:r>
+        <w:rPr>
+          <w:rFonts w:ascii="Times New Roman" w:hAnsi="Times New Roman"/>
+          <w:sz w:val="24"/>
+          <w:szCs w:val="24"/>
+          <w:lang w:val="en-US"/>
+        </w:rPr>
+        <w:t>ownershipForm</w:t>
+      </w:r>
+      <w:r>
+        <w:rPr>
+          <w:rFonts w:ascii="Times New Roman" w:hAnsi="Times New Roman"/>
+          <w:sz w:val="24"/>
+          <w:szCs w:val="24"/>
+        </w:rPr>
+        <w:t>}}</w:t>
+      </w:r>
+      <w:r>
+        <w:rPr>
+          <w:rFonts w:ascii="Times New Roman" w:hAnsi="Times New Roman"/>
+          <w:sz w:val="24"/>
+          <w:szCs w:val="24"/>
+          <w:lang w:val="ru-BY"/>
+        </w:rPr>
+        <w:t>{{/property.isHouse}}.</w:t>
+      </w:r>
+    </w:p>
+    <w:p>
+      <w:pPr>
+        <w:spacing w:after="0" w:line="240" w:lineRule="auto"/>
+        <w:ind w:left="567" w:hanging="567"/>
+        <w:jc w:val="both"/>
+        <w:rPr>
+          <w:rFonts w:ascii="Times New Roman" w:hAnsi="Times New Roman"/>
+          <w:sz w:val="24"/>
+          <w:szCs w:val="24"/>
+        </w:rPr>
+      </w:pPr>
+      <w:r>
+        <w:rPr>
+          <w:rFonts w:ascii="Times New Roman" w:hAnsi="Times New Roman"/>
+          <w:sz w:val="24"/>
+          <w:szCs w:val="24"/>
+        </w:rPr>
+        <w:t xml:space="preserve">Дополнительная информация (сведения о земельном участке, и пр.) </w:t>
+      </w:r>
+    </w:p>
+    <w:p>
+      <w:pPr>
+        <w:spacing w:after="0" w:line="240" w:lineRule="auto"/>
+        <w:ind w:left="567" w:hanging="567"/>
+        <w:jc w:val="both"/>
+        <w:rPr>
+          <w:rFonts w:ascii="Times New Roman" w:hAnsi="Times New Roman"/>
+          <w:sz w:val="24"/>
+          <w:szCs w:val="24"/>
+        </w:rPr>
+      </w:pPr>
+      <w:r>
+        <w:rPr>
+          <w:rFonts w:ascii="Times New Roman" w:hAnsi="Times New Roman"/>
+          <w:sz w:val="24"/>
+          <w:szCs w:val="24"/>
+        </w:rPr>
+        <w:t>_____________________________________________________________________________________</w:t>
+      </w:r>
+    </w:p>
+    <w:p>
+      <w:pPr>
+        <w:spacing w:after="0" w:line="240" w:lineRule="auto"/>
+        <w:ind w:left="567" w:hanging="567"/>
+        <w:jc w:val="both"/>
+        <w:rPr>
+          <w:rFonts w:ascii="Times New Roman" w:hAnsi="Times New Roman"/>
+          <w:sz w:val="24"/>
+          <w:szCs w:val="24"/>
+        </w:rPr>
+      </w:pPr>
+      <w:r>
+        <w:rPr>
+          <w:rFonts w:ascii="Times New Roman" w:hAnsi="Times New Roman"/>
+          <w:sz w:val="24"/>
+          <w:szCs w:val="24"/>
+        </w:rPr>
+        <w:t>1.3. Исполнитель оказывает следующие риэлтерские услуги: консультационные услуги по сделкам с объектами недвижимости, услуги по предоставлению информации о спросе и предложении на объекты недвижимости, подбор вариантов сделки с объектом недвижимости, сделки с участием в строительстве объекта недвижимости, организация и проведение согласования условий предстоящей сделки, оказание помощи  в подготовке (оформлении) документов, связанных с совершением сделки с объектом недвижимости, сделки с участием в строительстве объекта недвижимости, регистрация недвижимого имущества, прав на него и сделок с ним.</w:t>
+      </w:r>
+    </w:p>
+    <w:p>
+      <w:pPr>
         <w:autoSpaceDE w:val="0"/>
         <w:autoSpaceDN w:val="0"/>
         <w:adjustRightInd w:val="0"/>
@@ -482,282 +844,67 @@
         <w:ind w:left="567" w:hanging="567"/>
         <w:jc w:val="both"/>
         <w:rPr>
-          <w:rFonts w:ascii="Times New Roman" w:hAnsi="Times New Roman"/>
-          <w:sz w:val="24"/>
-          <w:szCs w:val="24"/>
-        </w:rPr>
-      </w:pPr>
-      <w:r>
-        <w:rPr>
-          <w:rFonts w:ascii="Times New Roman" w:hAnsi="Times New Roman"/>
-          <w:sz w:val="24"/>
-          <w:szCs w:val="24"/>
-        </w:rPr>
-        <w:t>1</w:t>
-      </w:r>
-      <w:r>
-        <w:rPr>
-          <w:rFonts w:ascii="Times New Roman" w:hAnsi="Times New Roman"/>
-          <w:sz w:val="24"/>
-          <w:szCs w:val="24"/>
-        </w:rPr>
-        <w:t>.2. Описание Объекта:</w:t>
-      </w:r>
-      <w:r>
-        <w:rPr>
-          <w:rFonts w:ascii="Times New Roman" w:hAnsi="Times New Roman"/>
-          <w:sz w:val="24"/>
-          <w:szCs w:val="24"/>
+          <w:rFonts w:ascii="Times New Roman" w:eastAsia="Times New Roman" w:hAnsi="Times New Roman"/>
+          <w:sz w:val="24"/>
+          <w:szCs w:val="24"/>
+          <w:lang w:eastAsia="ru-RU"/>
+        </w:rPr>
+      </w:pPr>
+      <w:r>
+        <w:rPr>
+          <w:rFonts w:ascii="Times New Roman" w:eastAsia="Times New Roman" w:hAnsi="Times New Roman"/>
+          <w:sz w:val="24"/>
+          <w:szCs w:val="24"/>
+          <w:lang w:eastAsia="ru-RU"/>
+        </w:rPr>
+        <w:t xml:space="preserve">1.4. Ориентировочная стоимость </w:t>
+      </w:r>
+      <w:r>
+        <w:rPr>
+          <w:rFonts w:ascii="Times New Roman" w:eastAsia="Times New Roman" w:hAnsi="Times New Roman"/>
+          <w:b/>
+          <w:bCs/>
+          <w:sz w:val="24"/>
+          <w:szCs w:val="24"/>
+          <w:lang w:eastAsia="ru-RU"/>
+        </w:rPr>
+        <w:t>{{property.priceBYN}}</w:t>
+      </w:r>
+      <w:r>
+        <w:rPr>
+          <w:rFonts w:ascii="Times New Roman" w:eastAsia="Times New Roman" w:hAnsi="Times New Roman"/>
+          <w:sz w:val="24"/>
+          <w:szCs w:val="24"/>
+          <w:lang w:eastAsia="ru-RU"/>
         </w:rPr>
         <w:t xml:space="preserve"> </w:t>
       </w:r>
       <w:r>
         <w:rPr>
-          <w:rFonts w:ascii="Times New Roman" w:hAnsi="Times New Roman"/>
-          <w:sz w:val="24"/>
-          <w:szCs w:val="24"/>
-        </w:rPr>
-        <w:t>кол-во комнат</w:t>
-      </w:r>
-      <w:r>
-        <w:rPr>
-          <w:rFonts w:ascii="Times New Roman" w:hAnsi="Times New Roman"/>
-          <w:sz w:val="24"/>
-          <w:szCs w:val="24"/>
-        </w:rPr>
-        <w:t xml:space="preserve"> -</w:t>
-      </w:r>
-      <w:r>
-        <w:rPr>
-          <w:rFonts w:ascii="Times New Roman" w:hAnsi="Times New Roman"/>
-          <w:sz w:val="24"/>
-          <w:szCs w:val="24"/>
-        </w:rPr>
-        <w:t xml:space="preserve"> {{property.rooms}}; общая пл</w:t>
-      </w:r>
-      <w:r>
-        <w:rPr>
-          <w:rFonts w:ascii="Times New Roman" w:hAnsi="Times New Roman"/>
-          <w:sz w:val="24"/>
-          <w:szCs w:val="24"/>
-        </w:rPr>
-        <w:t xml:space="preserve">ощадь - </w:t>
-      </w:r>
-      <w:r>
-        <w:rPr>
-          <w:rFonts w:ascii="Times New Roman" w:hAnsi="Times New Roman"/>
-          <w:sz w:val="24"/>
-          <w:szCs w:val="24"/>
-        </w:rPr>
-        <w:t>{{property.areaTotal}} м²; жилая</w:t>
-      </w:r>
-      <w:r>
-        <w:rPr>
-          <w:rFonts w:ascii="Times New Roman" w:hAnsi="Times New Roman"/>
-          <w:sz w:val="24"/>
-          <w:szCs w:val="24"/>
-        </w:rPr>
-        <w:t xml:space="preserve"> площадь - </w:t>
-      </w:r>
-      <w:r>
-        <w:rPr>
-          <w:rFonts w:ascii="Times New Roman" w:hAnsi="Times New Roman"/>
-          <w:sz w:val="24"/>
-          <w:szCs w:val="24"/>
-        </w:rPr>
-        <w:t>{{property.areaLiving}} м²; этаж/этажность: {{property.floor}}/{{property.floors}}</w:t>
-      </w:r>
-      <w:r>
-        <w:rPr>
-          <w:rFonts w:ascii="Times New Roman" w:hAnsi="Times New Roman"/>
-          <w:sz w:val="24"/>
-          <w:szCs w:val="24"/>
-        </w:rPr>
-        <w:t>;</w:t>
-      </w:r>
-      <w:r>
-        <w:rPr>
-          <w:rFonts w:ascii="Times New Roman" w:hAnsi="Times New Roman"/>
-          <w:sz w:val="24"/>
-          <w:szCs w:val="24"/>
-        </w:rPr>
-        <w:t xml:space="preserve"> материал</w:t>
-      </w:r>
-      <w:r>
-        <w:rPr>
-          <w:rFonts w:ascii="Times New Roman" w:hAnsi="Times New Roman"/>
-          <w:sz w:val="24"/>
-          <w:szCs w:val="24"/>
-        </w:rPr>
-        <w:t xml:space="preserve"> </w:t>
-      </w:r>
-      <w:r>
-        <w:rPr>
-          <w:rFonts w:ascii="Times New Roman" w:hAnsi="Times New Roman"/>
-          <w:sz w:val="24"/>
-          <w:szCs w:val="24"/>
-        </w:rPr>
-        <w:t>стен</w:t>
-      </w:r>
-      <w:r>
-        <w:rPr>
-          <w:rFonts w:ascii="Times New Roman" w:hAnsi="Times New Roman"/>
-          <w:sz w:val="24"/>
-          <w:szCs w:val="24"/>
-        </w:rPr>
-        <w:t xml:space="preserve"> - </w:t>
-      </w:r>
-      <w:r>
-        <w:rPr>
-          <w:rFonts w:ascii="Times New Roman" w:hAnsi="Times New Roman"/>
-          <w:sz w:val="24"/>
-          <w:szCs w:val="24"/>
-        </w:rPr>
-        <w:t>{{property.wallMaterial}}</w:t>
-      </w:r>
-      <w:r>
-        <w:rPr>
-          <w:rFonts w:ascii="Times New Roman" w:hAnsi="Times New Roman"/>
-          <w:sz w:val="24"/>
-          <w:szCs w:val="24"/>
-        </w:rPr>
-        <w:t>;</w:t>
-      </w:r>
-      <w:r>
-        <w:rPr>
-          <w:rFonts w:ascii="Times New Roman" w:hAnsi="Times New Roman"/>
-          <w:sz w:val="24"/>
-          <w:szCs w:val="24"/>
-        </w:rPr>
-        <w:t xml:space="preserve"> г</w:t>
-      </w:r>
-      <w:r>
-        <w:rPr>
-          <w:rFonts w:ascii="Times New Roman" w:hAnsi="Times New Roman"/>
-          <w:sz w:val="24"/>
-          <w:szCs w:val="24"/>
-        </w:rPr>
-        <w:t>од</w:t>
-      </w:r>
-      <w:r>
-        <w:rPr>
-          <w:rFonts w:ascii="Times New Roman" w:hAnsi="Times New Roman"/>
-          <w:sz w:val="24"/>
-          <w:szCs w:val="24"/>
-        </w:rPr>
-        <w:t xml:space="preserve"> </w:t>
-      </w:r>
-      <w:r>
-        <w:rPr>
-          <w:rFonts w:ascii="Times New Roman" w:hAnsi="Times New Roman"/>
-          <w:sz w:val="24"/>
-          <w:szCs w:val="24"/>
-        </w:rPr>
-        <w:t>постройки</w:t>
-      </w:r>
-      <w:r>
-        <w:rPr>
-          <w:rFonts w:ascii="Times New Roman" w:hAnsi="Times New Roman"/>
-          <w:sz w:val="24"/>
-          <w:szCs w:val="24"/>
-        </w:rPr>
-        <w:t xml:space="preserve"> </w:t>
-      </w:r>
-      <w:r>
-        <w:rPr>
-          <w:rFonts w:ascii="Times New Roman" w:hAnsi="Times New Roman"/>
-          <w:sz w:val="24"/>
-          <w:szCs w:val="24"/>
-        </w:rPr>
-        <w:t xml:space="preserve">- </w:t>
-      </w:r>
-      <w:r>
-        <w:rPr>
-          <w:rFonts w:ascii="Times New Roman" w:hAnsi="Times New Roman"/>
-          <w:sz w:val="24"/>
-          <w:szCs w:val="24"/>
-        </w:rPr>
-        <w:t>{{property.yearBuilt}}</w:t>
-      </w:r>
-      <w:r>
-        <w:rPr>
-          <w:rFonts w:ascii="Times New Roman" w:hAnsi="Times New Roman"/>
-          <w:sz w:val="24"/>
-          <w:szCs w:val="24"/>
-        </w:rPr>
-        <w:t>;</w:t>
-      </w:r>
-      <w:r>
-        <w:rPr>
-          <w:rFonts w:ascii="Times New Roman" w:hAnsi="Times New Roman"/>
-          <w:sz w:val="24"/>
-          <w:szCs w:val="24"/>
-        </w:rPr>
-        <w:t xml:space="preserve"> инвентарный номер – {{property.inventoryNumber}}</w:t>
-      </w:r>
-      <w:r>
-        <w:rPr>
-          <w:rFonts w:ascii="Times New Roman" w:hAnsi="Times New Roman"/>
-          <w:sz w:val="24"/>
-          <w:szCs w:val="24"/>
-        </w:rPr>
-        <w:t>.</w:t>
-      </w:r>
-    </w:p>
-    <w:p>
-      <w:pPr>
-        <w:spacing w:after="0" w:line="240" w:lineRule="auto"/>
-        <w:ind w:left="567" w:hanging="141"/>
-        <w:jc w:val="both"/>
-        <w:rPr>
-          <w:rFonts w:ascii="Times New Roman" w:hAnsi="Times New Roman"/>
-          <w:sz w:val="24"/>
-          <w:szCs w:val="24"/>
-        </w:rPr>
-      </w:pPr>
-      <w:r>
-        <w:rPr>
-          <w:rFonts w:ascii="Times New Roman" w:hAnsi="Times New Roman"/>
-          <w:sz w:val="24"/>
-          <w:szCs w:val="24"/>
-        </w:rPr>
-        <w:t>Дополнительная информация (сведения о земельном участке, и пр.) __________________________</w:t>
-      </w:r>
-      <w:r>
-        <w:rPr>
-          <w:rFonts w:ascii="Times New Roman" w:hAnsi="Times New Roman"/>
-          <w:sz w:val="24"/>
-          <w:szCs w:val="24"/>
-        </w:rPr>
-        <w:t>________________________________________</w:t>
-      </w:r>
-      <w:r>
-        <w:rPr>
-          <w:rFonts w:ascii="Times New Roman" w:hAnsi="Times New Roman"/>
-          <w:sz w:val="24"/>
-          <w:szCs w:val="24"/>
-        </w:rPr>
-        <w:t>___________________</w:t>
-      </w:r>
-    </w:p>
-    <w:p>
-      <w:pPr>
-        <w:spacing w:after="0" w:line="240" w:lineRule="auto"/>
-        <w:ind w:left="567" w:hanging="567"/>
-        <w:jc w:val="both"/>
-        <w:rPr>
-          <w:rFonts w:ascii="Times New Roman" w:hAnsi="Times New Roman"/>
-          <w:sz w:val="24"/>
-          <w:szCs w:val="24"/>
-        </w:rPr>
-      </w:pPr>
-      <w:r>
-        <w:rPr>
-          <w:rFonts w:ascii="Times New Roman" w:hAnsi="Times New Roman"/>
-          <w:sz w:val="24"/>
-          <w:szCs w:val="24"/>
-        </w:rPr>
-        <w:t>1.3. Исполнитель оказывает следующие риэлтерские услуги: консультационные услуги по сделкам с объектами недвижимости, услуги по предоставлению информации о спросе и предложении на объекты недвижимости, подбор вариантов сделки с объектом недвижимости, сделки с участием в строительстве объекта недвижимости, организация и проведение согласования условий предстоящей сделки, оказание помощи  в подготовке (оформлении) документов, связанных с совершением сделки с объектом недвижимости, сделки с участием в строительстве объекта недвижимости, регистрация недвижимого имущества, прав на него и сделок с ним.</w:t>
+          <w:rFonts w:ascii="Times New Roman" w:eastAsia="Times New Roman" w:hAnsi="Times New Roman"/>
+          <w:sz w:val="24"/>
+          <w:szCs w:val="24"/>
+          <w:lang w:eastAsia="ru-RU"/>
+        </w:rPr>
+        <w:t>белорусских рублей</w:t>
+      </w:r>
+      <w:r>
+        <w:rPr>
+          <w:rFonts w:ascii="Times New Roman" w:eastAsia="Times New Roman" w:hAnsi="Times New Roman"/>
+          <w:sz w:val="24"/>
+          <w:szCs w:val="24"/>
+          <w:lang w:eastAsia="ru-RU"/>
+        </w:rPr>
+        <w:t xml:space="preserve"> ({{property.priceWords}}</w:t>
+      </w:r>
+      <w:r>
+        <w:rPr>
+          <w:rFonts w:ascii="Times New Roman" w:eastAsia="Times New Roman" w:hAnsi="Times New Roman"/>
+          <w:sz w:val="24"/>
+          <w:szCs w:val="24"/>
+          <w:lang w:eastAsia="ru-RU"/>
+        </w:rPr>
+        <w:t>).</w:t>
       </w:r>
     </w:p>
     <w:p>
@@ -775,14 +922,90 @@
           <w:lang w:eastAsia="ru-RU"/>
         </w:rPr>
       </w:pPr>
-      <w:r>
-        <w:rPr>
-          <w:rFonts w:ascii="Times New Roman" w:eastAsia="Times New Roman" w:hAnsi="Times New Roman"/>
-          <w:sz w:val="24"/>
-          <w:szCs w:val="24"/>
-          <w:lang w:eastAsia="ru-RU"/>
-        </w:rPr>
-        <w:t>1.4. Ориентировочная стоимость {{property.priceBYN}}</w:t>
+    </w:p>
+    <w:p>
+      <w:pPr>
+        <w:autoSpaceDE w:val="0"/>
+        <w:autoSpaceDN w:val="0"/>
+        <w:adjustRightInd w:val="0"/>
+        <w:spacing w:after="0" w:line="240" w:lineRule="auto"/>
+        <w:jc w:val="center"/>
+        <w:rPr>
+          <w:rFonts w:ascii="Times New Roman" w:eastAsia="Times New Roman" w:hAnsi="Times New Roman"/>
+          <w:b/>
+          <w:sz w:val="24"/>
+          <w:szCs w:val="24"/>
+          <w:lang w:eastAsia="ru-RU"/>
+        </w:rPr>
+      </w:pPr>
+      <w:r>
+        <w:rPr>
+          <w:rFonts w:ascii="Times New Roman" w:eastAsia="Times New Roman" w:hAnsi="Times New Roman"/>
+          <w:b/>
+          <w:sz w:val="24"/>
+          <w:szCs w:val="24"/>
+          <w:lang w:eastAsia="ru-RU"/>
+        </w:rPr>
+        <w:t>2. ПОРЯДОК, РАЗМЕРЫ ОПЛАТЫ И ФОРМА РАСЧЕТОВ.</w:t>
+      </w:r>
+    </w:p>
+    <w:p>
+      <w:pPr>
+        <w:shd w:val="clear" w:color="auto" w:fill="FFFFFF" w:themeFill="background1"/>
+        <w:spacing w:after="0" w:line="240" w:lineRule="auto"/>
+        <w:ind w:left="567" w:hanging="567"/>
+        <w:jc w:val="both"/>
+        <w:rPr>
+          <w:rFonts w:ascii="Times New Roman" w:hAnsi="Times New Roman"/>
+          <w:noProof/>
+          <w:sz w:val="24"/>
+          <w:szCs w:val="24"/>
+          <w:lang w:eastAsia="ru-RU"/>
+        </w:rPr>
+      </w:pPr>
+      <w:r>
+        <w:rPr>
+          <w:rFonts w:ascii="Times New Roman" w:eastAsia="Times New Roman" w:hAnsi="Times New Roman"/>
+          <w:sz w:val="24"/>
+          <w:szCs w:val="24"/>
+          <w:lang w:eastAsia="ru-RU"/>
+        </w:rPr>
+        <w:t xml:space="preserve">2.1. </w:t>
+      </w:r>
+      <w:r>
+        <w:rPr>
+          <w:rFonts w:ascii="Times New Roman" w:eastAsia="Times New Roman" w:hAnsi="Times New Roman"/>
+          <w:sz w:val="24"/>
+          <w:szCs w:val="24"/>
+          <w:lang w:eastAsia="ru-RU"/>
+        </w:rPr>
+        <w:tab/>
+      </w:r>
+      <w:r>
+        <w:rPr>
+          <w:rFonts w:ascii="Times New Roman" w:eastAsia="Times New Roman" w:hAnsi="Times New Roman"/>
+          <w:sz w:val="24"/>
+          <w:szCs w:val="24"/>
+          <w:lang w:eastAsia="ru-RU"/>
+        </w:rPr>
+        <w:t>Тарифы на риэлтерские услуги,</w:t>
+      </w:r>
+      <w:r>
+        <w:rPr>
+          <w:rFonts w:ascii="Times New Roman" w:hAnsi="Times New Roman"/>
+          <w:sz w:val="24"/>
+          <w:szCs w:val="24"/>
+        </w:rPr>
+        <w:t xml:space="preserve"> оказываемые физическим лицам (за исключением индивидуальных предпринимателей), </w:t>
+      </w:r>
+      <w:r>
+        <w:rPr>
+          <w:rFonts w:ascii="Times New Roman" w:eastAsia="Times New Roman" w:hAnsi="Times New Roman"/>
+          <w:sz w:val="24"/>
+          <w:szCs w:val="24"/>
+          <w:lang w:eastAsia="ru-RU"/>
+        </w:rPr>
+        <w:t>определяются Исполнителем в соответствии с постановлением Совета Министров Республики Беларусь от 1 ноября 2023 г. № 754 «О тарифах на риэлтерские услуги»</w:t>
       </w:r>
       <w:r>
         <w:rPr>
@@ -793,32 +1016,101 @@
         </w:rPr>
         <w:t xml:space="preserve"> </w:t>
       </w:r>
-      <w:r>
-        <w:rPr>
-          <w:rFonts w:ascii="Times New Roman" w:eastAsia="Times New Roman" w:hAnsi="Times New Roman"/>
-          <w:sz w:val="24"/>
-          <w:szCs w:val="24"/>
-          <w:lang w:eastAsia="ru-RU"/>
-        </w:rPr>
-        <w:t>белорусских рублей</w:t>
-      </w:r>
-      <w:r>
-        <w:rPr>
-          <w:rFonts w:ascii="Times New Roman" w:eastAsia="Times New Roman" w:hAnsi="Times New Roman"/>
-          <w:sz w:val="24"/>
-          <w:szCs w:val="24"/>
-          <w:lang w:eastAsia="ru-RU"/>
-        </w:rPr>
-        <w:t xml:space="preserve"> ({{property.priceWords}}</w:t>
-      </w:r>
-      <w:r>
-        <w:rPr>
-          <w:rFonts w:ascii="Times New Roman" w:eastAsia="Times New Roman" w:hAnsi="Times New Roman"/>
-          <w:sz w:val="24"/>
-          <w:szCs w:val="24"/>
-          <w:lang w:eastAsia="ru-RU"/>
-        </w:rPr>
-        <w:t>).</w:t>
+      <w:bookmarkStart w:id="0" w:name="_Hlk232524639"/>
+      <w:r>
+        <w:rPr>
+          <w:rFonts w:ascii="Times New Roman" w:eastAsia="Times New Roman" w:hAnsi="Times New Roman"/>
+          <w:sz w:val="24"/>
+          <w:szCs w:val="24"/>
+          <w:lang w:eastAsia="ru-RU"/>
+        </w:rPr>
+        <w:t xml:space="preserve">(в редакции </w:t>
+      </w:r>
+      <w:r>
+        <w:rPr>
+          <w:rFonts w:ascii="Times New Roman" w:eastAsia="Times New Roman" w:hAnsi="Times New Roman"/>
+          <w:sz w:val="24"/>
+          <w:szCs w:val="24"/>
+          <w:lang w:eastAsia="ru-RU"/>
+        </w:rPr>
+        <w:t>постановления Совета М</w:t>
+      </w:r>
+      <w:r>
+        <w:rPr>
+          <w:rFonts w:ascii="Times New Roman" w:eastAsia="Times New Roman" w:hAnsi="Times New Roman"/>
+          <w:sz w:val="24"/>
+          <w:szCs w:val="24"/>
+          <w:lang w:eastAsia="ru-RU"/>
+        </w:rPr>
+        <w:t>и</w:t>
+      </w:r>
+      <w:r>
+        <w:rPr>
+          <w:rFonts w:ascii="Times New Roman" w:eastAsia="Times New Roman" w:hAnsi="Times New Roman"/>
+          <w:sz w:val="24"/>
+          <w:szCs w:val="24"/>
+          <w:lang w:eastAsia="ru-RU"/>
+        </w:rPr>
+        <w:t>нистерства Республики Беларусь 02.04.2026 №157)</w:t>
+      </w:r>
+      <w:bookmarkEnd w:id="0"/>
+      <w:r>
+        <w:rPr>
+          <w:rFonts w:ascii="Times New Roman" w:eastAsia="Times New Roman" w:hAnsi="Times New Roman"/>
+          <w:sz w:val="24"/>
+          <w:szCs w:val="24"/>
+          <w:lang w:eastAsia="ru-RU"/>
+        </w:rPr>
+        <w:t xml:space="preserve">, приказом </w:t>
+      </w:r>
+      <w:r>
+        <w:rPr>
+          <w:rFonts w:ascii="Times New Roman" w:eastAsia="Times New Roman" w:hAnsi="Times New Roman"/>
+          <w:sz w:val="24"/>
+          <w:szCs w:val="24"/>
+          <w:lang w:eastAsia="ru-RU"/>
+        </w:rPr>
+        <w:t xml:space="preserve">директора ООО «ГермесГарант» </w:t>
+      </w:r>
+      <w:r>
+        <w:rPr>
+          <w:rFonts w:ascii="Times New Roman" w:hAnsi="Times New Roman"/>
+          <w:noProof/>
+          <w:sz w:val="24"/>
+          <w:szCs w:val="24"/>
+          <w:lang w:eastAsia="ru-RU"/>
+        </w:rPr>
+        <w:t xml:space="preserve">от </w:t>
+      </w:r>
+      <w:r>
+        <w:rPr>
+          <w:rFonts w:ascii="Times New Roman" w:hAnsi="Times New Roman"/>
+          <w:noProof/>
+          <w:sz w:val="24"/>
+          <w:szCs w:val="24"/>
+          <w:lang w:eastAsia="ru-RU"/>
+        </w:rPr>
+        <w:t>15</w:t>
+      </w:r>
+      <w:r>
+        <w:rPr>
+          <w:rFonts w:ascii="Times New Roman" w:hAnsi="Times New Roman"/>
+          <w:noProof/>
+          <w:sz w:val="24"/>
+          <w:szCs w:val="24"/>
+          <w:lang w:eastAsia="ru-RU"/>
+        </w:rPr>
+        <w:t xml:space="preserve">.06.2026 г. № </w:t>
+      </w:r>
+      <w:r>
+        <w:rPr>
+          <w:rFonts w:ascii="Times New Roman" w:hAnsi="Times New Roman"/>
+          <w:noProof/>
+          <w:sz w:val="24"/>
+          <w:szCs w:val="24"/>
+          <w:lang w:eastAsia="ru-RU"/>
+        </w:rPr>
+        <w:t>4</w:t>
       </w:r>
     </w:p>
     <w:p>
@@ -836,90 +1128,45 @@
           <w:lang w:eastAsia="ru-RU"/>
         </w:rPr>
       </w:pPr>
-    </w:p>
-    <w:p>
-      <w:pPr>
-        <w:autoSpaceDE w:val="0"/>
-        <w:autoSpaceDN w:val="0"/>
-        <w:adjustRightInd w:val="0"/>
-        <w:spacing w:after="0" w:line="240" w:lineRule="auto"/>
-        <w:jc w:val="center"/>
+      <w:r>
+        <w:rPr>
+          <w:rFonts w:ascii="Times New Roman" w:eastAsia="Times New Roman" w:hAnsi="Times New Roman"/>
+          <w:sz w:val="24"/>
+          <w:szCs w:val="24"/>
+          <w:lang w:eastAsia="ru-RU"/>
+        </w:rPr>
+        <w:t xml:space="preserve">2.2. Стоимость риэлтерских услуг составляет </w:t>
+      </w:r>
+      <w:r>
         <w:rPr>
           <w:rFonts w:ascii="Times New Roman" w:eastAsia="Times New Roman" w:hAnsi="Times New Roman"/>
           <w:b/>
-          <w:sz w:val="24"/>
-          <w:szCs w:val="24"/>
-          <w:lang w:eastAsia="ru-RU"/>
-        </w:rPr>
-      </w:pPr>
+          <w:bCs/>
+          <w:sz w:val="24"/>
+          <w:szCs w:val="24"/>
+          <w:lang w:eastAsia="ru-RU"/>
+        </w:rPr>
+        <w:t>{{commission.percent}}</w:t>
+      </w:r>
+      <w:r>
+        <w:rPr>
+          <w:rFonts w:ascii="Times New Roman" w:eastAsia="Times New Roman" w:hAnsi="Times New Roman"/>
+          <w:sz w:val="24"/>
+          <w:szCs w:val="24"/>
+          <w:lang w:eastAsia="ru-RU"/>
+        </w:rPr>
+        <w:t xml:space="preserve"> % от стоимости объекта недвижимого имущества, а именно </w:t>
+      </w:r>
       <w:r>
         <w:rPr>
           <w:rFonts w:ascii="Times New Roman" w:eastAsia="Times New Roman" w:hAnsi="Times New Roman"/>
           <w:b/>
-          <w:sz w:val="24"/>
-          <w:szCs w:val="24"/>
-          <w:lang w:eastAsia="ru-RU"/>
-        </w:rPr>
-        <w:t>2. ПОРЯДОК, РАЗМЕРЫ ОПЛАТЫ И ФОРМА РАСЧЕТОВ.</w:t>
-      </w:r>
-    </w:p>
-    <w:p>
-      <w:pPr>
-        <w:shd w:val="clear" w:color="auto" w:fill="FFFFFF" w:themeFill="background1"/>
-        <w:spacing w:after="0" w:line="240" w:lineRule="auto"/>
-        <w:ind w:left="567" w:hanging="567"/>
-        <w:jc w:val="both"/>
-        <w:rPr>
-          <w:rFonts w:ascii="Times New Roman" w:hAnsi="Times New Roman"/>
-          <w:noProof/>
-          <w:sz w:val="24"/>
-          <w:szCs w:val="24"/>
-          <w:lang w:eastAsia="ru-RU"/>
-        </w:rPr>
-      </w:pPr>
-      <w:r>
-        <w:rPr>
-          <w:rFonts w:ascii="Times New Roman" w:eastAsia="Times New Roman" w:hAnsi="Times New Roman"/>
-          <w:sz w:val="24"/>
-          <w:szCs w:val="24"/>
-          <w:lang w:eastAsia="ru-RU"/>
-        </w:rPr>
-        <w:t xml:space="preserve">2.1. </w:t>
-      </w:r>
-      <w:r>
-        <w:rPr>
-          <w:rFonts w:ascii="Times New Roman" w:eastAsia="Times New Roman" w:hAnsi="Times New Roman"/>
-          <w:sz w:val="24"/>
-          <w:szCs w:val="24"/>
-          <w:lang w:eastAsia="ru-RU"/>
-        </w:rPr>
-        <w:tab/>
-      </w:r>
-      <w:r>
-        <w:rPr>
-          <w:rFonts w:ascii="Times New Roman" w:eastAsia="Times New Roman" w:hAnsi="Times New Roman"/>
-          <w:sz w:val="24"/>
-          <w:szCs w:val="24"/>
-          <w:lang w:eastAsia="ru-RU"/>
-        </w:rPr>
-        <w:t>Тарифы на риэлтерские услуги,</w:t>
-      </w:r>
-      <w:r>
-        <w:rPr>
-          <w:rFonts w:ascii="Times New Roman" w:hAnsi="Times New Roman"/>
-          <w:sz w:val="24"/>
-          <w:szCs w:val="24"/>
-        </w:rPr>
-        <w:t xml:space="preserve"> оказываемые физическим лицам (за исключением индивидуальных предпринимателей), </w:t>
-      </w:r>
-      <w:r>
-        <w:rPr>
-          <w:rFonts w:ascii="Times New Roman" w:eastAsia="Times New Roman" w:hAnsi="Times New Roman"/>
-          <w:sz w:val="24"/>
-          <w:szCs w:val="24"/>
-          <w:lang w:eastAsia="ru-RU"/>
-        </w:rPr>
-        <w:t>определяются Исполнителем в соответствии с постановлением Совета Министров Республики Беларусь от 1 ноября 2023 г. № 754 «О тарифах на риэлтерские услуги»</w:t>
+          <w:bCs/>
+          <w:sz w:val="24"/>
+          <w:szCs w:val="24"/>
+          <w:lang w:eastAsia="ru-RU"/>
+        </w:rPr>
+        <w:t>{{commission.amountBYN}}</w:t>
       </w:r>
       <w:r>
         <w:rPr>
@@ -930,101 +1177,32 @@
         </w:rPr>
         <w:t xml:space="preserve"> </w:t>
       </w:r>
-      <w:bookmarkStart w:id="0" w:name="_Hlk232524639"/>
-      <w:r>
-        <w:rPr>
-          <w:rFonts w:ascii="Times New Roman" w:eastAsia="Times New Roman" w:hAnsi="Times New Roman"/>
-          <w:sz w:val="24"/>
-          <w:szCs w:val="24"/>
-          <w:lang w:eastAsia="ru-RU"/>
-        </w:rPr>
-        <w:t xml:space="preserve">(в редакции </w:t>
-      </w:r>
-      <w:r>
-        <w:rPr>
-          <w:rFonts w:ascii="Times New Roman" w:eastAsia="Times New Roman" w:hAnsi="Times New Roman"/>
-          <w:sz w:val="24"/>
-          <w:szCs w:val="24"/>
-          <w:lang w:eastAsia="ru-RU"/>
-        </w:rPr>
-        <w:t>постановления Совета М</w:t>
-      </w:r>
-      <w:r>
-        <w:rPr>
-          <w:rFonts w:ascii="Times New Roman" w:eastAsia="Times New Roman" w:hAnsi="Times New Roman"/>
-          <w:sz w:val="24"/>
-          <w:szCs w:val="24"/>
-          <w:lang w:eastAsia="ru-RU"/>
-        </w:rPr>
-        <w:t>и</w:t>
-      </w:r>
-      <w:r>
-        <w:rPr>
-          <w:rFonts w:ascii="Times New Roman" w:eastAsia="Times New Roman" w:hAnsi="Times New Roman"/>
-          <w:sz w:val="24"/>
-          <w:szCs w:val="24"/>
-          <w:lang w:eastAsia="ru-RU"/>
-        </w:rPr>
-        <w:t>нистерства Республики Беларусь 02.04.2026 №157)</w:t>
-      </w:r>
-      <w:bookmarkEnd w:id="0"/>
-      <w:r>
-        <w:rPr>
-          <w:rFonts w:ascii="Times New Roman" w:eastAsia="Times New Roman" w:hAnsi="Times New Roman"/>
-          <w:sz w:val="24"/>
-          <w:szCs w:val="24"/>
-          <w:lang w:eastAsia="ru-RU"/>
-        </w:rPr>
-        <w:t xml:space="preserve">, приказом </w:t>
-      </w:r>
-      <w:r>
-        <w:rPr>
-          <w:rFonts w:ascii="Times New Roman" w:eastAsia="Times New Roman" w:hAnsi="Times New Roman"/>
-          <w:sz w:val="24"/>
-          <w:szCs w:val="24"/>
-          <w:lang w:eastAsia="ru-RU"/>
-        </w:rPr>
-        <w:t xml:space="preserve">директора ООО «ГермесГарант» </w:t>
-      </w:r>
-      <w:r>
-        <w:rPr>
-          <w:rFonts w:ascii="Times New Roman" w:hAnsi="Times New Roman"/>
-          <w:noProof/>
-          <w:sz w:val="24"/>
-          <w:szCs w:val="24"/>
-          <w:lang w:eastAsia="ru-RU"/>
-        </w:rPr>
-        <w:t xml:space="preserve">от </w:t>
-      </w:r>
-      <w:r>
-        <w:rPr>
-          <w:rFonts w:ascii="Times New Roman" w:hAnsi="Times New Roman"/>
-          <w:noProof/>
-          <w:sz w:val="24"/>
-          <w:szCs w:val="24"/>
-          <w:lang w:eastAsia="ru-RU"/>
-        </w:rPr>
-        <w:t>15</w:t>
-      </w:r>
-      <w:r>
-        <w:rPr>
-          <w:rFonts w:ascii="Times New Roman" w:hAnsi="Times New Roman"/>
-          <w:noProof/>
-          <w:sz w:val="24"/>
-          <w:szCs w:val="24"/>
-          <w:lang w:eastAsia="ru-RU"/>
-        </w:rPr>
-        <w:t xml:space="preserve">.06.2026 г. № </w:t>
-      </w:r>
-      <w:r>
-        <w:rPr>
-          <w:rFonts w:ascii="Times New Roman" w:hAnsi="Times New Roman"/>
-          <w:noProof/>
-          <w:sz w:val="24"/>
-          <w:szCs w:val="24"/>
-          <w:lang w:eastAsia="ru-RU"/>
-        </w:rPr>
-        <w:t>4</w:t>
+      <w:r>
+        <w:rPr>
+          <w:rFonts w:ascii="Times New Roman" w:eastAsia="Times New Roman" w:hAnsi="Times New Roman"/>
+          <w:sz w:val="24"/>
+          <w:szCs w:val="24"/>
+          <w:lang w:eastAsia="ru-RU"/>
+        </w:rPr>
+        <w:t xml:space="preserve">белорусских рублей </w:t>
+      </w:r>
+      <w:r>
+        <w:rPr>
+          <w:rFonts w:ascii="Times New Roman" w:eastAsia="Times New Roman" w:hAnsi="Times New Roman"/>
+          <w:sz w:val="24"/>
+          <w:szCs w:val="24"/>
+          <w:lang w:eastAsia="ru-RU"/>
+        </w:rPr>
+        <w:t xml:space="preserve"> </w:t>
+      </w:r>
+      <w:r>
+        <w:rPr>
+          <w:rFonts w:ascii="Times New Roman" w:eastAsia="Times New Roman" w:hAnsi="Times New Roman"/>
+          <w:sz w:val="24"/>
+          <w:szCs w:val="24"/>
+          <w:lang w:eastAsia="ru-RU"/>
+        </w:rPr>
+        <w:t>({{commission.amountWords}}), с включением в такую оплату затрат по риэлтерским услугам, указанным в абзацах втором — шестом пункта 1 статьи 16 Закона Республики Беларусь от 8 мая 2025 г. № 71-З «О риэлтерской деятельности».</w:t>
       </w:r>
     </w:p>
     <w:p>
@@ -1049,74 +1227,24 @@
           <w:szCs w:val="24"/>
           <w:lang w:eastAsia="ru-RU"/>
         </w:rPr>
-        <w:t xml:space="preserve">2.2. Стоимость риэлтерских услуг составляет </w:t>
-      </w:r>
-      <w:r>
-        <w:rPr>
-          <w:rFonts w:ascii="Times New Roman" w:eastAsia="Times New Roman" w:hAnsi="Times New Roman"/>
-          <w:b/>
-          <w:bCs/>
-          <w:sz w:val="24"/>
-          <w:szCs w:val="24"/>
-          <w:lang w:eastAsia="ru-RU"/>
-        </w:rPr>
-        <w:t>{{commission.percent}}</w:t>
-      </w:r>
-      <w:r>
-        <w:rPr>
-          <w:rFonts w:ascii="Times New Roman" w:eastAsia="Times New Roman" w:hAnsi="Times New Roman"/>
-          <w:sz w:val="24"/>
-          <w:szCs w:val="24"/>
-          <w:lang w:eastAsia="ru-RU"/>
-        </w:rPr>
-        <w:t xml:space="preserve"> % от стоимости объекта недвижимого имущества, а именно </w:t>
-      </w:r>
-      <w:r>
-        <w:rPr>
-          <w:rFonts w:ascii="Times New Roman" w:eastAsia="Times New Roman" w:hAnsi="Times New Roman"/>
-          <w:b/>
-          <w:bCs/>
-          <w:sz w:val="24"/>
-          <w:szCs w:val="24"/>
-          <w:lang w:eastAsia="ru-RU"/>
-        </w:rPr>
-        <w:t>{{commission.amountBYN}}</w:t>
-      </w:r>
-      <w:r>
-        <w:rPr>
-          <w:rFonts w:ascii="Times New Roman" w:eastAsia="Times New Roman" w:hAnsi="Times New Roman"/>
-          <w:sz w:val="24"/>
-          <w:szCs w:val="24"/>
-          <w:lang w:eastAsia="ru-RU"/>
-        </w:rPr>
-        <w:t xml:space="preserve"> </w:t>
-      </w:r>
-      <w:r>
-        <w:rPr>
-          <w:rFonts w:ascii="Times New Roman" w:eastAsia="Times New Roman" w:hAnsi="Times New Roman"/>
-          <w:sz w:val="24"/>
-          <w:szCs w:val="24"/>
-          <w:lang w:eastAsia="ru-RU"/>
-        </w:rPr>
-        <w:t xml:space="preserve">белорусских рублей </w:t>
-      </w:r>
-      <w:r>
-        <w:rPr>
-          <w:rFonts w:ascii="Times New Roman" w:eastAsia="Times New Roman" w:hAnsi="Times New Roman"/>
-          <w:sz w:val="24"/>
-          <w:szCs w:val="24"/>
-          <w:lang w:eastAsia="ru-RU"/>
-        </w:rPr>
-        <w:t xml:space="preserve"> </w:t>
-      </w:r>
-      <w:r>
-        <w:rPr>
-          <w:rFonts w:ascii="Times New Roman" w:eastAsia="Times New Roman" w:hAnsi="Times New Roman"/>
-          <w:sz w:val="24"/>
-          <w:szCs w:val="24"/>
-          <w:lang w:eastAsia="ru-RU"/>
-        </w:rPr>
-        <w:t>({{commission.amountWords}}), с включением в такую оплату затрат по риэлтерским услугам, указанным в абзацах втором — шестом пункта 1 статьи 16 Закона Республики Беларусь от 8 мая 2025 г. № 71-З «О риэлтерской деятельности».</w:t>
+        <w:t xml:space="preserve">2.3.  </w:t>
+      </w:r>
+      <w:r>
+        <w:rPr>
+          <w:rFonts w:ascii="Times New Roman" w:hAnsi="Times New Roman"/>
+          <w:sz w:val="24"/>
+          <w:szCs w:val="24"/>
+        </w:rPr>
+        <w:t xml:space="preserve">Указанная стоимость риэлтерских услуг не является окончательной, подлежит пересчету с учетом стоимости Объекта недвижимости, согласованной в договоре купли-продажи Потребителем и покупателем Объекта. </w:t>
+      </w:r>
+      <w:r>
+        <w:rPr>
+          <w:rFonts w:ascii="Times New Roman" w:eastAsia="Times New Roman" w:hAnsi="Times New Roman"/>
+          <w:sz w:val="24"/>
+          <w:szCs w:val="24"/>
+          <w:lang w:eastAsia="ru-RU"/>
+        </w:rPr>
+        <w:t>Стоимость риэлтерских услуг отражается в акте оказанных услуг с указанием перечня оказанных риэлтерских услуг и их стоимости (далее - акт).</w:t>
       </w:r>
     </w:p>
     <w:p>
@@ -1141,24 +1269,296 @@
           <w:szCs w:val="24"/>
           <w:lang w:eastAsia="ru-RU"/>
         </w:rPr>
-        <w:t xml:space="preserve">2.3.  </w:t>
-      </w:r>
-      <w:r>
-        <w:rPr>
-          <w:rFonts w:ascii="Times New Roman" w:hAnsi="Times New Roman"/>
-          <w:sz w:val="24"/>
-          <w:szCs w:val="24"/>
-        </w:rPr>
-        <w:t xml:space="preserve">Указанная стоимость риэлтерских услуг не является окончательной, подлежит пересчету с учетом стоимости Объекта недвижимости, согласованной в договоре купли-продажи Потребителем и покупателем Объекта. </w:t>
-      </w:r>
-      <w:r>
-        <w:rPr>
-          <w:rFonts w:ascii="Times New Roman" w:eastAsia="Times New Roman" w:hAnsi="Times New Roman"/>
-          <w:sz w:val="24"/>
-          <w:szCs w:val="24"/>
-          <w:lang w:eastAsia="ru-RU"/>
-        </w:rPr>
-        <w:t>Стоимость риэлтерских услуг отражается в акте оказанных услуг с указанием перечня оказанных риэлтерских услуг и их стоимости (далее - акт).</w:t>
+        <w:lastRenderedPageBreak/>
+        <w:t>2.4.  Потребитель обязуется оплатить услуги Исполнителя</w:t>
+      </w:r>
+      <w:r>
+        <w:rPr>
+          <w:rFonts w:ascii="Times New Roman" w:eastAsia="Times New Roman" w:hAnsi="Times New Roman"/>
+          <w:sz w:val="24"/>
+          <w:szCs w:val="24"/>
+          <w:lang w:eastAsia="ru-RU"/>
+        </w:rPr>
+        <w:t xml:space="preserve"> </w:t>
+      </w:r>
+      <w:r>
+        <w:rPr>
+          <w:rFonts w:ascii="Times New Roman" w:eastAsia="Times New Roman" w:hAnsi="Times New Roman"/>
+          <w:sz w:val="24"/>
+          <w:szCs w:val="24"/>
+          <w:lang w:eastAsia="ru-RU"/>
+        </w:rPr>
+        <w:t>в день подписания акта</w:t>
+      </w:r>
+      <w:r>
+        <w:rPr>
+          <w:rFonts w:ascii="Times New Roman" w:eastAsia="Times New Roman" w:hAnsi="Times New Roman"/>
+          <w:sz w:val="24"/>
+          <w:szCs w:val="24"/>
+          <w:lang w:eastAsia="ru-RU"/>
+        </w:rPr>
+        <w:t xml:space="preserve"> </w:t>
+      </w:r>
+      <w:r>
+        <w:rPr>
+          <w:rFonts w:ascii="Times New Roman" w:eastAsia="Times New Roman" w:hAnsi="Times New Roman"/>
+          <w:sz w:val="24"/>
+          <w:szCs w:val="24"/>
+          <w:lang w:eastAsia="ru-RU"/>
+        </w:rPr>
+        <w:t xml:space="preserve">при оплате </w:t>
+      </w:r>
+      <w:r>
+        <w:rPr>
+          <w:rFonts w:ascii="Times New Roman" w:eastAsia="Times New Roman" w:hAnsi="Times New Roman"/>
+          <w:sz w:val="24"/>
+          <w:szCs w:val="24"/>
+          <w:lang w:eastAsia="ru-RU"/>
+        </w:rPr>
+        <w:t>наличны</w:t>
+      </w:r>
+      <w:r>
+        <w:rPr>
+          <w:rFonts w:ascii="Times New Roman" w:eastAsia="Times New Roman" w:hAnsi="Times New Roman"/>
+          <w:sz w:val="24"/>
+          <w:szCs w:val="24"/>
+          <w:lang w:eastAsia="ru-RU"/>
+        </w:rPr>
+        <w:t xml:space="preserve">ми </w:t>
+      </w:r>
+      <w:r>
+        <w:rPr>
+          <w:rFonts w:ascii="Times New Roman" w:eastAsia="Times New Roman" w:hAnsi="Times New Roman"/>
+          <w:sz w:val="24"/>
+          <w:szCs w:val="24"/>
+          <w:lang w:eastAsia="ru-RU"/>
+        </w:rPr>
+        <w:t>денежны</w:t>
+      </w:r>
+      <w:r>
+        <w:rPr>
+          <w:rFonts w:ascii="Times New Roman" w:eastAsia="Times New Roman" w:hAnsi="Times New Roman"/>
+          <w:sz w:val="24"/>
+          <w:szCs w:val="24"/>
+          <w:lang w:eastAsia="ru-RU"/>
+        </w:rPr>
+        <w:t>ми</w:t>
+      </w:r>
+      <w:r>
+        <w:rPr>
+          <w:rFonts w:ascii="Times New Roman" w:eastAsia="Times New Roman" w:hAnsi="Times New Roman"/>
+          <w:sz w:val="24"/>
+          <w:szCs w:val="24"/>
+          <w:lang w:eastAsia="ru-RU"/>
+        </w:rPr>
+        <w:t xml:space="preserve"> средств</w:t>
+      </w:r>
+      <w:r>
+        <w:rPr>
+          <w:rFonts w:ascii="Times New Roman" w:eastAsia="Times New Roman" w:hAnsi="Times New Roman"/>
+          <w:sz w:val="24"/>
+          <w:szCs w:val="24"/>
+          <w:lang w:eastAsia="ru-RU"/>
+        </w:rPr>
+        <w:t>ами</w:t>
+      </w:r>
+      <w:r>
+        <w:rPr>
+          <w:rFonts w:ascii="Times New Roman" w:eastAsia="Times New Roman" w:hAnsi="Times New Roman"/>
+          <w:sz w:val="24"/>
+          <w:szCs w:val="24"/>
+          <w:lang w:eastAsia="ru-RU"/>
+        </w:rPr>
+        <w:t xml:space="preserve"> </w:t>
+      </w:r>
+      <w:r>
+        <w:rPr>
+          <w:rFonts w:ascii="Times New Roman" w:eastAsia="Times New Roman" w:hAnsi="Times New Roman"/>
+          <w:sz w:val="24"/>
+          <w:szCs w:val="24"/>
+          <w:lang w:eastAsia="ru-RU"/>
+        </w:rPr>
+        <w:t>и</w:t>
+      </w:r>
+      <w:r>
+        <w:rPr>
+          <w:rFonts w:ascii="Times New Roman" w:eastAsia="Times New Roman" w:hAnsi="Times New Roman"/>
+          <w:sz w:val="24"/>
+          <w:szCs w:val="24"/>
+          <w:lang w:eastAsia="ru-RU"/>
+        </w:rPr>
+        <w:t>ли</w:t>
+      </w:r>
+      <w:r>
+        <w:rPr>
+          <w:rFonts w:ascii="Times New Roman" w:eastAsia="Times New Roman" w:hAnsi="Times New Roman"/>
+          <w:sz w:val="24"/>
+          <w:szCs w:val="24"/>
+          <w:lang w:eastAsia="ru-RU"/>
+        </w:rPr>
+        <w:t xml:space="preserve"> банковской карточкой</w:t>
+      </w:r>
+      <w:r>
+        <w:rPr>
+          <w:rFonts w:ascii="Times New Roman" w:eastAsia="Times New Roman" w:hAnsi="Times New Roman"/>
+          <w:sz w:val="24"/>
+          <w:szCs w:val="24"/>
+          <w:lang w:eastAsia="ru-RU"/>
+        </w:rPr>
+        <w:t xml:space="preserve"> в кассу</w:t>
+      </w:r>
+      <w:r>
+        <w:rPr>
+          <w:rFonts w:ascii="Times New Roman" w:eastAsia="Times New Roman" w:hAnsi="Times New Roman"/>
+          <w:sz w:val="24"/>
+          <w:szCs w:val="24"/>
+          <w:lang w:eastAsia="ru-RU"/>
+        </w:rPr>
+        <w:t xml:space="preserve"> (терминал)</w:t>
+      </w:r>
+      <w:r>
+        <w:rPr>
+          <w:rFonts w:ascii="Times New Roman" w:eastAsia="Times New Roman" w:hAnsi="Times New Roman"/>
+          <w:sz w:val="24"/>
+          <w:szCs w:val="24"/>
+          <w:lang w:eastAsia="ru-RU"/>
+        </w:rPr>
+        <w:t xml:space="preserve">, </w:t>
+      </w:r>
+      <w:r>
+        <w:rPr>
+          <w:rFonts w:ascii="Times New Roman" w:eastAsia="Times New Roman" w:hAnsi="Times New Roman"/>
+          <w:sz w:val="24"/>
+          <w:szCs w:val="24"/>
+          <w:lang w:eastAsia="ru-RU"/>
+        </w:rPr>
+        <w:t xml:space="preserve">либо в </w:t>
+      </w:r>
+      <w:r>
+        <w:rPr>
+          <w:rFonts w:ascii="Times New Roman" w:eastAsia="Times New Roman" w:hAnsi="Times New Roman"/>
+          <w:sz w:val="24"/>
+          <w:szCs w:val="24"/>
+          <w:lang w:eastAsia="ru-RU"/>
+        </w:rPr>
+        <w:t>течение 2 (двух) календарных дней</w:t>
+      </w:r>
+      <w:r>
+        <w:rPr>
+          <w:rFonts w:ascii="Times New Roman" w:eastAsia="Times New Roman" w:hAnsi="Times New Roman"/>
+          <w:sz w:val="24"/>
+          <w:szCs w:val="24"/>
+          <w:lang w:eastAsia="ru-RU"/>
+        </w:rPr>
+        <w:t xml:space="preserve"> </w:t>
+      </w:r>
+      <w:r>
+        <w:rPr>
+          <w:rFonts w:ascii="Times New Roman" w:eastAsia="Times New Roman" w:hAnsi="Times New Roman"/>
+          <w:sz w:val="24"/>
+          <w:szCs w:val="24"/>
+          <w:lang w:eastAsia="ru-RU"/>
+        </w:rPr>
+        <w:t xml:space="preserve">путем </w:t>
+      </w:r>
+      <w:r>
+        <w:rPr>
+          <w:rFonts w:ascii="Times New Roman" w:eastAsia="Times New Roman" w:hAnsi="Times New Roman"/>
+          <w:sz w:val="24"/>
+          <w:szCs w:val="24"/>
+          <w:lang w:eastAsia="ru-RU"/>
+        </w:rPr>
+        <w:t>п</w:t>
+      </w:r>
+      <w:r>
+        <w:rPr>
+          <w:rFonts w:ascii="Times New Roman" w:eastAsia="Times New Roman" w:hAnsi="Times New Roman"/>
+          <w:sz w:val="24"/>
+          <w:szCs w:val="24"/>
+          <w:lang w:eastAsia="ru-RU"/>
+        </w:rPr>
+        <w:t>еречисления на текущий (расчетный) банковский счет Исполнителя</w:t>
+      </w:r>
+      <w:r>
+        <w:rPr>
+          <w:rFonts w:ascii="Times New Roman" w:eastAsia="Times New Roman" w:hAnsi="Times New Roman"/>
+          <w:sz w:val="24"/>
+          <w:szCs w:val="24"/>
+          <w:lang w:eastAsia="ru-RU"/>
+        </w:rPr>
+        <w:t>.</w:t>
+      </w:r>
+      <w:r>
+        <w:rPr>
+          <w:rFonts w:ascii="Times New Roman" w:eastAsia="Times New Roman" w:hAnsi="Times New Roman"/>
+          <w:sz w:val="24"/>
+          <w:szCs w:val="24"/>
+          <w:lang w:eastAsia="ru-RU"/>
+        </w:rPr>
+        <w:t xml:space="preserve"> </w:t>
+      </w:r>
+      <w:r>
+        <w:rPr>
+          <w:rFonts w:ascii="Times New Roman" w:eastAsia="Times New Roman" w:hAnsi="Times New Roman"/>
+          <w:sz w:val="24"/>
+          <w:szCs w:val="24"/>
+          <w:lang w:eastAsia="ru-RU"/>
+        </w:rPr>
+        <w:t xml:space="preserve">При условии внесения денежных средств в кассу Исполнителя Потребителю выдается кассовый чек. </w:t>
+      </w:r>
+    </w:p>
+    <w:p>
+      <w:pPr>
+        <w:spacing w:after="0"/>
+        <w:ind w:left="567"/>
+        <w:jc w:val="both"/>
+        <w:rPr>
+          <w:rFonts w:ascii="Times New Roman" w:hAnsi="Times New Roman"/>
+          <w:sz w:val="24"/>
+          <w:szCs w:val="24"/>
+        </w:rPr>
+      </w:pPr>
+      <w:r>
+        <w:rPr>
+          <w:rFonts w:ascii="Times New Roman" w:hAnsi="Times New Roman"/>
+          <w:sz w:val="24"/>
+          <w:szCs w:val="24"/>
+        </w:rPr>
+        <w:t xml:space="preserve">         </w:t>
+      </w:r>
+      <w:r>
+        <w:rPr>
+          <w:rFonts w:ascii="Times New Roman" w:hAnsi="Times New Roman"/>
+          <w:sz w:val="24"/>
+          <w:szCs w:val="24"/>
+        </w:rPr>
+        <w:t xml:space="preserve">Согласно пункту 5 Положения о порядке установления и применения тарифов на риэлтерские услуги, утвержденного Постановлением Совета Министров Республики Беларусь от 01.11.2023 № 754 «О тарифах на риэлтерские услуги» </w:t>
+      </w:r>
+      <w:r>
+        <w:rPr>
+          <w:rFonts w:ascii="Times New Roman" w:eastAsia="Times New Roman" w:hAnsi="Times New Roman"/>
+          <w:sz w:val="24"/>
+          <w:szCs w:val="24"/>
+          <w:lang w:eastAsia="ru-RU"/>
+        </w:rPr>
+        <w:t>(в редакции постановления Совета Министерства Республики Беларусь 02.04.2026 №157)</w:t>
+      </w:r>
+      <w:r>
+        <w:rPr>
+          <w:rFonts w:ascii="Times New Roman" w:eastAsia="Times New Roman" w:hAnsi="Times New Roman"/>
+          <w:sz w:val="24"/>
+          <w:szCs w:val="24"/>
+          <w:lang w:eastAsia="ru-RU"/>
+        </w:rPr>
+        <w:t xml:space="preserve"> </w:t>
+      </w:r>
+      <w:r>
+        <w:rPr>
+          <w:rFonts w:ascii="Times New Roman" w:hAnsi="Times New Roman"/>
+          <w:sz w:val="24"/>
+          <w:szCs w:val="24"/>
+        </w:rPr>
+        <w:t>в случае досрочного расторжения договора на оказание риэлтерских услуг, а также отказа потребителя от подписания акта оказанных услуг производится оплата фактически оказанных ему риэлтерских услуг по тарифам в базовых величинах.</w:t>
       </w:r>
     </w:p>
     <w:p>
@@ -1183,7 +1583,25 @@
           <w:szCs w:val="24"/>
           <w:lang w:eastAsia="ru-RU"/>
         </w:rPr>
-        <w:t>2.4.  Потребитель обязуется оплатить услуги Исполнителя</w:t>
+        <w:t>2.</w:t>
+      </w:r>
+      <w:r>
+        <w:rPr>
+          <w:rFonts w:ascii="Times New Roman" w:eastAsia="Times New Roman" w:hAnsi="Times New Roman"/>
+          <w:sz w:val="24"/>
+          <w:szCs w:val="24"/>
+          <w:lang w:eastAsia="ru-RU"/>
+        </w:rPr>
+        <w:t>5</w:t>
+      </w:r>
+      <w:r>
+        <w:rPr>
+          <w:rFonts w:ascii="Times New Roman" w:eastAsia="Times New Roman" w:hAnsi="Times New Roman"/>
+          <w:sz w:val="24"/>
+          <w:szCs w:val="24"/>
+          <w:lang w:eastAsia="ru-RU"/>
+        </w:rPr>
+        <w:t>.</w:t>
       </w:r>
       <w:r>
         <w:rPr>
@@ -1201,287 +1619,46 @@
           <w:szCs w:val="24"/>
           <w:lang w:eastAsia="ru-RU"/>
         </w:rPr>
-        <w:t>в день подписания акта</w:t>
-      </w:r>
-      <w:r>
-        <w:rPr>
-          <w:rFonts w:ascii="Times New Roman" w:eastAsia="Times New Roman" w:hAnsi="Times New Roman"/>
-          <w:sz w:val="24"/>
-          <w:szCs w:val="24"/>
-          <w:lang w:eastAsia="ru-RU"/>
-        </w:rPr>
-        <w:t xml:space="preserve"> </w:t>
-      </w:r>
-      <w:r>
-        <w:rPr>
-          <w:rFonts w:ascii="Times New Roman" w:eastAsia="Times New Roman" w:hAnsi="Times New Roman"/>
-          <w:sz w:val="24"/>
-          <w:szCs w:val="24"/>
-          <w:lang w:eastAsia="ru-RU"/>
-        </w:rPr>
-        <w:t xml:space="preserve">при оплате </w:t>
-      </w:r>
-      <w:r>
-        <w:rPr>
-          <w:rFonts w:ascii="Times New Roman" w:eastAsia="Times New Roman" w:hAnsi="Times New Roman"/>
-          <w:sz w:val="24"/>
-          <w:szCs w:val="24"/>
-          <w:lang w:eastAsia="ru-RU"/>
-        </w:rPr>
-        <w:t>наличны</w:t>
-      </w:r>
-      <w:r>
-        <w:rPr>
-          <w:rFonts w:ascii="Times New Roman" w:eastAsia="Times New Roman" w:hAnsi="Times New Roman"/>
-          <w:sz w:val="24"/>
-          <w:szCs w:val="24"/>
-          <w:lang w:eastAsia="ru-RU"/>
-        </w:rPr>
-        <w:t xml:space="preserve">ми </w:t>
-      </w:r>
-      <w:r>
-        <w:rPr>
-          <w:rFonts w:ascii="Times New Roman" w:eastAsia="Times New Roman" w:hAnsi="Times New Roman"/>
-          <w:sz w:val="24"/>
-          <w:szCs w:val="24"/>
-          <w:lang w:eastAsia="ru-RU"/>
-        </w:rPr>
-        <w:t>денежны</w:t>
-      </w:r>
-      <w:r>
-        <w:rPr>
-          <w:rFonts w:ascii="Times New Roman" w:eastAsia="Times New Roman" w:hAnsi="Times New Roman"/>
-          <w:sz w:val="24"/>
-          <w:szCs w:val="24"/>
-          <w:lang w:eastAsia="ru-RU"/>
-        </w:rPr>
-        <w:t>ми</w:t>
-      </w:r>
-      <w:r>
-        <w:rPr>
-          <w:rFonts w:ascii="Times New Roman" w:eastAsia="Times New Roman" w:hAnsi="Times New Roman"/>
-          <w:sz w:val="24"/>
-          <w:szCs w:val="24"/>
-          <w:lang w:eastAsia="ru-RU"/>
-        </w:rPr>
-        <w:t xml:space="preserve"> средств</w:t>
-      </w:r>
-      <w:r>
-        <w:rPr>
-          <w:rFonts w:ascii="Times New Roman" w:eastAsia="Times New Roman" w:hAnsi="Times New Roman"/>
-          <w:sz w:val="24"/>
-          <w:szCs w:val="24"/>
-          <w:lang w:eastAsia="ru-RU"/>
-        </w:rPr>
-        <w:t>ами</w:t>
-      </w:r>
-      <w:r>
-        <w:rPr>
-          <w:rFonts w:ascii="Times New Roman" w:eastAsia="Times New Roman" w:hAnsi="Times New Roman"/>
-          <w:sz w:val="24"/>
-          <w:szCs w:val="24"/>
-          <w:lang w:eastAsia="ru-RU"/>
-        </w:rPr>
-        <w:t xml:space="preserve"> </w:t>
-      </w:r>
-      <w:r>
-        <w:rPr>
-          <w:rFonts w:ascii="Times New Roman" w:eastAsia="Times New Roman" w:hAnsi="Times New Roman"/>
-          <w:sz w:val="24"/>
-          <w:szCs w:val="24"/>
-          <w:lang w:eastAsia="ru-RU"/>
-        </w:rPr>
-        <w:t>и</w:t>
-      </w:r>
-      <w:r>
-        <w:rPr>
-          <w:rFonts w:ascii="Times New Roman" w:eastAsia="Times New Roman" w:hAnsi="Times New Roman"/>
-          <w:sz w:val="24"/>
-          <w:szCs w:val="24"/>
-          <w:lang w:eastAsia="ru-RU"/>
-        </w:rPr>
-        <w:t>ли</w:t>
-      </w:r>
-      <w:r>
-        <w:rPr>
-          <w:rFonts w:ascii="Times New Roman" w:eastAsia="Times New Roman" w:hAnsi="Times New Roman"/>
-          <w:sz w:val="24"/>
-          <w:szCs w:val="24"/>
-          <w:lang w:eastAsia="ru-RU"/>
-        </w:rPr>
-        <w:t xml:space="preserve"> банковской карточкой</w:t>
-      </w:r>
-      <w:r>
-        <w:rPr>
-          <w:rFonts w:ascii="Times New Roman" w:eastAsia="Times New Roman" w:hAnsi="Times New Roman"/>
-          <w:sz w:val="24"/>
-          <w:szCs w:val="24"/>
-          <w:lang w:eastAsia="ru-RU"/>
-        </w:rPr>
-        <w:t xml:space="preserve"> в кассу</w:t>
-      </w:r>
-      <w:r>
-        <w:rPr>
-          <w:rFonts w:ascii="Times New Roman" w:eastAsia="Times New Roman" w:hAnsi="Times New Roman"/>
-          <w:sz w:val="24"/>
-          <w:szCs w:val="24"/>
-          <w:lang w:eastAsia="ru-RU"/>
-        </w:rPr>
-        <w:t xml:space="preserve"> (терминал)</w:t>
-      </w:r>
-      <w:r>
-        <w:rPr>
-          <w:rFonts w:ascii="Times New Roman" w:eastAsia="Times New Roman" w:hAnsi="Times New Roman"/>
-          <w:sz w:val="24"/>
-          <w:szCs w:val="24"/>
-          <w:lang w:eastAsia="ru-RU"/>
-        </w:rPr>
-        <w:t xml:space="preserve">, </w:t>
-      </w:r>
-      <w:r>
-        <w:rPr>
-          <w:rFonts w:ascii="Times New Roman" w:eastAsia="Times New Roman" w:hAnsi="Times New Roman"/>
-          <w:sz w:val="24"/>
-          <w:szCs w:val="24"/>
-          <w:lang w:eastAsia="ru-RU"/>
-        </w:rPr>
-        <w:t xml:space="preserve">либо в </w:t>
-      </w:r>
-      <w:r>
-        <w:rPr>
-          <w:rFonts w:ascii="Times New Roman" w:eastAsia="Times New Roman" w:hAnsi="Times New Roman"/>
-          <w:sz w:val="24"/>
-          <w:szCs w:val="24"/>
-          <w:lang w:eastAsia="ru-RU"/>
-        </w:rPr>
-        <w:t xml:space="preserve">течение 2 (двух) </w:t>
-      </w:r>
-      <w:r>
-        <w:rPr>
-          <w:rFonts w:ascii="Times New Roman" w:eastAsia="Times New Roman" w:hAnsi="Times New Roman"/>
-          <w:sz w:val="24"/>
-          <w:szCs w:val="24"/>
-          <w:lang w:eastAsia="ru-RU"/>
-        </w:rPr>
-        <w:lastRenderedPageBreak/>
-        <w:t>календарных дней</w:t>
-      </w:r>
-      <w:r>
-        <w:rPr>
-          <w:rFonts w:ascii="Times New Roman" w:eastAsia="Times New Roman" w:hAnsi="Times New Roman"/>
-          <w:sz w:val="24"/>
-          <w:szCs w:val="24"/>
-          <w:lang w:eastAsia="ru-RU"/>
-        </w:rPr>
-        <w:t xml:space="preserve"> </w:t>
-      </w:r>
-      <w:r>
-        <w:rPr>
-          <w:rFonts w:ascii="Times New Roman" w:eastAsia="Times New Roman" w:hAnsi="Times New Roman"/>
-          <w:sz w:val="24"/>
-          <w:szCs w:val="24"/>
-          <w:lang w:eastAsia="ru-RU"/>
-        </w:rPr>
-        <w:t xml:space="preserve">путем </w:t>
-      </w:r>
-      <w:r>
-        <w:rPr>
-          <w:rFonts w:ascii="Times New Roman" w:eastAsia="Times New Roman" w:hAnsi="Times New Roman"/>
-          <w:sz w:val="24"/>
-          <w:szCs w:val="24"/>
-          <w:lang w:eastAsia="ru-RU"/>
-        </w:rPr>
-        <w:t>п</w:t>
-      </w:r>
-      <w:r>
-        <w:rPr>
-          <w:rFonts w:ascii="Times New Roman" w:eastAsia="Times New Roman" w:hAnsi="Times New Roman"/>
-          <w:sz w:val="24"/>
-          <w:szCs w:val="24"/>
-          <w:lang w:eastAsia="ru-RU"/>
-        </w:rPr>
-        <w:t>еречисления на текущий (расчетный) банковский счет Исполнителя</w:t>
-      </w:r>
-      <w:r>
-        <w:rPr>
-          <w:rFonts w:ascii="Times New Roman" w:eastAsia="Times New Roman" w:hAnsi="Times New Roman"/>
-          <w:sz w:val="24"/>
-          <w:szCs w:val="24"/>
-          <w:lang w:eastAsia="ru-RU"/>
-        </w:rPr>
-        <w:t>.</w:t>
-      </w:r>
-      <w:r>
-        <w:rPr>
-          <w:rFonts w:ascii="Times New Roman" w:eastAsia="Times New Roman" w:hAnsi="Times New Roman"/>
-          <w:sz w:val="24"/>
-          <w:szCs w:val="24"/>
-          <w:lang w:eastAsia="ru-RU"/>
-        </w:rPr>
-        <w:t xml:space="preserve"> </w:t>
-      </w:r>
-      <w:r>
-        <w:rPr>
-          <w:rFonts w:ascii="Times New Roman" w:eastAsia="Times New Roman" w:hAnsi="Times New Roman"/>
-          <w:sz w:val="24"/>
-          <w:szCs w:val="24"/>
-          <w:lang w:eastAsia="ru-RU"/>
-        </w:rPr>
-        <w:t xml:space="preserve">При условии внесения денежных средств в кассу Исполнителя Потребителю выдается кассовый чек. </w:t>
-      </w:r>
-    </w:p>
-    <w:p>
-      <w:pPr>
-        <w:spacing w:after="0"/>
-        <w:ind w:left="567"/>
+        <w:t xml:space="preserve"> Расчеты между Потребителем и покупателем по приобретению в собственность объекта недвижимого имущества не регулируются настоящим договором.</w:t>
+      </w:r>
+    </w:p>
+    <w:p>
+      <w:pPr>
+        <w:spacing w:after="0" w:line="240" w:lineRule="auto"/>
+        <w:ind w:left="567" w:hanging="567"/>
         <w:jc w:val="both"/>
         <w:rPr>
-          <w:rFonts w:ascii="Times New Roman" w:hAnsi="Times New Roman"/>
-          <w:sz w:val="24"/>
-          <w:szCs w:val="24"/>
-        </w:rPr>
-      </w:pPr>
-      <w:r>
-        <w:rPr>
-          <w:rFonts w:ascii="Times New Roman" w:hAnsi="Times New Roman"/>
-          <w:sz w:val="24"/>
-          <w:szCs w:val="24"/>
-        </w:rPr>
-        <w:t xml:space="preserve">         </w:t>
-      </w:r>
-      <w:r>
-        <w:rPr>
-          <w:rFonts w:ascii="Times New Roman" w:hAnsi="Times New Roman"/>
-          <w:sz w:val="24"/>
-          <w:szCs w:val="24"/>
-        </w:rPr>
-        <w:t xml:space="preserve">Согласно пункту 5 Положения о порядке установления и применения тарифов на риэлтерские услуги, утвержденного Постановлением Совета Министров Республики Беларусь от 01.11.2023 № 754 «О тарифах на риэлтерские услуги» </w:t>
-      </w:r>
-      <w:r>
-        <w:rPr>
-          <w:rFonts w:ascii="Times New Roman" w:eastAsia="Times New Roman" w:hAnsi="Times New Roman"/>
-          <w:sz w:val="24"/>
-          <w:szCs w:val="24"/>
-          <w:lang w:eastAsia="ru-RU"/>
-        </w:rPr>
-        <w:t>(в редакции постановления Совета Министерства Республики Беларусь 02.04.2026 №157)</w:t>
-      </w:r>
-      <w:r>
-        <w:rPr>
-          <w:rFonts w:ascii="Times New Roman" w:eastAsia="Times New Roman" w:hAnsi="Times New Roman"/>
-          <w:sz w:val="24"/>
-          <w:szCs w:val="24"/>
-          <w:lang w:eastAsia="ru-RU"/>
-        </w:rPr>
-        <w:t xml:space="preserve"> </w:t>
-      </w:r>
-      <w:r>
-        <w:rPr>
-          <w:rFonts w:ascii="Times New Roman" w:hAnsi="Times New Roman"/>
-          <w:sz w:val="24"/>
-          <w:szCs w:val="24"/>
-        </w:rPr>
-        <w:t>в случае досрочного расторжения договора на оказание риэлтерских услуг, а также отказа потребителя от подписания акта оказанных услуг производится оплата фактически оказанных ему риэлтерских услуг по тарифам в базовых величинах.</w:t>
+          <w:rFonts w:ascii="Times New Roman" w:eastAsia="Times New Roman" w:hAnsi="Times New Roman"/>
+          <w:sz w:val="24"/>
+          <w:szCs w:val="24"/>
+          <w:lang w:eastAsia="ru-RU"/>
+        </w:rPr>
+      </w:pPr>
+    </w:p>
+    <w:p>
+      <w:pPr>
+        <w:autoSpaceDE w:val="0"/>
+        <w:autoSpaceDN w:val="0"/>
+        <w:adjustRightInd w:val="0"/>
+        <w:spacing w:after="0" w:line="240" w:lineRule="auto"/>
+        <w:jc w:val="center"/>
+        <w:rPr>
+          <w:rFonts w:ascii="Times New Roman" w:eastAsia="Times New Roman" w:hAnsi="Times New Roman"/>
+          <w:b/>
+          <w:sz w:val="24"/>
+          <w:szCs w:val="24"/>
+          <w:lang w:eastAsia="ru-RU"/>
+        </w:rPr>
+      </w:pPr>
+      <w:r>
+        <w:rPr>
+          <w:rFonts w:ascii="Times New Roman" w:eastAsia="Times New Roman" w:hAnsi="Times New Roman"/>
+          <w:b/>
+          <w:sz w:val="24"/>
+          <w:szCs w:val="24"/>
+          <w:lang w:eastAsia="ru-RU"/>
+        </w:rPr>
+        <w:t>3. ПРАВА И ОБЯЗАННОСТИ СТОРОН</w:t>
       </w:r>
     </w:p>
     <w:p>
@@ -1506,106 +1683,6 @@
           <w:szCs w:val="24"/>
           <w:lang w:eastAsia="ru-RU"/>
         </w:rPr>
-        <w:t>2.</w:t>
-      </w:r>
-      <w:r>
-        <w:rPr>
-          <w:rFonts w:ascii="Times New Roman" w:eastAsia="Times New Roman" w:hAnsi="Times New Roman"/>
-          <w:sz w:val="24"/>
-          <w:szCs w:val="24"/>
-          <w:lang w:eastAsia="ru-RU"/>
-        </w:rPr>
-        <w:t>5</w:t>
-      </w:r>
-      <w:r>
-        <w:rPr>
-          <w:rFonts w:ascii="Times New Roman" w:eastAsia="Times New Roman" w:hAnsi="Times New Roman"/>
-          <w:sz w:val="24"/>
-          <w:szCs w:val="24"/>
-          <w:lang w:eastAsia="ru-RU"/>
-        </w:rPr>
-        <w:t>.</w:t>
-      </w:r>
-      <w:r>
-        <w:rPr>
-          <w:rFonts w:ascii="Times New Roman" w:eastAsia="Times New Roman" w:hAnsi="Times New Roman"/>
-          <w:sz w:val="24"/>
-          <w:szCs w:val="24"/>
-          <w:lang w:eastAsia="ru-RU"/>
-        </w:rPr>
-        <w:t xml:space="preserve"> </w:t>
-      </w:r>
-      <w:r>
-        <w:rPr>
-          <w:rFonts w:ascii="Times New Roman" w:eastAsia="Times New Roman" w:hAnsi="Times New Roman"/>
-          <w:sz w:val="24"/>
-          <w:szCs w:val="24"/>
-          <w:lang w:eastAsia="ru-RU"/>
-        </w:rPr>
-        <w:t xml:space="preserve"> Расчеты между Потребителем и покупателем по приобретению в собственность объекта недвижимого имущества не регулируются настоящим договором.</w:t>
-      </w:r>
-    </w:p>
-    <w:p>
-      <w:pPr>
-        <w:spacing w:after="0" w:line="240" w:lineRule="auto"/>
-        <w:ind w:left="567" w:hanging="567"/>
-        <w:jc w:val="both"/>
-        <w:rPr>
-          <w:rFonts w:ascii="Times New Roman" w:eastAsia="Times New Roman" w:hAnsi="Times New Roman"/>
-          <w:sz w:val="24"/>
-          <w:szCs w:val="24"/>
-          <w:lang w:eastAsia="ru-RU"/>
-        </w:rPr>
-      </w:pPr>
-    </w:p>
-    <w:p>
-      <w:pPr>
-        <w:autoSpaceDE w:val="0"/>
-        <w:autoSpaceDN w:val="0"/>
-        <w:adjustRightInd w:val="0"/>
-        <w:spacing w:after="0" w:line="240" w:lineRule="auto"/>
-        <w:jc w:val="center"/>
-        <w:rPr>
-          <w:rFonts w:ascii="Times New Roman" w:eastAsia="Times New Roman" w:hAnsi="Times New Roman"/>
-          <w:b/>
-          <w:sz w:val="24"/>
-          <w:szCs w:val="24"/>
-          <w:lang w:eastAsia="ru-RU"/>
-        </w:rPr>
-      </w:pPr>
-      <w:r>
-        <w:rPr>
-          <w:rFonts w:ascii="Times New Roman" w:eastAsia="Times New Roman" w:hAnsi="Times New Roman"/>
-          <w:b/>
-          <w:sz w:val="24"/>
-          <w:szCs w:val="24"/>
-          <w:lang w:eastAsia="ru-RU"/>
-        </w:rPr>
-        <w:t>3. ПРАВА И ОБЯЗАННОСТИ СТОРОН</w:t>
-      </w:r>
-    </w:p>
-    <w:p>
-      <w:pPr>
-        <w:autoSpaceDE w:val="0"/>
-        <w:autoSpaceDN w:val="0"/>
-        <w:adjustRightInd w:val="0"/>
-        <w:spacing w:after="0" w:line="240" w:lineRule="auto"/>
-        <w:ind w:left="567" w:hanging="567"/>
-        <w:jc w:val="both"/>
-        <w:rPr>
-          <w:rFonts w:ascii="Times New Roman" w:eastAsia="Times New Roman" w:hAnsi="Times New Roman"/>
-          <w:sz w:val="24"/>
-          <w:szCs w:val="24"/>
-          <w:lang w:eastAsia="ru-RU"/>
-        </w:rPr>
-      </w:pPr>
-      <w:r>
-        <w:rPr>
-          <w:rFonts w:ascii="Times New Roman" w:eastAsia="Times New Roman" w:hAnsi="Times New Roman"/>
-          <w:sz w:val="24"/>
-          <w:szCs w:val="24"/>
-          <w:lang w:eastAsia="ru-RU"/>
-        </w:rPr>
         <w:t>3.1. Исполнитель обязуется:</w:t>
       </w:r>
     </w:p>
@@ -2289,6 +2366,7 @@
           <w:sz w:val="24"/>
           <w:szCs w:val="24"/>
         </w:rPr>
+        <w:lastRenderedPageBreak/>
         <w:t>3.1.1</w:t>
       </w:r>
       <w:r>
@@ -2402,7 +2480,6 @@
           <w:sz w:val="24"/>
           <w:szCs w:val="24"/>
         </w:rPr>
-        <w:lastRenderedPageBreak/>
         <w:t>3.1.</w:t>
       </w:r>
       <w:r>
@@ -3537,6 +3614,7 @@
           <w:szCs w:val="24"/>
           <w:lang w:eastAsia="ru-RU"/>
         </w:rPr>
+        <w:lastRenderedPageBreak/>
         <w:t>4.2. Настоящий   договор   считается исполненным после полного и надлежащего выполнения Сторонами всех своих обязательств по договору, что оформляется подписанием акта. Акт составляется Исполнителем и предлагается для подписания Потребителю.</w:t>
       </w:r>
     </w:p>
@@ -3591,17 +3669,7 @@
           <w:szCs w:val="24"/>
           <w:lang w:eastAsia="ru-RU"/>
         </w:rPr>
-        <w:t xml:space="preserve">. В случае если в течение указанного срока Потребитель </w:t>
-      </w:r>
-      <w:r>
-        <w:rPr>
-          <w:rFonts w:ascii="Times New Roman" w:eastAsia="Times New Roman" w:hAnsi="Times New Roman"/>
-          <w:sz w:val="24"/>
-          <w:szCs w:val="24"/>
-          <w:lang w:eastAsia="ru-RU"/>
-        </w:rPr>
-        <w:lastRenderedPageBreak/>
-        <w:t xml:space="preserve">не подпишет акт и не предоставит Исполнителю письменного отказа от подписания акта с изложением причин, </w:t>
+        <w:t xml:space="preserve">. В случае если в течение указанного срока Потребитель не подпишет акт и не предоставит Исполнителю письменного отказа от подписания акта с изложением причин, </w:t>
       </w:r>
       <w:r>
         <w:rPr>
@@ -4464,7 +4532,25 @@
           <w:szCs w:val="24"/>
           <w:lang w:eastAsia="ru-RU"/>
         </w:rPr>
-        <w:t xml:space="preserve">6.1. Настоящий договор составлен в двух экземплярах, по одному для каждой из Сторон.  </w:t>
+        <w:t xml:space="preserve">6.1. Настоящий договор составлен в </w:t>
+      </w:r>
+      <w:r>
+        <w:rPr>
+          <w:rFonts w:ascii="Times New Roman" w:eastAsia="Times New Roman" w:hAnsi="Times New Roman"/>
+          <w:sz w:val="24"/>
+          <w:szCs w:val="24"/>
+          <w:lang w:eastAsia="ru-RU"/>
+        </w:rPr>
+        <w:t>трех</w:t>
+      </w:r>
+      <w:r>
+        <w:rPr>
+          <w:rFonts w:ascii="Times New Roman" w:eastAsia="Times New Roman" w:hAnsi="Times New Roman"/>
+          <w:sz w:val="24"/>
+          <w:szCs w:val="24"/>
+          <w:lang w:eastAsia="ru-RU"/>
+        </w:rPr>
+        <w:t xml:space="preserve"> экземплярах, по одному для каждой из Сторон.  </w:t>
       </w:r>
       <w:r>
         <w:rPr>
@@ -4474,7 +4560,17 @@
           <w:lang w:eastAsia="ru-RU"/>
         </w:rPr>
         <w:br/>
-        <w:t>В случаях, не предусмотренных настоящим договором, Стороны руководствуются действующим законодательством. Признание недействительной части настоящего договора не влечет недействительности его в целом.</w:t>
+        <w:t xml:space="preserve">В случаях, не предусмотренных настоящим договором, Стороны руководствуются действующим </w:t>
+      </w:r>
+      <w:r>
+        <w:rPr>
+          <w:rFonts w:ascii="Times New Roman" w:eastAsia="Times New Roman" w:hAnsi="Times New Roman"/>
+          <w:sz w:val="24"/>
+          <w:szCs w:val="24"/>
+          <w:lang w:eastAsia="ru-RU"/>
+        </w:rPr>
+        <w:lastRenderedPageBreak/>
+        <w:t>законодательством. Признание недействительной части настоящего договора не влечет недействительности его в целом.</w:t>
       </w:r>
     </w:p>
     <w:p>
@@ -4535,17 +4631,7 @@
           <w:szCs w:val="24"/>
           <w:lang w:eastAsia="ru-RU"/>
         </w:rPr>
-        <w:t xml:space="preserve">порядок оплаты риэлтерских услуг, проектом договора оказания риэлтерских услуг, договором </w:t>
-      </w:r>
-      <w:r>
-        <w:rPr>
-          <w:rFonts w:ascii="Times New Roman" w:eastAsia="Times New Roman" w:hAnsi="Times New Roman"/>
-          <w:sz w:val="24"/>
-          <w:szCs w:val="24"/>
-          <w:lang w:eastAsia="ru-RU"/>
-        </w:rPr>
-        <w:lastRenderedPageBreak/>
-        <w:t>обязательного страхования, ему оказаны необходимые консультационные услуги и представлена информация о спросе и предложении на объекты недвижимого имущества.</w:t>
+        <w:t>порядок оплаты риэлтерских услуг, проектом договора оказания риэлтерских услуг, договором обязательного страхования, ему оказаны необходимые консультационные услуги и представлена информация о спросе и предложении на объекты недвижимого имущества.</w:t>
       </w:r>
     </w:p>
     <w:p>
@@ -6046,6 +6132,7 @@
                 <w:szCs w:val="20"/>
                 <w:lang w:eastAsia="ru-RU"/>
               </w:rPr>
+              <w:lastRenderedPageBreak/>
               <w:t>Паспорт</w:t>
             </w:r>
             <w:r>
@@ -6148,7 +6235,6 @@
                 <w:szCs w:val="20"/>
                 <w:lang w:eastAsia="ru-RU"/>
               </w:rPr>
-              <w:lastRenderedPageBreak/>
               <w:t>Тел</w:t>
             </w:r>
             <w:r>
@@ -8555,6 +8641,7 @@
           <w:szCs w:val="12"/>
           <w:vertAlign w:val="superscript"/>
         </w:rPr>
+        <w:lastRenderedPageBreak/>
         <w:t>4</w:t>
       </w:r>
       <w:r>
@@ -9465,7 +9552,6 @@
   <w:style w:type="character" w:default="1" w:styleId="a0">
     <w:name w:val="Default Paragraph Font"/>
     <w:uiPriority w:val="1"/>
-    <w:semiHidden/>
     <w:unhideWhenUsed/>
   </w:style>
   <w:style w:type="table" w:default="1" w:styleId="a1">

--- a/templates/working/Договор_2_собств_общий.docx
+++ b/templates/working/Договор_2_собств_общий.docx
@@ -5065,7 +5065,7 @@
           <w:sz w:val="24"/>
           <w:szCs w:val="24"/>
         </w:rPr>
-        <w:t>. Договор составлен в двух экземплярах, по одному у каждой из Сторон.</w:t>
+        <w:t xml:space="preserve">. Перечень переданных документов риэлтерской организации Потребителем: </w:t>
       </w:r>
     </w:p>
     <w:p>
@@ -5079,29 +5079,14 @@
           <w:szCs w:val="24"/>
         </w:rPr>
       </w:pPr>
-      <w:r>
-        <w:rPr>
-          <w:rFonts w:ascii="Times New Roman" w:hAnsi="Times New Roman"/>
-          <w:sz w:val="24"/>
-          <w:szCs w:val="24"/>
-        </w:rPr>
-        <w:t>6.</w:t>
-      </w:r>
-      <w:r>
-        <w:rPr>
-          <w:rFonts w:ascii="Times New Roman" w:hAnsi="Times New Roman"/>
-          <w:sz w:val="24"/>
-          <w:szCs w:val="24"/>
-        </w:rPr>
-        <w:t>9</w:t>
-      </w:r>
-      <w:r>
-        <w:rPr>
-          <w:rFonts w:ascii="Times New Roman" w:hAnsi="Times New Roman"/>
-          <w:sz w:val="24"/>
-          <w:szCs w:val="24"/>
-        </w:rPr>
-        <w:t xml:space="preserve">. Перечень переданных документов риэлтерской организации Потребителем: </w:t>
+      <w:bookmarkStart w:id="7" w:name="_Hlk232533006"/>
+      <w:r>
+        <w:rPr>
+          <w:rFonts w:ascii="Times New Roman" w:hAnsi="Times New Roman"/>
+          <w:sz w:val="24"/>
+          <w:szCs w:val="24"/>
+        </w:rPr>
+        <w:t>__________________________________________________________________________________________</w:t>
       </w:r>
     </w:p>
     <w:p>
@@ -5115,7 +5100,6 @@
           <w:szCs w:val="24"/>
         </w:rPr>
       </w:pPr>
-      <w:bookmarkStart w:id="7" w:name="_Hlk232533006"/>
       <w:r>
         <w:rPr>
           <w:rFonts w:ascii="Times New Roman" w:hAnsi="Times New Roman"/>
@@ -5145,6 +5129,7 @@
         <w:t>__________________________________________________________________________________________</w:t>
       </w:r>
     </w:p>
+    <w:bookmarkEnd w:id="7"/>
     <w:p>
       <w:pPr>
         <w:spacing w:after="0"/>
@@ -5162,27 +5147,6 @@
           <w:sz w:val="24"/>
           <w:szCs w:val="24"/>
         </w:rPr>
-        <w:t>__________________________________________________________________________________________</w:t>
-      </w:r>
-    </w:p>
-    <w:bookmarkEnd w:id="7"/>
-    <w:p>
-      <w:pPr>
-        <w:spacing w:after="0"/>
-        <w:ind w:left="567" w:hanging="567"/>
-        <w:jc w:val="both"/>
-        <w:rPr>
-          <w:rFonts w:ascii="Times New Roman" w:hAnsi="Times New Roman"/>
-          <w:sz w:val="24"/>
-          <w:szCs w:val="24"/>
-        </w:rPr>
-      </w:pPr>
-      <w:r>
-        <w:rPr>
-          <w:rFonts w:ascii="Times New Roman" w:hAnsi="Times New Roman"/>
-          <w:sz w:val="24"/>
-          <w:szCs w:val="24"/>
-        </w:rPr>
         <w:t>6.</w:t>
       </w:r>
       <w:r>
@@ -5191,7 +5155,7 @@
           <w:sz w:val="24"/>
           <w:szCs w:val="24"/>
         </w:rPr>
-        <w:t>10</w:t>
+        <w:t>9</w:t>
       </w:r>
       <w:r>
         <w:rPr>
@@ -5325,6 +5289,8 @@
         <w:rPr>
           <w:rFonts w:ascii="Times New Roman" w:eastAsia="Times New Roman" w:hAnsi="Times New Roman"/>
           <w:bCs/>
+          <w:i/>
+          <w:iCs/>
           <w:sz w:val="20"/>
           <w:szCs w:val="20"/>
           <w:lang w:eastAsia="ru-RU"/>
@@ -5334,6 +5300,8 @@
         <w:rPr>
           <w:rFonts w:ascii="Times New Roman" w:eastAsia="Times New Roman" w:hAnsi="Times New Roman"/>
           <w:bCs/>
+          <w:i/>
+          <w:iCs/>
           <w:sz w:val="20"/>
           <w:szCs w:val="20"/>
           <w:lang w:eastAsia="ru-RU"/>
@@ -6132,7 +6100,6 @@
                 <w:szCs w:val="20"/>
                 <w:lang w:eastAsia="ru-RU"/>
               </w:rPr>
-              <w:lastRenderedPageBreak/>
               <w:t>Паспорт</w:t>
             </w:r>
             <w:r>
@@ -6161,6 +6128,7 @@
                 <w:szCs w:val="20"/>
                 <w:lang w:eastAsia="ru-RU"/>
               </w:rPr>
+              <w:lastRenderedPageBreak/>
               <w:t>Выдан</w:t>
             </w:r>
             <w:r>
@@ -8641,7 +8609,6 @@
           <w:szCs w:val="12"/>
           <w:vertAlign w:val="superscript"/>
         </w:rPr>
-        <w:lastRenderedPageBreak/>
         <w:t>4</w:t>
       </w:r>
       <w:r>
@@ -8650,7 +8617,16 @@
           <w:sz w:val="12"/>
           <w:szCs w:val="12"/>
         </w:rPr>
-        <w:t xml:space="preserve"> В тариф включается стоимость консультационных услуг по сделкам с объектами недвижимого имущества, услуг по представлению информации о спросе и предложении на объекты недвижимого имущества, подбору вариантов сделки с объектом недвижимого имущества, сделки с участием в строительстве объекта недвижимого имущества, организации и проведению согласования условий предстоящей сделки, оказанию помощи в подготовке (оформлении) документов, связанных с совершением сделки с объектом недвижимого имущества, сделки с участием в строительстве объекта недвижимого имущества, государственной регистрацией недвижимого имущества, прав на него и сделок с ним</w:t>
+        <w:t xml:space="preserve"> В тариф включается стоимость консультационных услуг по сделкам с объектами недвижимого имущества, услуг по представлению информации о спросе и предложении на объекты недвижимого имущества, подбору вариантов сделки с объектом недвижимого имущества, сделки с участием в строительстве объекта недвижимого имущества, организации и проведению согласования условий </w:t>
+      </w:r>
+      <w:r>
+        <w:rPr>
+          <w:rFonts w:ascii="Times New Roman" w:hAnsi="Times New Roman"/>
+          <w:sz w:val="12"/>
+          <w:szCs w:val="12"/>
+        </w:rPr>
+        <w:lastRenderedPageBreak/>
+        <w:t>предстоящей сделки, оказанию помощи в подготовке (оформлении) документов, связанных с совершением сделки с объектом недвижимого имущества, сделки с участием в строительстве объекта недвижимого имущества, государственной регистрацией недвижимого имущества, прав на него и сделок с ним</w:t>
       </w:r>
       <w:r>
         <w:rPr>
@@ -8667,6 +8643,7 @@
         <w:autoSpaceDE w:val="0"/>
         <w:autoSpaceDN w:val="0"/>
         <w:spacing w:after="0" w:line="240" w:lineRule="auto"/>
+        <w:ind w:firstLine="360"/>
         <w:jc w:val="both"/>
         <w:rPr>
           <w:rFonts w:ascii="Times New Roman" w:eastAsia="Times New Roman" w:hAnsi="Times New Roman"/>
@@ -8681,7 +8658,23 @@
           <w:sz w:val="20"/>
           <w:szCs w:val="20"/>
         </w:rPr>
-        <w:t xml:space="preserve">  5. Настоящее приложение составлено в двух экземплярах по одному для каждой из Сторон и является неотъемлемой частью Договора </w:t>
+        <w:t xml:space="preserve">Настоящее приложение составлено в </w:t>
+      </w:r>
+      <w:r>
+        <w:rPr>
+          <w:rFonts w:ascii="Times New Roman" w:hAnsi="Times New Roman"/>
+          <w:sz w:val="20"/>
+          <w:szCs w:val="20"/>
+        </w:rPr>
+        <w:t>трех</w:t>
+      </w:r>
+      <w:r>
+        <w:rPr>
+          <w:rFonts w:ascii="Times New Roman" w:hAnsi="Times New Roman"/>
+          <w:sz w:val="20"/>
+          <w:szCs w:val="20"/>
+        </w:rPr>
+        <w:t xml:space="preserve"> экземплярах по одному для каждой из Сторон и является неотъемлемой частью Договора </w:t>
       </w:r>
       <w:r>
         <w:rPr>
@@ -9552,6 +9545,7 @@
   <w:style w:type="character" w:default="1" w:styleId="a0">
     <w:name w:val="Default Paragraph Font"/>
     <w:uiPriority w:val="1"/>
+    <w:semiHidden/>
     <w:unhideWhenUsed/>
   </w:style>
   <w:style w:type="table" w:default="1" w:styleId="a1">

--- a/templates/working/Договор_2_собств_общий.docx
+++ b/templates/working/Договор_2_собств_общий.docx
@@ -25,7 +25,29 @@
           <w:szCs w:val="24"/>
           <w:lang w:eastAsia="ru-RU"/>
         </w:rPr>
-        <w:t>ДОГОВОР №{{deal.contractNumber}}</w:t>
+        <w:t>ДОГОВОР №{{</w:t>
+      </w:r>
+      <w:proofErr w:type="spellStart"/>
+      <w:r>
+        <w:rPr>
+          <w:rFonts w:ascii="Times New Roman" w:eastAsia="Times New Roman" w:hAnsi="Times New Roman"/>
+          <w:b/>
+          <w:sz w:val="24"/>
+          <w:szCs w:val="24"/>
+          <w:lang w:eastAsia="ru-RU"/>
+        </w:rPr>
+        <w:t>deal.contractNumber</w:t>
+      </w:r>
+      <w:proofErr w:type="spellEnd"/>
+      <w:r>
+        <w:rPr>
+          <w:rFonts w:ascii="Times New Roman" w:eastAsia="Times New Roman" w:hAnsi="Times New Roman"/>
+          <w:b/>
+          <w:sz w:val="24"/>
+          <w:szCs w:val="24"/>
+          <w:lang w:eastAsia="ru-RU"/>
+        </w:rPr>
+        <w:t>}}</w:t>
       </w:r>
     </w:p>
     <w:p>
@@ -118,7 +140,27 @@
           <w:szCs w:val="24"/>
           <w:lang w:eastAsia="ru-RU"/>
         </w:rPr>
-        <w:t>Лида                                                                                                                                        {{deal.date}}г.</w:t>
+        <w:t>Лида                                                                                                                                        {{</w:t>
+      </w:r>
+      <w:proofErr w:type="spellStart"/>
+      <w:r>
+        <w:rPr>
+          <w:rFonts w:ascii="Times New Roman" w:eastAsia="Times New Roman" w:hAnsi="Times New Roman"/>
+          <w:sz w:val="24"/>
+          <w:szCs w:val="24"/>
+          <w:lang w:eastAsia="ru-RU"/>
+        </w:rPr>
+        <w:t>deal.date</w:t>
+      </w:r>
+      <w:proofErr w:type="spellEnd"/>
+      <w:r>
+        <w:rPr>
+          <w:rFonts w:ascii="Times New Roman" w:eastAsia="Times New Roman" w:hAnsi="Times New Roman"/>
+          <w:sz w:val="24"/>
+          <w:szCs w:val="24"/>
+          <w:lang w:eastAsia="ru-RU"/>
+        </w:rPr>
+        <w:t>}}г.</w:t>
       </w:r>
     </w:p>
     <w:p>
@@ -148,7 +190,88 @@
           <w:szCs w:val="24"/>
           <w:lang w:eastAsia="ru-RU"/>
         </w:rPr>
-        <w:t>{{seller.fullName}}</w:t>
+        <w:t>{{</w:t>
+      </w:r>
+      <w:proofErr w:type="spellStart"/>
+      <w:r>
+        <w:rPr>
+          <w:rFonts w:ascii="Times New Roman" w:eastAsia="Times New Roman" w:hAnsi="Times New Roman"/>
+          <w:b/>
+          <w:bCs/>
+          <w:sz w:val="24"/>
+          <w:szCs w:val="24"/>
+          <w:lang w:eastAsia="ru-RU"/>
+        </w:rPr>
+        <w:t>seller.fullName</w:t>
+      </w:r>
+      <w:proofErr w:type="spellEnd"/>
+      <w:r>
+        <w:rPr>
+          <w:rFonts w:ascii="Times New Roman" w:eastAsia="Times New Roman" w:hAnsi="Times New Roman"/>
+          <w:b/>
+          <w:bCs/>
+          <w:sz w:val="24"/>
+          <w:szCs w:val="24"/>
+          <w:lang w:eastAsia="ru-RU"/>
+        </w:rPr>
+        <w:t>}}</w:t>
+      </w:r>
+      <w:r>
+        <w:rPr>
+          <w:rFonts w:ascii="Times New Roman" w:eastAsia="Times New Roman" w:hAnsi="Times New Roman"/>
+          <w:b/>
+          <w:bCs/>
+          <w:sz w:val="24"/>
+          <w:szCs w:val="24"/>
+          <w:lang w:eastAsia="ru-RU"/>
+        </w:rPr>
+        <w:t xml:space="preserve"> {{</w:t>
+      </w:r>
+      <w:r>
+        <w:rPr>
+          <w:rFonts w:ascii="Times New Roman" w:eastAsia="Times New Roman" w:hAnsi="Times New Roman"/>
+          <w:b/>
+          <w:bCs/>
+          <w:sz w:val="24"/>
+          <w:szCs w:val="24"/>
+          <w:lang w:val="en-US" w:eastAsia="ru-RU"/>
+        </w:rPr>
+        <w:t>seller</w:t>
+      </w:r>
+      <w:r>
+        <w:rPr>
+          <w:rFonts w:ascii="Times New Roman" w:eastAsia="Times New Roman" w:hAnsi="Times New Roman"/>
+          <w:b/>
+          <w:bCs/>
+          <w:sz w:val="24"/>
+          <w:szCs w:val="24"/>
+          <w:lang w:eastAsia="ru-RU"/>
+        </w:rPr>
+        <w:t>.</w:t>
+      </w:r>
+      <w:proofErr w:type="spellStart"/>
+      <w:r>
+        <w:rPr>
+          <w:rFonts w:ascii="Times New Roman" w:eastAsia="Times New Roman" w:hAnsi="Times New Roman"/>
+          <w:b/>
+          <w:bCs/>
+          <w:sz w:val="24"/>
+          <w:szCs w:val="24"/>
+          <w:lang w:val="en-US" w:eastAsia="ru-RU"/>
+        </w:rPr>
+        <w:t>poaOwner</w:t>
+      </w:r>
+      <w:proofErr w:type="spellEnd"/>
+      <w:r>
+        <w:rPr>
+          <w:rFonts w:ascii="Times New Roman" w:eastAsia="Times New Roman" w:hAnsi="Times New Roman"/>
+          <w:b/>
+          <w:bCs/>
+          <w:sz w:val="24"/>
+          <w:szCs w:val="24"/>
+          <w:lang w:eastAsia="ru-RU"/>
+        </w:rPr>
+        <w:t>}}</w:t>
       </w:r>
       <w:r>
         <w:rPr>
@@ -305,8 +428,19 @@
           <w:szCs w:val="24"/>
           <w:lang w:eastAsia="ru-RU"/>
         </w:rPr>
-        <w:t xml:space="preserve"> обязательного страхования ответственности за причинение вреда в связи с осуществлением риэлтерской деятельности с БРУСП «Белгос</w:t>
-      </w:r>
+        <w:t xml:space="preserve"> обязательного страхования ответственности за причинение вреда в связи с осуществлением риэлтерской деятельности с БРУСП «</w:t>
+      </w:r>
+      <w:proofErr w:type="spellStart"/>
+      <w:r>
+        <w:rPr>
+          <w:rFonts w:ascii="Times New Roman" w:eastAsia="Times New Roman" w:hAnsi="Times New Roman"/>
+          <w:sz w:val="24"/>
+          <w:szCs w:val="24"/>
+          <w:lang w:eastAsia="ru-RU"/>
+        </w:rPr>
+        <w:t>Белгос</w:t>
+      </w:r>
+      <w:proofErr w:type="spellEnd"/>
       <w:r>
         <w:rPr>
           <w:rFonts w:ascii="Times New Roman" w:eastAsia="Times New Roman" w:hAnsi="Times New Roman"/>
@@ -488,7 +622,47 @@
           <w:szCs w:val="24"/>
           <w:lang w:eastAsia="ru-RU"/>
         </w:rPr>
-        <w:t>1.1.  Предметом настоящего договора является оказание Исполнителем Потребителям риэлтерских услуг по содействию в продаже принадлежащего Потребителям на праве собственности объекта недвижимого имущества (далее – риэлтерские услуги), представляющего собой – "{{property.type}}", расположенный по адресу {{property.address}}.</w:t>
+        <w:t>1.1.  Предметом настоящего договора является оказание Исполнителем Потребителям риэлтерских услуг по содействию в продаже принадлежащего Потребителям на праве собственности объекта недвижимого имущества (далее – риэлтерские услуги), представляющего собой – "{{</w:t>
+      </w:r>
+      <w:proofErr w:type="spellStart"/>
+      <w:r>
+        <w:rPr>
+          <w:rFonts w:ascii="Times New Roman" w:eastAsia="Times New Roman" w:hAnsi="Times New Roman"/>
+          <w:sz w:val="24"/>
+          <w:szCs w:val="24"/>
+          <w:lang w:eastAsia="ru-RU"/>
+        </w:rPr>
+        <w:t>property.type</w:t>
+      </w:r>
+      <w:proofErr w:type="spellEnd"/>
+      <w:r>
+        <w:rPr>
+          <w:rFonts w:ascii="Times New Roman" w:eastAsia="Times New Roman" w:hAnsi="Times New Roman"/>
+          <w:sz w:val="24"/>
+          <w:szCs w:val="24"/>
+          <w:lang w:eastAsia="ru-RU"/>
+        </w:rPr>
+        <w:t>}}", расположенный по адресу {{</w:t>
+      </w:r>
+      <w:proofErr w:type="spellStart"/>
+      <w:r>
+        <w:rPr>
+          <w:rFonts w:ascii="Times New Roman" w:eastAsia="Times New Roman" w:hAnsi="Times New Roman"/>
+          <w:sz w:val="24"/>
+          <w:szCs w:val="24"/>
+          <w:lang w:eastAsia="ru-RU"/>
+        </w:rPr>
+        <w:t>property.address</w:t>
+      </w:r>
+      <w:proofErr w:type="spellEnd"/>
+      <w:r>
+        <w:rPr>
+          <w:rFonts w:ascii="Times New Roman" w:eastAsia="Times New Roman" w:hAnsi="Times New Roman"/>
+          <w:sz w:val="24"/>
+          <w:szCs w:val="24"/>
+          <w:lang w:eastAsia="ru-RU"/>
+        </w:rPr>
+        <w:t>}}.</w:t>
       </w:r>
     </w:p>
     <w:p>
@@ -508,7 +682,25 @@
           <w:sz w:val="24"/>
           <w:szCs w:val="24"/>
         </w:rPr>
-        <w:t>1.2. Описание Объекта: количеств комнат - {{property.rooms}}; общая площадь - {{</w:t>
+        <w:t>1.2. Описание Объекта: количеств комнат - {{</w:t>
+      </w:r>
+      <w:proofErr w:type="spellStart"/>
+      <w:r>
+        <w:rPr>
+          <w:rFonts w:ascii="Times New Roman" w:hAnsi="Times New Roman"/>
+          <w:sz w:val="24"/>
+          <w:szCs w:val="24"/>
+        </w:rPr>
+        <w:t>property.rooms</w:t>
+      </w:r>
+      <w:proofErr w:type="spellEnd"/>
+      <w:r>
+        <w:rPr>
+          <w:rFonts w:ascii="Times New Roman" w:hAnsi="Times New Roman"/>
+          <w:sz w:val="24"/>
+          <w:szCs w:val="24"/>
+        </w:rPr>
+        <w:t>}}; общая площадь - {{</w:t>
       </w:r>
       <w:r>
         <w:rPr>
@@ -527,6 +719,7 @@
         </w:rPr>
         <w:t>.</w:t>
       </w:r>
+      <w:proofErr w:type="spellStart"/>
       <w:r>
         <w:rPr>
           <w:rFonts w:ascii="Times New Roman" w:hAnsi="Times New Roman"/>
@@ -536,6 +729,7 @@
         </w:rPr>
         <w:t>areaTotal</w:t>
       </w:r>
+      <w:proofErr w:type="spellEnd"/>
       <w:r>
         <w:rPr>
           <w:rFonts w:ascii="Times New Roman" w:hAnsi="Times New Roman"/>
@@ -559,7 +753,25 @@
           <w:sz w:val="24"/>
           <w:szCs w:val="24"/>
         </w:rPr>
-        <w:t>.areaLiving}} м², этаж/этажность - {{</w:t>
+        <w:t>.</w:t>
+      </w:r>
+      <w:proofErr w:type="spellStart"/>
+      <w:r>
+        <w:rPr>
+          <w:rFonts w:ascii="Times New Roman" w:hAnsi="Times New Roman"/>
+          <w:sz w:val="24"/>
+          <w:szCs w:val="24"/>
+        </w:rPr>
+        <w:t>areaLiving</w:t>
+      </w:r>
+      <w:proofErr w:type="spellEnd"/>
+      <w:r>
+        <w:rPr>
+          <w:rFonts w:ascii="Times New Roman" w:hAnsi="Times New Roman"/>
+          <w:sz w:val="24"/>
+          <w:szCs w:val="24"/>
+        </w:rPr>
+        <w:t>}} м², этаж/этажность - {{</w:t>
       </w:r>
       <w:r>
         <w:rPr>
@@ -576,7 +788,25 @@
           <w:sz w:val="24"/>
           <w:szCs w:val="24"/>
         </w:rPr>
-        <w:t>.floor}}/{{</w:t>
+        <w:t>.</w:t>
+      </w:r>
+      <w:proofErr w:type="spellStart"/>
+      <w:r>
+        <w:rPr>
+          <w:rFonts w:ascii="Times New Roman" w:hAnsi="Times New Roman"/>
+          <w:sz w:val="24"/>
+          <w:szCs w:val="24"/>
+        </w:rPr>
+        <w:t>floor</w:t>
+      </w:r>
+      <w:proofErr w:type="spellEnd"/>
+      <w:r>
+        <w:rPr>
+          <w:rFonts w:ascii="Times New Roman" w:hAnsi="Times New Roman"/>
+          <w:sz w:val="24"/>
+          <w:szCs w:val="24"/>
+        </w:rPr>
+        <w:t>}}/{{</w:t>
       </w:r>
       <w:r>
         <w:rPr>
@@ -593,7 +823,25 @@
           <w:sz w:val="24"/>
           <w:szCs w:val="24"/>
         </w:rPr>
-        <w:t>.floors}}; материал стен - {{</w:t>
+        <w:t>.</w:t>
+      </w:r>
+      <w:proofErr w:type="spellStart"/>
+      <w:r>
+        <w:rPr>
+          <w:rFonts w:ascii="Times New Roman" w:hAnsi="Times New Roman"/>
+          <w:sz w:val="24"/>
+          <w:szCs w:val="24"/>
+        </w:rPr>
+        <w:t>floors</w:t>
+      </w:r>
+      <w:proofErr w:type="spellEnd"/>
+      <w:r>
+        <w:rPr>
+          <w:rFonts w:ascii="Times New Roman" w:hAnsi="Times New Roman"/>
+          <w:sz w:val="24"/>
+          <w:szCs w:val="24"/>
+        </w:rPr>
+        <w:t>}}; материал стен - {{</w:t>
       </w:r>
       <w:r>
         <w:rPr>
@@ -610,7 +858,25 @@
           <w:sz w:val="24"/>
           <w:szCs w:val="24"/>
         </w:rPr>
-        <w:t>.wallMaterial}}; год постройки - {{</w:t>
+        <w:t>.</w:t>
+      </w:r>
+      <w:proofErr w:type="spellStart"/>
+      <w:r>
+        <w:rPr>
+          <w:rFonts w:ascii="Times New Roman" w:hAnsi="Times New Roman"/>
+          <w:sz w:val="24"/>
+          <w:szCs w:val="24"/>
+        </w:rPr>
+        <w:t>wallMaterial</w:t>
+      </w:r>
+      <w:proofErr w:type="spellEnd"/>
+      <w:r>
+        <w:rPr>
+          <w:rFonts w:ascii="Times New Roman" w:hAnsi="Times New Roman"/>
+          <w:sz w:val="24"/>
+          <w:szCs w:val="24"/>
+        </w:rPr>
+        <w:t>}}; год постройки - {{</w:t>
       </w:r>
       <w:r>
         <w:rPr>
@@ -627,7 +893,25 @@
           <w:sz w:val="24"/>
           <w:szCs w:val="24"/>
         </w:rPr>
-        <w:t>.yearBuilt}}; {{#property.isApartment}}инвентарный номер - {{</w:t>
+        <w:t>.</w:t>
+      </w:r>
+      <w:proofErr w:type="spellStart"/>
+      <w:r>
+        <w:rPr>
+          <w:rFonts w:ascii="Times New Roman" w:hAnsi="Times New Roman"/>
+          <w:sz w:val="24"/>
+          <w:szCs w:val="24"/>
+        </w:rPr>
+        <w:t>yearBuilt</w:t>
+      </w:r>
+      <w:proofErr w:type="spellEnd"/>
+      <w:r>
+        <w:rPr>
+          <w:rFonts w:ascii="Times New Roman" w:hAnsi="Times New Roman"/>
+          <w:sz w:val="24"/>
+          <w:szCs w:val="24"/>
+        </w:rPr>
+        <w:t>}}; {{#property.isApartment}}инвентарный номер - {{</w:t>
       </w:r>
       <w:r>
         <w:rPr>
@@ -646,6 +930,7 @@
         </w:rPr>
         <w:t>.</w:t>
       </w:r>
+      <w:proofErr w:type="spellStart"/>
       <w:r>
         <w:rPr>
           <w:rFonts w:ascii="Times New Roman" w:hAnsi="Times New Roman"/>
@@ -655,13 +940,32 @@
         </w:rPr>
         <w:t>inventoryNumber</w:t>
       </w:r>
-      <w:r>
-        <w:rPr>
-          <w:rFonts w:ascii="Times New Roman" w:hAnsi="Times New Roman"/>
-          <w:sz w:val="24"/>
-          <w:szCs w:val="24"/>
-        </w:rPr>
-        <w:t>}} {{/property.isApartment}}{</w:t>
+      <w:proofErr w:type="spellEnd"/>
+      <w:r>
+        <w:rPr>
+          <w:rFonts w:ascii="Times New Roman" w:hAnsi="Times New Roman"/>
+          <w:sz w:val="24"/>
+          <w:szCs w:val="24"/>
+        </w:rPr>
+        <w:t>}} {{/</w:t>
+      </w:r>
+      <w:proofErr w:type="spellStart"/>
+      <w:r>
+        <w:rPr>
+          <w:rFonts w:ascii="Times New Roman" w:hAnsi="Times New Roman"/>
+          <w:sz w:val="24"/>
+          <w:szCs w:val="24"/>
+        </w:rPr>
+        <w:t>property.isApartment</w:t>
+      </w:r>
+      <w:proofErr w:type="spellEnd"/>
+      <w:r>
+        <w:rPr>
+          <w:rFonts w:ascii="Times New Roman" w:hAnsi="Times New Roman"/>
+          <w:sz w:val="24"/>
+          <w:szCs w:val="24"/>
+        </w:rPr>
+        <w:t>}}{</w:t>
       </w:r>
       <w:r>
         <w:rPr>
@@ -695,7 +999,25 @@
           <w:sz w:val="24"/>
           <w:szCs w:val="24"/>
         </w:rPr>
-        <w:t>.cadastre}}; площадь земельного участка – {{</w:t>
+        <w:t>.</w:t>
+      </w:r>
+      <w:proofErr w:type="spellStart"/>
+      <w:r>
+        <w:rPr>
+          <w:rFonts w:ascii="Times New Roman" w:hAnsi="Times New Roman"/>
+          <w:sz w:val="24"/>
+          <w:szCs w:val="24"/>
+        </w:rPr>
+        <w:t>cadastre</w:t>
+      </w:r>
+      <w:proofErr w:type="spellEnd"/>
+      <w:r>
+        <w:rPr>
+          <w:rFonts w:ascii="Times New Roman" w:hAnsi="Times New Roman"/>
+          <w:sz w:val="24"/>
+          <w:szCs w:val="24"/>
+        </w:rPr>
+        <w:t>}}; площадь земельного участка – {{</w:t>
       </w:r>
       <w:r>
         <w:rPr>
@@ -723,13 +1045,23 @@
         </w:rPr>
         <w:t>l</w:t>
       </w:r>
-      <w:r>
-        <w:rPr>
-          <w:rFonts w:ascii="Times New Roman" w:hAnsi="Times New Roman"/>
-          <w:sz w:val="24"/>
-          <w:szCs w:val="24"/>
-        </w:rPr>
-        <w:t>andArea}} га; форма собственности – {{</w:t>
+      <w:proofErr w:type="spellStart"/>
+      <w:r>
+        <w:rPr>
+          <w:rFonts w:ascii="Times New Roman" w:hAnsi="Times New Roman"/>
+          <w:sz w:val="24"/>
+          <w:szCs w:val="24"/>
+        </w:rPr>
+        <w:t>andArea</w:t>
+      </w:r>
+      <w:proofErr w:type="spellEnd"/>
+      <w:r>
+        <w:rPr>
+          <w:rFonts w:ascii="Times New Roman" w:hAnsi="Times New Roman"/>
+          <w:sz w:val="24"/>
+          <w:szCs w:val="24"/>
+        </w:rPr>
+        <w:t>}} га; форма собственности – {{</w:t>
       </w:r>
       <w:r>
         <w:rPr>
@@ -748,6 +1080,7 @@
         </w:rPr>
         <w:t>.</w:t>
       </w:r>
+      <w:proofErr w:type="spellStart"/>
       <w:r>
         <w:rPr>
           <w:rFonts w:ascii="Times New Roman" w:hAnsi="Times New Roman"/>
@@ -757,6 +1090,7 @@
         </w:rPr>
         <w:t>ownershipForm</w:t>
       </w:r>
+      <w:proofErr w:type="spellEnd"/>
       <w:r>
         <w:rPr>
           <w:rFonts w:ascii="Times New Roman" w:hAnsi="Times New Roman"/>
@@ -772,7 +1106,27 @@
           <w:szCs w:val="24"/>
           <w:lang w:val="ru-BY"/>
         </w:rPr>
-        <w:t>{{/property.isHouse}}.</w:t>
+        <w:t>{{/</w:t>
+      </w:r>
+      <w:proofErr w:type="spellStart"/>
+      <w:r>
+        <w:rPr>
+          <w:rFonts w:ascii="Times New Roman" w:hAnsi="Times New Roman"/>
+          <w:sz w:val="24"/>
+          <w:szCs w:val="24"/>
+          <w:lang w:val="ru-BY"/>
+        </w:rPr>
+        <w:t>property.isHouse</w:t>
+      </w:r>
+      <w:proofErr w:type="spellEnd"/>
+      <w:r>
+        <w:rPr>
+          <w:rFonts w:ascii="Times New Roman" w:hAnsi="Times New Roman"/>
+          <w:sz w:val="24"/>
+          <w:szCs w:val="24"/>
+          <w:lang w:val="ru-BY"/>
+        </w:rPr>
+        <w:t>}}.</w:t>
       </w:r>
     </w:p>
     <w:p>
@@ -868,7 +1222,31 @@
           <w:szCs w:val="24"/>
           <w:lang w:eastAsia="ru-RU"/>
         </w:rPr>
-        <w:t>{{property.priceBYN}}</w:t>
+        <w:t>{{</w:t>
+      </w:r>
+      <w:proofErr w:type="spellStart"/>
+      <w:r>
+        <w:rPr>
+          <w:rFonts w:ascii="Times New Roman" w:eastAsia="Times New Roman" w:hAnsi="Times New Roman"/>
+          <w:b/>
+          <w:bCs/>
+          <w:sz w:val="24"/>
+          <w:szCs w:val="24"/>
+          <w:lang w:eastAsia="ru-RU"/>
+        </w:rPr>
+        <w:t>property.priceBYN</w:t>
+      </w:r>
+      <w:proofErr w:type="spellEnd"/>
+      <w:r>
+        <w:rPr>
+          <w:rFonts w:ascii="Times New Roman" w:eastAsia="Times New Roman" w:hAnsi="Times New Roman"/>
+          <w:b/>
+          <w:bCs/>
+          <w:sz w:val="24"/>
+          <w:szCs w:val="24"/>
+          <w:lang w:eastAsia="ru-RU"/>
+        </w:rPr>
+        <w:t>}}</w:t>
       </w:r>
       <w:r>
         <w:rPr>
@@ -895,7 +1273,27 @@
           <w:szCs w:val="24"/>
           <w:lang w:eastAsia="ru-RU"/>
         </w:rPr>
-        <w:t xml:space="preserve"> ({{property.priceWords}}</w:t>
+        <w:t xml:space="preserve"> ({{</w:t>
+      </w:r>
+      <w:proofErr w:type="spellStart"/>
+      <w:r>
+        <w:rPr>
+          <w:rFonts w:ascii="Times New Roman" w:eastAsia="Times New Roman" w:hAnsi="Times New Roman"/>
+          <w:sz w:val="24"/>
+          <w:szCs w:val="24"/>
+          <w:lang w:eastAsia="ru-RU"/>
+        </w:rPr>
+        <w:t>property.priceWords</w:t>
+      </w:r>
+      <w:proofErr w:type="spellEnd"/>
+      <w:r>
+        <w:rPr>
+          <w:rFonts w:ascii="Times New Roman" w:eastAsia="Times New Roman" w:hAnsi="Times New Roman"/>
+          <w:sz w:val="24"/>
+          <w:szCs w:val="24"/>
+          <w:lang w:eastAsia="ru-RU"/>
+        </w:rPr>
+        <w:t>}}</w:t>
       </w:r>
       <w:r>
         <w:rPr>
@@ -1146,17 +1544,9 @@
           <w:szCs w:val="24"/>
           <w:lang w:eastAsia="ru-RU"/>
         </w:rPr>
-        <w:t>{{commission.percent}}</w:t>
-      </w:r>
-      <w:r>
-        <w:rPr>
-          <w:rFonts w:ascii="Times New Roman" w:eastAsia="Times New Roman" w:hAnsi="Times New Roman"/>
-          <w:sz w:val="24"/>
-          <w:szCs w:val="24"/>
-          <w:lang w:eastAsia="ru-RU"/>
-        </w:rPr>
-        <w:t xml:space="preserve"> % от стоимости объекта недвижимого имущества, а именно </w:t>
-      </w:r>
+        <w:t>{{</w:t>
+      </w:r>
+      <w:proofErr w:type="spellStart"/>
       <w:r>
         <w:rPr>
           <w:rFonts w:ascii="Times New Roman" w:eastAsia="Times New Roman" w:hAnsi="Times New Roman"/>
@@ -1166,7 +1556,63 @@
           <w:szCs w:val="24"/>
           <w:lang w:eastAsia="ru-RU"/>
         </w:rPr>
-        <w:t>{{commission.amountBYN}}</w:t>
+        <w:t>commission.percent</w:t>
+      </w:r>
+      <w:proofErr w:type="spellEnd"/>
+      <w:r>
+        <w:rPr>
+          <w:rFonts w:ascii="Times New Roman" w:eastAsia="Times New Roman" w:hAnsi="Times New Roman"/>
+          <w:b/>
+          <w:bCs/>
+          <w:sz w:val="24"/>
+          <w:szCs w:val="24"/>
+          <w:lang w:eastAsia="ru-RU"/>
+        </w:rPr>
+        <w:t>}}</w:t>
+      </w:r>
+      <w:r>
+        <w:rPr>
+          <w:rFonts w:ascii="Times New Roman" w:eastAsia="Times New Roman" w:hAnsi="Times New Roman"/>
+          <w:sz w:val="24"/>
+          <w:szCs w:val="24"/>
+          <w:lang w:eastAsia="ru-RU"/>
+        </w:rPr>
+        <w:t xml:space="preserve"> % от стоимости объекта недвижимого имущества, а именно </w:t>
+      </w:r>
+      <w:r>
+        <w:rPr>
+          <w:rFonts w:ascii="Times New Roman" w:eastAsia="Times New Roman" w:hAnsi="Times New Roman"/>
+          <w:b/>
+          <w:bCs/>
+          <w:sz w:val="24"/>
+          <w:szCs w:val="24"/>
+          <w:lang w:eastAsia="ru-RU"/>
+        </w:rPr>
+        <w:t>{{</w:t>
+      </w:r>
+      <w:proofErr w:type="spellStart"/>
+      <w:r>
+        <w:rPr>
+          <w:rFonts w:ascii="Times New Roman" w:eastAsia="Times New Roman" w:hAnsi="Times New Roman"/>
+          <w:b/>
+          <w:bCs/>
+          <w:sz w:val="24"/>
+          <w:szCs w:val="24"/>
+          <w:lang w:eastAsia="ru-RU"/>
+        </w:rPr>
+        <w:t>commission.amountBYN</w:t>
+      </w:r>
+      <w:proofErr w:type="spellEnd"/>
+      <w:r>
+        <w:rPr>
+          <w:rFonts w:ascii="Times New Roman" w:eastAsia="Times New Roman" w:hAnsi="Times New Roman"/>
+          <w:b/>
+          <w:bCs/>
+          <w:sz w:val="24"/>
+          <w:szCs w:val="24"/>
+          <w:lang w:eastAsia="ru-RU"/>
+        </w:rPr>
+        <w:t>}}</w:t>
       </w:r>
       <w:r>
         <w:rPr>
@@ -1202,7 +1648,27 @@
           <w:szCs w:val="24"/>
           <w:lang w:eastAsia="ru-RU"/>
         </w:rPr>
-        <w:t>({{commission.amountWords}}), с включением в такую оплату затрат по риэлтерским услугам, указанным в абзацах втором — шестом пункта 1 статьи 16 Закона Республики Беларусь от 8 мая 2025 г. № 71-З «О риэлтерской деятельности».</w:t>
+        <w:t>({{</w:t>
+      </w:r>
+      <w:proofErr w:type="spellStart"/>
+      <w:r>
+        <w:rPr>
+          <w:rFonts w:ascii="Times New Roman" w:eastAsia="Times New Roman" w:hAnsi="Times New Roman"/>
+          <w:sz w:val="24"/>
+          <w:szCs w:val="24"/>
+          <w:lang w:eastAsia="ru-RU"/>
+        </w:rPr>
+        <w:t>commission.amountWords</w:t>
+      </w:r>
+      <w:proofErr w:type="spellEnd"/>
+      <w:r>
+        <w:rPr>
+          <w:rFonts w:ascii="Times New Roman" w:eastAsia="Times New Roman" w:hAnsi="Times New Roman"/>
+          <w:sz w:val="24"/>
+          <w:szCs w:val="24"/>
+          <w:lang w:eastAsia="ru-RU"/>
+        </w:rPr>
+        <w:t>}}), с включением в такую оплату затрат по риэлтерским услугам, указанным в абзацах втором — шестом пункта 1 статьи 16 Закона Республики Беларусь от 8 мая 2025 г. № 71-З «О риэлтерской деятельности».</w:t>
       </w:r>
     </w:p>
     <w:p>
@@ -3555,6 +4021,7 @@
         </w:rPr>
         <w:t>.</w:t>
       </w:r>
+      <w:proofErr w:type="spellStart"/>
       <w:r>
         <w:rPr>
           <w:rFonts w:ascii="Times New Roman" w:eastAsia="Times New Roman" w:hAnsi="Times New Roman"/>
@@ -3564,6 +4031,7 @@
         </w:rPr>
         <w:t>endDateText</w:t>
       </w:r>
+      <w:proofErr w:type="spellEnd"/>
       <w:r>
         <w:rPr>
           <w:rFonts w:ascii="Times New Roman" w:eastAsia="Times New Roman" w:hAnsi="Times New Roman"/>
@@ -5197,7 +5665,29 @@
           <w:szCs w:val="20"/>
           <w:lang w:eastAsia="ru-RU"/>
         </w:rPr>
-        <w:t>Ответственный риэлтер по настоящему договору {{agent.initials}}</w:t>
+        <w:t>Ответственный риэлтер по настоящему договору {{</w:t>
+      </w:r>
+      <w:proofErr w:type="spellStart"/>
+      <w:r>
+        <w:rPr>
+          <w:rFonts w:ascii="Times New Roman" w:eastAsia="Times New Roman" w:hAnsi="Times New Roman"/>
+          <w:i/>
+          <w:sz w:val="20"/>
+          <w:szCs w:val="20"/>
+          <w:lang w:eastAsia="ru-RU"/>
+        </w:rPr>
+        <w:t>agent.initials</w:t>
+      </w:r>
+      <w:proofErr w:type="spellEnd"/>
+      <w:r>
+        <w:rPr>
+          <w:rFonts w:ascii="Times New Roman" w:eastAsia="Times New Roman" w:hAnsi="Times New Roman"/>
+          <w:i/>
+          <w:sz w:val="20"/>
+          <w:szCs w:val="20"/>
+          <w:lang w:eastAsia="ru-RU"/>
+        </w:rPr>
+        <w:t>}}</w:t>
       </w:r>
     </w:p>
     <w:p>
@@ -5257,8 +5747,9 @@
           <w:szCs w:val="20"/>
           <w:lang w:eastAsia="ru-RU"/>
         </w:rPr>
-        <w:t>№ {{agent.attestationNumber}}</w:t>
-      </w:r>
+        <w:t>№ {{</w:t>
+      </w:r>
+      <w:proofErr w:type="spellStart"/>
       <w:r>
         <w:rPr>
           <w:rFonts w:ascii="Times New Roman" w:eastAsia="Times New Roman" w:hAnsi="Times New Roman"/>
@@ -5267,8 +5758,9 @@
           <w:szCs w:val="20"/>
           <w:lang w:eastAsia="ru-RU"/>
         </w:rPr>
-        <w:t xml:space="preserve"> </w:t>
-      </w:r>
+        <w:t>agent.attestationNumber</w:t>
+      </w:r>
+      <w:proofErr w:type="spellEnd"/>
       <w:r>
         <w:rPr>
           <w:rFonts w:ascii="Times New Roman" w:eastAsia="Times New Roman" w:hAnsi="Times New Roman"/>
@@ -5277,7 +5769,71 @@
           <w:szCs w:val="20"/>
           <w:lang w:eastAsia="ru-RU"/>
         </w:rPr>
-        <w:t>от {{agent.attestationDate}}г, действует до {{agent.attestationExpiry}}г</w:t>
+        <w:t>}}</w:t>
+      </w:r>
+      <w:r>
+        <w:rPr>
+          <w:rFonts w:ascii="Times New Roman" w:eastAsia="Times New Roman" w:hAnsi="Times New Roman"/>
+          <w:i/>
+          <w:sz w:val="20"/>
+          <w:szCs w:val="20"/>
+          <w:lang w:eastAsia="ru-RU"/>
+        </w:rPr>
+        <w:t xml:space="preserve"> </w:t>
+      </w:r>
+      <w:r>
+        <w:rPr>
+          <w:rFonts w:ascii="Times New Roman" w:eastAsia="Times New Roman" w:hAnsi="Times New Roman"/>
+          <w:i/>
+          <w:sz w:val="20"/>
+          <w:szCs w:val="20"/>
+          <w:lang w:eastAsia="ru-RU"/>
+        </w:rPr>
+        <w:t>от {{</w:t>
+      </w:r>
+      <w:proofErr w:type="spellStart"/>
+      <w:r>
+        <w:rPr>
+          <w:rFonts w:ascii="Times New Roman" w:eastAsia="Times New Roman" w:hAnsi="Times New Roman"/>
+          <w:i/>
+          <w:sz w:val="20"/>
+          <w:szCs w:val="20"/>
+          <w:lang w:eastAsia="ru-RU"/>
+        </w:rPr>
+        <w:t>agent.attestationDate</w:t>
+      </w:r>
+      <w:proofErr w:type="spellEnd"/>
+      <w:r>
+        <w:rPr>
+          <w:rFonts w:ascii="Times New Roman" w:eastAsia="Times New Roman" w:hAnsi="Times New Roman"/>
+          <w:i/>
+          <w:sz w:val="20"/>
+          <w:szCs w:val="20"/>
+          <w:lang w:eastAsia="ru-RU"/>
+        </w:rPr>
+        <w:t>}}г, действует до {{</w:t>
+      </w:r>
+      <w:proofErr w:type="spellStart"/>
+      <w:r>
+        <w:rPr>
+          <w:rFonts w:ascii="Times New Roman" w:eastAsia="Times New Roman" w:hAnsi="Times New Roman"/>
+          <w:i/>
+          <w:sz w:val="20"/>
+          <w:szCs w:val="20"/>
+          <w:lang w:eastAsia="ru-RU"/>
+        </w:rPr>
+        <w:t>agent.attestationExpiry</w:t>
+      </w:r>
+      <w:proofErr w:type="spellEnd"/>
+      <w:r>
+        <w:rPr>
+          <w:rFonts w:ascii="Times New Roman" w:eastAsia="Times New Roman" w:hAnsi="Times New Roman"/>
+          <w:i/>
+          <w:sz w:val="20"/>
+          <w:szCs w:val="20"/>
+          <w:lang w:eastAsia="ru-RU"/>
+        </w:rPr>
+        <w:t>}}г</w:t>
       </w:r>
     </w:p>
     <w:p>
@@ -5306,7 +5862,33 @@
           <w:szCs w:val="20"/>
           <w:lang w:eastAsia="ru-RU"/>
         </w:rPr>
-        <w:t>Идентификационная пластиковая карточка {{agent.cardNumber}}</w:t>
+        <w:t>Идентификационная пластиковая карточка {{</w:t>
+      </w:r>
+      <w:proofErr w:type="spellStart"/>
+      <w:r>
+        <w:rPr>
+          <w:rFonts w:ascii="Times New Roman" w:eastAsia="Times New Roman" w:hAnsi="Times New Roman"/>
+          <w:bCs/>
+          <w:i/>
+          <w:iCs/>
+          <w:sz w:val="20"/>
+          <w:szCs w:val="20"/>
+          <w:lang w:eastAsia="ru-RU"/>
+        </w:rPr>
+        <w:t>agent.cardNumber</w:t>
+      </w:r>
+      <w:proofErr w:type="spellEnd"/>
+      <w:r>
+        <w:rPr>
+          <w:rFonts w:ascii="Times New Roman" w:eastAsia="Times New Roman" w:hAnsi="Times New Roman"/>
+          <w:bCs/>
+          <w:i/>
+          <w:iCs/>
+          <w:sz w:val="20"/>
+          <w:szCs w:val="20"/>
+          <w:lang w:eastAsia="ru-RU"/>
+        </w:rPr>
+        <w:t>}}</w:t>
       </w:r>
     </w:p>
     <w:p>
@@ -5398,7 +5980,27 @@
                 <w:szCs w:val="20"/>
                 <w:lang w:eastAsia="ru-RU"/>
               </w:rPr>
-              <w:t>ФИО: {{seller.fullName}}</w:t>
+              <w:t>ФИО: {{</w:t>
+            </w:r>
+            <w:proofErr w:type="spellStart"/>
+            <w:r>
+              <w:rPr>
+                <w:rFonts w:ascii="Times New Roman" w:hAnsi="Times New Roman"/>
+                <w:sz w:val="20"/>
+                <w:szCs w:val="20"/>
+                <w:lang w:eastAsia="ru-RU"/>
+              </w:rPr>
+              <w:t>seller.fullName</w:t>
+            </w:r>
+            <w:proofErr w:type="spellEnd"/>
+            <w:r>
+              <w:rPr>
+                <w:rFonts w:ascii="Times New Roman" w:hAnsi="Times New Roman"/>
+                <w:sz w:val="20"/>
+                <w:szCs w:val="20"/>
+                <w:lang w:eastAsia="ru-RU"/>
+              </w:rPr>
+              <w:t>}}</w:t>
             </w:r>
           </w:p>
           <w:p>
@@ -5417,7 +6019,27 @@
                 <w:szCs w:val="20"/>
                 <w:lang w:eastAsia="ru-RU"/>
               </w:rPr>
-              <w:t>{{seller.birthDate}} г.р.</w:t>
+              <w:t>{{</w:t>
+            </w:r>
+            <w:proofErr w:type="spellStart"/>
+            <w:r>
+              <w:rPr>
+                <w:rFonts w:ascii="Times New Roman" w:hAnsi="Times New Roman"/>
+                <w:sz w:val="20"/>
+                <w:szCs w:val="20"/>
+                <w:lang w:eastAsia="ru-RU"/>
+              </w:rPr>
+              <w:t>seller.birthDate</w:t>
+            </w:r>
+            <w:proofErr w:type="spellEnd"/>
+            <w:r>
+              <w:rPr>
+                <w:rFonts w:ascii="Times New Roman" w:hAnsi="Times New Roman"/>
+                <w:sz w:val="20"/>
+                <w:szCs w:val="20"/>
+                <w:lang w:eastAsia="ru-RU"/>
+              </w:rPr>
+              <w:t>}} г.р.</w:t>
             </w:r>
           </w:p>
           <w:p>
@@ -5445,7 +6067,27 @@
                 <w:szCs w:val="20"/>
                 <w:lang w:eastAsia="ru-RU"/>
               </w:rPr>
-              <w:t>: {{seller.address}}</w:t>
+              <w:t>: {{</w:t>
+            </w:r>
+            <w:proofErr w:type="spellStart"/>
+            <w:r>
+              <w:rPr>
+                <w:rFonts w:ascii="Times New Roman" w:hAnsi="Times New Roman"/>
+                <w:sz w:val="20"/>
+                <w:szCs w:val="20"/>
+                <w:lang w:eastAsia="ru-RU"/>
+              </w:rPr>
+              <w:t>seller.address</w:t>
+            </w:r>
+            <w:proofErr w:type="spellEnd"/>
+            <w:r>
+              <w:rPr>
+                <w:rFonts w:ascii="Times New Roman" w:hAnsi="Times New Roman"/>
+                <w:sz w:val="20"/>
+                <w:szCs w:val="20"/>
+                <w:lang w:eastAsia="ru-RU"/>
+              </w:rPr>
+              <w:t>}}</w:t>
             </w:r>
           </w:p>
           <w:p>
@@ -5464,7 +6106,27 @@
                 <w:szCs w:val="20"/>
                 <w:lang w:eastAsia="ru-RU"/>
               </w:rPr>
-              <w:t>Паспорт: {{seller.passport}}</w:t>
+              <w:t>Паспорт: {{</w:t>
+            </w:r>
+            <w:proofErr w:type="spellStart"/>
+            <w:r>
+              <w:rPr>
+                <w:rFonts w:ascii="Times New Roman" w:hAnsi="Times New Roman"/>
+                <w:sz w:val="20"/>
+                <w:szCs w:val="20"/>
+                <w:lang w:eastAsia="ru-RU"/>
+              </w:rPr>
+              <w:t>seller.passport</w:t>
+            </w:r>
+            <w:proofErr w:type="spellEnd"/>
+            <w:r>
+              <w:rPr>
+                <w:rFonts w:ascii="Times New Roman" w:hAnsi="Times New Roman"/>
+                <w:sz w:val="20"/>
+                <w:szCs w:val="20"/>
+                <w:lang w:eastAsia="ru-RU"/>
+              </w:rPr>
+              <w:t>}}</w:t>
             </w:r>
           </w:p>
           <w:p>
@@ -5492,7 +6154,47 @@
                 <w:szCs w:val="20"/>
                 <w:lang w:val="en-US" w:eastAsia="ru-RU"/>
               </w:rPr>
-              <w:t xml:space="preserve"> {{seller.passportIssuedByInstrumental}} {{seller.passportIssueDate}}</w:t>
+              <w:t xml:space="preserve"> {{</w:t>
+            </w:r>
+            <w:proofErr w:type="spellStart"/>
+            <w:r>
+              <w:rPr>
+                <w:rFonts w:ascii="Times New Roman" w:hAnsi="Times New Roman"/>
+                <w:sz w:val="20"/>
+                <w:szCs w:val="20"/>
+                <w:lang w:val="en-US" w:eastAsia="ru-RU"/>
+              </w:rPr>
+              <w:t>seller.passportIssuedByInstrumental</w:t>
+            </w:r>
+            <w:proofErr w:type="spellEnd"/>
+            <w:r>
+              <w:rPr>
+                <w:rFonts w:ascii="Times New Roman" w:hAnsi="Times New Roman"/>
+                <w:sz w:val="20"/>
+                <w:szCs w:val="20"/>
+                <w:lang w:val="en-US" w:eastAsia="ru-RU"/>
+              </w:rPr>
+              <w:t>}} {{</w:t>
+            </w:r>
+            <w:proofErr w:type="spellStart"/>
+            <w:r>
+              <w:rPr>
+                <w:rFonts w:ascii="Times New Roman" w:hAnsi="Times New Roman"/>
+                <w:sz w:val="20"/>
+                <w:szCs w:val="20"/>
+                <w:lang w:val="en-US" w:eastAsia="ru-RU"/>
+              </w:rPr>
+              <w:t>seller.passportIssueDate</w:t>
+            </w:r>
+            <w:proofErr w:type="spellEnd"/>
+            <w:r>
+              <w:rPr>
+                <w:rFonts w:ascii="Times New Roman" w:hAnsi="Times New Roman"/>
+                <w:sz w:val="20"/>
+                <w:szCs w:val="20"/>
+                <w:lang w:val="en-US" w:eastAsia="ru-RU"/>
+              </w:rPr>
+              <w:t>}}</w:t>
             </w:r>
           </w:p>
           <w:p>
@@ -5566,7 +6268,27 @@
                 <w:szCs w:val="20"/>
                 <w:lang w:val="en-US" w:eastAsia="ru-RU"/>
               </w:rPr>
-              <w:t>: {{seller.phone}}</w:t>
+              <w:t>: {{</w:t>
+            </w:r>
+            <w:proofErr w:type="spellStart"/>
+            <w:r>
+              <w:rPr>
+                <w:rFonts w:ascii="Times New Roman" w:hAnsi="Times New Roman"/>
+                <w:sz w:val="20"/>
+                <w:szCs w:val="20"/>
+                <w:lang w:val="en-US" w:eastAsia="ru-RU"/>
+              </w:rPr>
+              <w:t>seller.phone</w:t>
+            </w:r>
+            <w:proofErr w:type="spellEnd"/>
+            <w:r>
+              <w:rPr>
+                <w:rFonts w:ascii="Times New Roman" w:hAnsi="Times New Roman"/>
+                <w:sz w:val="20"/>
+                <w:szCs w:val="20"/>
+                <w:lang w:val="en-US" w:eastAsia="ru-RU"/>
+              </w:rPr>
+              <w:t>}}</w:t>
             </w:r>
           </w:p>
           <w:p>
@@ -5602,7 +6324,29 @@
                 <w:szCs w:val="20"/>
                 <w:lang w:val="en-US" w:eastAsia="ru-RU"/>
               </w:rPr>
-              <w:t>_______________________{{seller.initials}}</w:t>
+              <w:t>_______________________{{</w:t>
+            </w:r>
+            <w:proofErr w:type="spellStart"/>
+            <w:r>
+              <w:rPr>
+                <w:rFonts w:ascii="Times New Roman" w:eastAsia="Times New Roman" w:hAnsi="Times New Roman"/>
+                <w:b/>
+                <w:sz w:val="20"/>
+                <w:szCs w:val="20"/>
+                <w:lang w:val="en-US" w:eastAsia="ru-RU"/>
+              </w:rPr>
+              <w:t>seller.initials</w:t>
+            </w:r>
+            <w:proofErr w:type="spellEnd"/>
+            <w:r>
+              <w:rPr>
+                <w:rFonts w:ascii="Times New Roman" w:eastAsia="Times New Roman" w:hAnsi="Times New Roman"/>
+                <w:b/>
+                <w:sz w:val="20"/>
+                <w:szCs w:val="20"/>
+                <w:lang w:val="en-US" w:eastAsia="ru-RU"/>
+              </w:rPr>
+              <w:t>}}</w:t>
             </w:r>
           </w:p>
         </w:tc>
@@ -5775,7 +6519,27 @@
                 <w:sz w:val="20"/>
                 <w:szCs w:val="20"/>
               </w:rPr>
-              <w:t>ЗАО «Альфа-Банк»,220007, г.Минск, ул.Сурганова,43-47 УНП 101541947</w:t>
+              <w:t xml:space="preserve">ЗАО «Альфа-Банк»,220007, </w:t>
+            </w:r>
+            <w:proofErr w:type="spellStart"/>
+            <w:r>
+              <w:rPr>
+                <w:rFonts w:ascii="Times New Roman" w:eastAsia="Times New Roman" w:hAnsi="Times New Roman"/>
+                <w:color w:val="000000"/>
+                <w:sz w:val="20"/>
+                <w:szCs w:val="20"/>
+              </w:rPr>
+              <w:t>г.Минск</w:t>
+            </w:r>
+            <w:proofErr w:type="spellEnd"/>
+            <w:r>
+              <w:rPr>
+                <w:rFonts w:ascii="Times New Roman" w:eastAsia="Times New Roman" w:hAnsi="Times New Roman"/>
+                <w:color w:val="000000"/>
+                <w:sz w:val="20"/>
+                <w:szCs w:val="20"/>
+              </w:rPr>
+              <w:t>, ул.Сурганова,43-47 УНП 101541947</w:t>
             </w:r>
           </w:p>
           <w:p>
@@ -5874,6 +6638,7 @@
                 </w:rPr>
                 <w:t>://</w:t>
               </w:r>
+              <w:proofErr w:type="spellStart"/>
               <w:r>
                 <w:rPr>
                   <w:rStyle w:val="a6"/>
@@ -5884,6 +6649,7 @@
                 </w:rPr>
                 <w:t>germesgarant</w:t>
               </w:r>
+              <w:proofErr w:type="spellEnd"/>
               <w:r>
                 <w:rPr>
                   <w:rStyle w:val="a6"/>
@@ -5915,6 +6681,7 @@
                 <w:lang w:eastAsia="ru-RU"/>
               </w:rPr>
             </w:pPr>
+            <w:proofErr w:type="spellStart"/>
             <w:r>
               <w:rPr>
                 <w:rFonts w:ascii="Times New Roman" w:eastAsia="Times New Roman" w:hAnsi="Times New Roman"/>
@@ -5941,7 +6708,17 @@
                 <w:szCs w:val="20"/>
                 <w:lang w:eastAsia="ru-RU"/>
               </w:rPr>
-              <w:t>Турко О.Р.</w:t>
+              <w:t>Турко</w:t>
+            </w:r>
+            <w:proofErr w:type="spellEnd"/>
+            <w:r>
+              <w:rPr>
+                <w:rFonts w:ascii="Times New Roman" w:eastAsia="Times New Roman" w:hAnsi="Times New Roman"/>
+                <w:sz w:val="20"/>
+                <w:szCs w:val="20"/>
+                <w:lang w:eastAsia="ru-RU"/>
+              </w:rPr>
+              <w:t xml:space="preserve"> О.Р.</w:t>
             </w:r>
           </w:p>
         </w:tc>
@@ -6364,7 +7141,43 @@
           <w:sz w:val="16"/>
           <w:szCs w:val="16"/>
         </w:rPr>
-        <w:t>к договору оказания риэлтерских услуг по содействию в продаже объектов недвижимого имущества №{{deal.contractNumber}} от {{deal.date}}</w:t>
+        <w:t>к договору оказания риэлтерских услуг по содействию в продаже объектов недвижимого имущества №{{</w:t>
+      </w:r>
+      <w:proofErr w:type="spellStart"/>
+      <w:r>
+        <w:rPr>
+          <w:rFonts w:ascii="Times New Roman" w:hAnsi="Times New Roman"/>
+          <w:sz w:val="16"/>
+          <w:szCs w:val="16"/>
+        </w:rPr>
+        <w:t>deal.contractNumber</w:t>
+      </w:r>
+      <w:proofErr w:type="spellEnd"/>
+      <w:r>
+        <w:rPr>
+          <w:rFonts w:ascii="Times New Roman" w:hAnsi="Times New Roman"/>
+          <w:sz w:val="16"/>
+          <w:szCs w:val="16"/>
+        </w:rPr>
+        <w:t>}} от {{</w:t>
+      </w:r>
+      <w:proofErr w:type="spellStart"/>
+      <w:r>
+        <w:rPr>
+          <w:rFonts w:ascii="Times New Roman" w:hAnsi="Times New Roman"/>
+          <w:sz w:val="16"/>
+          <w:szCs w:val="16"/>
+        </w:rPr>
+        <w:t>deal.date</w:t>
+      </w:r>
+      <w:proofErr w:type="spellEnd"/>
+      <w:r>
+        <w:rPr>
+          <w:rFonts w:ascii="Times New Roman" w:hAnsi="Times New Roman"/>
+          <w:sz w:val="16"/>
+          <w:szCs w:val="16"/>
+        </w:rPr>
+        <w:t>}}</w:t>
       </w:r>
     </w:p>
     <w:p>
@@ -6468,7 +7281,23 @@
           <w:sz w:val="20"/>
           <w:lang w:val="ru-RU"/>
         </w:rPr>
-        <w:t>Гр. {{seller.fullName}},</w:t>
+        <w:t>Гр. {{</w:t>
+      </w:r>
+      <w:proofErr w:type="spellStart"/>
+      <w:r>
+        <w:rPr>
+          <w:sz w:val="20"/>
+          <w:lang w:val="ru-RU"/>
+        </w:rPr>
+        <w:t>seller.fullName</w:t>
+      </w:r>
+      <w:proofErr w:type="spellEnd"/>
+      <w:r>
+        <w:rPr>
+          <w:sz w:val="20"/>
+          <w:lang w:val="ru-RU"/>
+        </w:rPr>
+        <w:t>}},</w:t>
       </w:r>
       <w:r>
         <w:rPr>
@@ -8737,8 +9566,36 @@
           <w:sz w:val="20"/>
           <w:szCs w:val="20"/>
         </w:rPr>
-        <w:t>{{seller.initials}}                                          Исполнитель: _________________________О.Р.Турко</w:t>
-      </w:r>
+        <w:t>{{</w:t>
+      </w:r>
+      <w:proofErr w:type="spellStart"/>
+      <w:r>
+        <w:rPr>
+          <w:rFonts w:ascii="Times New Roman" w:hAnsi="Times New Roman"/>
+          <w:sz w:val="20"/>
+          <w:szCs w:val="20"/>
+        </w:rPr>
+        <w:t>seller.initials</w:t>
+      </w:r>
+      <w:proofErr w:type="spellEnd"/>
+      <w:r>
+        <w:rPr>
+          <w:rFonts w:ascii="Times New Roman" w:hAnsi="Times New Roman"/>
+          <w:sz w:val="20"/>
+          <w:szCs w:val="20"/>
+        </w:rPr>
+        <w:t>}}                                          Исполнитель: _________________________</w:t>
+      </w:r>
+      <w:proofErr w:type="spellStart"/>
+      <w:r>
+        <w:rPr>
+          <w:rFonts w:ascii="Times New Roman" w:hAnsi="Times New Roman"/>
+          <w:sz w:val="20"/>
+          <w:szCs w:val="20"/>
+        </w:rPr>
+        <w:t>О.Р.Турко</w:t>
+      </w:r>
+      <w:proofErr w:type="spellEnd"/>
     </w:p>
     <w:p>
       <w:pPr>
@@ -9545,7 +10402,6 @@
   <w:style w:type="character" w:default="1" w:styleId="a0">
     <w:name w:val="Default Paragraph Font"/>
     <w:uiPriority w:val="1"/>
-    <w:semiHidden/>
     <w:unhideWhenUsed/>
   </w:style>
   <w:style w:type="table" w:default="1" w:styleId="a1">
